--- a/downloads/student/ai-3-week-24.docx
+++ b/downloads/student/ai-3-week-24.docx
@@ -1728,6 +1728,16 @@
     <w:p>
       <w:r>
         <w:t>A grounded prototype still needs an evaluation set and permission checks before anyone relies on it.</w:t>
+      </w:r>
+    </w:p>
+    <w:p>
+      <w:r>
+        <w:t>Read the labelled picture: Can PL2 alone support “check the soil daily”? Point to the relevant step in the picture, then write the changed result and the rule or evidence that supports it.</w:t>
+      </w:r>
+    </w:p>
+    <w:p>
+      <w:r>
+        <w:t>Change one thing: PL3 is absent while PL2 remains. Predict the result before checking the explanation. What remains the same?</w:t>
       </w:r>
     </w:p>
     <w:p>
@@ -3795,6 +3805,187 @@
     <w:p>
       <w:r>
         <w:t>Attempt the independent case before hints. Record whether you worked alone, used a hint or followed a model. After feedback, fix the first unsupported step and explain why it changed. A later check uses a changed case, not a copied answer.</w:t>
+      </w:r>
+    </w:p>
+    <w:p>
+      <w:pPr>
+        <w:pStyle w:val="Heading1"/>
+      </w:pPr>
+      <w:r>
+        <w:t>15. Your lesson route</w:t>
+      </w:r>
+    </w:p>
+    <w:p>
+      <w:r>
+        <w:t>Start with this question: Build a minimal grounded study answer with checks between retrieval and display.</w:t>
+      </w:r>
+    </w:p>
+    <w:tbl>
+      <w:tblPr>
+        <w:tblStyle w:val="LightShading-Accent1"/>
+        <w:tblW w:type="auto" w:w="0"/>
+        <w:tblLook w:firstColumn="1" w:firstRow="1" w:lastColumn="0" w:lastRow="0" w:noHBand="0" w:noVBand="1" w:val="04A0"/>
+      </w:tblPr>
+      <w:tblGrid>
+        <w:gridCol w:w="5112"/>
+        <w:gridCol w:w="5112"/>
+      </w:tblGrid>
+      <w:tr>
+        <w:trPr>
+          <w:tblHeader/>
+        </w:trPr>
+        <w:tc>
+          <w:tcPr>
+            <w:tcW w:type="dxa" w:w="5112"/>
+          </w:tcPr>
+          <w:p>
+            <w:r>
+              <w:t>By the end, I can</w:t>
+            </w:r>
+          </w:p>
+        </w:tc>
+        <w:tc>
+          <w:tcPr>
+            <w:tcW w:type="dxa" w:w="5112"/>
+          </w:tcPr>
+          <w:p>
+            <w:r>
+              <w:t>How I will show it</w:t>
+            </w:r>
+          </w:p>
+        </w:tc>
+      </w:tr>
+      <w:tr>
+        <w:tc>
+          <w:tcPr>
+            <w:tcW w:type="dxa" w:w="5112"/>
+          </w:tcPr>
+          <w:p>
+            <w:r>
+              <w:t>Explain the mechanism and terminology of capstone grounded assistant</w:t>
+            </w:r>
+          </w:p>
+        </w:tc>
+        <w:tc>
+          <w:tcPr>
+            <w:tcW w:type="dxa" w:w="5112"/>
+          </w:tcPr>
+          <w:p>
+            <w:r>
+              <w:t>Explain the deciding step, show a trace or test, and state one limit.</w:t>
+            </w:r>
+          </w:p>
+        </w:tc>
+      </w:tr>
+      <w:tr>
+        <w:tc>
+          <w:tcPr>
+            <w:tcW w:type="dxa" w:w="5112"/>
+          </w:tcPr>
+          <w:p>
+            <w:r>
+              <w:t>Apply the stated procedure to a new case with a traceable result</w:t>
+            </w:r>
+          </w:p>
+        </w:tc>
+        <w:tc>
+          <w:tcPr>
+            <w:tcW w:type="dxa" w:w="5112"/>
+          </w:tcPr>
+          <w:p>
+            <w:r>
+              <w:t>Explain the deciding step, show a trace or test, and state one limit.</w:t>
+            </w:r>
+          </w:p>
+        </w:tc>
+      </w:tr>
+      <w:tr>
+        <w:tc>
+          <w:tcPr>
+            <w:tcW w:type="dxa" w:w="5112"/>
+          </w:tcPr>
+          <w:p>
+            <w:r>
+              <w:t>Identify an assumption or limitation and design a revealing follow-up</w:t>
+            </w:r>
+          </w:p>
+        </w:tc>
+        <w:tc>
+          <w:tcPr>
+            <w:tcW w:type="dxa" w:w="5112"/>
+          </w:tcPr>
+          <w:p>
+            <w:r>
+              <w:t>Explain the deciding step, show a trace or test, and state one limit.</w:t>
+            </w:r>
+          </w:p>
+        </w:tc>
+      </w:tr>
+    </w:tbl>
+    <w:p>
+      <w:r>
+        <w:t>Remember → watch and explain → try with help → investigate → try independently → keep project evidence. Your teacher may spread this lesson across several classes.</w:t>
+      </w:r>
+    </w:p>
+    <w:p>
+      <w:r>
+        <w:t>Keep your first prediction. Compare it with what the evidence shows and explain any change.</w:t>
+      </w:r>
+    </w:p>
+    <w:p>
+      <w:pPr>
+        <w:pStyle w:val="Heading1"/>
+      </w:pPr>
+      <w:r>
+        <w:t>16. Finish and return</w:t>
+      </w:r>
+    </w:p>
+    <w:p>
+      <w:r>
+        <w:t>Close your notes. Explain this goal in your own words: Explain the mechanism and terminology of capstone grounded assistant</w:t>
+      </w:r>
+    </w:p>
+    <w:p>
+      <w:pPr>
+        <w:pStyle w:val="Heading3"/>
+      </w:pPr>
+      <w:r>
+        <w:t>My deciding step, evidence and one remaining question</w:t>
+      </w:r>
+    </w:p>
+    <w:p>
+      <w:r>
+        <w:t>________________________________________________________________</w:t>
+      </w:r>
+    </w:p>
+    <w:p>
+      <w:r>
+        <w:t>________________________________________________________________</w:t>
+      </w:r>
+    </w:p>
+    <w:p>
+      <w:r>
+        <w:t>________________________________________________________________</w:t>
+      </w:r>
+    </w:p>
+    <w:p>
+      <w:r>
+        <w:t>________________________________________________________________</w:t>
+      </w:r>
+    </w:p>
+    <w:p>
+      <w:r>
+        <w:t>________________________________________________________________</w:t>
+      </w:r>
+    </w:p>
+    <w:p>
+      <w:r>
+        <w:t>If you are unsure, return to the worked picture and explain one arrow. If you are ready, change an input or assumption and justify your prediction.</w:t>
+      </w:r>
+    </w:p>
+    <w:p>
+      <w:r>
+        <w:t>Save your workbook evidence. At the next review, try a different case before opening your old answer.</w:t>
       </w:r>
     </w:p>
     <w:sectPr>

--- a/downloads/student/ai-3-week-24.docx
+++ b/downloads/student/ai-3-week-24.docx
@@ -3986,6 +3986,202 @@
     <w:p>
       <w:r>
         <w:t>Save your workbook evidence. At the next review, try a different case before opening your old answer.</w:t>
+      </w:r>
+    </w:p>
+    <w:p>
+      <w:pPr>
+        <w:pStyle w:val="Heading1"/>
+      </w:pPr>
+      <w:r>
+        <w:t>17. Supported practice, repair and portfolio</w:t>
+      </w:r>
+    </w:p>
+    <w:p>
+      <w:r>
+        <w:t>Use this supported practice once, in the browser or on paper. Keep the reserved independent assessment for a separate first attempt before teacher feedback.</w:t>
+      </w:r>
+    </w:p>
+    <w:p>
+      <w:r>
+        <w:t>Build a minimal grounded study answer with checks between retrieval and display.</w:t>
+      </w:r>
+    </w:p>
+    <w:p>
+      <w:pPr>
+        <w:pStyle w:val="Heading3"/>
+      </w:pPr>
+      <w:r>
+        <w:t>Practice 1: explain the deciding evidence</w:t>
+      </w:r>
+    </w:p>
+    <w:p>
+      <w:r>
+        <w:t>Which labelled step matches this detail? Display “This activity checks soil daily [PL3]”; reject an invented twice-daily watering schedule.</w:t>
+      </w:r>
+    </w:p>
+    <w:p>
+      <w:r>
+        <w:t>1. Retrieve evidence</w:t>
+      </w:r>
+    </w:p>
+    <w:p>
+      <w:r>
+        <w:t>2. Match question</w:t>
+      </w:r>
+    </w:p>
+    <w:p>
+      <w:r>
+        <w:t>3. Validate draft</w:t>
+      </w:r>
+    </w:p>
+    <w:p>
+      <w:pPr>
+        <w:pStyle w:val="Heading3"/>
+      </w:pPr>
+      <w:r>
+        <w:t>My selected conclusion, deciding fact and explanation</w:t>
+      </w:r>
+    </w:p>
+    <w:p>
+      <w:r>
+        <w:t>________________________________________________________________</w:t>
+      </w:r>
+    </w:p>
+    <w:p>
+      <w:r>
+        <w:t>________________________________________________________________</w:t>
+      </w:r>
+    </w:p>
+    <w:p>
+      <w:r>
+        <w:t>________________________________________________________________</w:t>
+      </w:r>
+    </w:p>
+    <w:p>
+      <w:r>
+        <w:t>________________________________________________________________</w:t>
+      </w:r>
+    </w:p>
+    <w:p>
+      <w:r>
+        <w:t>________________________________________________________________</w:t>
+      </w:r>
+    </w:p>
+    <w:p>
+      <w:r>
+        <w:t>Hint if needed: Read the steps in the pictorial case. Match the supplied detail to the stage that performs or records it.</w:t>
+      </w:r>
+    </w:p>
+    <w:p>
+      <w:r>
+        <w:t>After your attempt, compare with the supported explanation: Validate draft Display “This activity checks soil daily [PL3]”; reject an invented twice-daily watering schedule. Read the picture in order. Display “This activity checks soil daily [PL3]”; reject an invented twice-daily watering schedule. The arrows show which recorded input or intermediate result each decision uses. Explain the deciding step aloud before checking the changed case; pointing to the final answer alone does not show how it follows.</w:t>
+      </w:r>
+    </w:p>
+    <w:p>
+      <w:pPr>
+        <w:pStyle w:val="Heading3"/>
+      </w:pPr>
+      <w:r>
+        <w:t>Practice 2: explain the deciding evidence</w:t>
+      </w:r>
+    </w:p>
+    <w:p>
+      <w:r>
+        <w:t>Changed-case practice: PL3 is absent while PL2 remains. Which conclusion is supported by the supplied facts?</w:t>
+      </w:r>
+    </w:p>
+    <w:p>
+      <w:r>
+        <w:t>1. We can decide the result without examining the changed input or the procedure.</w:t>
+      </w:r>
+    </w:p>
+    <w:p>
+      <w:r>
+        <w:t>2. Explain that the daily check is not specified in the available source.</w:t>
+      </w:r>
+    </w:p>
+    <w:p>
+      <w:r>
+        <w:t>3. This one example guarantees correct results for every future input.</w:t>
+      </w:r>
+    </w:p>
+    <w:p>
+      <w:pPr>
+        <w:pStyle w:val="Heading3"/>
+      </w:pPr>
+      <w:r>
+        <w:t>My selected conclusion, deciding fact and explanation</w:t>
+      </w:r>
+    </w:p>
+    <w:p>
+      <w:r>
+        <w:t>________________________________________________________________</w:t>
+      </w:r>
+    </w:p>
+    <w:p>
+      <w:r>
+        <w:t>________________________________________________________________</w:t>
+      </w:r>
+    </w:p>
+    <w:p>
+      <w:r>
+        <w:t>________________________________________________________________</w:t>
+      </w:r>
+    </w:p>
+    <w:p>
+      <w:r>
+        <w:t>________________________________________________________________</w:t>
+      </w:r>
+    </w:p>
+    <w:p>
+      <w:r>
+        <w:t>________________________________________________________________</w:t>
+      </w:r>
+    </w:p>
+    <w:p>
+      <w:r>
+        <w:t>Hint if needed: Use the changed condition and the deciding step in the pictorial trace. The answer must say what follows from those facts.</w:t>
+      </w:r>
+    </w:p>
+    <w:p>
+      <w:r>
+        <w:t>After your attempt, compare with the supported explanation: Explain that the daily check is not specified in the available source. The remaining general water fact does not establish this activity’s schedule.</w:t>
+      </w:r>
+    </w:p>
+    <w:p>
+      <w:pPr>
+        <w:pStyle w:val="Heading3"/>
+      </w:pPr>
+      <w:r>
+        <w:t>Repair a missing building block</w:t>
+      </w:r>
+    </w:p>
+    <w:p>
+      <w:r>
+        <w:t>Review Block to Python Bridge (ai-3/23). Goal: Translate a short paper calculation into a Python script. Short practice: Trace the changed list and identify where the result differs. Point to the relevant step in the picture, then write the changed result and the rule or evidence that supports it.. Return to this week and explain what you changed.</w:t>
+      </w:r>
+    </w:p>
+    <w:p>
+      <w:r>
+        <w:t>Review Tools and APIs (ai-3/21). Goal: Explain the mechanism and terminology of tools and api contracts. Short practice: Does a valid C7 ID permit the extra lending action? Point to the relevant step in the picture, then write the changed result and the rule or evidence that supports it.. Return to this week and explain what you changed.</w:t>
+      </w:r>
+    </w:p>
+    <w:p>
+      <w:r>
+        <w:t>Review Retrieval Augmented Generation (ai-3/18). Goal: Explain the mechanism and terminology of building a grounded answer. Short practice: Which part of the source supports a two-minute melting claim? Point to the relevant step in the picture, then write the changed result and the rule or evidence that supports it.. Return to this week and explain what you changed.</w:t>
+      </w:r>
+    </w:p>
+    <w:p>
+      <w:pPr>
+        <w:pStyle w:val="Heading3"/>
+      </w:pPr>
+      <w:r>
+        <w:t>Keep your completed work</w:t>
+      </w:r>
+    </w:p>
+    <w:p>
+      <w:r>
+        <w:t>Use Download completed work in the hosted lesson to export your answers, reflections, practice feedback and code-run evidence. Open the HTML copy to read or print it. Drafts stay in this browser when storage is available; clear drafts on a shared device.</w:t>
       </w:r>
     </w:p>
     <w:sectPr>

--- a/downloads/student/ai-3-week-24.docx
+++ b/downloads/student/ai-3-week-24.docx
@@ -42,6 +42,11 @@
       </w:r>
     </w:p>
     <w:p>
+      <w:r>
+        <w:t>Start with the target: Explain the mechanism and terminology of capstone grounded assistant. Try the recall before opening notes.</w:t>
+      </w:r>
+    </w:p>
+    <w:p>
       <w:pPr>
         <w:pStyle w:val="Heading3"/>
       </w:pPr>
@@ -50,17 +55,47 @@
       </w:r>
     </w:p>
     <w:p>
-      <w:r>
-        <w:t>I can explain the mechanism and terminology of capstone grounded assistant.</w:t>
-      </w:r>
-    </w:p>
-    <w:p>
-      <w:r>
+      <w:pPr>
+        <w:spacing w:line="336" w:lineRule="auto" w:after="180"/>
+      </w:pPr>
+      <w:r>
+        <w:rPr>
+          <w:b w:val="0"/>
+        </w:rPr>
+        <w:t xml:space="preserve">I can explain the </w:t>
+      </w:r>
+      <w:r>
+        <w:rPr>
+          <w:b/>
+        </w:rPr>
+        <w:t>mechanism</w:t>
+      </w:r>
+      <w:r>
+        <w:rPr>
+          <w:b w:val="0"/>
+        </w:rPr>
+        <w:t xml:space="preserve"> and terminology of capstone grounded assistant.</w:t>
+      </w:r>
+    </w:p>
+    <w:p>
+      <w:pPr>
+        <w:spacing w:line="336" w:lineRule="auto" w:after="180"/>
+      </w:pPr>
+      <w:r>
+        <w:rPr>
+          <w:b w:val="0"/>
+        </w:rPr>
         <w:t>I can apply the stated procedure to a new case with a traceable result.</w:t>
       </w:r>
     </w:p>
     <w:p>
-      <w:r>
+      <w:pPr>
+        <w:spacing w:line="336" w:lineRule="auto" w:after="180"/>
+      </w:pPr>
+      <w:r>
+        <w:rPr>
+          <w:b w:val="0"/>
+        </w:rPr>
         <w:t>I can identify an assumption or limitation and design a revealing follow-up.</w:t>
       </w:r>
     </w:p>
@@ -73,38 +108,116 @@
       </w:r>
     </w:p>
     <w:p>
-      <w:r>
+      <w:pPr>
+        <w:spacing w:line="336" w:lineRule="auto" w:after="180"/>
+      </w:pPr>
+      <w:r>
+        <w:rPr>
+          <w:b w:val="0"/>
+        </w:rPr>
         <w:t>Close your notes first. A rough first answer helps us choose the right starting point; it is not a score for your ability.</w:t>
       </w:r>
     </w:p>
     <w:p>
-      <w:r>
+      <w:pPr>
+        <w:spacing w:line="336" w:lineRule="auto" w:after="180"/>
+      </w:pPr>
+      <w:r>
+        <w:rPr>
+          <w:b w:val="0"/>
+        </w:rPr>
         <w:t>Without opening the old lesson, explain one key idea from Block to Python Bridge. Give an example and a mistake that the idea helps you avoid.</w:t>
       </w:r>
     </w:p>
     <w:p>
-      <w:r>
+      <w:pPr>
+        <w:spacing w:line="336" w:lineRule="auto" w:after="180"/>
+      </w:pPr>
+      <w:r>
+        <w:rPr>
+          <w:b w:val="0"/>
+        </w:rPr>
         <w:t>Without opening the old lesson, explain one key idea from Tools and APIs. Give an example and a mistake that the idea helps you avoid.</w:t>
       </w:r>
     </w:p>
     <w:p>
-      <w:r>
+      <w:pPr>
+        <w:spacing w:line="336" w:lineRule="auto" w:after="180"/>
+      </w:pPr>
+      <w:r>
+        <w:rPr>
+          <w:b w:val="0"/>
+        </w:rPr>
         <w:t>Without opening the old lesson, explain one key idea from Retrieval Augmented Generation. Give an example and a mistake that the idea helps you avoid.</w:t>
       </w:r>
     </w:p>
     <w:p>
-      <w:r>
-        <w:t>After trying, check the relevant lesson or ask your teacher. Change the part of your explanation that the evidence shows was wrong.</w:t>
-      </w:r>
-    </w:p>
-    <w:p>
-      <w:r>
-        <w:t>Week 24: Prototype a Grounded Assistant</w:t>
-      </w:r>
-    </w:p>
-    <w:p>
-      <w:r>
-        <w:t>A smallest working product connects prompt, references, interaction, and output.</w:t>
+      <w:pPr>
+        <w:spacing w:line="336" w:lineRule="auto" w:after="180"/>
+      </w:pPr>
+      <w:r>
+        <w:rPr>
+          <w:b w:val="0"/>
+        </w:rPr>
+        <w:t xml:space="preserve">After trying, check the relevant lesson or ask your teacher. Change the part of your explanation that the </w:t>
+      </w:r>
+      <w:r>
+        <w:rPr>
+          <w:b/>
+        </w:rPr>
+        <w:t>evidence</w:t>
+      </w:r>
+      <w:r>
+        <w:rPr>
+          <w:b w:val="0"/>
+        </w:rPr>
+        <w:t xml:space="preserve"> shows was wrong.</w:t>
+      </w:r>
+    </w:p>
+    <w:p>
+      <w:pPr>
+        <w:spacing w:line="336" w:lineRule="auto" w:after="180"/>
+      </w:pPr>
+      <w:r>
+        <w:rPr>
+          <w:b w:val="0"/>
+        </w:rPr>
+        <w:t xml:space="preserve">Week 24: </w:t>
+      </w:r>
+      <w:r>
+        <w:rPr>
+          <w:b/>
+        </w:rPr>
+        <w:t>Prototype</w:t>
+      </w:r>
+      <w:r>
+        <w:rPr>
+          <w:b w:val="0"/>
+        </w:rPr>
+        <w:t xml:space="preserve"> a Grounded Assistant</w:t>
+      </w:r>
+    </w:p>
+    <w:p>
+      <w:pPr>
+        <w:spacing w:line="336" w:lineRule="auto" w:after="180"/>
+      </w:pPr>
+      <w:r>
+        <w:rPr>
+          <w:b w:val="0"/>
+        </w:rPr>
+        <w:t xml:space="preserve">A smallest working product connects prompt, references, interaction, and </w:t>
+      </w:r>
+      <w:r>
+        <w:rPr>
+          <w:b/>
+        </w:rPr>
+        <w:t>output</w:t>
+      </w:r>
+      <w:r>
+        <w:rPr>
+          <w:b w:val="0"/>
+        </w:rPr>
+        <w:t>.</w:t>
       </w:r>
     </w:p>
     <w:p>
@@ -144,17 +257,47 @@
       </w:r>
     </w:p>
     <w:p>
-      <w:r>
+      <w:pPr>
+        <w:spacing w:line="336" w:lineRule="auto" w:after="180"/>
+      </w:pPr>
+      <w:r>
+        <w:rPr>
+          <w:b/>
+        </w:rPr>
         <w:t>CREATOR MISSION</w:t>
       </w:r>
     </w:p>
     <w:p>
-      <w:r>
-        <w:t>Build one end-to-end Study Buddy path.</w:t>
-      </w:r>
-    </w:p>
-    <w:p>
-      <w:r>
+      <w:pPr>
+        <w:spacing w:line="336" w:lineRule="auto" w:after="180"/>
+      </w:pPr>
+      <w:r>
+        <w:rPr>
+          <w:b w:val="0"/>
+        </w:rPr>
+        <w:t xml:space="preserve">Build one </w:t>
+      </w:r>
+      <w:r>
+        <w:rPr>
+          <w:b/>
+        </w:rPr>
+        <w:t>end-to-end</w:t>
+      </w:r>
+      <w:r>
+        <w:rPr>
+          <w:b w:val="0"/>
+        </w:rPr>
+        <w:t xml:space="preserve"> Study Buddy path.</w:t>
+      </w:r>
+    </w:p>
+    <w:p>
+      <w:pPr>
+        <w:spacing w:line="336" w:lineRule="auto" w:after="180"/>
+      </w:pPr>
+      <w:r>
+        <w:rPr>
+          <w:b w:val="0"/>
+        </w:rPr>
         <w:t>Creator name and date:</w:t>
       </w:r>
     </w:p>
@@ -200,8 +343,38 @@
       </w:r>
     </w:p>
     <w:p>
-      <w:r>
-        <w:t>Recall Capstone requirements and corpus. Explain why a recorded result needs its input conditions and evidence source before it can support a claim.</w:t>
+      <w:pPr>
+        <w:spacing w:line="336" w:lineRule="auto" w:after="180"/>
+      </w:pPr>
+      <w:r>
+        <w:rPr>
+          <w:b w:val="0"/>
+        </w:rPr>
+        <w:t xml:space="preserve">Recall Capstone requirements and corpus. Explain why a recorded result needs its </w:t>
+      </w:r>
+      <w:r>
+        <w:rPr>
+          <w:b/>
+        </w:rPr>
+        <w:t>input</w:t>
+      </w:r>
+      <w:r>
+        <w:rPr>
+          <w:b w:val="0"/>
+        </w:rPr>
+        <w:t xml:space="preserve"> conditions and </w:t>
+      </w:r>
+      <w:r>
+        <w:rPr>
+          <w:b/>
+        </w:rPr>
+        <w:t>evidence</w:t>
+      </w:r>
+      <w:r>
+        <w:rPr>
+          <w:b w:val="0"/>
+        </w:rPr>
+        <w:t xml:space="preserve"> source before it can support a claim.</w:t>
       </w:r>
     </w:p>
     <w:p>
@@ -213,8 +386,26 @@
       </w:r>
     </w:p>
     <w:p>
-      <w:r>
-        <w:t>By the end, I can explain prototype a grounded assistant using a traced example and a stated limitation.</w:t>
+      <w:pPr>
+        <w:spacing w:line="336" w:lineRule="auto" w:after="180"/>
+      </w:pPr>
+      <w:r>
+        <w:rPr>
+          <w:b w:val="0"/>
+        </w:rPr>
+        <w:t xml:space="preserve">By the end, I can explain </w:t>
+      </w:r>
+      <w:r>
+        <w:rPr>
+          <w:b/>
+        </w:rPr>
+        <w:t>prototype</w:t>
+      </w:r>
+      <w:r>
+        <w:rPr>
+          <w:b w:val="0"/>
+        </w:rPr>
+        <w:t xml:space="preserve"> a grounded assistant using a traced example and a stated limitation.</w:t>
       </w:r>
     </w:p>
     <w:p>
@@ -227,17 +418,52 @@
     </w:p>
     <w:p>
       <w:r>
+        <w:t>Investigate the supplied Prototype a Grounded Assistant case. Separate observations, given facts and assumptions before choosing an explanation.</w:t>
+      </w:r>
+    </w:p>
+    <w:p>
+      <w:pPr>
+        <w:spacing w:line="336" w:lineRule="auto" w:after="180"/>
+      </w:pPr>
+      <w:r>
+        <w:rPr>
+          <w:b/>
+        </w:rPr>
         <w:t>PICTURE STORY</w:t>
       </w:r>
     </w:p>
     <w:p>
-      <w:r>
+      <w:pPr>
+        <w:spacing w:line="336" w:lineRule="auto" w:after="180"/>
+      </w:pPr>
+      <w:r>
+        <w:rPr>
+          <w:b w:val="0"/>
+        </w:rPr>
         <w:t>Notice → Predict → Explain</w:t>
       </w:r>
     </w:p>
     <w:p>
-      <w:r>
-        <w:t>Begin with visible evidence. Do not explain more than the picture and information support.</w:t>
+      <w:pPr>
+        <w:spacing w:line="336" w:lineRule="auto" w:after="180"/>
+      </w:pPr>
+      <w:r>
+        <w:rPr>
+          <w:b w:val="0"/>
+        </w:rPr>
+        <w:t xml:space="preserve">Begin with visible </w:t>
+      </w:r>
+      <w:r>
+        <w:rPr>
+          <w:b/>
+        </w:rPr>
+        <w:t>evidence</w:t>
+      </w:r>
+      <w:r>
+        <w:rPr>
+          <w:b w:val="0"/>
+        </w:rPr>
+        <w:t>. Do not explain more than the picture and information support.</w:t>
       </w:r>
     </w:p>
     <w:p>
@@ -277,18 +503,82 @@
       </w:r>
     </w:p>
     <w:p>
-      <w:r>
+      <w:pPr>
+        <w:pStyle w:val="Heading3"/>
+      </w:pPr>
+      <w:r>
+        <w:t>Start with this puzzle</w:t>
+      </w:r>
+    </w:p>
+    <w:p>
+      <w:pPr>
+        <w:spacing w:line="336" w:lineRule="auto" w:after="180"/>
+        <w:shd w:fill="F1F6FC"/>
+      </w:pPr>
+      <w:r>
+        <w:rPr>
+          <w:b w:val="0"/>
+        </w:rPr>
         <w:t>MYSTERY</w:t>
       </w:r>
     </w:p>
     <w:p>
-      <w:r>
-        <w:t>The learners must use prototype a grounded assistant to solve a problem. What information do they have? What decision or calculation do they make? What would count as evidence that it worked?</w:t>
-      </w:r>
-    </w:p>
-    <w:p>
-      <w:r>
-        <w:t>Three observations (what you can point to):</w:t>
+      <w:pPr>
+        <w:spacing w:line="336" w:lineRule="auto" w:after="180"/>
+        <w:shd w:fill="F5F1FB"/>
+      </w:pPr>
+      <w:r>
+        <w:rPr>
+          <w:b w:val="0"/>
+        </w:rPr>
+        <w:t xml:space="preserve">The learners must use </w:t>
+      </w:r>
+      <w:r>
+        <w:rPr>
+          <w:b/>
+        </w:rPr>
+        <w:t>prototype</w:t>
+      </w:r>
+      <w:r>
+        <w:rPr>
+          <w:b w:val="0"/>
+        </w:rPr>
+        <w:t xml:space="preserve"> a grounded assistant to solve a problem. What information do they have? What decision or calculation do they make? What would count as </w:t>
+      </w:r>
+      <w:r>
+        <w:rPr>
+          <w:b/>
+        </w:rPr>
+        <w:t>evidence</w:t>
+      </w:r>
+      <w:r>
+        <w:rPr>
+          <w:b w:val="0"/>
+        </w:rPr>
+        <w:t xml:space="preserve"> that it worked?</w:t>
+      </w:r>
+    </w:p>
+    <w:p>
+      <w:pPr>
+        <w:spacing w:line="336" w:lineRule="auto" w:after="180"/>
+      </w:pPr>
+      <w:r>
+        <w:rPr>
+          <w:b w:val="0"/>
+        </w:rPr>
+        <w:t xml:space="preserve">Three </w:t>
+      </w:r>
+      <w:r>
+        <w:rPr>
+          <w:b/>
+        </w:rPr>
+        <w:t>observation</w:t>
+      </w:r>
+      <w:r>
+        <w:rPr>
+          <w:b w:val="0"/>
+        </w:rPr>
+        <w:t>s (what you can point to):</w:t>
       </w:r>
     </w:p>
     <w:p>
@@ -325,8 +615,26 @@
       </w:r>
     </w:p>
     <w:p>
-      <w:r>
-        <w:t>My prediction and the clue supporting it:</w:t>
+      <w:pPr>
+        <w:spacing w:line="336" w:lineRule="auto" w:after="180"/>
+      </w:pPr>
+      <w:r>
+        <w:rPr>
+          <w:b w:val="0"/>
+        </w:rPr>
+        <w:t xml:space="preserve">My </w:t>
+      </w:r>
+      <w:r>
+        <w:rPr>
+          <w:b/>
+        </w:rPr>
+        <w:t>prediction</w:t>
+      </w:r>
+      <w:r>
+        <w:rPr>
+          <w:b w:val="0"/>
+        </w:rPr>
+        <w:t xml:space="preserve"> and the clue supporting it:</w:t>
       </w:r>
     </w:p>
     <w:p>
@@ -371,13 +679,48 @@
       </w:r>
     </w:p>
     <w:p>
-      <w:r>
-        <w:t>Build the assistant as a sequence of testable stages: validate request, retrieve authorised evidence, decide answerability, draft, validate and return. Avoid merging all errors into one model score.</w:t>
-      </w:r>
-    </w:p>
-    <w:p>
-      <w:r>
-        <w:t>Begin by writing the question the procedure is intended to answer. Identify the information already supplied, the information it will produce and the information still missing. These are constructed classroom examples; they do not require live accounts, private records or an external service. Do not treat a plausible explanation as a measured outcome.</w:t>
+      <w:pPr>
+        <w:spacing w:line="336" w:lineRule="auto" w:after="180"/>
+      </w:pPr>
+      <w:r>
+        <w:rPr>
+          <w:b w:val="0"/>
+        </w:rPr>
+        <w:t xml:space="preserve">Build the assistant as a sequence of testable stages: validate request, retrieve authorised </w:t>
+      </w:r>
+      <w:r>
+        <w:rPr>
+          <w:b/>
+        </w:rPr>
+        <w:t>evidence</w:t>
+      </w:r>
+      <w:r>
+        <w:rPr>
+          <w:b w:val="0"/>
+        </w:rPr>
+        <w:t>, decide answerability, draft, validate and return. Avoid merging all errors into one model score.</w:t>
+      </w:r>
+    </w:p>
+    <w:p>
+      <w:pPr>
+        <w:spacing w:line="336" w:lineRule="auto" w:after="180"/>
+      </w:pPr>
+      <w:r>
+        <w:rPr>
+          <w:b w:val="0"/>
+        </w:rPr>
+        <w:t>Begin by writing the question the procedure is intended to answer. Identify the information already supplied, the information it will produce and the information still missing.</w:t>
+      </w:r>
+    </w:p>
+    <w:p>
+      <w:pPr>
+        <w:spacing w:line="336" w:lineRule="auto" w:after="180"/>
+      </w:pPr>
+      <w:r>
+        <w:rPr>
+          <w:b w:val="0"/>
+        </w:rPr>
+        <w:t>These are constructed classroom examples; they do not require live accounts, private records or an external service. Do not treat a plausible explanation as a measured outcome.</w:t>
       </w:r>
     </w:p>
     <w:p>
@@ -390,16 +733,69 @@
     </w:p>
     <w:p>
       <w:r>
-        <w:t>VISUAL MECHANISM</w:t>
-      </w:r>
-    </w:p>
-    <w:p>
-      <w:r>
-        <w:t>Input → Process → Output</w:t>
-      </w:r>
-    </w:p>
-    <w:p>
-      <w:r>
+        <w:t>Follow the mechanism for Prototype a Grounded Assistant. Connect each labelled input, deciding step and result.</w:t>
+      </w:r>
+    </w:p>
+    <w:p>
+      <w:pPr>
+        <w:spacing w:line="336" w:lineRule="auto" w:after="180"/>
+      </w:pPr>
+      <w:r>
+        <w:rPr>
+          <w:b/>
+        </w:rPr>
+        <w:t xml:space="preserve">VISUAL </w:t>
+      </w:r>
+      <w:r>
+        <w:rPr>
+          <w:b/>
+        </w:rPr>
+        <w:t>MECHANISM</w:t>
+      </w:r>
+    </w:p>
+    <w:p>
+      <w:pPr>
+        <w:spacing w:line="336" w:lineRule="auto" w:after="180"/>
+      </w:pPr>
+      <w:r>
+        <w:rPr>
+          <w:b/>
+        </w:rPr>
+        <w:t>Input</w:t>
+      </w:r>
+      <w:r>
+        <w:rPr>
+          <w:b w:val="0"/>
+        </w:rPr>
+        <w:t xml:space="preserve"> → </w:t>
+      </w:r>
+      <w:r>
+        <w:rPr>
+          <w:b/>
+        </w:rPr>
+        <w:t>Process</w:t>
+      </w:r>
+      <w:r>
+        <w:rPr>
+          <w:b w:val="0"/>
+        </w:rPr>
+        <w:t xml:space="preserve"> → </w:t>
+      </w:r>
+      <w:r>
+        <w:rPr>
+          <w:b/>
+        </w:rPr>
+        <w:t>Output</w:t>
+      </w:r>
+    </w:p>
+    <w:p>
+      <w:pPr>
+        <w:spacing w:line="336" w:lineRule="auto" w:after="180"/>
+      </w:pPr>
+      <w:r>
+        <w:rPr>
+          <w:b w:val="0"/>
+        </w:rPr>
         <w:t>Trace the information. At each stage, ask what changed and how you could test it.</w:t>
       </w:r>
     </w:p>
@@ -440,7 +836,13 @@
       </w:r>
     </w:p>
     <w:p>
-      <w:r>
+      <w:pPr>
+        <w:spacing w:line="336" w:lineRule="auto" w:after="180"/>
+      </w:pPr>
+      <w:r>
+        <w:rPr>
+          <w:b w:val="0"/>
+        </w:rPr>
         <w:t>↓</w:t>
       </w:r>
     </w:p>
@@ -481,7 +883,13 @@
       </w:r>
     </w:p>
     <w:p>
-      <w:r>
+      <w:pPr>
+        <w:spacing w:line="336" w:lineRule="auto" w:after="180"/>
+      </w:pPr>
+      <w:r>
+        <w:rPr>
+          <w:b w:val="0"/>
+        </w:rPr>
         <w:t>↓</w:t>
       </w:r>
     </w:p>
@@ -522,7 +930,13 @@
       </w:r>
     </w:p>
     <w:p>
-      <w:r>
+      <w:pPr>
+        <w:spacing w:line="336" w:lineRule="auto" w:after="180"/>
+      </w:pPr>
+      <w:r>
+        <w:rPr>
+          <w:b w:val="0"/>
+        </w:rPr>
         <w:t>Which stage could fail even when the other two are correct? Explain:</w:t>
       </w:r>
     </w:p>
@@ -568,7 +982,13 @@
       </w:r>
     </w:p>
     <w:p>
-      <w:r>
+      <w:pPr>
+        <w:spacing w:line="336" w:lineRule="auto" w:after="180"/>
+      </w:pPr>
+      <w:r>
+        <w:rPr>
+          <w:b w:val="0"/>
+        </w:rPr>
         <w:t>A supported response requires current matching approval and register records. Any retrieval or validation failure gives needs_review with null claims. The classroom implementation performs no booking or external action.</w:t>
       </w:r>
     </w:p>
@@ -665,8 +1085,49 @@
       </w:r>
     </w:p>
     <w:p>
-      <w:r>
-        <w:t>Before applying the procedure, write its units, denominator or decision boundary where relevant. A partner should be able to repeat each step using the same inputs. If a required input is absent or violates the stated contract, record that condition explicitly instead of quietly replacing it with a convenient value.</w:t>
+      <w:pPr>
+        <w:spacing w:line="336" w:lineRule="auto" w:after="180"/>
+      </w:pPr>
+      <w:r>
+        <w:rPr>
+          <w:b w:val="0"/>
+        </w:rPr>
+        <w:t xml:space="preserve">Before applying the procedure, write its units, denominator or decision boundary where relevant. A partner should be able to repeat each step using the same </w:t>
+      </w:r>
+      <w:r>
+        <w:rPr>
+          <w:b/>
+        </w:rPr>
+        <w:t>input</w:t>
+      </w:r>
+      <w:r>
+        <w:rPr>
+          <w:b w:val="0"/>
+        </w:rPr>
+        <w:t>s.</w:t>
+      </w:r>
+    </w:p>
+    <w:p>
+      <w:pPr>
+        <w:spacing w:line="336" w:lineRule="auto" w:after="180"/>
+      </w:pPr>
+      <w:r>
+        <w:rPr>
+          <w:b w:val="0"/>
+        </w:rPr>
+        <w:t xml:space="preserve">If a required </w:t>
+      </w:r>
+      <w:r>
+        <w:rPr>
+          <w:b/>
+        </w:rPr>
+        <w:t>input</w:t>
+      </w:r>
+      <w:r>
+        <w:rPr>
+          <w:b w:val="0"/>
+        </w:rPr>
+        <w:t xml:space="preserve"> is absent or violates the stated contract, record that condition explicitly instead of quietly replacing it with a convenient value.</w:t>
       </w:r>
     </w:p>
     <w:p>
@@ -678,8 +1139,26 @@
       </w:r>
     </w:p>
     <w:p>
-      <w:r>
-        <w:t>Point to the input, the deciding step and the result in this week’s visual. Explain the same step in ordinary words. A picture helps when you can say what each part represents.</w:t>
+      <w:pPr>
+        <w:spacing w:line="336" w:lineRule="auto" w:after="180"/>
+      </w:pPr>
+      <w:r>
+        <w:rPr>
+          <w:b w:val="0"/>
+        </w:rPr>
+        <w:t xml:space="preserve">Point to the </w:t>
+      </w:r>
+      <w:r>
+        <w:rPr>
+          <w:b/>
+        </w:rPr>
+        <w:t>input</w:t>
+      </w:r>
+      <w:r>
+        <w:rPr>
+          <w:b w:val="0"/>
+        </w:rPr>
+        <w:t>, the deciding step and the result in this week’s visual. Explain the same step in ordinary words. A picture helps when you can say what each part represents.</w:t>
       </w:r>
     </w:p>
     <w:p>
@@ -692,16 +1171,54 @@
     </w:p>
     <w:p>
       <w:r>
+        <w:t>Compare the supplied cases for Prototype a Grounded Assistant. Identify the detail that changes the conclusion.</w:t>
+      </w:r>
+    </w:p>
+    <w:p>
+      <w:pPr>
+        <w:pStyle w:val="Heading3"/>
+      </w:pPr>
+      <w:r>
+        <w:t>The case to investigate</w:t>
+      </w:r>
+    </w:p>
+    <w:p>
+      <w:pPr>
+        <w:spacing w:line="336" w:lineRule="auto" w:after="180"/>
+        <w:shd w:fill="F1F6FC"/>
+      </w:pPr>
+      <w:r>
+        <w:rPr>
+          <w:b w:val="0"/>
+        </w:rPr>
         <w:t>CASE GALLERY</w:t>
       </w:r>
     </w:p>
     <w:p>
-      <w:r>
-        <w:t>Four Tests, Four Kinds of Evidence</w:t>
-      </w:r>
-    </w:p>
-    <w:p>
-      <w:r>
+      <w:pPr>
+        <w:spacing w:line="336" w:lineRule="auto" w:after="180"/>
+      </w:pPr>
+      <w:r>
+        <w:rPr>
+          <w:b w:val="0"/>
+        </w:rPr>
+        <w:t xml:space="preserve">Four Tests, Four Kinds of </w:t>
+      </w:r>
+      <w:r>
+        <w:rPr>
+          <w:b/>
+        </w:rPr>
+        <w:t>Evidence</w:t>
+      </w:r>
+    </w:p>
+    <w:p>
+      <w:pPr>
+        <w:spacing w:line="336" w:lineRule="auto" w:after="180"/>
+      </w:pPr>
+      <w:r>
+        <w:rPr>
+          <w:b w:val="0"/>
+        </w:rPr>
         <w:t>A system is not understood until it survives more than one comfortable example.</w:t>
       </w:r>
     </w:p>
@@ -778,8 +1295,47 @@
       </w:r>
     </w:p>
     <w:p>
-      <w:r>
-        <w:t>NORMAL CASE: predict and name evidence.     BOUNDARY CASE: predict and name evidence.</w:t>
+      <w:pPr>
+        <w:pStyle w:val="Heading3"/>
+      </w:pPr>
+      <w:r>
+        <w:t>The normal case</w:t>
+      </w:r>
+    </w:p>
+    <w:p>
+      <w:pPr>
+        <w:spacing w:line="336" w:lineRule="auto" w:after="180"/>
+        <w:shd w:fill="F1F6FC"/>
+      </w:pPr>
+      <w:r>
+        <w:rPr>
+          <w:b w:val="0"/>
+        </w:rPr>
+        <w:t xml:space="preserve">NORMAL CASE: predict and name </w:t>
+      </w:r>
+      <w:r>
+        <w:rPr>
+          <w:b/>
+        </w:rPr>
+        <w:t>evidence</w:t>
+      </w:r>
+      <w:r>
+        <w:rPr>
+          <w:b w:val="0"/>
+        </w:rPr>
+        <w:t xml:space="preserve">.     BOUNDARY CASE: predict and name </w:t>
+      </w:r>
+      <w:r>
+        <w:rPr>
+          <w:b/>
+        </w:rPr>
+        <w:t>evidence</w:t>
+      </w:r>
+      <w:r>
+        <w:rPr>
+          <w:b w:val="0"/>
+        </w:rPr>
+        <w:t>.</w:t>
       </w:r>
     </w:p>
     <w:p>
@@ -855,12 +1411,58 @@
       </w:r>
     </w:p>
     <w:p>
-      <w:r>
-        <w:t>MISSING INFORMATION: predict and name evidence.     TRANSFER CASE: predict and name evidence.</w:t>
-      </w:r>
-    </w:p>
-    <w:p>
-      <w:r>
+      <w:pPr>
+        <w:pStyle w:val="Heading3"/>
+      </w:pPr>
+      <w:r>
+        <w:t>Check missing information</w:t>
+      </w:r>
+    </w:p>
+    <w:p>
+      <w:pPr>
+        <w:spacing w:line="336" w:lineRule="auto" w:after="180"/>
+        <w:shd w:fill="FFF5E6"/>
+      </w:pPr>
+      <w:r>
+        <w:rPr>
+          <w:b w:val="0"/>
+        </w:rPr>
+        <w:t xml:space="preserve">MISSING INFORMATION: predict and name </w:t>
+      </w:r>
+      <w:r>
+        <w:rPr>
+          <w:b/>
+        </w:rPr>
+        <w:t>evidence</w:t>
+      </w:r>
+      <w:r>
+        <w:rPr>
+          <w:b w:val="0"/>
+        </w:rPr>
+        <w:t xml:space="preserve">.     TRANSFER CASE: predict and name </w:t>
+      </w:r>
+      <w:r>
+        <w:rPr>
+          <w:b/>
+        </w:rPr>
+        <w:t>evidence</w:t>
+      </w:r>
+      <w:r>
+        <w:rPr>
+          <w:b w:val="0"/>
+        </w:rPr>
+        <w:t>.</w:t>
+      </w:r>
+    </w:p>
+    <w:p>
+      <w:pPr>
+        <w:spacing w:line="336" w:lineRule="auto" w:after="180"/>
+        <w:shd w:fill="F5F1FB"/>
+      </w:pPr>
+      <w:r>
+        <w:rPr>
+          <w:b w:val="0"/>
+        </w:rPr>
         <w:t>Which case is most likely to reveal a hidden assumption? Why?</w:t>
       </w:r>
     </w:p>
@@ -906,17 +1508,68 @@
       </w:r>
     </w:p>
     <w:p>
-      <w:r>
+      <w:pPr>
+        <w:pStyle w:val="Heading3"/>
+      </w:pPr>
+      <w:r>
+        <w:t>Change one thing</w:t>
+      </w:r>
+    </w:p>
+    <w:p>
+      <w:pPr>
+        <w:spacing w:line="336" w:lineRule="auto" w:after="180"/>
+        <w:shd w:fill="F5F1FB"/>
+      </w:pPr>
+      <w:r>
+        <w:rPr>
+          <w:b w:val="0"/>
+        </w:rPr>
         <w:t>Change: PL3 is absent while PL2 remains.</w:t>
       </w:r>
     </w:p>
     <w:p>
-      <w:r>
-        <w:t>Prediction: Explain that the daily check is not specified in the available source.</w:t>
-      </w:r>
-    </w:p>
-    <w:p>
-      <w:r>
+      <w:pPr>
+        <w:pStyle w:val="Heading3"/>
+      </w:pPr>
+      <w:r>
+        <w:t>Predicted result</w:t>
+      </w:r>
+    </w:p>
+    <w:p>
+      <w:pPr>
+        <w:spacing w:line="336" w:lineRule="auto" w:after="180"/>
+        <w:shd w:fill="F1F6FC"/>
+      </w:pPr>
+      <w:r>
+        <w:rPr>
+          <w:b/>
+        </w:rPr>
+        <w:t>Prediction</w:t>
+      </w:r>
+      <w:r>
+        <w:rPr>
+          <w:b w:val="0"/>
+        </w:rPr>
+        <w:t>: Explain that the daily check is not specified in the available source.</w:t>
+      </w:r>
+    </w:p>
+    <w:p>
+      <w:pPr>
+        <w:pStyle w:val="Heading3"/>
+      </w:pPr>
+      <w:r>
+        <w:t>Why the result follows</w:t>
+      </w:r>
+    </w:p>
+    <w:p>
+      <w:pPr>
+        <w:spacing w:line="336" w:lineRule="auto" w:after="180"/>
+        <w:shd w:fill="F1F6FC"/>
+      </w:pPr>
+      <w:r>
+        <w:rPr>
+          <w:b w:val="0"/>
+        </w:rPr>
         <w:t>Reason: The remaining general water fact does not establish this activity’s schedule.</w:t>
       </w:r>
     </w:p>
@@ -930,16 +1583,39 @@
     </w:p>
     <w:p>
       <w:r>
+        <w:t>Use the vocabulary of Prototype a Grounded Assistant to explain a concrete decision, rather than only memorising definitions.</w:t>
+      </w:r>
+    </w:p>
+    <w:p>
+      <w:pPr>
+        <w:spacing w:line="336" w:lineRule="auto" w:after="180"/>
+      </w:pPr>
+      <w:r>
+        <w:rPr>
+          <w:b/>
+        </w:rPr>
         <w:t>VOCABULARY LAB</w:t>
       </w:r>
     </w:p>
     <w:p>
-      <w:r>
+      <w:pPr>
+        <w:spacing w:line="336" w:lineRule="auto" w:after="180"/>
+      </w:pPr>
+      <w:r>
+        <w:rPr>
+          <w:b w:val="0"/>
+        </w:rPr>
         <w:t>Words You Can Use to Reason</w:t>
       </w:r>
     </w:p>
     <w:p>
-      <w:r>
+      <w:pPr>
+        <w:spacing w:line="336" w:lineRule="auto" w:after="180"/>
+      </w:pPr>
+      <w:r>
+        <w:rPr>
+          <w:b w:val="0"/>
+        </w:rPr>
         <w:t>A definition matters when you can recognize the idea, use it, and contrast it with a near-miss.</w:t>
       </w:r>
     </w:p>
@@ -1374,17 +2050,58 @@
     </w:p>
     <w:p>
       <w:r>
-        <w:t>WORKED EVIDENCE</w:t>
-      </w:r>
-    </w:p>
-    <w:p>
-      <w:r>
+        <w:t>Follow the worked trace for Prototype a Grounded Assistant, predict a step, then compare with its explanation.</w:t>
+      </w:r>
+    </w:p>
+    <w:p>
+      <w:pPr>
+        <w:spacing w:line="336" w:lineRule="auto" w:after="180"/>
+      </w:pPr>
+      <w:r>
+        <w:rPr>
+          <w:b/>
+        </w:rPr>
+        <w:t xml:space="preserve">WORKED </w:t>
+      </w:r>
+      <w:r>
+        <w:rPr>
+          <w:b/>
+        </w:rPr>
+        <w:t>EVIDENCE</w:t>
+      </w:r>
+    </w:p>
+    <w:p>
+      <w:pPr>
+        <w:spacing w:line="336" w:lineRule="auto" w:after="180"/>
+      </w:pPr>
+      <w:r>
+        <w:rPr>
+          <w:b w:val="0"/>
+        </w:rPr>
         <w:t>Reason Step by Step</w:t>
       </w:r>
     </w:p>
     <w:p>
-      <w:r>
-        <w:t>Predict first. Then check each step. A correct answer without visible reasoning is incomplete evidence.</w:t>
+      <w:pPr>
+        <w:spacing w:line="336" w:lineRule="auto" w:after="180"/>
+      </w:pPr>
+      <w:r>
+        <w:rPr>
+          <w:b w:val="0"/>
+        </w:rPr>
+        <w:t xml:space="preserve">Predict first. Then check each step. A correct answer without visible reasoning is incomplete </w:t>
+      </w:r>
+      <w:r>
+        <w:rPr>
+          <w:b/>
+        </w:rPr>
+        <w:t>evidence</w:t>
+      </w:r>
+      <w:r>
+        <w:rPr>
+          <w:b w:val="0"/>
+        </w:rPr>
+        <w:t>.</w:t>
       </w:r>
     </w:p>
     <w:p>
@@ -1424,27 +2141,85 @@
       </w:r>
     </w:p>
     <w:p>
-      <w:r>
-        <w:t>1. Input: learner question plus selected course notes.</w:t>
-      </w:r>
-    </w:p>
-    <w:p>
-      <w:r>
+      <w:pPr>
+        <w:spacing w:line="336" w:lineRule="auto" w:after="180"/>
+        <w:shd w:fill="F4F9FC"/>
+      </w:pPr>
+      <w:r>
+        <w:rPr>
+          <w:b w:val="0"/>
+        </w:rPr>
+        <w:t xml:space="preserve">1. </w:t>
+      </w:r>
+      <w:r>
+        <w:rPr>
+          <w:b/>
+        </w:rPr>
+        <w:t>Input</w:t>
+      </w:r>
+      <w:r>
+        <w:rPr>
+          <w:b w:val="0"/>
+        </w:rPr>
+        <w:t>: learner question plus selected course notes.</w:t>
+      </w:r>
+    </w:p>
+    <w:p>
+      <w:pPr>
+        <w:spacing w:line="336" w:lineRule="auto" w:after="180"/>
+        <w:shd w:fill="F4F9FC"/>
+      </w:pPr>
+      <w:r>
+        <w:rPr>
+          <w:b w:val="0"/>
+        </w:rPr>
         <w:t>2. Retrieve and choose a relevant passage.</w:t>
       </w:r>
     </w:p>
     <w:p>
-      <w:r>
+      <w:pPr>
+        <w:spacing w:line="336" w:lineRule="auto" w:after="180"/>
+        <w:shd w:fill="F4F9FC"/>
+      </w:pPr>
+      <w:r>
+        <w:rPr>
+          <w:b w:val="0"/>
+        </w:rPr>
         <w:t>3. Generate structured answer and citation; validate fields and support.</w:t>
       </w:r>
     </w:p>
     <w:p>
-      <w:r>
-        <w:t>4. Missing evidence triggers ask-more or ‘not found in sources.’</w:t>
-      </w:r>
-    </w:p>
-    <w:p>
-      <w:r>
+      <w:pPr>
+        <w:spacing w:line="336" w:lineRule="auto" w:after="180"/>
+        <w:shd w:fill="F4F9FC"/>
+      </w:pPr>
+      <w:r>
+        <w:rPr>
+          <w:b w:val="0"/>
+        </w:rPr>
+        <w:t xml:space="preserve">4. Missing </w:t>
+      </w:r>
+      <w:r>
+        <w:rPr>
+          <w:b/>
+        </w:rPr>
+        <w:t>evidence</w:t>
+      </w:r>
+      <w:r>
+        <w:rPr>
+          <w:b w:val="0"/>
+        </w:rPr>
+        <w:t xml:space="preserve"> triggers ask-more or ‘not found in sources.’</w:t>
+      </w:r>
+    </w:p>
+    <w:p>
+      <w:pPr>
+        <w:spacing w:line="336" w:lineRule="auto" w:after="180"/>
+      </w:pPr>
+      <w:r>
+        <w:rPr>
+          <w:b w:val="0"/>
+        </w:rPr>
         <w:t>Recalculate, retrace, or restate the reasoning in your own representation:</w:t>
       </w:r>
     </w:p>
@@ -1482,8 +2257,27 @@
       </w:r>
     </w:p>
     <w:p>
-      <w:r>
-        <w:t>CHECK  Did the evidence answer the exact question? Did the total, path, or source record stay consistent?</w:t>
+      <w:pPr>
+        <w:spacing w:line="336" w:lineRule="auto" w:after="180"/>
+        <w:shd w:fill="F5F1FB"/>
+      </w:pPr>
+      <w:r>
+        <w:rPr>
+          <w:b w:val="0"/>
+        </w:rPr>
+        <w:t xml:space="preserve">CHECK  Did the </w:t>
+      </w:r>
+      <w:r>
+        <w:rPr>
+          <w:b/>
+        </w:rPr>
+        <w:t>evidence</w:t>
+      </w:r>
+      <w:r>
+        <w:rPr>
+          <w:b w:val="0"/>
+        </w:rPr>
+        <w:t xml:space="preserve"> answer the exact question? Did the total, path, or source record stay consistent?</w:t>
       </w:r>
     </w:p>
     <w:p>
@@ -1495,30 +2289,111 @@
       </w:r>
     </w:p>
     <w:p>
-      <w:r>
+      <w:pPr>
+        <w:spacing w:line="336" w:lineRule="auto" w:after="180"/>
+      </w:pPr>
+      <w:r>
+        <w:rPr>
+          <w:b w:val="0"/>
+        </w:rPr>
         <w:t>Request room B; retrieved approval names B but register names C. Draft gives capacity 10 from C.</w:t>
       </w:r>
     </w:p>
     <w:p>
-      <w:r>
+      <w:pPr>
+        <w:spacing w:line="336" w:lineRule="auto" w:after="180"/>
+      </w:pPr>
+      <w:r>
+        <w:rPr>
+          <w:b w:val="0"/>
+        </w:rPr>
         <w:t>Same-room support fails before or during semantic validation. Return needs_review with null claims; the draft capacity is unsupported for B.</w:t>
       </w:r>
     </w:p>
     <w:p>
-      <w:r>
-        <w:t>Compare the intermediate evidence with the final statement. Explain why each number or decision follows from the stated inputs. The conclusion belongs to this scenario and procedure; changing the inputs, evaluation population or authority can change what it establishes. Retain the raw record so a later revision can be compared honestly.</w:t>
-      </w:r>
-    </w:p>
-    <w:p>
       <w:pPr>
         <w:pStyle w:val="Heading3"/>
       </w:pPr>
       <w:r>
+        <w:t>Worked explanation · Prototype a Grounded Assistant</w:t>
+      </w:r>
+    </w:p>
+    <w:p>
+      <w:pPr>
+        <w:spacing w:line="336" w:lineRule="auto" w:after="180"/>
+        <w:shd w:fill="F1F6FC"/>
+      </w:pPr>
+      <w:r>
+        <w:rPr>
+          <w:b w:val="0"/>
+        </w:rPr>
+        <w:t xml:space="preserve">Compare the intermediate </w:t>
+      </w:r>
+      <w:r>
+        <w:rPr>
+          <w:b/>
+        </w:rPr>
+        <w:t>evidence</w:t>
+      </w:r>
+      <w:r>
+        <w:rPr>
+          <w:b w:val="0"/>
+        </w:rPr>
+        <w:t xml:space="preserve"> with the final statement. Explain why each number or decision follows from the stated </w:t>
+      </w:r>
+      <w:r>
+        <w:rPr>
+          <w:b/>
+        </w:rPr>
+        <w:t>input</w:t>
+      </w:r>
+      <w:r>
+        <w:rPr>
+          <w:b w:val="0"/>
+        </w:rPr>
+        <w:t>s.</w:t>
+      </w:r>
+    </w:p>
+    <w:p>
+      <w:pPr>
+        <w:spacing w:line="336" w:lineRule="auto" w:after="180"/>
+        <w:shd w:fill="F1F6FC"/>
+      </w:pPr>
+      <w:r>
+        <w:rPr>
+          <w:b w:val="0"/>
+        </w:rPr>
+        <w:t xml:space="preserve">The conclusion belongs to this scenario and procedure; changing the </w:t>
+      </w:r>
+      <w:r>
+        <w:rPr>
+          <w:b/>
+        </w:rPr>
+        <w:t>input</w:t>
+      </w:r>
+      <w:r>
+        <w:rPr>
+          <w:b w:val="0"/>
+        </w:rPr>
+        <w:t>s, evaluation population or authority can change what it establishes. Retain the raw record so a later revision can be compared honestly.</w:t>
+      </w:r>
+    </w:p>
+    <w:p>
+      <w:pPr>
+        <w:pStyle w:val="Heading3"/>
+      </w:pPr>
+      <w:r>
         <w:t>Learn from the worked case</w:t>
       </w:r>
     </w:p>
     <w:p>
-      <w:r>
+      <w:pPr>
+        <w:spacing w:line="336" w:lineRule="auto" w:after="180"/>
+      </w:pPr>
+      <w:r>
+        <w:rPr>
+          <w:b w:val="0"/>
+        </w:rPr>
         <w:t>Cover the result before checking it. Say what is given, choose the procedure, and follow one step at a time. Then uncover the result and explain your first mismatch. Ask why a step is allowed, not only what number it produces.</w:t>
       </w:r>
     </w:p>
@@ -1531,7 +2406,13 @@
       </w:r>
     </w:p>
     <w:p>
-      <w:r>
+      <w:pPr>
+        <w:spacing w:line="336" w:lineRule="auto" w:after="180"/>
+      </w:pPr>
+      <w:r>
+        <w:rPr>
+          <w:b w:val="0"/>
+        </w:rPr>
         <w:t>Build a minimal grounded study answer with checks between retrieval and display.</w:t>
       </w:r>
     </w:p>
@@ -1544,13 +2425,47 @@
       </w:r>
     </w:p>
     <w:p>
-      <w:r>
+      <w:pPr>
+        <w:spacing w:line="336" w:lineRule="auto" w:after="180"/>
+        <w:shd w:fill="F5F1FB"/>
+      </w:pPr>
+      <w:r>
+        <w:rPr>
+          <w:b w:val="0"/>
+        </w:rPr>
         <w:t>Source PL2: seedlings need water. Source PL3: this activity checks soil daily. Question: what does this activity check daily?</w:t>
       </w:r>
     </w:p>
     <w:p>
-      <w:r>
-        <w:t>All inputs and outcomes in this worked example are invented classroom data; no real model run is claimed.</w:t>
+      <w:pPr>
+        <w:pStyle w:val="Heading3"/>
+      </w:pPr>
+      <w:r>
+        <w:t>Supplied facts</w:t>
+      </w:r>
+    </w:p>
+    <w:p>
+      <w:pPr>
+        <w:spacing w:line="336" w:lineRule="auto" w:after="180"/>
+        <w:shd w:fill="F1F6FC"/>
+      </w:pPr>
+      <w:r>
+        <w:rPr>
+          <w:b w:val="0"/>
+        </w:rPr>
+        <w:t xml:space="preserve">All </w:t>
+      </w:r>
+      <w:r>
+        <w:rPr>
+          <w:b/>
+        </w:rPr>
+        <w:t>input</w:t>
+      </w:r>
+      <w:r>
+        <w:rPr>
+          <w:b w:val="0"/>
+        </w:rPr>
+        <w:t>s and outcomes in this worked example are invented classroom data; no real model run is claimed.</w:t>
       </w:r>
     </w:p>
     <w:p>
@@ -1713,30 +2628,138 @@
       </w:r>
     </w:p>
     <w:p>
-      <w:r>
-        <w:t>Read the picture in order. Display “This activity checks soil daily [PL3]”; reject an invented twice-daily watering schedule. The arrows show which recorded input or intermediate result each decision uses. Explain the deciding step aloud before checking the changed case; pointing to the final answer alone does not show how it follows.</w:t>
-      </w:r>
-    </w:p>
-    <w:p>
       <w:pPr>
         <w:pStyle w:val="Heading3"/>
       </w:pPr>
       <w:r>
+        <w:t>Why the result follows</w:t>
+      </w:r>
+    </w:p>
+    <w:p>
+      <w:pPr>
+        <w:spacing w:line="336" w:lineRule="auto" w:after="180"/>
+        <w:shd w:fill="F1F6FC"/>
+      </w:pPr>
+      <w:r>
+        <w:rPr>
+          <w:b w:val="0"/>
+        </w:rPr>
+        <w:t xml:space="preserve">Read the picture in order. Display “This activity checks soil daily [PL3]”; reject an invented twice-daily watering schedule. The arrows show which recorded </w:t>
+      </w:r>
+      <w:r>
+        <w:rPr>
+          <w:b/>
+        </w:rPr>
+        <w:t>input</w:t>
+      </w:r>
+      <w:r>
+        <w:rPr>
+          <w:b w:val="0"/>
+        </w:rPr>
+        <w:t xml:space="preserve"> or intermediate result each decision uses.</w:t>
+      </w:r>
+    </w:p>
+    <w:p>
+      <w:pPr>
+        <w:spacing w:line="336" w:lineRule="auto" w:after="180"/>
+        <w:shd w:fill="F1F6FC"/>
+      </w:pPr>
+      <w:r>
+        <w:rPr>
+          <w:b w:val="0"/>
+        </w:rPr>
+        <w:t>Explain the deciding step aloud before checking the changed case; pointing to the final answer alone does not show how it follows.</w:t>
+      </w:r>
+    </w:p>
+    <w:p>
+      <w:pPr>
+        <w:pStyle w:val="Heading3"/>
+      </w:pPr>
+      <w:r>
         <w:t>What this example does not establish</w:t>
       </w:r>
     </w:p>
     <w:p>
-      <w:r>
-        <w:t>A grounded prototype still needs an evaluation set and permission checks before anyone relies on it.</w:t>
-      </w:r>
-    </w:p>
-    <w:p>
-      <w:r>
-        <w:t>Read the labelled picture: Can PL2 alone support “check the soil daily”? Point to the relevant step in the picture, then write the changed result and the rule or evidence that supports it.</w:t>
-      </w:r>
-    </w:p>
-    <w:p>
-      <w:r>
+      <w:pPr>
+        <w:pStyle w:val="Heading3"/>
+      </w:pPr>
+      <w:r>
+        <w:t>Keep the stated limit</w:t>
+      </w:r>
+    </w:p>
+    <w:p>
+      <w:pPr>
+        <w:spacing w:line="336" w:lineRule="auto" w:after="180"/>
+        <w:shd w:fill="FFF5E6"/>
+      </w:pPr>
+      <w:r>
+        <w:rPr>
+          <w:b w:val="0"/>
+        </w:rPr>
+        <w:t xml:space="preserve">A grounded </w:t>
+      </w:r>
+      <w:r>
+        <w:rPr>
+          <w:b/>
+        </w:rPr>
+        <w:t>prototype</w:t>
+      </w:r>
+      <w:r>
+        <w:rPr>
+          <w:b w:val="0"/>
+        </w:rPr>
+        <w:t xml:space="preserve"> still needs an evaluation set and permission checks before anyone relies on it.</w:t>
+      </w:r>
+    </w:p>
+    <w:p>
+      <w:pPr>
+        <w:pStyle w:val="Heading3"/>
+      </w:pPr>
+      <w:r>
+        <w:t>Keep the stated limit</w:t>
+      </w:r>
+    </w:p>
+    <w:p>
+      <w:pPr>
+        <w:spacing w:line="336" w:lineRule="auto" w:after="180"/>
+        <w:shd w:fill="FFF5E6"/>
+      </w:pPr>
+      <w:r>
+        <w:rPr>
+          <w:b w:val="0"/>
+        </w:rPr>
+        <w:t xml:space="preserve">Read the labelled picture: Can PL2 alone support “check the soil daily”? Point to the relevant step in the picture, then write the changed result and the rule or </w:t>
+      </w:r>
+      <w:r>
+        <w:rPr>
+          <w:b/>
+        </w:rPr>
+        <w:t>evidence</w:t>
+      </w:r>
+      <w:r>
+        <w:rPr>
+          <w:b w:val="0"/>
+        </w:rPr>
+        <w:t xml:space="preserve"> that supports it.</w:t>
+      </w:r>
+    </w:p>
+    <w:p>
+      <w:pPr>
+        <w:pStyle w:val="Heading3"/>
+      </w:pPr>
+      <w:r>
+        <w:t>Keep the stated limit</w:t>
+      </w:r>
+    </w:p>
+    <w:p>
+      <w:pPr>
+        <w:spacing w:line="336" w:lineRule="auto" w:after="180"/>
+        <w:shd w:fill="FFF5E6"/>
+      </w:pPr>
+      <w:r>
+        <w:rPr>
+          <w:b w:val="0"/>
+        </w:rPr>
         <w:t>Change one thing: PL3 is absent while PL2 remains. Predict the result before checking the explanation. What remains the same?</w:t>
       </w:r>
     </w:p>
@@ -1750,17 +2773,61 @@
     </w:p>
     <w:p>
       <w:r>
+        <w:t>Find the unsupported step in the Prototype a Grounded Assistant claim and explain a repair using the supplied evidence.</w:t>
+      </w:r>
+    </w:p>
+    <w:p>
+      <w:pPr>
+        <w:pStyle w:val="Heading3"/>
+      </w:pPr>
+      <w:r>
+        <w:t>Find the first error</w:t>
+      </w:r>
+    </w:p>
+    <w:p>
+      <w:pPr>
+        <w:spacing w:line="336" w:lineRule="auto" w:after="180"/>
+        <w:shd w:fill="FFF5E6"/>
+      </w:pPr>
+      <w:r>
+        <w:rPr>
+          <w:b w:val="0"/>
+        </w:rPr>
         <w:t>ERROR DETECTIVE</w:t>
       </w:r>
     </w:p>
     <w:p>
-      <w:r>
+      <w:pPr>
+        <w:spacing w:line="336" w:lineRule="auto" w:after="180"/>
+      </w:pPr>
+      <w:r>
+        <w:rPr>
+          <w:b w:val="0"/>
+        </w:rPr>
         <w:t>Compare → Diagnose → Repair</w:t>
       </w:r>
     </w:p>
     <w:p>
-      <w:r>
-        <w:t>Do not patch the answer. Find the earliest unsupported assumption, wrong step, or weak evidence.</w:t>
+      <w:pPr>
+        <w:spacing w:line="336" w:lineRule="auto" w:after="180"/>
+      </w:pPr>
+      <w:r>
+        <w:rPr>
+          <w:b w:val="0"/>
+        </w:rPr>
+        <w:t xml:space="preserve">Do not patch the answer. Find the earliest unsupported assumption, wrong step, or weak </w:t>
+      </w:r>
+      <w:r>
+        <w:rPr>
+          <w:b/>
+        </w:rPr>
+        <w:t>evidence</w:t>
+      </w:r>
+      <w:r>
+        <w:rPr>
+          <w:b w:val="0"/>
+        </w:rPr>
+        <w:t>.</w:t>
       </w:r>
     </w:p>
     <w:p>
@@ -2010,7 +3077,14 @@
       </w:tr>
     </w:tbl>
     <w:p>
-      <w:r>
+      <w:pPr>
+        <w:spacing w:line="336" w:lineRule="auto" w:after="180"/>
+        <w:shd w:fill="F5F1FB"/>
+      </w:pPr>
+      <w:r>
+        <w:rPr>
+          <w:b w:val="0"/>
+        </w:rPr>
         <w:t>Repair one cause. Why is this repair better than changing several things?</w:t>
       </w:r>
     </w:p>
@@ -2056,15 +3130,42 @@
       </w:r>
     </w:p>
     <w:p>
-      <w:r>
-        <w:t>Complete the supported workbook tasks before attempting W4 independently. Record any hints or help used. After feedback, use the teacher's fresh retry rather than copying the earlier answer. For a project, select a relevant new case, predict the outcome from the declared rule and preserve the result alongside any revision.</w:t>
-      </w:r>
-    </w:p>
-    <w:p>
       <w:pPr>
         <w:pStyle w:val="Heading3"/>
       </w:pPr>
       <w:r>
+        <w:t>Check the claim against the facts</w:t>
+      </w:r>
+    </w:p>
+    <w:p>
+      <w:pPr>
+        <w:spacing w:line="336" w:lineRule="auto" w:after="180"/>
+        <w:shd w:fill="FFF5E6"/>
+      </w:pPr>
+      <w:r>
+        <w:rPr>
+          <w:b w:val="0"/>
+        </w:rPr>
+        <w:t>Complete the supported workbook tasks before attempting W4 independently. Record any hints or help used. After feedback, use the teacher's fresh retry rather than copying the earlier answer.</w:t>
+      </w:r>
+    </w:p>
+    <w:p>
+      <w:pPr>
+        <w:spacing w:line="336" w:lineRule="auto" w:after="180"/>
+        <w:shd w:fill="FFF5E6"/>
+      </w:pPr>
+      <w:r>
+        <w:rPr>
+          <w:b w:val="0"/>
+        </w:rPr>
+        <w:t>For a project, select a relevant new case, predict the outcome from the declared rule and preserve the result alongside any revision.</w:t>
+      </w:r>
+    </w:p>
+    <w:p>
+      <w:pPr>
+        <w:pStyle w:val="Heading3"/>
+      </w:pPr>
+      <w:r>
         <w:t>Exit: propose one revealing change to the worked scenario. State the expected outcome and the evidence that would make you revise your explanation.</w:t>
       </w:r>
     </w:p>
@@ -2103,16 +3204,39 @@
     </w:p>
     <w:p>
       <w:r>
+        <w:t>Practise Prototype a Grounded Assistant with support, then explain the deciding step in your own words.</w:t>
+      </w:r>
+    </w:p>
+    <w:p>
+      <w:pPr>
+        <w:spacing w:line="336" w:lineRule="auto" w:after="180"/>
+      </w:pPr>
+      <w:r>
+        <w:rPr>
+          <w:b/>
+        </w:rPr>
         <w:t>LOGIC STUDIO</w:t>
       </w:r>
     </w:p>
     <w:p>
-      <w:r>
+      <w:pPr>
+        <w:spacing w:line="336" w:lineRule="auto" w:after="180"/>
+      </w:pPr>
+      <w:r>
+        <w:rPr>
+          <w:b w:val="0"/>
+        </w:rPr>
         <w:t>Specify Before You Run</w:t>
       </w:r>
     </w:p>
     <w:p>
-      <w:r>
+      <w:pPr>
+        <w:spacing w:line="336" w:lineRule="auto" w:after="180"/>
+      </w:pPr>
+      <w:r>
+        <w:rPr>
+          <w:b w:val="0"/>
+        </w:rPr>
         <w:t>Prompts, schemas, retrieval, tool calls, and code are inspectable parts of one AI product.</w:t>
       </w:r>
     </w:p>
@@ -2153,8 +3277,26 @@
       </w:r>
     </w:p>
     <w:p>
-      <w:r>
-        <w:t>SET task, audience, constraints, output_schema</w:t>
+      <w:pPr>
+        <w:spacing w:line="336" w:lineRule="auto" w:after="180"/>
+      </w:pPr>
+      <w:r>
+        <w:rPr>
+          <w:b w:val="0"/>
+        </w:rPr>
+        <w:t xml:space="preserve">SET task, audience, constraints, </w:t>
+      </w:r>
+      <w:r>
+        <w:rPr>
+          <w:b/>
+        </w:rPr>
+        <w:t>output</w:t>
+      </w:r>
+      <w:r>
+        <w:rPr>
+          <w:b w:val="0"/>
+        </w:rPr>
+        <w:t>_schema</w:t>
         <w:br/>
         <w:t>LOAD approved_context or retrieval_result</w:t>
         <w:br/>
@@ -2162,14 +3304,57 @@
         <w:br/>
         <w:t>VALIDATE fields, claims, citations, and safety</w:t>
         <w:br/>
-        <w:t>IF evidence missing: ask, retrieve, or abstain</w:t>
+        <w:t xml:space="preserve">IF </w:t>
+      </w:r>
+      <w:r>
+        <w:rPr>
+          <w:b/>
+        </w:rPr>
+        <w:t>evidence</w:t>
+      </w:r>
+      <w:r>
+        <w:rPr>
+          <w:b w:val="0"/>
+        </w:rPr>
+        <w:t xml:space="preserve"> missing: ask, retrieve, or abstain</w:t>
         <w:br/>
-        <w:t>RETURN useful output + source trail + limitations</w:t>
-      </w:r>
-    </w:p>
-    <w:p>
-      <w:r>
-        <w:t>Trace one input. Which line changes the state or chooses a path?</w:t>
+        <w:t xml:space="preserve">RETURN useful </w:t>
+      </w:r>
+      <w:r>
+        <w:rPr>
+          <w:b/>
+        </w:rPr>
+        <w:t>output</w:t>
+      </w:r>
+      <w:r>
+        <w:rPr>
+          <w:b w:val="0"/>
+        </w:rPr>
+        <w:t xml:space="preserve"> + source trail + limitations</w:t>
+      </w:r>
+    </w:p>
+    <w:p>
+      <w:pPr>
+        <w:spacing w:line="336" w:lineRule="auto" w:after="180"/>
+        <w:shd w:fill="F5F1FB"/>
+      </w:pPr>
+      <w:r>
+        <w:rPr>
+          <w:b w:val="0"/>
+        </w:rPr>
+        <w:t xml:space="preserve">Trace one </w:t>
+      </w:r>
+      <w:r>
+        <w:rPr>
+          <w:b/>
+        </w:rPr>
+        <w:t>input</w:t>
+      </w:r>
+      <w:r>
+        <w:rPr>
+          <w:b w:val="0"/>
+        </w:rPr>
+        <w:t>. Which line changes the state or chooses a path?</w:t>
       </w:r>
     </w:p>
     <w:p>
@@ -2214,13 +3399,60 @@
       </w:r>
     </w:p>
     <w:p>
-      <w:r>
-        <w:t>A correct happy path does not establish fallback, access control or side-effect safety.</w:t>
-      </w:r>
-    </w:p>
-    <w:p>
-      <w:r>
-        <w:t>A useful check asks what would make the reasoning fail. Distinguish a failure to execute the declared procedure from a weakness in the procedure itself. The first may require a correction; the second requires an explicitly revised method and new evidence. Preserve unsuccessful cases so an improved result cannot hide the original problem.</w:t>
+      <w:pPr>
+        <w:spacing w:line="336" w:lineRule="auto" w:after="180"/>
+      </w:pPr>
+      <w:r>
+        <w:rPr>
+          <w:b w:val="0"/>
+        </w:rPr>
+        <w:t xml:space="preserve">A correct happy path does not establish </w:t>
+      </w:r>
+      <w:r>
+        <w:rPr>
+          <w:b/>
+        </w:rPr>
+        <w:t>fallback</w:t>
+      </w:r>
+      <w:r>
+        <w:rPr>
+          <w:b w:val="0"/>
+        </w:rPr>
+        <w:t>, access control or side-effect safety.</w:t>
+      </w:r>
+    </w:p>
+    <w:p>
+      <w:pPr>
+        <w:spacing w:line="336" w:lineRule="auto" w:after="180"/>
+      </w:pPr>
+      <w:r>
+        <w:rPr>
+          <w:b w:val="0"/>
+        </w:rPr>
+        <w:t>A useful check asks what would make the reasoning fail. Distinguish a failure to execute the declared procedure from a weakness in the procedure itself.</w:t>
+      </w:r>
+    </w:p>
+    <w:p>
+      <w:pPr>
+        <w:spacing w:line="336" w:lineRule="auto" w:after="180"/>
+      </w:pPr>
+      <w:r>
+        <w:rPr>
+          <w:b w:val="0"/>
+        </w:rPr>
+        <w:t xml:space="preserve">The first may require a correction; the second requires an explicitly revised method and new </w:t>
+      </w:r>
+      <w:r>
+        <w:rPr>
+          <w:b/>
+        </w:rPr>
+        <w:t>evidence</w:t>
+      </w:r>
+      <w:r>
+        <w:rPr>
+          <w:b w:val="0"/>
+        </w:rPr>
+        <w:t>. Preserve unsuccessful cases so an improved result cannot hide the original problem.</w:t>
       </w:r>
     </w:p>
     <w:p>
@@ -2265,8 +3497,26 @@
       </w:r>
     </w:p>
     <w:p>
-      <w:r>
-        <w:t>Use workbook W2 for the connected example “Capstone grounded assistant”. First fill the input and rule boxes. Try the middle steps before asking for a hint. After a hint, try the next step yourself.</w:t>
+      <w:pPr>
+        <w:spacing w:line="336" w:lineRule="auto" w:after="180"/>
+      </w:pPr>
+      <w:r>
+        <w:rPr>
+          <w:b w:val="0"/>
+        </w:rPr>
+        <w:t xml:space="preserve">Use workbook W2 for the connected example “Capstone grounded assistant”. First fill the </w:t>
+      </w:r>
+      <w:r>
+        <w:rPr>
+          <w:b/>
+        </w:rPr>
+        <w:t>input</w:t>
+      </w:r>
+      <w:r>
+        <w:rPr>
+          <w:b w:val="0"/>
+        </w:rPr>
+        <w:t xml:space="preserve"> and rule boxes. Try the middle steps before asking for a hint. After a hint, try the next step yourself.</w:t>
       </w:r>
     </w:p>
     <w:tbl>
@@ -2349,7 +3599,13 @@
       </w:tr>
     </w:tbl>
     <w:p>
-      <w:r>
+      <w:pPr>
+        <w:spacing w:line="336" w:lineRule="auto" w:after="180"/>
+      </w:pPr>
+      <w:r>
+        <w:rPr>
+          <w:b w:val="0"/>
+        </w:rPr>
         <w:t>Explain your trace to a partner. Your partner points to one step to check. Swap roles on the next case. Each person writes their own explanation.</w:t>
       </w:r>
     </w:p>
@@ -2362,12 +3618,35 @@
       </w:r>
     </w:p>
     <w:p>
-      <w:r>
-        <w:t>Use the worked case for Capstone grounded assistant. Proposed explanation: “The worked result establishes every future case”. Decide whether this explanation is supported. Point to the step or supplied fact that decides; explain your repair if needed.</w:t>
-      </w:r>
-    </w:p>
-    <w:p>
-      <w:r>
+      <w:pPr>
+        <w:spacing w:line="336" w:lineRule="auto" w:after="180"/>
+      </w:pPr>
+      <w:r>
+        <w:rPr>
+          <w:b w:val="0"/>
+        </w:rPr>
+        <w:t>Use the worked case for Capstone grounded assistant. Proposed explanation: “The worked result establishes every future case”. Decide whether this explanation is supported.</w:t>
+      </w:r>
+    </w:p>
+    <w:p>
+      <w:pPr>
+        <w:spacing w:line="336" w:lineRule="auto" w:after="180"/>
+      </w:pPr>
+      <w:r>
+        <w:rPr>
+          <w:b w:val="0"/>
+        </w:rPr>
+        <w:t>Point to the step or supplied fact that decides; explain your repair if needed.</w:t>
+      </w:r>
+    </w:p>
+    <w:p>
+      <w:pPr>
+        <w:spacing w:line="336" w:lineRule="auto" w:after="180"/>
+      </w:pPr>
+      <w:r>
+        <w:rPr>
+          <w:b w:val="0"/>
+        </w:rPr>
         <w:t>Answer on your own before discussion. If you are unsure, say which step you need help with.</w:t>
       </w:r>
     </w:p>
@@ -2380,8 +3659,26 @@
       </w:r>
     </w:p>
     <w:p>
-      <w:r>
-        <w:t>Can PL2 alone support “check the soil daily”? Point to the relevant step in the picture, then write the changed result and the rule or evidence that supports it.</w:t>
+      <w:pPr>
+        <w:spacing w:line="336" w:lineRule="auto" w:after="180"/>
+      </w:pPr>
+      <w:r>
+        <w:rPr>
+          <w:b w:val="0"/>
+        </w:rPr>
+        <w:t xml:space="preserve">Can PL2 alone support “check the soil daily”? Point to the relevant step in the picture, then write the changed result and the rule or </w:t>
+      </w:r>
+      <w:r>
+        <w:rPr>
+          <w:b/>
+        </w:rPr>
+        <w:t>evidence</w:t>
+      </w:r>
+      <w:r>
+        <w:rPr>
+          <w:b w:val="0"/>
+        </w:rPr>
+        <w:t xml:space="preserve"> that supports it.</w:t>
       </w:r>
     </w:p>
     <w:p>
@@ -2413,7 +3710,13 @@
       </w:r>
     </w:p>
     <w:p>
-      <w:r>
+      <w:pPr>
+        <w:spacing w:line="336" w:lineRule="auto" w:after="180"/>
+      </w:pPr>
+      <w:r>
+        <w:rPr>
+          <w:b w:val="0"/>
+        </w:rPr>
         <w:t>This is supported practice. Keep the separately named independent case for an attempt before feedback.</w:t>
       </w:r>
     </w:p>
@@ -2427,16 +3730,45 @@
     </w:p>
     <w:p>
       <w:r>
-        <w:t>EVIDENCE LAB</w:t>
-      </w:r>
-    </w:p>
-    <w:p>
-      <w:r>
+        <w:t>Investigate Prototype a Grounded Assistant. Record the prediction, actual observation or labelled paper trace, explanation and next test separately.</w:t>
+      </w:r>
+    </w:p>
+    <w:p>
+      <w:pPr>
+        <w:spacing w:line="336" w:lineRule="auto" w:after="180"/>
+      </w:pPr>
+      <w:r>
+        <w:rPr>
+          <w:b/>
+        </w:rPr>
+        <w:t>EVIDENCE</w:t>
+      </w:r>
+      <w:r>
+        <w:rPr>
+          <w:b/>
+        </w:rPr>
+        <w:t xml:space="preserve"> LAB</w:t>
+      </w:r>
+    </w:p>
+    <w:p>
+      <w:pPr>
+        <w:spacing w:line="336" w:lineRule="auto" w:after="180"/>
+      </w:pPr>
+      <w:r>
+        <w:rPr>
+          <w:b w:val="0"/>
+        </w:rPr>
         <w:t>Predict → Test → Record → Explain</w:t>
       </w:r>
     </w:p>
     <w:p>
-      <w:r>
+      <w:pPr>
+        <w:spacing w:line="336" w:lineRule="auto" w:after="180"/>
+      </w:pPr>
+      <w:r>
+        <w:rPr>
+          <w:b w:val="0"/>
+        </w:rPr>
         <w:t>Keep expected and actual results separate. Surprises are useful data when recorded honestly.</w:t>
       </w:r>
     </w:p>
@@ -2477,8 +3809,26 @@
       </w:r>
     </w:p>
     <w:p>
-      <w:r>
-        <w:t>Build one full path, then test normal, ambiguous, missing-source, and malformed-output cases; record stage failures.</w:t>
+      <w:pPr>
+        <w:spacing w:line="336" w:lineRule="auto" w:after="180"/>
+      </w:pPr>
+      <w:r>
+        <w:rPr>
+          <w:b w:val="0"/>
+        </w:rPr>
+        <w:t>Build one full path, then test normal, ambiguous, missing-source, and malformed-</w:t>
+      </w:r>
+      <w:r>
+        <w:rPr>
+          <w:b/>
+        </w:rPr>
+        <w:t>output</w:t>
+      </w:r>
+      <w:r>
+        <w:rPr>
+          <w:b w:val="0"/>
+        </w:rPr>
+        <w:t xml:space="preserve"> cases; record stage failures.</w:t>
       </w:r>
     </w:p>
     <w:tbl>
@@ -2727,7 +4077,14 @@
       </w:tr>
     </w:tbl>
     <w:p>
-      <w:r>
+      <w:pPr>
+        <w:spacing w:line="336" w:lineRule="auto" w:after="180"/>
+        <w:shd w:fill="F5F1FB"/>
+      </w:pPr>
+      <w:r>
+        <w:rPr>
+          <w:b w:val="0"/>
+        </w:rPr>
         <w:t>What did the hardest test teach you that the normal test did not?</w:t>
       </w:r>
     </w:p>
@@ -2773,7 +4130,13 @@
       </w:r>
     </w:p>
     <w:p>
-      <w:r>
+      <w:pPr>
+        <w:spacing w:line="336" w:lineRule="auto" w:after="180"/>
+      </w:pPr>
+      <w:r>
+        <w:rPr>
+          <w:b w:val="0"/>
+        </w:rPr>
         <w:t>Before trying: what do I expect, and why? While trying: which step could first go wrong? Afterwards: what did I actually observe, and what should change? Keep “not run” if you only traced the procedure.</w:t>
       </w:r>
     </w:p>
@@ -2787,17 +4150,52 @@
     </w:p>
     <w:p>
       <w:r>
+        <w:t>Move from recall to tracing, diagnosis and transfer in Prototype a Grounded Assistant. Explain why each step is justified.</w:t>
+      </w:r>
+    </w:p>
+    <w:p>
+      <w:pPr>
+        <w:spacing w:line="336" w:lineRule="auto" w:after="180"/>
+      </w:pPr>
+      <w:r>
+        <w:rPr>
+          <w:b/>
+        </w:rPr>
         <w:t>MASTERY</w:t>
       </w:r>
     </w:p>
     <w:p>
-      <w:r>
+      <w:pPr>
+        <w:spacing w:line="336" w:lineRule="auto" w:after="180"/>
+      </w:pPr>
+      <w:r>
+        <w:rPr>
+          <w:b w:val="0"/>
+        </w:rPr>
         <w:t>From Knowing the Word to Owning the Idea</w:t>
       </w:r>
     </w:p>
     <w:p>
-      <w:r>
-        <w:t>Move upward only when you can produce evidence without copying the worked example.</w:t>
+      <w:pPr>
+        <w:spacing w:line="336" w:lineRule="auto" w:after="180"/>
+      </w:pPr>
+      <w:r>
+        <w:rPr>
+          <w:b w:val="0"/>
+        </w:rPr>
+        <w:t xml:space="preserve">Move upward only when you can produce </w:t>
+      </w:r>
+      <w:r>
+        <w:rPr>
+          <w:b/>
+        </w:rPr>
+        <w:t>evidence</w:t>
+      </w:r>
+      <w:r>
+        <w:rPr>
+          <w:b w:val="0"/>
+        </w:rPr>
+        <w:t xml:space="preserve"> without copying the worked example.</w:t>
       </w:r>
     </w:p>
     <w:p>
@@ -2837,33 +4235,93 @@
       </w:r>
     </w:p>
     <w:p>
-      <w:r>
+      <w:pPr>
+        <w:spacing w:line="336" w:lineRule="auto" w:after="180"/>
+      </w:pPr>
+      <w:r>
+        <w:rPr>
+          <w:b w:val="0"/>
+        </w:rPr>
         <w:t>1 • NAME: Define the concept without repeating the textbook.</w:t>
       </w:r>
     </w:p>
     <w:p>
-      <w:r>
-        <w:t>2 • TRACE: Show the information, state, branch, calculation, or evidence path.</w:t>
-      </w:r>
-    </w:p>
-    <w:p>
-      <w:r>
+      <w:pPr>
+        <w:spacing w:line="336" w:lineRule="auto" w:after="180"/>
+      </w:pPr>
+      <w:r>
+        <w:rPr>
+          <w:b w:val="0"/>
+        </w:rPr>
+        <w:t xml:space="preserve">2 • TRACE: Show the information, state, branch, calculation, or </w:t>
+      </w:r>
+      <w:r>
+        <w:rPr>
+          <w:b/>
+        </w:rPr>
+        <w:t>evidence</w:t>
+      </w:r>
+      <w:r>
+        <w:rPr>
+          <w:b w:val="0"/>
+        </w:rPr>
+        <w:t xml:space="preserve"> path.</w:t>
+      </w:r>
+    </w:p>
+    <w:p>
+      <w:pPr>
+        <w:spacing w:line="336" w:lineRule="auto" w:after="180"/>
+      </w:pPr>
+      <w:r>
+        <w:rPr>
+          <w:b w:val="0"/>
+        </w:rPr>
         <w:t>3 • APPLY: Solve a different example independently.</w:t>
       </w:r>
     </w:p>
     <w:p>
-      <w:r>
+      <w:pPr>
+        <w:spacing w:line="336" w:lineRule="auto" w:after="180"/>
+      </w:pPr>
+      <w:r>
+        <w:rPr>
+          <w:b w:val="0"/>
+        </w:rPr>
         <w:t>4 • CHALLENGE: Find a boundary case, counterexample, or unfair outcome.</w:t>
       </w:r>
     </w:p>
     <w:p>
-      <w:r>
+      <w:pPr>
+        <w:spacing w:line="336" w:lineRule="auto" w:after="180"/>
+      </w:pPr>
+      <w:r>
+        <w:rPr>
+          <w:b w:val="0"/>
+        </w:rPr>
         <w:t>5 • EXPLAIN LIMITS: Say when the result should not be trusted or used alone.</w:t>
       </w:r>
     </w:p>
     <w:p>
-      <w:r>
-        <w:t>My strongest evidence of independent understanding:</w:t>
+      <w:pPr>
+        <w:spacing w:line="336" w:lineRule="auto" w:after="180"/>
+      </w:pPr>
+      <w:r>
+        <w:rPr>
+          <w:b w:val="0"/>
+        </w:rPr>
+        <w:t xml:space="preserve">My strongest </w:t>
+      </w:r>
+      <w:r>
+        <w:rPr>
+          <w:b/>
+        </w:rPr>
+        <w:t>evidence</w:t>
+      </w:r>
+      <w:r>
+        <w:rPr>
+          <w:b w:val="0"/>
+        </w:rPr>
+        <w:t xml:space="preserve"> of independent understanding:</w:t>
       </w:r>
     </w:p>
     <w:p>
@@ -2909,16 +4367,39 @@
     </w:p>
     <w:p>
       <w:r>
+        <w:t>Apply this week’s idea to Verified Study Buddy. Keep an annotated decision and the evidence supporting it.</w:t>
+      </w:r>
+    </w:p>
+    <w:p>
+      <w:pPr>
+        <w:spacing w:line="336" w:lineRule="auto" w:after="180"/>
+      </w:pPr>
+      <w:r>
+        <w:rPr>
+          <w:b/>
+        </w:rPr>
         <w:t>CUMULATIVE PROJECT</w:t>
       </w:r>
     </w:p>
     <w:p>
-      <w:r>
+      <w:pPr>
+        <w:spacing w:line="336" w:lineRule="auto" w:after="180"/>
+      </w:pPr>
+      <w:r>
+        <w:rPr>
+          <w:b w:val="0"/>
+        </w:rPr>
         <w:t>Verified Study Buddy</w:t>
       </w:r>
     </w:p>
     <w:p>
-      <w:r>
+      <w:pPr>
+        <w:spacing w:line="336" w:lineRule="auto" w:after="180"/>
+      </w:pPr>
+      <w:r>
+        <w:rPr>
+          <w:b w:val="0"/>
+        </w:rPr>
         <w:t>Every week adds one inspectable piece. The system must show how it reached a result.</w:t>
       </w:r>
     </w:p>
@@ -2959,17 +4440,63 @@
       </w:r>
     </w:p>
     <w:p>
-      <w:r>
-        <w:t>THIS WEEK’S CHECKPOINT  Connect user interface, source store, retrieval, prompt, schema validation, and evidence display.</w:t>
-      </w:r>
-    </w:p>
-    <w:p>
-      <w:r>
-        <w:t>SYSTEM MAP  Learner need → prompt/schema → approved sources/retrieval → model/tool → structured answer → verification → human decision</w:t>
-      </w:r>
-    </w:p>
-    <w:p>
-      <w:r>
+      <w:pPr>
+        <w:spacing w:line="336" w:lineRule="auto" w:after="180"/>
+      </w:pPr>
+      <w:r>
+        <w:rPr>
+          <w:b w:val="0"/>
+        </w:rPr>
+        <w:t xml:space="preserve">THIS WEEK’S CHECKPOINT  Connect user interface, source store, retrieval, prompt, schema validation, and </w:t>
+      </w:r>
+      <w:r>
+        <w:rPr>
+          <w:b/>
+        </w:rPr>
+        <w:t>evidence</w:t>
+      </w:r>
+      <w:r>
+        <w:rPr>
+          <w:b w:val="0"/>
+        </w:rPr>
+        <w:t xml:space="preserve"> display.</w:t>
+      </w:r>
+    </w:p>
+    <w:p>
+      <w:pPr>
+        <w:pStyle w:val="Heading3"/>
+      </w:pPr>
+      <w:r>
+        <w:t>Trace the system</w:t>
+      </w:r>
+    </w:p>
+    <w:p>
+      <w:pPr>
+        <w:spacing w:line="336" w:lineRule="auto" w:after="180"/>
+        <w:shd w:fill="EDF7F3"/>
+      </w:pPr>
+      <w:r>
+        <w:rPr>
+          <w:b w:val="0"/>
+        </w:rPr>
+        <w:t xml:space="preserve">SYSTEM MAP  Learner need → prompt/schema → approved sources/retrieval → model/tool → structured answer → verification → </w:t>
+      </w:r>
+      <w:r>
+        <w:rPr>
+          <w:b/>
+        </w:rPr>
+        <w:t>human decision</w:t>
+      </w:r>
+    </w:p>
+    <w:p>
+      <w:pPr>
+        <w:spacing w:line="336" w:lineRule="auto" w:after="180"/>
+        <w:shd w:fill="F5F1FB"/>
+      </w:pPr>
+      <w:r>
+        <w:rPr>
+          <w:b w:val="0"/>
+        </w:rPr>
         <w:t>What will you add, change, or verify in the project this week?</w:t>
       </w:r>
     </w:p>
@@ -3007,8 +4534,27 @@
       </w:r>
     </w:p>
     <w:p>
-      <w:r>
-        <w:t>What should remain under human control?</w:t>
+      <w:pPr>
+        <w:spacing w:line="336" w:lineRule="auto" w:after="180"/>
+        <w:shd w:fill="F5F1FB"/>
+      </w:pPr>
+      <w:r>
+        <w:rPr>
+          <w:b w:val="0"/>
+        </w:rPr>
+        <w:t xml:space="preserve">What should remain under </w:t>
+      </w:r>
+      <w:r>
+        <w:rPr>
+          <w:b/>
+        </w:rPr>
+        <w:t>human control</w:t>
+      </w:r>
+      <w:r>
+        <w:rPr>
+          <w:b w:val="0"/>
+        </w:rPr>
+        <w:t>?</w:t>
       </w:r>
     </w:p>
     <w:p>
@@ -3045,21 +4591,77 @@
       </w:r>
     </w:p>
     <w:p>
-      <w:r>
-        <w:t>RESPONSIBLE DESIGN  Collect only necessary information. Show uncertainty and limits. Never confuse fluent output with verified truth.</w:t>
-      </w:r>
-    </w:p>
-    <w:p>
       <w:pPr>
         <w:pStyle w:val="Heading3"/>
       </w:pPr>
       <w:r>
+        <w:t>Responsible design</w:t>
+      </w:r>
+    </w:p>
+    <w:p>
+      <w:pPr>
+        <w:spacing w:line="336" w:lineRule="auto" w:after="180"/>
+        <w:shd w:fill="FFF5E6"/>
+      </w:pPr>
+      <w:r>
+        <w:rPr>
+          <w:b w:val="0"/>
+        </w:rPr>
+        <w:t xml:space="preserve">RESPONSIBLE DESIGN  Collect only necessary information. Show uncertainty and limits. Never confuse fluent </w:t>
+      </w:r>
+      <w:r>
+        <w:rPr>
+          <w:b/>
+        </w:rPr>
+        <w:t>output</w:t>
+      </w:r>
+      <w:r>
+        <w:rPr>
+          <w:b w:val="0"/>
+        </w:rPr>
+        <w:t xml:space="preserve"> with verified truth.</w:t>
+      </w:r>
+    </w:p>
+    <w:p>
+      <w:pPr>
+        <w:pStyle w:val="Heading3"/>
+      </w:pPr>
+      <w:r>
         <w:t>Evidence for your project</w:t>
       </w:r>
     </w:p>
     <w:p>
-      <w:r>
-        <w:t>For your Verified Study Buddy, save the input, procedure, observed result and limitation of this check. Label this worked example as practice; use a different, previously unreviewed case when checking independent understanding.</w:t>
+      <w:pPr>
+        <w:spacing w:line="336" w:lineRule="auto" w:after="180"/>
+      </w:pPr>
+      <w:r>
+        <w:rPr>
+          <w:b w:val="0"/>
+        </w:rPr>
+        <w:t xml:space="preserve">For your Verified Study Buddy, save the </w:t>
+      </w:r>
+      <w:r>
+        <w:rPr>
+          <w:b/>
+        </w:rPr>
+        <w:t>input</w:t>
+      </w:r>
+      <w:r>
+        <w:rPr>
+          <w:b w:val="0"/>
+        </w:rPr>
+        <w:t>, procedure, observed result and limitation of this check.</w:t>
+      </w:r>
+    </w:p>
+    <w:p>
+      <w:pPr>
+        <w:spacing w:line="336" w:lineRule="auto" w:after="180"/>
+      </w:pPr>
+      <w:r>
+        <w:rPr>
+          <w:b w:val="0"/>
+        </w:rPr>
+        <w:t>Label this worked example as practice; use a different, previously unreviewed case when checking independent understanding.</w:t>
       </w:r>
     </w:p>
     <w:p>
@@ -3072,16 +4674,48 @@
     </w:p>
     <w:p>
       <w:r>
+        <w:t>Use a genuinely new case for independent evidence. Previously discussed examples remain practice; use the separately named independent case before feedback.</w:t>
+      </w:r>
+    </w:p>
+    <w:p>
+      <w:pPr>
+        <w:pStyle w:val="Heading3"/>
+      </w:pPr>
+      <w:r>
+        <w:t>Independent evidence</w:t>
+      </w:r>
+    </w:p>
+    <w:p>
+      <w:pPr>
+        <w:spacing w:line="336" w:lineRule="auto" w:after="180"/>
+        <w:shd w:fill="FFF5E6"/>
+      </w:pPr>
+      <w:r>
+        <w:rPr>
+          <w:b w:val="0"/>
+        </w:rPr>
         <w:t>INDEPENDENT MASTERY PROOF</w:t>
       </w:r>
     </w:p>
     <w:p>
-      <w:r>
+      <w:pPr>
+        <w:spacing w:line="336" w:lineRule="auto" w:after="180"/>
+      </w:pPr>
+      <w:r>
+        <w:rPr>
+          <w:b w:val="0"/>
+        </w:rPr>
         <w:t>Explain • Transfer • Test • Defend</w:t>
       </w:r>
     </w:p>
     <w:p>
-      <w:r>
+      <w:pPr>
+        <w:spacing w:line="336" w:lineRule="auto" w:after="180"/>
+      </w:pPr>
+      <w:r>
+        <w:rPr>
+          <w:b w:val="0"/>
+        </w:rPr>
         <w:t>Complete this page without copying the worked example. Your reasoning matters more than decoration.</w:t>
       </w:r>
     </w:p>
@@ -3122,12 +4756,46 @@
       </w:r>
     </w:p>
     <w:p>
-      <w:r>
-        <w:t>CHALLENGE  Build one end-to-end Study Buddy path.</w:t>
-      </w:r>
-    </w:p>
-    <w:p>
-      <w:r>
+      <w:pPr>
+        <w:pStyle w:val="Heading3"/>
+      </w:pPr>
+      <w:r>
+        <w:t>Try a more demanding case</w:t>
+      </w:r>
+    </w:p>
+    <w:p>
+      <w:pPr>
+        <w:spacing w:line="336" w:lineRule="auto" w:after="180"/>
+        <w:shd w:fill="F5F1FB"/>
+      </w:pPr>
+      <w:r>
+        <w:rPr>
+          <w:b w:val="0"/>
+        </w:rPr>
+        <w:t xml:space="preserve">CHALLENGE  Build one </w:t>
+      </w:r>
+      <w:r>
+        <w:rPr>
+          <w:b/>
+        </w:rPr>
+        <w:t>end-to-end</w:t>
+      </w:r>
+      <w:r>
+        <w:rPr>
+          <w:b w:val="0"/>
+        </w:rPr>
+        <w:t xml:space="preserve"> Study Buddy path.</w:t>
+      </w:r>
+    </w:p>
+    <w:p>
+      <w:pPr>
+        <w:spacing w:line="336" w:lineRule="auto" w:after="180"/>
+        <w:shd w:fill="F4F9FC"/>
+      </w:pPr>
+      <w:r>
+        <w:rPr>
+          <w:b w:val="0"/>
+        </w:rPr>
         <w:t>1. My fresh example, trace, calculation, or design:</w:t>
       </w:r>
     </w:p>
@@ -3165,8 +4833,27 @@
       </w:r>
     </w:p>
     <w:p>
-      <w:r>
-        <w:t>2. My evidence that it works (include a boundary or missing-data case):</w:t>
+      <w:pPr>
+        <w:spacing w:line="336" w:lineRule="auto" w:after="180"/>
+        <w:shd w:fill="F4F9FC"/>
+      </w:pPr>
+      <w:r>
+        <w:rPr>
+          <w:b w:val="0"/>
+        </w:rPr>
+        <w:t xml:space="preserve">2. My </w:t>
+      </w:r>
+      <w:r>
+        <w:rPr>
+          <w:b/>
+        </w:rPr>
+        <w:t>evidence</w:t>
+      </w:r>
+      <w:r>
+        <w:rPr>
+          <w:b w:val="0"/>
+        </w:rPr>
+        <w:t xml:space="preserve"> that it works (include a boundary or missing-data case):</w:t>
       </w:r>
     </w:p>
     <w:p>
@@ -3203,7 +4890,14 @@
       </w:r>
     </w:p>
     <w:p>
-      <w:r>
+      <w:pPr>
+        <w:spacing w:line="336" w:lineRule="auto" w:after="180"/>
+        <w:shd w:fill="F4F9FC"/>
+      </w:pPr>
+      <w:r>
+        <w:rPr>
+          <w:b w:val="0"/>
+        </w:rPr>
         <w:t>3. One limitation, fairness concern, or situation needing human review:</w:t>
       </w:r>
     </w:p>
@@ -3241,8 +4935,47 @@
       </w:r>
     </w:p>
     <w:p>
-      <w:r>
-        <w:t>SELF-CHECK  □ I explained the mechanism  □ I used evidence  □ I tested a fresh case  □ I named a limitation  □ I can answer ‘why?’</w:t>
+      <w:pPr>
+        <w:pStyle w:val="Heading3"/>
+      </w:pPr>
+      <w:r>
+        <w:t>Check your explanation</w:t>
+      </w:r>
+    </w:p>
+    <w:p>
+      <w:pPr>
+        <w:spacing w:line="336" w:lineRule="auto" w:after="180"/>
+        <w:shd w:fill="F5F1FB"/>
+      </w:pPr>
+      <w:r>
+        <w:rPr>
+          <w:b w:val="0"/>
+        </w:rPr>
+        <w:t xml:space="preserve">SELF-CHECK  □ I explained the </w:t>
+      </w:r>
+      <w:r>
+        <w:rPr>
+          <w:b/>
+        </w:rPr>
+        <w:t>mechanism</w:t>
+      </w:r>
+      <w:r>
+        <w:rPr>
+          <w:b w:val="0"/>
+        </w:rPr>
+        <w:t xml:space="preserve">  □ I used </w:t>
+      </w:r>
+      <w:r>
+        <w:rPr>
+          <w:b/>
+        </w:rPr>
+        <w:t>evidence</w:t>
+      </w:r>
+      <w:r>
+        <w:rPr>
+          <w:b w:val="0"/>
+        </w:rPr>
+        <w:t xml:space="preserve">  □ I tested a fresh case  □ I named a limitation  □ I can answer ‘why?’</w:t>
       </w:r>
     </w:p>
     <w:p>
@@ -3254,6 +4987,11 @@
       </w:r>
     </w:p>
     <w:p>
+      <w:r>
+        <w:t>Revisit the complete Prototype a Grounded Assistant case for supported practice. Repeated examples do not become fresh assessments.</w:t>
+      </w:r>
+    </w:p>
+    <w:p>
       <w:pPr>
         <w:pStyle w:val="Heading3"/>
       </w:pPr>
@@ -3262,7 +5000,13 @@
       </w:r>
     </w:p>
     <w:p>
-      <w:r>
+      <w:pPr>
+        <w:spacing w:line="336" w:lineRule="auto" w:after="180"/>
+      </w:pPr>
+      <w:r>
+        <w:rPr>
+          <w:b w:val="0"/>
+        </w:rPr>
         <w:t>Use the supplied details to practise the weekly concept before attempting the independent question. This case extends the illustrated lesson.</w:t>
       </w:r>
     </w:p>
@@ -3275,7 +5019,13 @@
       </w:r>
     </w:p>
     <w:p>
-      <w:r>
+      <w:pPr>
+        <w:spacing w:line="336" w:lineRule="auto" w:after="180"/>
+      </w:pPr>
+      <w:r>
+        <w:rPr>
+          <w:b w:val="0"/>
+        </w:rPr>
         <w:t>Approved notes say plants need light and roots take up water. Ask how roots help.</w:t>
       </w:r>
     </w:p>
@@ -3288,7 +5038,13 @@
       </w:r>
     </w:p>
     <w:p>
-      <w:r>
+      <w:pPr>
+        <w:spacing w:line="336" w:lineRule="auto" w:after="180"/>
+      </w:pPr>
+      <w:r>
+        <w:rPr>
+          <w:b w:val="0"/>
+        </w:rPr>
         <w:t>Specify the minimum grounded path.</w:t>
       </w:r>
     </w:p>
@@ -3301,7 +5057,13 @@
       </w:r>
     </w:p>
     <w:p>
-      <w:r>
+      <w:pPr>
+        <w:spacing w:line="336" w:lineRule="auto" w:after="180"/>
+      </w:pPr>
+      <w:r>
+        <w:rPr>
+          <w:b w:val="0"/>
+        </w:rPr>
         <w:t>Retrieve the roots note, answer that roots take up water and reference it. Validate support and avoid unrelated claims.</w:t>
       </w:r>
     </w:p>
@@ -3314,7 +5076,14 @@
       </w:r>
     </w:p>
     <w:p>
-      <w:r>
+      <w:pPr>
+        <w:spacing w:line="336" w:lineRule="auto" w:after="180"/>
+        <w:shd w:fill="F5F1FB"/>
+      </w:pPr>
+      <w:r>
+        <w:rPr>
+          <w:b w:val="0"/>
+        </w:rPr>
         <w:t>Which detail supports the answer, and why does it matter?</w:t>
       </w:r>
     </w:p>
@@ -3492,17 +5261,35 @@
       </w:tr>
     </w:tbl>
     <w:p>
-      <w:r>
+      <w:pPr>
+        <w:spacing w:line="336" w:lineRule="auto" w:after="180"/>
+      </w:pPr>
+      <w:r>
+        <w:rPr>
+          <w:b w:val="0"/>
+        </w:rPr>
         <w:t>Approved notes say plants need light and roots take up water. Ask how roots help.</w:t>
       </w:r>
     </w:p>
     <w:p>
-      <w:r>
+      <w:pPr>
+        <w:spacing w:line="336" w:lineRule="auto" w:after="180"/>
+      </w:pPr>
+      <w:r>
+        <w:rPr>
+          <w:b w:val="0"/>
+        </w:rPr>
         <w:t>Specify the minimum grounded path.</w:t>
       </w:r>
     </w:p>
     <w:p>
-      <w:r>
+      <w:pPr>
+        <w:spacing w:line="336" w:lineRule="auto" w:after="180"/>
+      </w:pPr>
+      <w:r>
+        <w:rPr>
+          <w:b w:val="0"/>
+        </w:rPr>
         <w:t>Retrieve the roots note, answer that roots take up water and reference it. Validate support and avoid unrelated claims.</w:t>
       </w:r>
     </w:p>
@@ -3515,6 +5302,11 @@
       </w:r>
     </w:p>
     <w:p>
+      <w:r>
+        <w:t>Attempt the reserved new case before feedback. Record support; the earlier examples below remain additional practice.</w:t>
+      </w:r>
+    </w:p>
+    <w:p>
       <w:pPr>
         <w:pStyle w:val="Heading3"/>
       </w:pPr>
@@ -3523,7 +5315,13 @@
       </w:r>
     </w:p>
     <w:p>
-      <w:r>
+      <w:pPr>
+        <w:spacing w:line="336" w:lineRule="auto" w:after="180"/>
+      </w:pPr>
+      <w:r>
+        <w:rPr>
+          <w:b w:val="0"/>
+        </w:rPr>
         <w:t>Request room J; approval and register both J capacity 0. Draft is well-formed with J/0 and correct sources. Trace stages and distinguish zero from missing.</w:t>
       </w:r>
     </w:p>
@@ -3571,7 +5369,13 @@
       </w:r>
     </w:p>
     <w:p>
-      <w:r>
+      <w:pPr>
+        <w:spacing w:line="336" w:lineRule="auto" w:after="180"/>
+      </w:pPr>
+      <w:r>
+        <w:rPr>
+          <w:b w:val="0"/>
+        </w:rPr>
         <w:t>Attempt this case before feedback. Record any help. Earlier examples below are further practice; a case already practised with feedback cannot establish fresh transfer.</w:t>
       </w:r>
     </w:p>
@@ -3584,18 +5388,55 @@
       </w:r>
     </w:p>
     <w:p>
-      <w:r>
+      <w:pPr>
+        <w:spacing w:line="336" w:lineRule="auto" w:after="180"/>
+      </w:pPr>
+      <w:r>
+        <w:rPr>
+          <w:b w:val="0"/>
+        </w:rPr>
         <w:t>Close the worked explanation. Apply the idea to this different question without copying.</w:t>
       </w:r>
     </w:p>
     <w:p>
-      <w:r>
-        <w:t>A study assistant has a supplied passage about roots. A user asks a question about planets. What should the prototype do within a passage-only boundary?</w:t>
-      </w:r>
-    </w:p>
-    <w:p>
-      <w:r>
-        <w:t>My answer, with a trace, calculation or supporting evidence</w:t>
+      <w:pPr>
+        <w:spacing w:line="336" w:lineRule="auto" w:after="180"/>
+        <w:shd w:fill="F5F1FB"/>
+      </w:pPr>
+      <w:r>
+        <w:rPr>
+          <w:b w:val="0"/>
+        </w:rPr>
+        <w:t xml:space="preserve">A study assistant has a supplied passage about roots. A user asks a question about planets. What should the </w:t>
+      </w:r>
+      <w:r>
+        <w:rPr>
+          <w:b/>
+        </w:rPr>
+        <w:t>prototype</w:t>
+      </w:r>
+      <w:r>
+        <w:rPr>
+          <w:b w:val="0"/>
+        </w:rPr>
+        <w:t xml:space="preserve"> do within a passage-only boundary?</w:t>
+      </w:r>
+    </w:p>
+    <w:p>
+      <w:pPr>
+        <w:spacing w:line="336" w:lineRule="auto" w:after="180"/>
+      </w:pPr>
+      <w:r>
+        <w:rPr>
+          <w:b w:val="0"/>
+        </w:rPr>
+        <w:t xml:space="preserve">My answer, with a trace, calculation or supporting </w:t>
+      </w:r>
+      <w:r>
+        <w:rPr>
+          <w:b/>
+        </w:rPr>
+        <w:t>evidence</w:t>
       </w:r>
     </w:p>
     <w:p>
@@ -3640,13 +5481,37 @@
       </w:r>
     </w:p>
     <w:p>
-      <w:r>
+      <w:pPr>
+        <w:spacing w:line="336" w:lineRule="auto" w:after="180"/>
+      </w:pPr>
+      <w:r>
+        <w:rPr>
+          <w:b w:val="0"/>
+        </w:rPr>
         <w:t>Change one relevant detail. Predict the result before testing. Include a boundary or missing-information case when it helps reveal a limit.</w:t>
       </w:r>
     </w:p>
     <w:p>
-      <w:r>
-        <w:t>My changed input and expected result</w:t>
+      <w:pPr>
+        <w:spacing w:line="336" w:lineRule="auto" w:after="180"/>
+      </w:pPr>
+      <w:r>
+        <w:rPr>
+          <w:b w:val="0"/>
+        </w:rPr>
+        <w:t xml:space="preserve">My changed </w:t>
+      </w:r>
+      <w:r>
+        <w:rPr>
+          <w:b/>
+        </w:rPr>
+        <w:t>input</w:t>
+      </w:r>
+      <w:r>
+        <w:rPr>
+          <w:b w:val="0"/>
+        </w:rPr>
+        <w:t xml:space="preserve"> and expected result</w:t>
       </w:r>
     </w:p>
     <w:p>
@@ -3691,13 +5556,49 @@
       </w:r>
     </w:p>
     <w:p>
-      <w:r>
-        <w:t>Connect user interface, source store, retrieval, prompt, schema validation, and evidence display.</w:t>
-      </w:r>
-    </w:p>
-    <w:p>
-      <w:r>
-        <w:t>The evidence I will keep</w:t>
+      <w:pPr>
+        <w:spacing w:line="336" w:lineRule="auto" w:after="180"/>
+      </w:pPr>
+      <w:r>
+        <w:rPr>
+          <w:b w:val="0"/>
+        </w:rPr>
+        <w:t xml:space="preserve">Connect user interface, source store, retrieval, prompt, schema validation, and </w:t>
+      </w:r>
+      <w:r>
+        <w:rPr>
+          <w:b/>
+        </w:rPr>
+        <w:t>evidence</w:t>
+      </w:r>
+      <w:r>
+        <w:rPr>
+          <w:b w:val="0"/>
+        </w:rPr>
+        <w:t xml:space="preserve"> display.</w:t>
+      </w:r>
+    </w:p>
+    <w:p>
+      <w:pPr>
+        <w:spacing w:line="336" w:lineRule="auto" w:after="180"/>
+      </w:pPr>
+      <w:r>
+        <w:rPr>
+          <w:b w:val="0"/>
+        </w:rPr>
+        <w:t xml:space="preserve">The </w:t>
+      </w:r>
+      <w:r>
+        <w:rPr>
+          <w:b/>
+        </w:rPr>
+        <w:t>evidence</w:t>
+      </w:r>
+      <w:r>
+        <w:rPr>
+          <w:b w:val="0"/>
+        </w:rPr>
+        <w:t xml:space="preserve"> I will keep</w:t>
       </w:r>
     </w:p>
     <w:p>
@@ -3734,8 +5635,26 @@
       </w:r>
     </w:p>
     <w:p>
-      <w:r>
-        <w:t>Your teacher has the independent answer and scoring criteria. Complete the matching workbook week to keep your practice evidence together.</w:t>
+      <w:pPr>
+        <w:spacing w:line="336" w:lineRule="auto" w:after="180"/>
+      </w:pPr>
+      <w:r>
+        <w:rPr>
+          <w:b w:val="0"/>
+        </w:rPr>
+        <w:t xml:space="preserve">Your teacher has the independent answer and scoring criteria. Complete the matching workbook week to keep your practice </w:t>
+      </w:r>
+      <w:r>
+        <w:rPr>
+          <w:b/>
+        </w:rPr>
+        <w:t>evidence</w:t>
+      </w:r>
+      <w:r>
+        <w:rPr>
+          <w:b w:val="0"/>
+        </w:rPr>
+        <w:t xml:space="preserve"> together.</w:t>
       </w:r>
     </w:p>
     <w:p>
@@ -3747,8 +5666,26 @@
       </w:r>
     </w:p>
     <w:p>
-      <w:r>
-        <w:t>Build a paper assistant from notes A='Roots take up water' and B='Leaves use light'. Answer 'Which part takes up water?' and 'How tall is this plant?' with references or fallback.</w:t>
+      <w:pPr>
+        <w:spacing w:line="336" w:lineRule="auto" w:after="180"/>
+      </w:pPr>
+      <w:r>
+        <w:rPr>
+          <w:b w:val="0"/>
+        </w:rPr>
+        <w:t xml:space="preserve">Build a paper assistant from notes A='Roots take up water' and B='Leaves use light'. Answer 'Which part takes up water?' and 'How tall is this plant?' with references or </w:t>
+      </w:r>
+      <w:r>
+        <w:rPr>
+          <w:b/>
+        </w:rPr>
+        <w:t>fallback</w:t>
+      </w:r>
+      <w:r>
+        <w:rPr>
+          <w:b w:val="0"/>
+        </w:rPr>
+        <w:t>.</w:t>
       </w:r>
     </w:p>
     <w:p>
@@ -3803,8 +5740,25 @@
       </w:r>
     </w:p>
     <w:p>
-      <w:r>
-        <w:t>Attempt the independent case before hints. Record whether you worked alone, used a hint or followed a model. After feedback, fix the first unsupported step and explain why it changed. A later check uses a changed case, not a copied answer.</w:t>
+      <w:pPr>
+        <w:spacing w:line="336" w:lineRule="auto" w:after="180"/>
+      </w:pPr>
+      <w:r>
+        <w:rPr>
+          <w:b w:val="0"/>
+        </w:rPr>
+        <w:t>Attempt the independent case before hints. Record whether you worked alone, used a hint or followed a model. After feedback, fix the first unsupported step and explain why it changed.</w:t>
+      </w:r>
+    </w:p>
+    <w:p>
+      <w:pPr>
+        <w:spacing w:line="336" w:lineRule="auto" w:after="180"/>
+      </w:pPr>
+      <w:r>
+        <w:rPr>
+          <w:b w:val="0"/>
+        </w:rPr>
+        <w:t>A later check uses a changed case, not a copied answer.</w:t>
       </w:r>
     </w:p>
     <w:p>
@@ -3817,6 +5771,17 @@
     </w:p>
     <w:p>
       <w:r>
+        <w:t>Use this map to navigate Prototype a Grounded Assistant, connect the goals to tasks and keep one evidence record for each attempt.</w:t>
+      </w:r>
+    </w:p>
+    <w:p>
+      <w:pPr>
+        <w:spacing w:line="336" w:lineRule="auto" w:after="180"/>
+      </w:pPr>
+      <w:r>
+        <w:rPr>
+          <w:b w:val="0"/>
+        </w:rPr>
         <w:t>Start with this question: Build a minimal grounded study answer with checks between retrieval and display.</w:t>
       </w:r>
     </w:p>
@@ -3923,13 +5888,61 @@
       </w:tr>
     </w:tbl>
     <w:p>
-      <w:r>
-        <w:t>Remember → watch and explain → try with help → investigate → try independently → keep project evidence. Your teacher may spread this lesson across several classes.</w:t>
-      </w:r>
-    </w:p>
-    <w:p>
-      <w:r>
-        <w:t>Keep your first prediction. Compare it with what the evidence shows and explain any change.</w:t>
+      <w:pPr>
+        <w:spacing w:line="336" w:lineRule="auto" w:after="180"/>
+      </w:pPr>
+      <w:r>
+        <w:rPr>
+          <w:b w:val="0"/>
+        </w:rPr>
+        <w:t xml:space="preserve">Remember → watch and explain → try with help → investigate → try independently → keep project </w:t>
+      </w:r>
+      <w:r>
+        <w:rPr>
+          <w:b/>
+        </w:rPr>
+        <w:t>evidence</w:t>
+      </w:r>
+      <w:r>
+        <w:rPr>
+          <w:b w:val="0"/>
+        </w:rPr>
+        <w:t>. Your teacher may spread this lesson across several classes.</w:t>
+      </w:r>
+    </w:p>
+    <w:p>
+      <w:pPr>
+        <w:spacing w:line="336" w:lineRule="auto" w:after="180"/>
+      </w:pPr>
+      <w:r>
+        <w:rPr>
+          <w:b w:val="0"/>
+        </w:rPr>
+        <w:t xml:space="preserve">Keep your first </w:t>
+      </w:r>
+      <w:r>
+        <w:rPr>
+          <w:b/>
+        </w:rPr>
+        <w:t>prediction</w:t>
+      </w:r>
+      <w:r>
+        <w:rPr>
+          <w:b w:val="0"/>
+        </w:rPr>
+        <w:t xml:space="preserve">. Compare it with what the </w:t>
+      </w:r>
+      <w:r>
+        <w:rPr>
+          <w:b/>
+        </w:rPr>
+        <w:t>evidence</w:t>
+      </w:r>
+      <w:r>
+        <w:rPr>
+          <w:b w:val="0"/>
+        </w:rPr>
+        <w:t xml:space="preserve"> shows and explain any change.</w:t>
       </w:r>
     </w:p>
     <w:p>
@@ -3942,7 +5955,30 @@
     </w:p>
     <w:p>
       <w:r>
-        <w:t>Close your notes. Explain this goal in your own words: Explain the mechanism and terminology of capstone grounded assistant</w:t>
+        <w:t>Explain Prototype a Grounded Assistant without notes, identify a remaining question and plan a later check with a changed case.</w:t>
+      </w:r>
+    </w:p>
+    <w:p>
+      <w:pPr>
+        <w:spacing w:line="336" w:lineRule="auto" w:after="180"/>
+      </w:pPr>
+      <w:r>
+        <w:rPr>
+          <w:b w:val="0"/>
+        </w:rPr>
+        <w:t xml:space="preserve">Close your notes. Explain this goal in your own words: Explain the </w:t>
+      </w:r>
+      <w:r>
+        <w:rPr>
+          <w:b/>
+        </w:rPr>
+        <w:t>mechanism</w:t>
+      </w:r>
+      <w:r>
+        <w:rPr>
+          <w:b w:val="0"/>
+        </w:rPr>
+        <w:t xml:space="preserve"> and terminology of capstone grounded assistant</w:t>
       </w:r>
     </w:p>
     <w:p>
@@ -3979,13 +6015,61 @@
       </w:r>
     </w:p>
     <w:p>
-      <w:r>
-        <w:t>If you are unsure, return to the worked picture and explain one arrow. If you are ready, change an input or assumption and justify your prediction.</w:t>
-      </w:r>
-    </w:p>
-    <w:p>
-      <w:r>
-        <w:t>Save your workbook evidence. At the next review, try a different case before opening your old answer.</w:t>
+      <w:pPr>
+        <w:spacing w:line="336" w:lineRule="auto" w:after="180"/>
+      </w:pPr>
+      <w:r>
+        <w:rPr>
+          <w:b w:val="0"/>
+        </w:rPr>
+        <w:t xml:space="preserve">If you are unsure, return to the worked picture and explain one arrow. If you are ready, change an </w:t>
+      </w:r>
+      <w:r>
+        <w:rPr>
+          <w:b/>
+        </w:rPr>
+        <w:t>input</w:t>
+      </w:r>
+      <w:r>
+        <w:rPr>
+          <w:b w:val="0"/>
+        </w:rPr>
+        <w:t xml:space="preserve"> or assumption and justify your </w:t>
+      </w:r>
+      <w:r>
+        <w:rPr>
+          <w:b/>
+        </w:rPr>
+        <w:t>prediction</w:t>
+      </w:r>
+      <w:r>
+        <w:rPr>
+          <w:b w:val="0"/>
+        </w:rPr>
+        <w:t>.</w:t>
+      </w:r>
+    </w:p>
+    <w:p>
+      <w:pPr>
+        <w:spacing w:line="336" w:lineRule="auto" w:after="180"/>
+      </w:pPr>
+      <w:r>
+        <w:rPr>
+          <w:b w:val="0"/>
+        </w:rPr>
+        <w:t xml:space="preserve">Save your workbook </w:t>
+      </w:r>
+      <w:r>
+        <w:rPr>
+          <w:b/>
+        </w:rPr>
+        <w:t>evidence</w:t>
+      </w:r>
+      <w:r>
+        <w:rPr>
+          <w:b w:val="0"/>
+        </w:rPr>
+        <w:t>. At the next review, try a different case before opening your old answer.</w:t>
       </w:r>
     </w:p>
     <w:p>
@@ -3998,11 +6082,28 @@
     </w:p>
     <w:p>
       <w:r>
+        <w:t>Attempt supported questions before using hints or feedback. Review a missing building block, then keep the completed work.</w:t>
+      </w:r>
+    </w:p>
+    <w:p>
+      <w:pPr>
+        <w:spacing w:line="336" w:lineRule="auto" w:after="180"/>
+      </w:pPr>
+      <w:r>
+        <w:rPr>
+          <w:b w:val="0"/>
+        </w:rPr>
         <w:t>Use this supported practice once, in the browser or on paper. Keep the reserved independent assessment for a separate first attempt before teacher feedback.</w:t>
       </w:r>
     </w:p>
     <w:p>
-      <w:r>
+      <w:pPr>
+        <w:spacing w:line="336" w:lineRule="auto" w:after="180"/>
+      </w:pPr>
+      <w:r>
+        <w:rPr>
+          <w:b w:val="0"/>
+        </w:rPr>
         <w:t>Build a minimal grounded study answer with checks between retrieval and display.</w:t>
       </w:r>
     </w:p>
@@ -4015,22 +6116,55 @@
       </w:r>
     </w:p>
     <w:p>
-      <w:r>
+      <w:pPr>
+        <w:spacing w:line="336" w:lineRule="auto" w:after="180"/>
+      </w:pPr>
+      <w:r>
+        <w:rPr>
+          <w:b w:val="0"/>
+        </w:rPr>
         <w:t>Which labelled step matches this detail? Display “This activity checks soil daily [PL3]”; reject an invented twice-daily watering schedule.</w:t>
       </w:r>
     </w:p>
     <w:p>
-      <w:r>
-        <w:t>1. Retrieve evidence</w:t>
-      </w:r>
-    </w:p>
-    <w:p>
-      <w:r>
+      <w:pPr>
+        <w:spacing w:line="336" w:lineRule="auto" w:after="180"/>
+        <w:shd w:fill="F4F9FC"/>
+      </w:pPr>
+      <w:r>
+        <w:rPr>
+          <w:b w:val="0"/>
+        </w:rPr>
+        <w:t xml:space="preserve">1. Retrieve </w:t>
+      </w:r>
+      <w:r>
+        <w:rPr>
+          <w:b/>
+        </w:rPr>
+        <w:t>evidence</w:t>
+      </w:r>
+    </w:p>
+    <w:p>
+      <w:pPr>
+        <w:spacing w:line="336" w:lineRule="auto" w:after="180"/>
+        <w:shd w:fill="F4F9FC"/>
+      </w:pPr>
+      <w:r>
+        <w:rPr>
+          <w:b w:val="0"/>
+        </w:rPr>
         <w:t>2. Match question</w:t>
       </w:r>
     </w:p>
     <w:p>
-      <w:r>
+      <w:pPr>
+        <w:spacing w:line="336" w:lineRule="auto" w:after="180"/>
+        <w:shd w:fill="F4F9FC"/>
+      </w:pPr>
+      <w:r>
+        <w:rPr>
+          <w:b w:val="0"/>
+        </w:rPr>
         <w:t>3. Validate draft</w:t>
       </w:r>
     </w:p>
@@ -4068,41 +6202,167 @@
       </w:r>
     </w:p>
     <w:p>
-      <w:r>
+      <w:pPr>
+        <w:pStyle w:val="Heading3"/>
+      </w:pPr>
+      <w:r>
+        <w:t>Hint · try first</w:t>
+      </w:r>
+    </w:p>
+    <w:p>
+      <w:pPr>
+        <w:spacing w:line="336" w:lineRule="auto" w:after="180"/>
+        <w:shd w:fill="F1F6F8"/>
+      </w:pPr>
+      <w:r>
+        <w:rPr>
+          <w:b w:val="0"/>
+        </w:rPr>
         <w:t>Hint if needed: Read the steps in the pictorial case. Match the supplied detail to the stage that performs or records it.</w:t>
       </w:r>
     </w:p>
     <w:p>
-      <w:r>
-        <w:t>After your attempt, compare with the supported explanation: Validate draft Display “This activity checks soil daily [PL3]”; reject an invented twice-daily watering schedule. Read the picture in order. Display “This activity checks soil daily [PL3]”; reject an invented twice-daily watering schedule. The arrows show which recorded input or intermediate result each decision uses. Explain the deciding step aloud before checking the changed case; pointing to the final answer alone does not show how it follows.</w:t>
-      </w:r>
-    </w:p>
-    <w:p>
       <w:pPr>
         <w:pStyle w:val="Heading3"/>
       </w:pPr>
       <w:r>
+        <w:t>Feedback · compare after trying</w:t>
+      </w:r>
+    </w:p>
+    <w:p>
+      <w:pPr>
+        <w:spacing w:line="336" w:lineRule="auto" w:after="180"/>
+        <w:shd w:fill="F1F6FC"/>
+      </w:pPr>
+      <w:r>
+        <w:rPr>
+          <w:b w:val="0"/>
+        </w:rPr>
+        <w:t>After your attempt, compare with the supported explanation: Validate draft Display “This activity checks soil daily [PL3]”; reject an invented twice-daily watering schedule. Read the picture in order.</w:t>
+      </w:r>
+    </w:p>
+    <w:p>
+      <w:pPr>
+        <w:spacing w:line="336" w:lineRule="auto" w:after="180"/>
+        <w:shd w:fill="F1F6FC"/>
+      </w:pPr>
+      <w:r>
+        <w:rPr>
+          <w:b w:val="0"/>
+        </w:rPr>
+        <w:t xml:space="preserve">Display “This activity checks soil daily [PL3]”; reject an invented twice-daily watering schedule. The arrows show which recorded </w:t>
+      </w:r>
+      <w:r>
+        <w:rPr>
+          <w:b/>
+        </w:rPr>
+        <w:t>input</w:t>
+      </w:r>
+      <w:r>
+        <w:rPr>
+          <w:b w:val="0"/>
+        </w:rPr>
+        <w:t xml:space="preserve"> or intermediate result each decision uses.</w:t>
+      </w:r>
+    </w:p>
+    <w:p>
+      <w:pPr>
+        <w:spacing w:line="336" w:lineRule="auto" w:after="180"/>
+        <w:shd w:fill="F1F6FC"/>
+      </w:pPr>
+      <w:r>
+        <w:rPr>
+          <w:b w:val="0"/>
+        </w:rPr>
+        <w:t>Explain the deciding step aloud before checking the changed case; pointing to the final answer alone does not show how it follows.</w:t>
+      </w:r>
+    </w:p>
+    <w:p>
+      <w:pPr>
+        <w:pStyle w:val="Heading3"/>
+      </w:pPr>
+      <w:r>
         <w:t>Practice 2: explain the deciding evidence</w:t>
       </w:r>
     </w:p>
     <w:p>
-      <w:r>
+      <w:pPr>
+        <w:pStyle w:val="Heading3"/>
+      </w:pPr>
+      <w:r>
+        <w:t>Changed case · predict first</w:t>
+      </w:r>
+    </w:p>
+    <w:p>
+      <w:pPr>
+        <w:spacing w:line="336" w:lineRule="auto" w:after="180"/>
+        <w:shd w:fill="F5F1FB"/>
+      </w:pPr>
+      <w:r>
+        <w:rPr>
+          <w:b w:val="0"/>
+        </w:rPr>
         <w:t>Changed-case practice: PL3 is absent while PL2 remains. Which conclusion is supported by the supplied facts?</w:t>
       </w:r>
     </w:p>
     <w:p>
-      <w:r>
-        <w:t>1. We can decide the result without examining the changed input or the procedure.</w:t>
-      </w:r>
-    </w:p>
-    <w:p>
-      <w:r>
+      <w:pPr>
+        <w:spacing w:line="336" w:lineRule="auto" w:after="180"/>
+        <w:shd w:fill="F4F9FC"/>
+      </w:pPr>
+      <w:r>
+        <w:rPr>
+          <w:b w:val="0"/>
+        </w:rPr>
+        <w:t xml:space="preserve">1. We can decide the result without examining the changed </w:t>
+      </w:r>
+      <w:r>
+        <w:rPr>
+          <w:b/>
+        </w:rPr>
+        <w:t>input</w:t>
+      </w:r>
+      <w:r>
+        <w:rPr>
+          <w:b w:val="0"/>
+        </w:rPr>
+        <w:t xml:space="preserve"> or the procedure.</w:t>
+      </w:r>
+    </w:p>
+    <w:p>
+      <w:pPr>
+        <w:spacing w:line="336" w:lineRule="auto" w:after="180"/>
+        <w:shd w:fill="F4F9FC"/>
+      </w:pPr>
+      <w:r>
+        <w:rPr>
+          <w:b w:val="0"/>
+        </w:rPr>
         <w:t>2. Explain that the daily check is not specified in the available source.</w:t>
       </w:r>
     </w:p>
     <w:p>
-      <w:r>
-        <w:t>3. This one example guarantees correct results for every future input.</w:t>
+      <w:pPr>
+        <w:spacing w:line="336" w:lineRule="auto" w:after="180"/>
+        <w:shd w:fill="F4F9FC"/>
+      </w:pPr>
+      <w:r>
+        <w:rPr>
+          <w:b w:val="0"/>
+        </w:rPr>
+        <w:t xml:space="preserve">3. This one example guarantees correct results for every future </w:t>
+      </w:r>
+      <w:r>
+        <w:rPr>
+          <w:b/>
+        </w:rPr>
+        <w:t>input</w:t>
+      </w:r>
+      <w:r>
+        <w:rPr>
+          <w:b w:val="0"/>
+        </w:rPr>
+        <w:t>.</w:t>
       </w:r>
     </w:p>
     <w:p>
@@ -4139,12 +6399,42 @@
       </w:r>
     </w:p>
     <w:p>
-      <w:r>
+      <w:pPr>
+        <w:pStyle w:val="Heading3"/>
+      </w:pPr>
+      <w:r>
+        <w:t>Hint · try first</w:t>
+      </w:r>
+    </w:p>
+    <w:p>
+      <w:pPr>
+        <w:spacing w:line="336" w:lineRule="auto" w:after="180"/>
+        <w:shd w:fill="F1F6F8"/>
+      </w:pPr>
+      <w:r>
+        <w:rPr>
+          <w:b w:val="0"/>
+        </w:rPr>
         <w:t>Hint if needed: Use the changed condition and the deciding step in the pictorial trace. The answer must say what follows from those facts.</w:t>
       </w:r>
     </w:p>
     <w:p>
-      <w:r>
+      <w:pPr>
+        <w:pStyle w:val="Heading3"/>
+      </w:pPr>
+      <w:r>
+        <w:t>Feedback · compare after trying</w:t>
+      </w:r>
+    </w:p>
+    <w:p>
+      <w:pPr>
+        <w:spacing w:line="336" w:lineRule="auto" w:after="180"/>
+        <w:shd w:fill="F1F6FC"/>
+      </w:pPr>
+      <w:r>
+        <w:rPr>
+          <w:b w:val="0"/>
+        </w:rPr>
         <w:t>After your attempt, compare with the supported explanation: Explain that the daily check is not specified in the available source. The remaining general water fact does not establish this activity’s schedule.</w:t>
       </w:r>
     </w:p>
@@ -4157,18 +6447,129 @@
       </w:r>
     </w:p>
     <w:p>
-      <w:r>
-        <w:t>Review Block to Python Bridge (ai-3/23). Goal: Translate a short paper calculation into a Python script. Short practice: Trace the changed list and identify where the result differs. Point to the relevant step in the picture, then write the changed result and the rule or evidence that supports it.. Return to this week and explain what you changed.</w:t>
-      </w:r>
-    </w:p>
-    <w:p>
-      <w:r>
-        <w:t>Review Tools and APIs (ai-3/21). Goal: Explain the mechanism and terminology of tools and api contracts. Short practice: Does a valid C7 ID permit the extra lending action? Point to the relevant step in the picture, then write the changed result and the rule or evidence that supports it.. Return to this week and explain what you changed.</w:t>
-      </w:r>
-    </w:p>
-    <w:p>
-      <w:r>
-        <w:t>Review Retrieval Augmented Generation (ai-3/18). Goal: Explain the mechanism and terminology of building a grounded answer. Short practice: Which part of the source supports a two-minute melting claim? Point to the relevant step in the picture, then write the changed result and the rule or evidence that supports it.. Return to this week and explain what you changed.</w:t>
+      <w:pPr>
+        <w:spacing w:line="336" w:lineRule="auto" w:after="180"/>
+      </w:pPr>
+      <w:r>
+        <w:rPr>
+          <w:b w:val="0"/>
+        </w:rPr>
+        <w:t>Review Block to Python Bridge (ai-3/23). Goal: Translate a short paper calculation into a Python script. Short practice: Trace the changed list and identify where the result differs.</w:t>
+      </w:r>
+    </w:p>
+    <w:p>
+      <w:pPr>
+        <w:spacing w:line="336" w:lineRule="auto" w:after="180"/>
+      </w:pPr>
+      <w:r>
+        <w:rPr>
+          <w:b w:val="0"/>
+        </w:rPr>
+        <w:t xml:space="preserve">Point to the relevant step in the picture, then write the changed result and the rule or </w:t>
+      </w:r>
+      <w:r>
+        <w:rPr>
+          <w:b/>
+        </w:rPr>
+        <w:t>evidence</w:t>
+      </w:r>
+      <w:r>
+        <w:rPr>
+          <w:b w:val="0"/>
+        </w:rPr>
+        <w:t xml:space="preserve"> that supports it.. Return to this week and explain what you changed.</w:t>
+      </w:r>
+    </w:p>
+    <w:p>
+      <w:pPr>
+        <w:spacing w:line="336" w:lineRule="auto" w:after="180"/>
+      </w:pPr>
+      <w:r>
+        <w:rPr>
+          <w:b w:val="0"/>
+        </w:rPr>
+        <w:t xml:space="preserve">Review Tools and APIs (ai-3/21). Goal: Explain the </w:t>
+      </w:r>
+      <w:r>
+        <w:rPr>
+          <w:b/>
+        </w:rPr>
+        <w:t>mechanism</w:t>
+      </w:r>
+      <w:r>
+        <w:rPr>
+          <w:b w:val="0"/>
+        </w:rPr>
+        <w:t xml:space="preserve"> and terminology of tools and api contracts. Short practice: Does a valid C7 ID permit the extra lending action?</w:t>
+      </w:r>
+    </w:p>
+    <w:p>
+      <w:pPr>
+        <w:spacing w:line="336" w:lineRule="auto" w:after="180"/>
+      </w:pPr>
+      <w:r>
+        <w:rPr>
+          <w:b w:val="0"/>
+        </w:rPr>
+        <w:t xml:space="preserve">Point to the relevant step in the picture, then write the changed result and the rule or </w:t>
+      </w:r>
+      <w:r>
+        <w:rPr>
+          <w:b/>
+        </w:rPr>
+        <w:t>evidence</w:t>
+      </w:r>
+      <w:r>
+        <w:rPr>
+          <w:b w:val="0"/>
+        </w:rPr>
+        <w:t xml:space="preserve"> that supports it.. Return to this week and explain what you changed.</w:t>
+      </w:r>
+    </w:p>
+    <w:p>
+      <w:pPr>
+        <w:spacing w:line="336" w:lineRule="auto" w:after="180"/>
+      </w:pPr>
+      <w:r>
+        <w:rPr>
+          <w:b w:val="0"/>
+        </w:rPr>
+        <w:t xml:space="preserve">Review Retrieval Augmented Generation (ai-3/18). Goal: Explain the </w:t>
+      </w:r>
+      <w:r>
+        <w:rPr>
+          <w:b/>
+        </w:rPr>
+        <w:t>mechanism</w:t>
+      </w:r>
+      <w:r>
+        <w:rPr>
+          <w:b w:val="0"/>
+        </w:rPr>
+        <w:t xml:space="preserve"> and terminology of building a grounded answer. Short practice: Which part of the source supports a two-minute melting claim?</w:t>
+      </w:r>
+    </w:p>
+    <w:p>
+      <w:pPr>
+        <w:spacing w:line="336" w:lineRule="auto" w:after="180"/>
+      </w:pPr>
+      <w:r>
+        <w:rPr>
+          <w:b w:val="0"/>
+        </w:rPr>
+        <w:t xml:space="preserve">Point to the relevant step in the picture, then write the changed result and the rule or </w:t>
+      </w:r>
+      <w:r>
+        <w:rPr>
+          <w:b/>
+        </w:rPr>
+        <w:t>evidence</w:t>
+      </w:r>
+      <w:r>
+        <w:rPr>
+          <w:b w:val="0"/>
+        </w:rPr>
+        <w:t xml:space="preserve"> that supports it.. Return to this week and explain what you changed.</w:t>
       </w:r>
     </w:p>
     <w:p>
@@ -4180,8 +6581,660 @@
       </w:r>
     </w:p>
     <w:p>
-      <w:r>
-        <w:t>Use Download completed work in the hosted lesson to export your answers, reflections, practice feedback and code-run evidence. Open the HTML copy to read or print it. Drafts stay in this browser when storage is available; clear drafts on a shared device.</w:t>
+      <w:pPr>
+        <w:spacing w:line="336" w:lineRule="auto" w:after="180"/>
+      </w:pPr>
+      <w:r>
+        <w:rPr>
+          <w:b w:val="0"/>
+        </w:rPr>
+        <w:t xml:space="preserve">Use Download completed work in the hosted lesson to export your answers, reflections, practice feedback and code-run </w:t>
+      </w:r>
+      <w:r>
+        <w:rPr>
+          <w:b/>
+        </w:rPr>
+        <w:t>evidence</w:t>
+      </w:r>
+      <w:r>
+        <w:rPr>
+          <w:b w:val="0"/>
+        </w:rPr>
+        <w:t>. Open the HTML copy to read or print it.</w:t>
+      </w:r>
+    </w:p>
+    <w:p>
+      <w:pPr>
+        <w:spacing w:line="336" w:lineRule="auto" w:after="180"/>
+      </w:pPr>
+      <w:r>
+        <w:rPr>
+          <w:b w:val="0"/>
+        </w:rPr>
+        <w:t>Drafts stay in this browser when storage is available; clear drafts on a shared device.</w:t>
+      </w:r>
+    </w:p>
+    <w:p>
+      <w:pPr>
+        <w:pStyle w:val="Heading1"/>
+      </w:pPr>
+      <w:r>
+        <w:t>18. Visual concept journey</w:t>
+      </w:r>
+    </w:p>
+    <w:p>
+      <w:r>
+        <w:t>Explain each Prototype a Grounded Assistant graphic using its labels, deciding evidence and relevant limitation.</w:t>
+      </w:r>
+    </w:p>
+    <w:p>
+      <w:pPr>
+        <w:pStyle w:val="Heading3"/>
+      </w:pPr>
+      <w:r>
+        <w:t>01. Prototype a Grounded Assistant: the case</w:t>
+      </w:r>
+    </w:p>
+    <w:p>
+      <w:r>
+        <w:drawing>
+          <wp:inline xmlns:a="http://schemas.openxmlformats.org/drawingml/2006/main" xmlns:pic="http://schemas.openxmlformats.org/drawingml/2006/picture">
+            <wp:extent cx="5486400" cy="3142488"/>
+            <wp:docPr id="22" name="Picture 22" descr="Build a minimal grounded study answer with checks between retrieval and display. Supplied facts: Source PL2: seedlings need water. Source PL3: this activity checks soil daily. Question: what does this activity check daily? All inputs and outcomes in this worked example are invented classroom data; no real model run is claimed."/>
+            <wp:cNvGraphicFramePr>
+              <a:graphicFrameLocks noChangeAspect="1"/>
+            </wp:cNvGraphicFramePr>
+            <a:graphic>
+              <a:graphicData uri="http://schemas.openxmlformats.org/drawingml/2006/picture">
+                <pic:pic>
+                  <pic:nvPicPr>
+                    <pic:cNvPr id="0" name="academy-story-ai-3-24-01.png"/>
+                    <pic:cNvPicPr/>
+                  </pic:nvPicPr>
+                  <pic:blipFill>
+                    <a:blip r:embed="rId29"/>
+                    <a:stretch>
+                      <a:fillRect/>
+                    </a:stretch>
+                  </pic:blipFill>
+                  <pic:spPr>
+                    <a:xfrm>
+                      <a:off x="0" y="0"/>
+                      <a:ext cx="5486400" cy="3142488"/>
+                    </a:xfrm>
+                    <a:prstGeom prst="rect"/>
+                  </pic:spPr>
+                </pic:pic>
+              </a:graphicData>
+            </a:graphic>
+          </wp:inline>
+        </w:drawing>
+      </w:r>
+    </w:p>
+    <w:p>
+      <w:pPr>
+        <w:spacing w:line="336" w:lineRule="auto" w:after="180"/>
+      </w:pPr>
+      <w:r>
+        <w:rPr>
+          <w:b w:val="0"/>
+        </w:rPr>
+        <w:t>Build a minimal grounded study answer with checks between retrieval and display. Supplied facts: Source PL2: seedlings need water. Source PL3: this activity checks soil daily. Question: what does this activity check daily?</w:t>
+      </w:r>
+    </w:p>
+    <w:p>
+      <w:pPr>
+        <w:spacing w:line="336" w:lineRule="auto" w:after="180"/>
+      </w:pPr>
+      <w:r>
+        <w:rPr>
+          <w:b w:val="0"/>
+        </w:rPr>
+        <w:t xml:space="preserve">All </w:t>
+      </w:r>
+      <w:r>
+        <w:rPr>
+          <w:b/>
+        </w:rPr>
+        <w:t>input</w:t>
+      </w:r>
+      <w:r>
+        <w:rPr>
+          <w:b w:val="0"/>
+        </w:rPr>
+        <w:t>s and outcomes in this worked example are invented classroom data; no real model run is claimed.</w:t>
+      </w:r>
+    </w:p>
+    <w:p>
+      <w:pPr>
+        <w:spacing w:line="336" w:lineRule="auto" w:after="180"/>
+        <w:shd w:fill="F5F1FB"/>
+      </w:pPr>
+      <w:r>
+        <w:rPr>
+          <w:b w:val="0"/>
+        </w:rPr>
+        <w:t>Point to the given fact that matters most. Explain why it matters.</w:t>
+      </w:r>
+    </w:p>
+    <w:p>
+      <w:pPr>
+        <w:pStyle w:val="Heading3"/>
+      </w:pPr>
+      <w:r>
+        <w:t>02. Follow the deciding steps</w:t>
+      </w:r>
+    </w:p>
+    <w:p>
+      <w:r>
+        <w:drawing>
+          <wp:inline xmlns:a="http://schemas.openxmlformats.org/drawingml/2006/main" xmlns:pic="http://schemas.openxmlformats.org/drawingml/2006/picture">
+            <wp:extent cx="5486400" cy="3337560"/>
+            <wp:docPr id="23" name="Picture 23" descr="Retrieve evidence: PL3 directly supports the daily soil-check claim; PL2 supplies a different fact. → Match question: Choose the activity’s soil check, not a general watering recommendation. → Validate draft: Display “This activity checks soil daily [PL3]”; reject an invented twice-daily watering schedule."/>
+            <wp:cNvGraphicFramePr>
+              <a:graphicFrameLocks noChangeAspect="1"/>
+            </wp:cNvGraphicFramePr>
+            <a:graphic>
+              <a:graphicData uri="http://schemas.openxmlformats.org/drawingml/2006/picture">
+                <pic:pic>
+                  <pic:nvPicPr>
+                    <pic:cNvPr id="0" name="academy-story-ai-3-24-02.png"/>
+                    <pic:cNvPicPr/>
+                  </pic:nvPicPr>
+                  <pic:blipFill>
+                    <a:blip r:embed="rId30"/>
+                    <a:stretch>
+                      <a:fillRect/>
+                    </a:stretch>
+                  </pic:blipFill>
+                  <pic:spPr>
+                    <a:xfrm>
+                      <a:off x="0" y="0"/>
+                      <a:ext cx="5486400" cy="3337560"/>
+                    </a:xfrm>
+                    <a:prstGeom prst="rect"/>
+                  </pic:spPr>
+                </pic:pic>
+              </a:graphicData>
+            </a:graphic>
+          </wp:inline>
+        </w:drawing>
+      </w:r>
+    </w:p>
+    <w:p>
+      <w:pPr>
+        <w:spacing w:line="336" w:lineRule="auto" w:after="180"/>
+      </w:pPr>
+      <w:r>
+        <w:rPr>
+          <w:b w:val="0"/>
+        </w:rPr>
+        <w:t xml:space="preserve">Retrieve </w:t>
+      </w:r>
+      <w:r>
+        <w:rPr>
+          <w:b/>
+        </w:rPr>
+        <w:t>evidence</w:t>
+      </w:r>
+      <w:r>
+        <w:rPr>
+          <w:b w:val="0"/>
+        </w:rPr>
+        <w:t>: PL3 directly supports the daily soil-check claim; PL2 supplies a different fact. → Match question: Choose the activity’s soil check, not a general watering recommendation. → Validate draft: Display “This activity checks soil daily [PL3]”; reject an invented twice-daily watering schedule.</w:t>
+      </w:r>
+    </w:p>
+    <w:p>
+      <w:pPr>
+        <w:spacing w:line="336" w:lineRule="auto" w:after="180"/>
+        <w:shd w:fill="F5F1FB"/>
+      </w:pPr>
+      <w:r>
+        <w:rPr>
+          <w:b w:val="0"/>
+        </w:rPr>
+        <w:t xml:space="preserve">Point to each numbered stage and explain which recorded </w:t>
+      </w:r>
+      <w:r>
+        <w:rPr>
+          <w:b/>
+        </w:rPr>
+        <w:t>input</w:t>
+      </w:r>
+      <w:r>
+        <w:rPr>
+          <w:b w:val="0"/>
+        </w:rPr>
+        <w:t xml:space="preserve"> it uses.</w:t>
+      </w:r>
+    </w:p>
+    <w:p>
+      <w:pPr>
+        <w:pStyle w:val="Heading3"/>
+      </w:pPr>
+      <w:r>
+        <w:t>03. Capstone grounded assistant — evidence trace</w:t>
+      </w:r>
+    </w:p>
+    <w:p>
+      <w:r>
+        <w:drawing>
+          <wp:inline xmlns:a="http://schemas.openxmlformats.org/drawingml/2006/main" xmlns:pic="http://schemas.openxmlformats.org/drawingml/2006/picture">
+            <wp:extent cx="5486400" cy="3145536"/>
+            <wp:docPr id="24" name="Picture 24" descr="Capstone grounded assistant — evidence trace. Request room B; retrieved approval names B but register names C. Draft gives capacity 10 from C. | A supported response requires current matching approval and register records. Any retrieval or validation failure gives needs_review with null claims. The classroom implementation performs no booking or external action. | Same-room support fails before or during semantic validation. Return needs_review with null claims; the draft capacity is unsupported for B."/>
+            <wp:cNvGraphicFramePr>
+              <a:graphicFrameLocks noChangeAspect="1"/>
+            </wp:cNvGraphicFramePr>
+            <a:graphic>
+              <a:graphicData uri="http://schemas.openxmlformats.org/drawingml/2006/picture">
+                <pic:pic>
+                  <pic:nvPicPr>
+                    <pic:cNvPr id="0" name="academy-story-ai-3-24-03.png"/>
+                    <pic:cNvPicPr/>
+                  </pic:nvPicPr>
+                  <pic:blipFill>
+                    <a:blip r:embed="rId31"/>
+                    <a:stretch>
+                      <a:fillRect/>
+                    </a:stretch>
+                  </pic:blipFill>
+                  <pic:spPr>
+                    <a:xfrm>
+                      <a:off x="0" y="0"/>
+                      <a:ext cx="5486400" cy="3145536"/>
+                    </a:xfrm>
+                    <a:prstGeom prst="rect"/>
+                  </pic:spPr>
+                </pic:pic>
+              </a:graphicData>
+            </a:graphic>
+          </wp:inline>
+        </w:drawing>
+      </w:r>
+    </w:p>
+    <w:p>
+      <w:pPr>
+        <w:spacing w:line="336" w:lineRule="auto" w:after="180"/>
+      </w:pPr>
+      <w:r>
+        <w:rPr>
+          <w:b w:val="0"/>
+        </w:rPr>
+        <w:t xml:space="preserve">Capstone grounded assistant — </w:t>
+      </w:r>
+      <w:r>
+        <w:rPr>
+          <w:b/>
+        </w:rPr>
+        <w:t>evidence</w:t>
+      </w:r>
+      <w:r>
+        <w:rPr>
+          <w:b w:val="0"/>
+        </w:rPr>
+        <w:t xml:space="preserve"> trace. Request room B; retrieved approval names B but register names C. Draft gives capacity 10 from C. | A supported response requires current matching approval and register records.</w:t>
+      </w:r>
+    </w:p>
+    <w:p>
+      <w:pPr>
+        <w:spacing w:line="336" w:lineRule="auto" w:after="180"/>
+      </w:pPr>
+      <w:r>
+        <w:rPr>
+          <w:b w:val="0"/>
+        </w:rPr>
+        <w:t>Any retrieval or validation failure gives needs_review with null claims. The classroom implementation performs no booking or external action. | Same-room support fails before or during semantic validation.</w:t>
+      </w:r>
+    </w:p>
+    <w:p>
+      <w:pPr>
+        <w:spacing w:line="336" w:lineRule="auto" w:after="180"/>
+      </w:pPr>
+      <w:r>
+        <w:rPr>
+          <w:b w:val="0"/>
+        </w:rPr>
+        <w:t>Return needs_review with null claims; the draft capacity is unsupported for B.</w:t>
+      </w:r>
+    </w:p>
+    <w:p>
+      <w:pPr>
+        <w:spacing w:line="336" w:lineRule="auto" w:after="180"/>
+        <w:shd w:fill="F5F1FB"/>
+      </w:pPr>
+      <w:r>
+        <w:rPr>
+          <w:b w:val="0"/>
+        </w:rPr>
+        <w:t>Read the labels and values. Explain the relationship the model shows.</w:t>
+      </w:r>
+    </w:p>
+    <w:p>
+      <w:pPr>
+        <w:pStyle w:val="Heading3"/>
+      </w:pPr>
+      <w:r>
+        <w:t>04. Change one thing. Trace what follows.</w:t>
+      </w:r>
+    </w:p>
+    <w:p>
+      <w:r>
+        <w:drawing>
+          <wp:inline xmlns:a="http://schemas.openxmlformats.org/drawingml/2006/main" xmlns:pic="http://schemas.openxmlformats.org/drawingml/2006/picture">
+            <wp:extent cx="5486400" cy="3041904"/>
+            <wp:docPr id="25" name="Picture 25" descr="Original case: Display “This activity checks soil daily [PL3]”; reject an invented twice-daily watering schedule. Changed condition: PL3 is absent while PL2 remains. Expected result: Explain that the daily check is not specified in the available source. Reason: The remaining general water fact does not establish this activity’s schedule."/>
+            <wp:cNvGraphicFramePr>
+              <a:graphicFrameLocks noChangeAspect="1"/>
+            </wp:cNvGraphicFramePr>
+            <a:graphic>
+              <a:graphicData uri="http://schemas.openxmlformats.org/drawingml/2006/picture">
+                <pic:pic>
+                  <pic:nvPicPr>
+                    <pic:cNvPr id="0" name="academy-story-ai-3-24-04.png"/>
+                    <pic:cNvPicPr/>
+                  </pic:nvPicPr>
+                  <pic:blipFill>
+                    <a:blip r:embed="rId32"/>
+                    <a:stretch>
+                      <a:fillRect/>
+                    </a:stretch>
+                  </pic:blipFill>
+                  <pic:spPr>
+                    <a:xfrm>
+                      <a:off x="0" y="0"/>
+                      <a:ext cx="5486400" cy="3041904"/>
+                    </a:xfrm>
+                    <a:prstGeom prst="rect"/>
+                  </pic:spPr>
+                </pic:pic>
+              </a:graphicData>
+            </a:graphic>
+          </wp:inline>
+        </w:drawing>
+      </w:r>
+    </w:p>
+    <w:p>
+      <w:pPr>
+        <w:spacing w:line="336" w:lineRule="auto" w:after="180"/>
+      </w:pPr>
+      <w:r>
+        <w:rPr>
+          <w:b w:val="0"/>
+        </w:rPr>
+        <w:t>Original case: Display “This activity checks soil daily [PL3]”; reject an invented twice-daily watering schedule. Changed condition: PL3 is absent while PL2 remains.</w:t>
+      </w:r>
+    </w:p>
+    <w:p>
+      <w:pPr>
+        <w:spacing w:line="336" w:lineRule="auto" w:after="180"/>
+      </w:pPr>
+      <w:r>
+        <w:rPr>
+          <w:b w:val="0"/>
+        </w:rPr>
+        <w:t>Expected result: Explain that the daily check is not specified in the available source. Reason: The remaining general water fact does not establish this activity’s schedule.</w:t>
+      </w:r>
+    </w:p>
+    <w:p>
+      <w:pPr>
+        <w:spacing w:line="336" w:lineRule="auto" w:after="180"/>
+        <w:shd w:fill="F5F1FB"/>
+      </w:pPr>
+      <w:r>
+        <w:rPr>
+          <w:b w:val="0"/>
+        </w:rPr>
+        <w:t>Predict before checking the worked changed-case result. Name what changed and what the supplied facts allow you to conclude.</w:t>
+      </w:r>
+    </w:p>
+    <w:p>
+      <w:pPr>
+        <w:pStyle w:val="Heading3"/>
+      </w:pPr>
+      <w:r>
+        <w:t>05. Connect the explanation to its limit</w:t>
+      </w:r>
+    </w:p>
+    <w:p>
+      <w:r>
+        <w:drawing>
+          <wp:inline xmlns:a="http://schemas.openxmlformats.org/drawingml/2006/main" xmlns:pic="http://schemas.openxmlformats.org/drawingml/2006/picture">
+            <wp:extent cx="5486400" cy="2834640"/>
+            <wp:docPr id="26" name="Picture 26" descr="Read the picture in order. Display “This activity checks soil daily [PL3]”; reject an invented twice-daily watering schedule. The arrows show which recorded input or intermediate result each decision uses. Explain the deciding step aloud before checking the changed case; pointing to the final answer alone does not show how it follows. Limit: A grounded prototype still needs an evaluation set and permission checks before anyone relies on it."/>
+            <wp:cNvGraphicFramePr>
+              <a:graphicFrameLocks noChangeAspect="1"/>
+            </wp:cNvGraphicFramePr>
+            <a:graphic>
+              <a:graphicData uri="http://schemas.openxmlformats.org/drawingml/2006/picture">
+                <pic:pic>
+                  <pic:nvPicPr>
+                    <pic:cNvPr id="0" name="academy-story-ai-3-24-05.png"/>
+                    <pic:cNvPicPr/>
+                  </pic:nvPicPr>
+                  <pic:blipFill>
+                    <a:blip r:embed="rId33"/>
+                    <a:stretch>
+                      <a:fillRect/>
+                    </a:stretch>
+                  </pic:blipFill>
+                  <pic:spPr>
+                    <a:xfrm>
+                      <a:off x="0" y="0"/>
+                      <a:ext cx="5486400" cy="2834640"/>
+                    </a:xfrm>
+                    <a:prstGeom prst="rect"/>
+                  </pic:spPr>
+                </pic:pic>
+              </a:graphicData>
+            </a:graphic>
+          </wp:inline>
+        </w:drawing>
+      </w:r>
+    </w:p>
+    <w:p>
+      <w:pPr>
+        <w:spacing w:line="336" w:lineRule="auto" w:after="180"/>
+      </w:pPr>
+      <w:r>
+        <w:rPr>
+          <w:b w:val="0"/>
+        </w:rPr>
+        <w:t xml:space="preserve">Read the picture in order. Display “This activity checks soil daily [PL3]”; reject an invented twice-daily watering schedule. The arrows show which recorded </w:t>
+      </w:r>
+      <w:r>
+        <w:rPr>
+          <w:b/>
+        </w:rPr>
+        <w:t>input</w:t>
+      </w:r>
+      <w:r>
+        <w:rPr>
+          <w:b w:val="0"/>
+        </w:rPr>
+        <w:t xml:space="preserve"> or intermediate result each decision uses.</w:t>
+      </w:r>
+    </w:p>
+    <w:p>
+      <w:pPr>
+        <w:spacing w:line="336" w:lineRule="auto" w:after="180"/>
+      </w:pPr>
+      <w:r>
+        <w:rPr>
+          <w:b w:val="0"/>
+        </w:rPr>
+        <w:t>Explain the deciding step aloud before checking the changed case; pointing to the final answer alone does not show how it follows.</w:t>
+      </w:r>
+    </w:p>
+    <w:p>
+      <w:pPr>
+        <w:spacing w:line="336" w:lineRule="auto" w:after="180"/>
+      </w:pPr>
+      <w:r>
+        <w:rPr>
+          <w:b w:val="0"/>
+        </w:rPr>
+        <w:t xml:space="preserve">Limit: A grounded </w:t>
+      </w:r>
+      <w:r>
+        <w:rPr>
+          <w:b/>
+        </w:rPr>
+        <w:t>prototype</w:t>
+      </w:r>
+      <w:r>
+        <w:rPr>
+          <w:b w:val="0"/>
+        </w:rPr>
+        <w:t xml:space="preserve"> still needs an evaluation set and permission checks before anyone relies on it.</w:t>
+      </w:r>
+    </w:p>
+    <w:p>
+      <w:pPr>
+        <w:spacing w:line="336" w:lineRule="auto" w:after="180"/>
+        <w:shd w:fill="F5F1FB"/>
+      </w:pPr>
+      <w:r>
+        <w:rPr>
+          <w:b w:val="0"/>
+        </w:rPr>
+        <w:t>Explain the case, then point to a limit on the claim.</w:t>
+      </w:r>
+    </w:p>
+    <w:p>
+      <w:pPr>
+        <w:pStyle w:val="Heading3"/>
+      </w:pPr>
+      <w:r>
+        <w:t>06. Make the idea visible in your project</w:t>
+      </w:r>
+    </w:p>
+    <w:p>
+      <w:r>
+        <w:drawing>
+          <wp:inline xmlns:a="http://schemas.openxmlformats.org/drawingml/2006/main" xmlns:pic="http://schemas.openxmlformats.org/drawingml/2006/picture">
+            <wp:extent cx="5486400" cy="3681984"/>
+            <wp:docPr id="27" name="Picture 27" descr="For your Verified Study Buddy, save the input, procedure, observed result and limitation of this check. Label this worked example as practice; use a different, previously unreviewed case when checking independent understanding. Draw your input, deciding step, result and limit. Supported question: Can PL2 alone support “check the soil daily”? Point to the relevant step in the picture, then write the changed result and the rule or evidence that supports it."/>
+            <wp:cNvGraphicFramePr>
+              <a:graphicFrameLocks noChangeAspect="1"/>
+            </wp:cNvGraphicFramePr>
+            <a:graphic>
+              <a:graphicData uri="http://schemas.openxmlformats.org/drawingml/2006/picture">
+                <pic:pic>
+                  <pic:nvPicPr>
+                    <pic:cNvPr id="0" name="academy-story-ai-3-24-06.png"/>
+                    <pic:cNvPicPr/>
+                  </pic:nvPicPr>
+                  <pic:blipFill>
+                    <a:blip r:embed="rId34"/>
+                    <a:stretch>
+                      <a:fillRect/>
+                    </a:stretch>
+                  </pic:blipFill>
+                  <pic:spPr>
+                    <a:xfrm>
+                      <a:off x="0" y="0"/>
+                      <a:ext cx="5486400" cy="3681984"/>
+                    </a:xfrm>
+                    <a:prstGeom prst="rect"/>
+                  </pic:spPr>
+                </pic:pic>
+              </a:graphicData>
+            </a:graphic>
+          </wp:inline>
+        </w:drawing>
+      </w:r>
+    </w:p>
+    <w:p>
+      <w:pPr>
+        <w:spacing w:line="336" w:lineRule="auto" w:after="180"/>
+      </w:pPr>
+      <w:r>
+        <w:rPr>
+          <w:b w:val="0"/>
+        </w:rPr>
+        <w:t xml:space="preserve">For your Verified Study Buddy, save the </w:t>
+      </w:r>
+      <w:r>
+        <w:rPr>
+          <w:b/>
+        </w:rPr>
+        <w:t>input</w:t>
+      </w:r>
+      <w:r>
+        <w:rPr>
+          <w:b w:val="0"/>
+        </w:rPr>
+        <w:t>, procedure, observed result and limitation of this check.</w:t>
+      </w:r>
+    </w:p>
+    <w:p>
+      <w:pPr>
+        <w:spacing w:line="336" w:lineRule="auto" w:after="180"/>
+      </w:pPr>
+      <w:r>
+        <w:rPr>
+          <w:b w:val="0"/>
+        </w:rPr>
+        <w:t xml:space="preserve">Label this worked example as practice; use a different, previously unreviewed case when checking independent understanding. Draw your </w:t>
+      </w:r>
+      <w:r>
+        <w:rPr>
+          <w:b/>
+        </w:rPr>
+        <w:t>input</w:t>
+      </w:r>
+      <w:r>
+        <w:rPr>
+          <w:b w:val="0"/>
+        </w:rPr>
+        <w:t>, deciding step, result and limit.</w:t>
+      </w:r>
+    </w:p>
+    <w:p>
+      <w:pPr>
+        <w:spacing w:line="336" w:lineRule="auto" w:after="180"/>
+      </w:pPr>
+      <w:r>
+        <w:rPr>
+          <w:b w:val="0"/>
+        </w:rPr>
+        <w:t xml:space="preserve">Supported question: Can PL2 alone support “check the soil daily”? Point to the relevant step in the picture, then write the changed result and the rule or </w:t>
+      </w:r>
+      <w:r>
+        <w:rPr>
+          <w:b/>
+        </w:rPr>
+        <w:t>evidence</w:t>
+      </w:r>
+      <w:r>
+        <w:rPr>
+          <w:b w:val="0"/>
+        </w:rPr>
+        <w:t xml:space="preserve"> that supports it.</w:t>
+      </w:r>
+    </w:p>
+    <w:p>
+      <w:pPr>
+        <w:spacing w:line="336" w:lineRule="auto" w:after="180"/>
+        <w:shd w:fill="F5F1FB"/>
+      </w:pPr>
+      <w:r>
+        <w:rPr>
+          <w:b w:val="0"/>
+        </w:rPr>
+        <w:t xml:space="preserve">Draw your project trace and justify the deciding step using </w:t>
+      </w:r>
+      <w:r>
+        <w:rPr>
+          <w:b/>
+        </w:rPr>
+        <w:t>evidence</w:t>
+      </w:r>
+      <w:r>
+        <w:rPr>
+          <w:b w:val="0"/>
+        </w:rPr>
+        <w:t>.</w:t>
       </w:r>
     </w:p>
     <w:sectPr>

--- a/downloads/student/ai-3-week-24.docx
+++ b/downloads/student/ai-3-week-24.docx
@@ -25,12 +25,17 @@
         <w:pStyle w:val="Heading1"/>
       </w:pPr>
       <w:r>
-        <w:t>Before you start</w:t>
-      </w:r>
-    </w:p>
-    <w:p>
-      <w:r>
-        <w:t>Week 18: missing evidence needs an explicit fallback.</w:t>
+        <w:t>Expose the stages. Trace the evidence. Repair the first failure.</w:t>
+      </w:r>
+    </w:p>
+    <w:p>
+      <w:r>
+        <w:t>Build a minimal grounded prototype with a visible supported path and honest fallback.</w:t>
+      </w:r>
+    </w:p>
+    <w:p>
+      <w:r>
+        <w:t>Plant contract → source-to-claim trace → five development cases → stage diagnosis → independent zero capacity.</w:t>
       </w:r>
     </w:p>
     <w:p>
@@ -38,20 +43,20 @@
         <w:pStyle w:val="Heading1"/>
       </w:pPr>
       <w:r>
-        <w:t>01. Your mission</w:t>
-      </w:r>
-    </w:p>
-    <w:p>
-      <w:r>
-        <w:t>Start with the target: Explain the mechanism and terminology of capstone grounded assistant. Try the recall before opening notes.</w:t>
-      </w:r>
-    </w:p>
-    <w:p>
-      <w:pPr>
-        <w:pStyle w:val="Heading3"/>
-      </w:pPr>
-      <w:r>
-        <w:t>Your learning target</w:t>
+        <w:t>01. Can one complete path show where an answer came from?</w:t>
+      </w:r>
+    </w:p>
+    <w:p>
+      <w:r>
+        <w:t>Build a small inspectable prototype with a clear missing-answer route.</w:t>
+      </w:r>
+    </w:p>
+    <w:p>
+      <w:pPr>
+        <w:pStyle w:val="Heading2"/>
+      </w:pPr>
+      <w:r>
+        <w:t>Your learning goals</w:t>
       </w:r>
     </w:p>
     <w:p>
@@ -101,10 +106,34 @@
     </w:p>
     <w:p>
       <w:pPr>
-        <w:pStyle w:val="Heading3"/>
-      </w:pPr>
-      <w:r>
-        <w:t>Remember before reading</w:t>
+        <w:pStyle w:val="Heading2"/>
+      </w:pPr>
+      <w:r>
+        <w:t>Recall need, baseline and evidence</w:t>
+      </w:r>
+    </w:p>
+    <w:p>
+      <w:pPr>
+        <w:pStyle w:val="ListBullet"/>
+      </w:pPr>
+      <w:r>
+        <w:t>Close your notes first. A rough first answer helps us choose the right starting point; it is not a score for your ability.</w:t>
+      </w:r>
+    </w:p>
+    <w:p>
+      <w:pPr>
+        <w:pStyle w:val="ListBullet"/>
+      </w:pPr>
+      <w:r>
+        <w:t>Recall User Need and AI Contribution: define a bounded user task, permitted corpus and simpler baseline. A prototype should expose each stage rather than hide failures behind fluent wording.</w:t>
+      </w:r>
+    </w:p>
+    <w:p>
+      <w:pPr>
+        <w:pStyle w:val="Heading2"/>
+      </w:pPr>
+      <w:r>
+        <w:t>Your end goal</w:t>
       </w:r>
     </w:p>
     <w:p>
@@ -115,7 +144,43 @@
         <w:rPr>
           <w:b w:val="0"/>
         </w:rPr>
-        <w:t>Close your notes first. A rough first answer helps us choose the right starting point; it is not a score for your ability.</w:t>
+        <w:t xml:space="preserve">By the end, I can explain </w:t>
+      </w:r>
+      <w:r>
+        <w:rPr>
+          <w:b/>
+        </w:rPr>
+        <w:t>prototype</w:t>
+      </w:r>
+      <w:r>
+        <w:rPr>
+          <w:b w:val="0"/>
+        </w:rPr>
+        <w:t xml:space="preserve"> a grounded assistant using a traced example and a stated limitation.</w:t>
+      </w:r>
+    </w:p>
+    <w:p>
+      <w:pPr>
+        <w:pStyle w:val="Heading2"/>
+      </w:pPr>
+      <w:r>
+        <w:t>Earlier wording, alternatives and picture transcripts · reference / check after trying</w:t>
+      </w:r>
+    </w:p>
+    <w:p>
+      <w:pPr>
+        <w:pStyle w:val="Heading3"/>
+      </w:pPr>
+      <w:r>
+        <w:t>Your learning target</w:t>
+      </w:r>
+    </w:p>
+    <w:p>
+      <w:pPr>
+        <w:pStyle w:val="Heading3"/>
+      </w:pPr>
+      <w:r>
+        <w:t>Remember before reading</w:t>
       </w:r>
     </w:p>
     <w:p>
@@ -262,7 +327,7 @@
       </w:pPr>
       <w:r>
         <w:rPr>
-          <w:b/>
+          <w:b w:val="0"/>
         </w:rPr>
         <w:t>CREATOR MISSION</w:t>
       </w:r>
@@ -344,25 +409,64 @@
     </w:p>
     <w:p>
       <w:pPr>
+        <w:pStyle w:val="Heading3"/>
+      </w:pPr>
+      <w:r>
+        <w:t>This week’s end goal</w:t>
+      </w:r>
+    </w:p>
+    <w:p>
+      <w:pPr>
+        <w:pStyle w:val="Heading1"/>
+      </w:pPr>
+      <w:r>
+        <w:t>02. Build stages you can inspect separately</w:t>
+      </w:r>
+    </w:p>
+    <w:p>
+      <w:r>
+        <w:t>Source selection and correct use can fail independently.</w:t>
+      </w:r>
+    </w:p>
+    <w:p>
+      <w:pPr>
+        <w:pStyle w:val="Heading2"/>
+      </w:pPr>
+      <w:r>
+        <w:t>Understand the minimum prototype</w:t>
+      </w:r>
+    </w:p>
+    <w:p>
+      <w:pPr>
         <w:spacing w:line="336" w:lineRule="auto" w:after="180"/>
       </w:pPr>
       <w:r>
         <w:rPr>
           <w:b w:val="0"/>
         </w:rPr>
-        <w:t xml:space="preserve">Recall Capstone requirements and corpus. Explain why a recorded result needs its </w:t>
-      </w:r>
-      <w:r>
-        <w:rPr>
-          <w:b/>
-        </w:rPr>
-        <w:t>input</w:t>
-      </w:r>
+        <w:t>A prototype is a small working representation of a proposed service. This week’s minimum path is question → eligible evidence → answerability → draft → checked output. Answerability asks whether the available sources support the requested fact. A paper prototype is valid practice when its intermediate records are visible; label it as a simulation rather than a deployed or tested AI service.</w:t>
+      </w:r>
+    </w:p>
+    <w:p>
+      <w:pPr>
+        <w:spacing w:line="336" w:lineRule="auto" w:after="180"/>
+      </w:pPr>
       <w:r>
         <w:rPr>
           <w:b w:val="0"/>
         </w:rPr>
-        <w:t xml:space="preserve"> conditions and </w:t>
+        <w:t>First make one supported and one unsupported path understandable before adding features.</w:t>
+      </w:r>
+    </w:p>
+    <w:p>
+      <w:pPr>
+        <w:spacing w:line="336" w:lineRule="auto" w:after="180"/>
+      </w:pPr>
+      <w:r>
+        <w:rPr>
+          <w:b w:val="0"/>
+        </w:rPr>
+        <w:t xml:space="preserve">Build the assistant as a sequence of testable stages: validate request, retrieve authorised </w:t>
       </w:r>
       <w:r>
         <w:rPr>
@@ -374,15 +478,15 @@
         <w:rPr>
           <w:b w:val="0"/>
         </w:rPr>
-        <w:t xml:space="preserve"> source before it can support a claim.</w:t>
-      </w:r>
-    </w:p>
-    <w:p>
-      <w:pPr>
-        <w:pStyle w:val="Heading3"/>
-      </w:pPr>
-      <w:r>
-        <w:t>This week’s end goal</w:t>
+        <w:t>, decide answerability, draft, validate and return. Avoid merging all errors into one model score.</w:t>
+      </w:r>
+    </w:p>
+    <w:p>
+      <w:pPr>
+        <w:pStyle w:val="Heading2"/>
+      </w:pPr>
+      <w:r>
+        <w:t>Use supplied fictional inputs</w:t>
       </w:r>
     </w:p>
     <w:p>
@@ -393,32 +497,26 @@
         <w:rPr>
           <w:b w:val="0"/>
         </w:rPr>
-        <w:t xml:space="preserve">By the end, I can explain </w:t>
-      </w:r>
-      <w:r>
-        <w:rPr>
-          <w:b/>
-        </w:rPr>
-        <w:t>prototype</w:t>
-      </w:r>
+        <w:t>Begin by writing the question the procedure is intended to answer. Identify the information already supplied, the information it will produce and the information still missing.</w:t>
+      </w:r>
+    </w:p>
+    <w:p>
+      <w:pPr>
+        <w:spacing w:line="336" w:lineRule="auto" w:after="180"/>
+      </w:pPr>
       <w:r>
         <w:rPr>
           <w:b w:val="0"/>
         </w:rPr>
-        <w:t xml:space="preserve"> a grounded assistant using a traced example and a stated limitation.</w:t>
-      </w:r>
-    </w:p>
-    <w:p>
-      <w:pPr>
-        <w:pStyle w:val="Heading1"/>
-      </w:pPr>
-      <w:r>
-        <w:t>02. Notice the evidence</w:t>
-      </w:r>
-    </w:p>
-    <w:p>
-      <w:r>
-        <w:t>Investigate the supplied Prototype a Grounded Assistant case. Separate observations, given facts and assumptions before choosing an explanation.</w:t>
+        <w:t>These are constructed classroom examples; they do not require live accounts, private records or an external service. Do not treat a plausible explanation as a measured outcome.</w:t>
+      </w:r>
+    </w:p>
+    <w:p>
+      <w:pPr>
+        <w:pStyle w:val="Heading2"/>
+      </w:pPr>
+      <w:r>
+        <w:t>Earlier wording, alternatives and picture transcripts · reference / check after trying</w:t>
       </w:r>
     </w:p>
     <w:p>
@@ -427,7 +525,7 @@
       </w:pPr>
       <w:r>
         <w:rPr>
-          <w:b/>
+          <w:b w:val="0"/>
         </w:rPr>
         <w:t>PICTURE STORY</w:t>
       </w:r>
@@ -504,16 +602,7 @@
     </w:p>
     <w:p>
       <w:pPr>
-        <w:pStyle w:val="Heading3"/>
-      </w:pPr>
-      <w:r>
-        <w:t>Start with this puzzle</w:t>
-      </w:r>
-    </w:p>
-    <w:p>
-      <w:pPr>
         <w:spacing w:line="336" w:lineRule="auto" w:after="180"/>
-        <w:shd w:fill="F1F6FC"/>
       </w:pPr>
       <w:r>
         <w:rPr>
@@ -525,7 +614,6 @@
     <w:p>
       <w:pPr>
         <w:spacing w:line="336" w:lineRule="auto" w:after="180"/>
-        <w:shd w:fill="F5F1FB"/>
       </w:pPr>
       <w:r>
         <w:rPr>
@@ -680,25 +768,263 @@
     </w:p>
     <w:p>
       <w:pPr>
+        <w:pStyle w:val="Heading1"/>
+      </w:pPr>
+      <w:r>
+        <w:t>03. State success and fallback before drafting</w:t>
+      </w:r>
+    </w:p>
+    <w:p>
+      <w:r>
+        <w:t>The plant answer and the separate room exercise use different fields.</w:t>
+      </w:r>
+    </w:p>
+    <w:p>
+      <w:pPr>
+        <w:pStyle w:val="Heading2"/>
+      </w:pPr>
+      <w:r>
+        <w:t>The complete plant prototype contract</w:t>
+      </w:r>
+    </w:p>
+    <w:tbl>
+      <w:tblPr>
+        <w:tblStyle w:val="LightShading-Accent1"/>
+        <w:tblW w:type="auto" w:w="0"/>
+        <w:tblLook w:firstColumn="1" w:firstRow="1" w:lastColumn="0" w:lastRow="0" w:noHBand="0" w:noVBand="1" w:val="04A0"/>
+      </w:tblPr>
+      <w:tblGrid>
+        <w:gridCol w:w="5112"/>
+        <w:gridCol w:w="5112"/>
+      </w:tblGrid>
+      <w:tr>
+        <w:trPr>
+          <w:tblHeader/>
+        </w:trPr>
+        <w:tc>
+          <w:tcPr>
+            <w:tcW w:type="dxa" w:w="5112"/>
+          </w:tcPr>
+          <w:p>
+            <w:r>
+              <w:t>Prototype contract</w:t>
+            </w:r>
+          </w:p>
+        </w:tc>
+        <w:tc>
+          <w:tcPr>
+            <w:tcW w:type="dxa" w:w="5112"/>
+          </w:tcPr>
+          <w:p>
+            <w:r>
+              <w:t>Declared classroom behavior</w:t>
+            </w:r>
+          </w:p>
+        </w:tc>
+      </w:tr>
+      <w:tr>
+        <w:tc>
+          <w:tcPr>
+            <w:tcW w:type="dxa" w:w="5112"/>
+          </w:tcPr>
+          <w:p>
+            <w:r>
+              <w:t>Question scope</w:t>
+            </w:r>
+          </w:p>
+        </w:tc>
+        <w:tc>
+          <w:tcPr>
+            <w:tcW w:type="dxa" w:w="5112"/>
+          </w:tcPr>
+          <w:p>
+            <w:r>
+              <w:t>Ask what the supplied plant activity checks daily</w:t>
+            </w:r>
+          </w:p>
+        </w:tc>
+      </w:tr>
+      <w:tr>
+        <w:tc>
+          <w:tcPr>
+            <w:tcW w:type="dxa" w:w="5112"/>
+          </w:tcPr>
+          <w:p>
+            <w:r>
+              <w:t>Permitted corpus</w:t>
+            </w:r>
+          </w:p>
+        </w:tc>
+        <w:tc>
+          <w:tcPr>
+            <w:tcW w:type="dxa" w:w="5112"/>
+          </w:tcPr>
+          <w:p>
+            <w:r>
+              <w:t>PL2-v1: seedlings need water. PL3-v1: this activity checks soil daily. Both supplied public/current for this exercise.</w:t>
+            </w:r>
+          </w:p>
+        </w:tc>
+      </w:tr>
+      <w:tr>
+        <w:tc>
+          <w:tcPr>
+            <w:tcW w:type="dxa" w:w="5112"/>
+          </w:tcPr>
+          <w:p>
+            <w:r>
+              <w:t>Supported output</w:t>
+            </w:r>
+          </w:p>
+        </w:tc>
+        <w:tc>
+          <w:tcPr>
+            <w:tcW w:type="dxa" w:w="5112"/>
+          </w:tcPr>
+          <w:p>
+            <w:r>
+              <w:t>status=supported; answer=This activity checks soil daily; source_ids=[PL3-v1]</w:t>
+            </w:r>
+          </w:p>
+        </w:tc>
+      </w:tr>
+      <w:tr>
+        <w:tc>
+          <w:tcPr>
+            <w:tcW w:type="dxa" w:w="5112"/>
+          </w:tcPr>
+          <w:p>
+            <w:r>
+              <w:t>Missing/ambiguous output</w:t>
+            </w:r>
+          </w:p>
+        </w:tc>
+        <w:tc>
+          <w:tcPr>
+            <w:tcW w:type="dxa" w:w="5112"/>
+          </w:tcPr>
+          <w:p>
+            <w:r>
+              <w:t>status=needs_review; answer=null; list examined eligible source IDs and state the gap</w:t>
+            </w:r>
+          </w:p>
+        </w:tc>
+      </w:tr>
+      <w:tr>
+        <w:tc>
+          <w:tcPr>
+            <w:tcW w:type="dxa" w:w="5112"/>
+          </w:tcPr>
+          <w:p>
+            <w:r>
+              <w:t>Draft validation</w:t>
+            </w:r>
+          </w:p>
+        </w:tc>
+        <w:tc>
+          <w:tcPr>
+            <w:tcW w:type="dxa" w:w="5112"/>
+          </w:tcPr>
+          <w:p>
+            <w:r>
+              <w:t>Exact expected fields/types and claim support; reject additional unsupported schedules</w:t>
+            </w:r>
+          </w:p>
+        </w:tc>
+      </w:tr>
+      <w:tr>
+        <w:tc>
+          <w:tcPr>
+            <w:tcW w:type="dxa" w:w="5112"/>
+          </w:tcPr>
+          <w:p>
+            <w:r>
+              <w:t>Action boundary</w:t>
+            </w:r>
+          </w:p>
+        </w:tc>
+        <w:tc>
+          <w:tcPr>
+            <w:tcW w:type="dxa" w:w="5112"/>
+          </w:tcPr>
+          <w:p>
+            <w:r>
+              <w:t>Read-only study answer; no watering, ordering, booking or personal records</w:t>
+            </w:r>
+          </w:p>
+        </w:tc>
+      </w:tr>
+      <w:tr>
+        <w:tc>
+          <w:tcPr>
+            <w:tcW w:type="dxa" w:w="5112"/>
+          </w:tcPr>
+          <w:p>
+            <w:r>
+              <w:t>Failure reporting</w:t>
+            </w:r>
+          </w:p>
+        </w:tc>
+        <w:tc>
+          <w:tcPr>
+            <w:tcW w:type="dxa" w:w="5112"/>
+          </w:tcPr>
+          <w:p>
+            <w:r>
+              <w:t>Name the first stage that lacks evidence or violates the contract; keep the original draft for audit</w:t>
+            </w:r>
+          </w:p>
+        </w:tc>
+      </w:tr>
+    </w:tbl>
+    <w:p>
+      <w:pPr>
+        <w:pStyle w:val="Heading2"/>
+      </w:pPr>
+      <w:r>
+        <w:t>Separate room-approval contract · reference / check after trying</w:t>
+      </w:r>
+    </w:p>
+    <w:p>
+      <w:pPr>
         <w:spacing w:line="336" w:lineRule="auto" w:after="180"/>
       </w:pPr>
       <w:r>
         <w:rPr>
           <w:b w:val="0"/>
         </w:rPr>
-        <w:t xml:space="preserve">Build the assistant as a sequence of testable stages: validate request, retrieve authorised </w:t>
+        <w:t>A supported response requires current matching approval and register records. Any retrieval or validation failure gives needs_review with null claims. The classroom implementation performs no booking or external action.</w:t>
+      </w:r>
+    </w:p>
+    <w:p>
+      <w:pPr>
+        <w:pStyle w:val="Heading2"/>
+      </w:pPr>
+      <w:r>
+        <w:t>Respect missing-input limits</w:t>
+      </w:r>
+    </w:p>
+    <w:p>
+      <w:pPr>
+        <w:spacing w:line="336" w:lineRule="auto" w:after="180"/>
+      </w:pPr>
+      <w:r>
+        <w:rPr>
+          <w:b w:val="0"/>
+        </w:rPr>
+        <w:t xml:space="preserve">Before applying the procedure, write its units, denominator or decision boundary where relevant. A partner should be able to repeat each step using the same </w:t>
       </w:r>
       <w:r>
         <w:rPr>
           <w:b/>
         </w:rPr>
-        <w:t>evidence</w:t>
+        <w:t>input</w:t>
       </w:r>
       <w:r>
         <w:rPr>
           <w:b w:val="0"/>
         </w:rPr>
-        <w:t>, decide answerability, draft, validate and return. Avoid merging all errors into one model score.</w:t>
+        <w:t>s.</w:t>
       </w:r>
     </w:p>
     <w:p>
@@ -709,31 +1035,43 @@
         <w:rPr>
           <w:b w:val="0"/>
         </w:rPr>
-        <w:t>Begin by writing the question the procedure is intended to answer. Identify the information already supplied, the information it will produce and the information still missing.</w:t>
-      </w:r>
-    </w:p>
-    <w:p>
-      <w:pPr>
-        <w:spacing w:line="336" w:lineRule="auto" w:after="180"/>
-      </w:pPr>
+        <w:t xml:space="preserve">If a required </w:t>
+      </w:r>
+      <w:r>
+        <w:rPr>
+          <w:b/>
+        </w:rPr>
+        <w:t>input</w:t>
+      </w:r>
       <w:r>
         <w:rPr>
           <w:b w:val="0"/>
         </w:rPr>
-        <w:t>These are constructed classroom examples; they do not require live accounts, private records or an external service. Do not treat a plausible explanation as a measured outcome.</w:t>
-      </w:r>
-    </w:p>
-    <w:p>
-      <w:pPr>
-        <w:pStyle w:val="Heading1"/>
-      </w:pPr>
-      <w:r>
-        <w:t>03. See how it works</w:t>
-      </w:r>
-    </w:p>
-    <w:p>
-      <w:r>
-        <w:t>Follow the mechanism for Prototype a Grounded Assistant. Connect each labelled input, deciding step and result.</w:t>
+        <w:t xml:space="preserve"> is absent or violates the stated contract, record that condition explicitly instead of quietly replacing it with a convenient value.</w:t>
+      </w:r>
+    </w:p>
+    <w:p>
+      <w:pPr>
+        <w:pStyle w:val="Heading2"/>
+      </w:pPr>
+      <w:r>
+        <w:t>Explain the deciding check</w:t>
+      </w:r>
+    </w:p>
+    <w:p>
+      <w:pPr>
+        <w:pStyle w:val="ListBullet"/>
+      </w:pPr>
+      <w:r>
+        <w:t>Point to the input, the deciding step and the result in this week’s visual. Explain the same step in ordinary words. A picture helps when you can say what each part represents.</w:t>
+      </w:r>
+    </w:p>
+    <w:p>
+      <w:pPr>
+        <w:pStyle w:val="Heading2"/>
+      </w:pPr>
+      <w:r>
+        <w:t>Earlier wording, alternatives and picture transcripts · reference / check after trying</w:t>
       </w:r>
     </w:p>
     <w:p>
@@ -742,7 +1080,7 @@
       </w:pPr>
       <w:r>
         <w:rPr>
-          <w:b/>
+          <w:b w:val="0"/>
         </w:rPr>
         <w:t xml:space="preserve">VISUAL </w:t>
       </w:r>
@@ -979,17 +1317,6 @@
       </w:pPr>
       <w:r>
         <w:t>A closer explanation</w:t>
-      </w:r>
-    </w:p>
-    <w:p>
-      <w:pPr>
-        <w:spacing w:line="336" w:lineRule="auto" w:after="180"/>
-      </w:pPr>
-      <w:r>
-        <w:rPr>
-          <w:b w:val="0"/>
-        </w:rPr>
-        <w:t>A supported response requires current matching approval and register records. Any retrieval or validation failure gives needs_review with null claims. The classroom implementation performs no booking or external action.</w:t>
       </w:r>
     </w:p>
     <w:p>
@@ -1086,52 +1413,6 @@
     </w:p>
     <w:p>
       <w:pPr>
-        <w:spacing w:line="336" w:lineRule="auto" w:after="180"/>
-      </w:pPr>
-      <w:r>
-        <w:rPr>
-          <w:b w:val="0"/>
-        </w:rPr>
-        <w:t xml:space="preserve">Before applying the procedure, write its units, denominator or decision boundary where relevant. A partner should be able to repeat each step using the same </w:t>
-      </w:r>
-      <w:r>
-        <w:rPr>
-          <w:b/>
-        </w:rPr>
-        <w:t>input</w:t>
-      </w:r>
-      <w:r>
-        <w:rPr>
-          <w:b w:val="0"/>
-        </w:rPr>
-        <w:t>s.</w:t>
-      </w:r>
-    </w:p>
-    <w:p>
-      <w:pPr>
-        <w:spacing w:line="336" w:lineRule="auto" w:after="180"/>
-      </w:pPr>
-      <w:r>
-        <w:rPr>
-          <w:b w:val="0"/>
-        </w:rPr>
-        <w:t xml:space="preserve">If a required </w:t>
-      </w:r>
-      <w:r>
-        <w:rPr>
-          <w:b/>
-        </w:rPr>
-        <w:t>input</w:t>
-      </w:r>
-      <w:r>
-        <w:rPr>
-          <w:b w:val="0"/>
-        </w:rPr>
-        <w:t xml:space="preserve"> is absent or violates the stated contract, record that condition explicitly instead of quietly replacing it with a convenient value.</w:t>
-      </w:r>
-    </w:p>
-    <w:p>
-      <w:pPr>
         <w:pStyle w:val="Heading3"/>
       </w:pPr>
       <w:r>
@@ -1140,86 +1421,23 @@
     </w:p>
     <w:p>
       <w:pPr>
-        <w:spacing w:line="336" w:lineRule="auto" w:after="180"/>
-      </w:pPr>
-      <w:r>
-        <w:rPr>
-          <w:b w:val="0"/>
-        </w:rPr>
-        <w:t xml:space="preserve">Point to the </w:t>
-      </w:r>
-      <w:r>
-        <w:rPr>
-          <w:b/>
-        </w:rPr>
-        <w:t>input</w:t>
-      </w:r>
-      <w:r>
-        <w:rPr>
-          <w:b w:val="0"/>
-        </w:rPr>
-        <w:t>, the deciding step and the result in this week’s visual. Explain the same step in ordinary words. A picture helps when you can say what each part represents.</w:t>
-      </w:r>
-    </w:p>
-    <w:p>
-      <w:pPr>
         <w:pStyle w:val="Heading1"/>
       </w:pPr>
       <w:r>
-        <w:t>04. Compare the cases</w:t>
-      </w:r>
-    </w:p>
-    <w:p>
-      <w:r>
-        <w:t>Compare the supplied cases for Prototype a Grounded Assistant. Identify the detail that changes the conclusion.</w:t>
-      </w:r>
-    </w:p>
-    <w:p>
-      <w:pPr>
-        <w:pStyle w:val="Heading3"/>
-      </w:pPr>
-      <w:r>
-        <w:t>The case to investigate</w:t>
-      </w:r>
-    </w:p>
-    <w:p>
-      <w:pPr>
-        <w:spacing w:line="336" w:lineRule="auto" w:after="180"/>
-        <w:shd w:fill="F1F6FC"/>
-      </w:pPr>
-      <w:r>
-        <w:rPr>
-          <w:b w:val="0"/>
-        </w:rPr>
-        <w:t>CASE GALLERY</w:t>
-      </w:r>
-    </w:p>
-    <w:p>
-      <w:pPr>
-        <w:spacing w:line="336" w:lineRule="auto" w:after="180"/>
-      </w:pPr>
-      <w:r>
-        <w:rPr>
-          <w:b w:val="0"/>
-        </w:rPr>
-        <w:t xml:space="preserve">Four Tests, Four Kinds of </w:t>
-      </w:r>
-      <w:r>
-        <w:rPr>
-          <w:b/>
-        </w:rPr>
-        <w:t>Evidence</w:t>
-      </w:r>
-    </w:p>
-    <w:p>
-      <w:pPr>
-        <w:spacing w:line="336" w:lineRule="auto" w:after="180"/>
-      </w:pPr>
-      <w:r>
-        <w:rPr>
-          <w:b w:val="0"/>
-        </w:rPr>
-        <w:t>A system is not understood until it survives more than one comfortable example.</w:t>
+        <w:t>04. Compare a supported path with a missing-answer path</w:t>
+      </w:r>
+    </w:p>
+    <w:p>
+      <w:r>
+        <w:t>One working example does not establish reliability across failures.</w:t>
+      </w:r>
+    </w:p>
+    <w:p>
+      <w:pPr>
+        <w:pStyle w:val="Heading2"/>
+      </w:pPr>
+      <w:r>
+        <w:t>Four pictures with a purpose</w:t>
       </w:r>
     </w:p>
     <w:p>
@@ -1260,6 +1478,11 @@
     </w:p>
     <w:p>
       <w:r>
+        <w:t>Normal case: predict the result and deciding evidence.</w:t>
+      </w:r>
+    </w:p>
+    <w:p>
+      <w:r>
         <w:drawing>
           <wp:inline xmlns:a="http://schemas.openxmlformats.org/drawingml/2006/main" xmlns:pic="http://schemas.openxmlformats.org/drawingml/2006/picture">
             <wp:extent cx="5486400" cy="3200400"/>
@@ -1295,47 +1518,8 @@
       </w:r>
     </w:p>
     <w:p>
-      <w:pPr>
-        <w:pStyle w:val="Heading3"/>
-      </w:pPr>
-      <w:r>
-        <w:t>The normal case</w:t>
-      </w:r>
-    </w:p>
-    <w:p>
-      <w:pPr>
-        <w:spacing w:line="336" w:lineRule="auto" w:after="180"/>
-        <w:shd w:fill="F1F6FC"/>
-      </w:pPr>
-      <w:r>
-        <w:rPr>
-          <w:b w:val="0"/>
-        </w:rPr>
-        <w:t xml:space="preserve">NORMAL CASE: predict and name </w:t>
-      </w:r>
-      <w:r>
-        <w:rPr>
-          <w:b/>
-        </w:rPr>
-        <w:t>evidence</w:t>
-      </w:r>
-      <w:r>
-        <w:rPr>
-          <w:b w:val="0"/>
-        </w:rPr>
-        <w:t xml:space="preserve">.     BOUNDARY CASE: predict and name </w:t>
-      </w:r>
-      <w:r>
-        <w:rPr>
-          <w:b/>
-        </w:rPr>
-        <w:t>evidence</w:t>
-      </w:r>
-      <w:r>
-        <w:rPr>
-          <w:b w:val="0"/>
-        </w:rPr>
-        <w:t>.</w:t>
+      <w:r>
+        <w:t>Boundary case: identify the exact limit.</w:t>
       </w:r>
     </w:p>
     <w:p>
@@ -1376,6 +1560,11 @@
     </w:p>
     <w:p>
       <w:r>
+        <w:t>Missing information: name what must be clarified.</w:t>
+      </w:r>
+    </w:p>
+    <w:p>
+      <w:r>
         <w:drawing>
           <wp:inline xmlns:a="http://schemas.openxmlformats.org/drawingml/2006/main" xmlns:pic="http://schemas.openxmlformats.org/drawingml/2006/picture">
             <wp:extent cx="5486400" cy="3200400"/>
@@ -1411,134 +1600,86 @@
       </w:r>
     </w:p>
     <w:p>
+      <w:r>
+        <w:t>Transfer case: explain which procedure still applies.</w:t>
+      </w:r>
+    </w:p>
+    <w:p>
+      <w:pPr>
+        <w:pStyle w:val="Heading2"/>
+      </w:pPr>
+      <w:r>
+        <w:t>Choose a revealing case</w:t>
+      </w:r>
+    </w:p>
+    <w:p>
+      <w:pPr>
+        <w:pStyle w:val="ListBullet"/>
+      </w:pPr>
+      <w:r>
+        <w:t>Which case is most likely to reveal a hidden assumption? Why?</w:t>
+      </w:r>
+    </w:p>
+    <w:p>
       <w:pPr>
         <w:pStyle w:val="Heading3"/>
       </w:pPr>
       <w:r>
-        <w:t>Check missing information</w:t>
+        <w:t>Write or draw your reasoning and evidence.</w:t>
+      </w:r>
+    </w:p>
+    <w:p>
+      <w:r>
+        <w:t>________________________________________________________________</w:t>
+      </w:r>
+    </w:p>
+    <w:p>
+      <w:r>
+        <w:t>________________________________________________________________</w:t>
+      </w:r>
+    </w:p>
+    <w:p>
+      <w:r>
+        <w:t>________________________________________________________________</w:t>
+      </w:r>
+    </w:p>
+    <w:p>
+      <w:r>
+        <w:t>________________________________________________________________</w:t>
+      </w:r>
+    </w:p>
+    <w:p>
+      <w:r>
+        <w:t>________________________________________________________________</w:t>
+      </w:r>
+    </w:p>
+    <w:p>
+      <w:pPr>
+        <w:pStyle w:val="Heading2"/>
+      </w:pPr>
+      <w:r>
+        <w:t>Predict the supplied changed case</w:t>
+      </w:r>
+    </w:p>
+    <w:p>
+      <w:pPr>
+        <w:pStyle w:val="ListBullet"/>
+      </w:pPr>
+      <w:r>
+        <w:t>Change: PL3 is absent while PL2 remains.</w:t>
+      </w:r>
+    </w:p>
+    <w:p>
+      <w:pPr>
+        <w:pStyle w:val="Heading2"/>
+      </w:pPr>
+      <w:r>
+        <w:t>Check after predicting · reference / check after trying</w:t>
       </w:r>
     </w:p>
     <w:p>
       <w:pPr>
         <w:spacing w:line="336" w:lineRule="auto" w:after="180"/>
-        <w:shd w:fill="FFF5E6"/>
-      </w:pPr>
-      <w:r>
-        <w:rPr>
-          <w:b w:val="0"/>
-        </w:rPr>
-        <w:t xml:space="preserve">MISSING INFORMATION: predict and name </w:t>
-      </w:r>
-      <w:r>
-        <w:rPr>
-          <w:b/>
-        </w:rPr>
-        <w:t>evidence</w:t>
-      </w:r>
-      <w:r>
-        <w:rPr>
-          <w:b w:val="0"/>
-        </w:rPr>
-        <w:t xml:space="preserve">.     TRANSFER CASE: predict and name </w:t>
-      </w:r>
-      <w:r>
-        <w:rPr>
-          <w:b/>
-        </w:rPr>
-        <w:t>evidence</w:t>
-      </w:r>
-      <w:r>
-        <w:rPr>
-          <w:b w:val="0"/>
-        </w:rPr>
-        <w:t>.</w:t>
-      </w:r>
-    </w:p>
-    <w:p>
-      <w:pPr>
-        <w:spacing w:line="336" w:lineRule="auto" w:after="180"/>
-        <w:shd w:fill="F5F1FB"/>
-      </w:pPr>
-      <w:r>
-        <w:rPr>
-          <w:b w:val="0"/>
-        </w:rPr>
-        <w:t>Which case is most likely to reveal a hidden assumption? Why?</w:t>
-      </w:r>
-    </w:p>
-    <w:p>
-      <w:pPr>
-        <w:pStyle w:val="Heading3"/>
-      </w:pPr>
-      <w:r>
-        <w:t>Write or draw your reasoning and evidence.</w:t>
-      </w:r>
-    </w:p>
-    <w:p>
-      <w:r>
-        <w:t>________________________________________________________________</w:t>
-      </w:r>
-    </w:p>
-    <w:p>
-      <w:r>
-        <w:t>________________________________________________________________</w:t>
-      </w:r>
-    </w:p>
-    <w:p>
-      <w:r>
-        <w:t>________________________________________________________________</w:t>
-      </w:r>
-    </w:p>
-    <w:p>
-      <w:r>
-        <w:t>________________________________________________________________</w:t>
-      </w:r>
-    </w:p>
-    <w:p>
-      <w:r>
-        <w:t>________________________________________________________________</w:t>
-      </w:r>
-    </w:p>
-    <w:p>
-      <w:pPr>
-        <w:pStyle w:val="Heading3"/>
-      </w:pPr>
-      <w:r>
-        <w:t>Change one thing in the pictured case</w:t>
-      </w:r>
-    </w:p>
-    <w:p>
-      <w:pPr>
-        <w:pStyle w:val="Heading3"/>
-      </w:pPr>
-      <w:r>
-        <w:t>Change one thing</w:t>
-      </w:r>
-    </w:p>
-    <w:p>
-      <w:pPr>
-        <w:spacing w:line="336" w:lineRule="auto" w:after="180"/>
-        <w:shd w:fill="F5F1FB"/>
-      </w:pPr>
-      <w:r>
-        <w:rPr>
-          <w:b w:val="0"/>
-        </w:rPr>
-        <w:t>Change: PL3 is absent while PL2 remains.</w:t>
-      </w:r>
-    </w:p>
-    <w:p>
-      <w:pPr>
-        <w:pStyle w:val="Heading3"/>
-      </w:pPr>
-      <w:r>
-        <w:t>Predicted result</w:t>
-      </w:r>
-    </w:p>
-    <w:p>
-      <w:pPr>
-        <w:spacing w:line="336" w:lineRule="auto" w:after="180"/>
-        <w:shd w:fill="F1F6FC"/>
       </w:pPr>
       <w:r>
         <w:rPr>
@@ -1555,16 +1696,7 @@
     </w:p>
     <w:p>
       <w:pPr>
-        <w:pStyle w:val="Heading3"/>
-      </w:pPr>
-      <w:r>
-        <w:t>Why the result follows</w:t>
-      </w:r>
-    </w:p>
-    <w:p>
-      <w:pPr>
         <w:spacing w:line="336" w:lineRule="auto" w:after="180"/>
-        <w:shd w:fill="F1F6FC"/>
       </w:pPr>
       <w:r>
         <w:rPr>
@@ -1575,26 +1707,38 @@
     </w:p>
     <w:p>
       <w:pPr>
-        <w:pStyle w:val="Heading1"/>
-      </w:pPr>
-      <w:r>
-        <w:t>05. Words that unlock the idea</w:t>
-      </w:r>
-    </w:p>
-    <w:p>
-      <w:r>
-        <w:t>Use the vocabulary of Prototype a Grounded Assistant to explain a concrete decision, rather than only memorising definitions.</w:t>
+        <w:pStyle w:val="Heading2"/>
+      </w:pPr>
+      <w:r>
+        <w:t>Earlier wording, alternatives and picture transcripts · reference / check after trying</w:t>
       </w:r>
     </w:p>
     <w:p>
       <w:pPr>
         <w:spacing w:line="336" w:lineRule="auto" w:after="180"/>
       </w:pPr>
+      <w:r>
+        <w:rPr>
+          <w:b w:val="0"/>
+        </w:rPr>
+        <w:t>CASE GALLERY</w:t>
+      </w:r>
+    </w:p>
+    <w:p>
+      <w:pPr>
+        <w:spacing w:line="336" w:lineRule="auto" w:after="180"/>
+      </w:pPr>
+      <w:r>
+        <w:rPr>
+          <w:b w:val="0"/>
+        </w:rPr>
+        <w:t xml:space="preserve">Four Tests, Four Kinds of </w:t>
+      </w:r>
       <w:r>
         <w:rPr>
           <w:b/>
         </w:rPr>
-        <w:t>VOCABULARY LAB</w:t>
+        <w:t>Evidence</w:t>
       </w:r>
     </w:p>
     <w:p>
@@ -1605,18 +1749,7 @@
         <w:rPr>
           <w:b w:val="0"/>
         </w:rPr>
-        <w:t>Words You Can Use to Reason</w:t>
-      </w:r>
-    </w:p>
-    <w:p>
-      <w:pPr>
-        <w:spacing w:line="336" w:lineRule="auto" w:after="180"/>
-      </w:pPr>
-      <w:r>
-        <w:rPr>
-          <w:b w:val="0"/>
-        </w:rPr>
-        <w:t>A definition matters when you can recognize the idea, use it, and contrast it with a near-miss.</w:t>
+        <w:t>A system is not understood until it survives more than one comfortable example.</w:t>
       </w:r>
     </w:p>
     <w:p>
@@ -1624,7 +1757,7 @@
         <w:drawing>
           <wp:inline xmlns:a="http://schemas.openxmlformats.org/drawingml/2006/main" xmlns:pic="http://schemas.openxmlformats.org/drawingml/2006/picture">
             <wp:extent cx="5486400" cy="3200400"/>
-            <wp:docPr id="10" name="Picture 10" descr="Vocabulary badge: prototype"/>
+            <wp:docPr id="10" name="Picture 10" descr="NORMAL CASE illustration"/>
             <wp:cNvGraphicFramePr>
               <a:graphicFrameLocks noChangeAspect="1"/>
             </wp:cNvGraphicFramePr>
@@ -1632,11 +1765,11 @@
               <a:graphicData uri="http://schemas.openxmlformats.org/drawingml/2006/picture">
                 <pic:pic>
                   <pic:nvPicPr>
-                    <pic:cNvPr id="0" name="252b56cf8cd69a9f64fb7a03ada12e87ba0edc404e544de1b9c5592606fa641f.png"/>
+                    <pic:cNvPr id="0" name="baa081bb74d63b3556ecfd5951cdc8779d64ec1813de34614621c4e969a973f1.png"/>
                     <pic:cNvPicPr/>
                   </pic:nvPicPr>
                   <pic:blipFill>
-                    <a:blip r:embed="rId17"/>
+                    <a:blip r:embed="rId13"/>
                     <a:stretch>
                       <a:fillRect/>
                     </a:stretch>
@@ -1660,7 +1793,7 @@
         <w:drawing>
           <wp:inline xmlns:a="http://schemas.openxmlformats.org/drawingml/2006/main" xmlns:pic="http://schemas.openxmlformats.org/drawingml/2006/picture">
             <wp:extent cx="5486400" cy="3200400"/>
-            <wp:docPr id="11" name="Picture 11" descr="Vocabulary badge: end-to-end"/>
+            <wp:docPr id="11" name="Picture 11" descr="BOUNDARY CASE illustration"/>
             <wp:cNvGraphicFramePr>
               <a:graphicFrameLocks noChangeAspect="1"/>
             </wp:cNvGraphicFramePr>
@@ -1668,11 +1801,11 @@
               <a:graphicData uri="http://schemas.openxmlformats.org/drawingml/2006/picture">
                 <pic:pic>
                   <pic:nvPicPr>
-                    <pic:cNvPr id="0" name="ab1696eb6499d1800a44130da4fff59ea5a91823756e37a9e372f4a2a31da035.png"/>
+                    <pic:cNvPr id="0" name="5e6557194a1470352d07b6a509da5d673d81767981996dd1b685f799a5582b76.png"/>
                     <pic:cNvPicPr/>
                   </pic:nvPicPr>
                   <pic:blipFill>
-                    <a:blip r:embed="rId18"/>
+                    <a:blip r:embed="rId14"/>
                     <a:stretch>
                       <a:fillRect/>
                     </a:stretch>
@@ -1692,11 +1825,46 @@
       </w:r>
     </w:p>
     <w:p>
+      <w:pPr>
+        <w:spacing w:line="336" w:lineRule="auto" w:after="180"/>
+      </w:pPr>
+      <w:r>
+        <w:rPr>
+          <w:b w:val="0"/>
+        </w:rPr>
+        <w:t xml:space="preserve">NORMAL CASE: predict and name </w:t>
+      </w:r>
+      <w:r>
+        <w:rPr>
+          <w:b/>
+        </w:rPr>
+        <w:t>evidence</w:t>
+      </w:r>
+      <w:r>
+        <w:rPr>
+          <w:b w:val="0"/>
+        </w:rPr>
+        <w:t xml:space="preserve">.     BOUNDARY CASE: predict and name </w:t>
+      </w:r>
+      <w:r>
+        <w:rPr>
+          <w:b/>
+        </w:rPr>
+        <w:t>evidence</w:t>
+      </w:r>
+      <w:r>
+        <w:rPr>
+          <w:b w:val="0"/>
+        </w:rPr>
+        <w:t>.</w:t>
+      </w:r>
+    </w:p>
+    <w:p>
       <w:r>
         <w:drawing>
           <wp:inline xmlns:a="http://schemas.openxmlformats.org/drawingml/2006/main" xmlns:pic="http://schemas.openxmlformats.org/drawingml/2006/picture">
             <wp:extent cx="5486400" cy="3200400"/>
-            <wp:docPr id="12" name="Picture 12" descr="Vocabulary badge: grounding"/>
+            <wp:docPr id="12" name="Picture 12" descr="MISSING INFORMATION illustration"/>
             <wp:cNvGraphicFramePr>
               <a:graphicFrameLocks noChangeAspect="1"/>
             </wp:cNvGraphicFramePr>
@@ -1704,11 +1872,11 @@
               <a:graphicData uri="http://schemas.openxmlformats.org/drawingml/2006/picture">
                 <pic:pic>
                   <pic:nvPicPr>
-                    <pic:cNvPr id="0" name="b6caead4e1dec6efaf1a60a3ecb2df8109ce43fc45cef722b49be0146d851f3f.png"/>
+                    <pic:cNvPr id="0" name="8e1f2e3affdd81449df265675243cda4511c1e88dd8cd9583d4ea42f6083c297.png"/>
                     <pic:cNvPicPr/>
                   </pic:nvPicPr>
                   <pic:blipFill>
-                    <a:blip r:embed="rId19"/>
+                    <a:blip r:embed="rId15"/>
                     <a:stretch>
                       <a:fillRect/>
                     </a:stretch>
@@ -1732,7 +1900,7 @@
         <w:drawing>
           <wp:inline xmlns:a="http://schemas.openxmlformats.org/drawingml/2006/main" xmlns:pic="http://schemas.openxmlformats.org/drawingml/2006/picture">
             <wp:extent cx="5486400" cy="3200400"/>
-            <wp:docPr id="13" name="Picture 13" descr="Vocabulary badge: fallback"/>
+            <wp:docPr id="13" name="Picture 13" descr="TRANSFER CASE illustration"/>
             <wp:cNvGraphicFramePr>
               <a:graphicFrameLocks noChangeAspect="1"/>
             </wp:cNvGraphicFramePr>
@@ -1740,11 +1908,11 @@
               <a:graphicData uri="http://schemas.openxmlformats.org/drawingml/2006/picture">
                 <pic:pic>
                   <pic:nvPicPr>
-                    <pic:cNvPr id="0" name="de2771a062221a56f48c60ebe5be1651b0155107f68391619170f89a70acf0fc.png"/>
+                    <pic:cNvPr id="0" name="a54f0c40e48e47ca92a4c36ebbc98f08b4a78c72cd385d85b0a5a7f07f558757.png"/>
                     <pic:cNvPicPr/>
                   </pic:nvPicPr>
                   <pic:blipFill>
-                    <a:blip r:embed="rId20"/>
+                    <a:blip r:embed="rId16"/>
                     <a:stretch>
                       <a:fillRect/>
                     </a:stretch>
@@ -1763,313 +1931,6 @@
         </w:drawing>
       </w:r>
     </w:p>
-    <w:tbl>
-      <w:tblPr>
-        <w:tblStyle w:val="LightShading-Accent1"/>
-        <w:tblW w:type="auto" w:w="0"/>
-        <w:tblLook w:firstColumn="1" w:firstRow="1" w:lastColumn="0" w:lastRow="0" w:noHBand="0" w:noVBand="1" w:val="04A0"/>
-      </w:tblPr>
-      <w:tblGrid>
-        <w:gridCol w:w="3408"/>
-        <w:gridCol w:w="3408"/>
-        <w:gridCol w:w="3408"/>
-      </w:tblGrid>
-      <w:tr>
-        <w:trPr>
-          <w:tblHeader/>
-        </w:trPr>
-        <w:tc>
-          <w:tcPr>
-            <w:tcW w:type="dxa" w:w="3408"/>
-          </w:tcPr>
-          <w:p>
-            <w:r>
-              <w:t>Word</w:t>
-            </w:r>
-          </w:p>
-        </w:tc>
-        <w:tc>
-          <w:tcPr>
-            <w:tcW w:type="dxa" w:w="3408"/>
-          </w:tcPr>
-          <w:p>
-            <w:r>
-              <w:t>My own example</w:t>
-            </w:r>
-          </w:p>
-        </w:tc>
-        <w:tc>
-          <w:tcPr>
-            <w:tcW w:type="dxa" w:w="3408"/>
-          </w:tcPr>
-          <w:p>
-            <w:r>
-              <w:t>Not this / boundary</w:t>
-            </w:r>
-          </w:p>
-        </w:tc>
-      </w:tr>
-      <w:tr>
-        <w:tc>
-          <w:tcPr>
-            <w:tcW w:type="dxa" w:w="3408"/>
-          </w:tcPr>
-          <w:p>
-            <w:r>
-              <w:t>prototype</w:t>
-            </w:r>
-          </w:p>
-        </w:tc>
-        <w:tc>
-          <w:tcPr>
-            <w:tcW w:type="dxa" w:w="3408"/>
-          </w:tcPr>
-          <w:p>
-            <w:r>
-              <w:t>An early working or simulated version used to test assumptions about a design.</w:t>
-            </w:r>
-          </w:p>
-        </w:tc>
-        <w:tc>
-          <w:tcPr>
-            <w:tcW w:type="dxa" w:w="3408"/>
-          </w:tcPr>
-          <w:p>
-            <w:r/>
-          </w:p>
-        </w:tc>
-      </w:tr>
-      <w:tr>
-        <w:tc>
-          <w:tcPr>
-            <w:tcW w:type="dxa" w:w="3408"/>
-          </w:tcPr>
-          <w:p>
-            <w:r>
-              <w:t>end-to-end</w:t>
-            </w:r>
-          </w:p>
-        </w:tc>
-        <w:tc>
-          <w:tcPr>
-            <w:tcW w:type="dxa" w:w="3408"/>
-          </w:tcPr>
-          <w:p>
-            <w:r>
-              <w:t>Covering the entire process from original input to final output.</w:t>
-            </w:r>
-          </w:p>
-        </w:tc>
-        <w:tc>
-          <w:tcPr>
-            <w:tcW w:type="dxa" w:w="3408"/>
-          </w:tcPr>
-          <w:p>
-            <w:r/>
-          </w:p>
-        </w:tc>
-      </w:tr>
-      <w:tr>
-        <w:tc>
-          <w:tcPr>
-            <w:tcW w:type="dxa" w:w="3408"/>
-          </w:tcPr>
-          <w:p>
-            <w:r>
-              <w:t>grounding</w:t>
-            </w:r>
-          </w:p>
-        </w:tc>
-        <w:tc>
-          <w:tcPr>
-            <w:tcW w:type="dxa" w:w="3408"/>
-          </w:tcPr>
-          <w:p>
-            <w:r>
-              <w:t>Connecting an answer or action to specified evidence or observations.</w:t>
-            </w:r>
-          </w:p>
-        </w:tc>
-        <w:tc>
-          <w:tcPr>
-            <w:tcW w:type="dxa" w:w="3408"/>
-          </w:tcPr>
-          <w:p>
-            <w:r/>
-          </w:p>
-        </w:tc>
-      </w:tr>
-      <w:tr>
-        <w:tc>
-          <w:tcPr>
-            <w:tcW w:type="dxa" w:w="3408"/>
-          </w:tcPr>
-          <w:p>
-            <w:r>
-              <w:t>fallback</w:t>
-            </w:r>
-          </w:p>
-        </w:tc>
-        <w:tc>
-          <w:tcPr>
-            <w:tcW w:type="dxa" w:w="3408"/>
-          </w:tcPr>
-          <w:p>
-            <w:r>
-              <w:t>A predefined alternative action used when the usual path cannot be completed reliably.</w:t>
-            </w:r>
-          </w:p>
-        </w:tc>
-        <w:tc>
-          <w:tcPr>
-            <w:tcW w:type="dxa" w:w="3408"/>
-          </w:tcPr>
-          <w:p>
-            <w:r/>
-          </w:p>
-        </w:tc>
-      </w:tr>
-    </w:tbl>
-    <w:p>
-      <w:pPr>
-        <w:pStyle w:val="Heading3"/>
-      </w:pPr>
-      <w:r>
-        <w:t>Words used in the closer explanation</w:t>
-      </w:r>
-    </w:p>
-    <w:tbl>
-      <w:tblPr>
-        <w:tblStyle w:val="LightShading-Accent1"/>
-        <w:tblW w:type="auto" w:w="0"/>
-        <w:tblLook w:firstColumn="1" w:firstRow="1" w:lastColumn="0" w:lastRow="0" w:noHBand="0" w:noVBand="1" w:val="04A0"/>
-      </w:tblPr>
-      <w:tblGrid>
-        <w:gridCol w:w="5112"/>
-        <w:gridCol w:w="5112"/>
-      </w:tblGrid>
-      <w:tr>
-        <w:trPr>
-          <w:tblHeader/>
-        </w:trPr>
-        <w:tc>
-          <w:tcPr>
-            <w:tcW w:type="dxa" w:w="5112"/>
-          </w:tcPr>
-          <w:p>
-            <w:r>
-              <w:t>Word</w:t>
-            </w:r>
-          </w:p>
-        </w:tc>
-        <w:tc>
-          <w:tcPr>
-            <w:tcW w:type="dxa" w:w="5112"/>
-          </w:tcPr>
-          <w:p>
-            <w:r>
-              <w:t>Meaning</w:t>
-            </w:r>
-          </w:p>
-        </w:tc>
-      </w:tr>
-      <w:tr>
-        <w:tc>
-          <w:tcPr>
-            <w:tcW w:type="dxa" w:w="5112"/>
-          </w:tcPr>
-          <w:p>
-            <w:r>
-              <w:t>Pipeline stage</w:t>
-            </w:r>
-          </w:p>
-        </w:tc>
-        <w:tc>
-          <w:tcPr>
-            <w:tcW w:type="dxa" w:w="5112"/>
-          </w:tcPr>
-          <w:p>
-            <w:r>
-              <w:t>One operation with defined inputs and failure handling</w:t>
-            </w:r>
-          </w:p>
-        </w:tc>
-      </w:tr>
-      <w:tr>
-        <w:tc>
-          <w:tcPr>
-            <w:tcW w:type="dxa" w:w="5112"/>
-          </w:tcPr>
-          <w:p>
-            <w:r>
-              <w:t>Answerability gate</w:t>
-            </w:r>
-          </w:p>
-        </w:tc>
-        <w:tc>
-          <w:tcPr>
-            <w:tcW w:type="dxa" w:w="5112"/>
-          </w:tcPr>
-          <w:p>
-            <w:r>
-              <w:t>A check for sufficient evidence before answering</w:t>
-            </w:r>
-          </w:p>
-        </w:tc>
-      </w:tr>
-      <w:tr>
-        <w:tc>
-          <w:tcPr>
-            <w:tcW w:type="dxa" w:w="5112"/>
-          </w:tcPr>
-          <w:p>
-            <w:r>
-              <w:t>Semantic validator</w:t>
-            </w:r>
-          </w:p>
-        </w:tc>
-        <w:tc>
-          <w:tcPr>
-            <w:tcW w:type="dxa" w:w="5112"/>
-          </w:tcPr>
-          <w:p>
-            <w:r>
-              <w:t>A check that claims match task evidence</w:t>
-            </w:r>
-          </w:p>
-        </w:tc>
-      </w:tr>
-    </w:tbl>
-    <w:p>
-      <w:pPr>
-        <w:pStyle w:val="Heading1"/>
-      </w:pPr>
-      <w:r>
-        <w:t>06. Follow a worked example</w:t>
-      </w:r>
-    </w:p>
-    <w:p>
-      <w:r>
-        <w:t>Follow the worked trace for Prototype a Grounded Assistant, predict a step, then compare with its explanation.</w:t>
-      </w:r>
-    </w:p>
-    <w:p>
-      <w:pPr>
-        <w:spacing w:line="336" w:lineRule="auto" w:after="180"/>
-      </w:pPr>
-      <w:r>
-        <w:rPr>
-          <w:b/>
-        </w:rPr>
-        <w:t xml:space="preserve">WORKED </w:t>
-      </w:r>
-      <w:r>
-        <w:rPr>
-          <w:b/>
-        </w:rPr>
-        <w:t>EVIDENCE</w:t>
-      </w:r>
-    </w:p>
     <w:p>
       <w:pPr>
         <w:spacing w:line="336" w:lineRule="auto" w:after="180"/>
@@ -2078,18 +1939,7 @@
         <w:rPr>
           <w:b w:val="0"/>
         </w:rPr>
-        <w:t>Reason Step by Step</w:t>
-      </w:r>
-    </w:p>
-    <w:p>
-      <w:pPr>
-        <w:spacing w:line="336" w:lineRule="auto" w:after="180"/>
-      </w:pPr>
-      <w:r>
-        <w:rPr>
-          <w:b w:val="0"/>
-        </w:rPr>
-        <w:t xml:space="preserve">Predict first. Then check each step. A correct answer without visible reasoning is incomplete </w:t>
+        <w:t xml:space="preserve">MISSING INFORMATION: predict and name </w:t>
       </w:r>
       <w:r>
         <w:rPr>
@@ -2101,15 +1951,109 @@
         <w:rPr>
           <w:b w:val="0"/>
         </w:rPr>
+        <w:t xml:space="preserve">.     TRANSFER CASE: predict and name </w:t>
+      </w:r>
+      <w:r>
+        <w:rPr>
+          <w:b/>
+        </w:rPr>
+        <w:t>evidence</w:t>
+      </w:r>
+      <w:r>
+        <w:rPr>
+          <w:b w:val="0"/>
+        </w:rPr>
         <w:t>.</w:t>
+      </w:r>
+    </w:p>
+    <w:p>
+      <w:pPr>
+        <w:pStyle w:val="Heading3"/>
+      </w:pPr>
+      <w:r>
+        <w:t>Change one thing in the pictured case</w:t>
+      </w:r>
+    </w:p>
+    <w:p>
+      <w:pPr>
+        <w:pStyle w:val="Heading1"/>
+      </w:pPr>
+      <w:r>
+        <w:t>06. Trace the daily-check answer to PL3</w:t>
+      </w:r>
+    </w:p>
+    <w:p>
+      <w:r>
+        <w:t>PL2’s general water fact cannot replace the missing schedule source.</w:t>
+      </w:r>
+    </w:p>
+    <w:p>
+      <w:pPr>
+        <w:pStyle w:val="Heading2"/>
+      </w:pPr>
+      <w:r>
+        <w:t>Read the complete source pair and question</w:t>
+      </w:r>
+    </w:p>
+    <w:p>
+      <w:pPr>
+        <w:spacing w:line="336" w:lineRule="auto" w:after="180"/>
+      </w:pPr>
+      <w:r>
+        <w:rPr>
+          <w:b w:val="0"/>
+        </w:rPr>
+        <w:t>Build a minimal grounded study answer with checks between retrieval and display.</w:t>
+      </w:r>
+    </w:p>
+    <w:p>
+      <w:pPr>
+        <w:spacing w:line="336" w:lineRule="auto" w:after="180"/>
+      </w:pPr>
+      <w:r>
+        <w:rPr>
+          <w:b w:val="0"/>
+        </w:rPr>
+        <w:t>Source PL2: seedlings need water. Source PL3: this activity checks soil daily. Question: what does this activity check daily?</w:t>
+      </w:r>
+    </w:p>
+    <w:p>
+      <w:pPr>
+        <w:spacing w:line="336" w:lineRule="auto" w:after="180"/>
+      </w:pPr>
+      <w:r>
+        <w:rPr>
+          <w:b w:val="0"/>
+        </w:rPr>
+        <w:t xml:space="preserve">All </w:t>
+      </w:r>
+      <w:r>
+        <w:rPr>
+          <w:b/>
+        </w:rPr>
+        <w:t>input</w:t>
+      </w:r>
+      <w:r>
+        <w:rPr>
+          <w:b w:val="0"/>
+        </w:rPr>
+        <w:t>s and outcomes in this worked example are invented classroom data; no real model run is claimed.</w:t>
+      </w:r>
+    </w:p>
+    <w:p>
+      <w:pPr>
+        <w:pStyle w:val="Heading2"/>
+      </w:pPr>
+      <w:r>
+        <w:t>Trace retrieval, question match and draft check</w:t>
       </w:r>
     </w:p>
     <w:p>
       <w:r>
         <w:drawing>
           <wp:inline xmlns:a="http://schemas.openxmlformats.org/drawingml/2006/main" xmlns:pic="http://schemas.openxmlformats.org/drawingml/2006/picture">
-            <wp:extent cx="5486400" cy="2377440"/>
-            <wp:docPr id="14" name="Picture 14" descr="Worked evidence for Prototype a Grounded Assistant"/>
+            <wp:extent cx="5486400" cy="3337560"/>
+            <wp:docPr id="14" name="Picture 14" descr="Retrieve evidence: PL3 directly supports the daily soil-check claim; PL2 supplies a different fact. → Match question: Choose the activity’s soil check, not a general watering recommendation. → Validate draft: Display “This activity checks soil daily [PL3]”; reject an invented twice-daily watering schedule."/>
             <wp:cNvGraphicFramePr>
               <a:graphicFrameLocks noChangeAspect="1"/>
             </wp:cNvGraphicFramePr>
@@ -2117,11 +2061,11 @@
               <a:graphicData uri="http://schemas.openxmlformats.org/drawingml/2006/picture">
                 <pic:pic>
                   <pic:nvPicPr>
-                    <pic:cNvPr id="0" name="d949f094a2dc1b5736754ee3dc33f3b68121154d27c5d20cd64cc109d2843148.png"/>
+                    <pic:cNvPr id="0" name="academy-story-ai-3-24-02.png"/>
                     <pic:cNvPicPr/>
                   </pic:nvPicPr>
                   <pic:blipFill>
-                    <a:blip r:embed="rId21"/>
+                    <a:blip r:embed="rId17"/>
                     <a:stretch>
                       <a:fillRect/>
                     </a:stretch>
@@ -2129,371 +2073,7 @@
                   <pic:spPr>
                     <a:xfrm>
                       <a:off x="0" y="0"/>
-                      <a:ext cx="5486400" cy="2377440"/>
-                    </a:xfrm>
-                    <a:prstGeom prst="rect"/>
-                  </pic:spPr>
-                </pic:pic>
-              </a:graphicData>
-            </a:graphic>
-          </wp:inline>
-        </w:drawing>
-      </w:r>
-    </w:p>
-    <w:p>
-      <w:pPr>
-        <w:spacing w:line="336" w:lineRule="auto" w:after="180"/>
-        <w:shd w:fill="F4F9FC"/>
-      </w:pPr>
-      <w:r>
-        <w:rPr>
-          <w:b w:val="0"/>
-        </w:rPr>
-        <w:t xml:space="preserve">1. </w:t>
-      </w:r>
-      <w:r>
-        <w:rPr>
-          <w:b/>
-        </w:rPr>
-        <w:t>Input</w:t>
-      </w:r>
-      <w:r>
-        <w:rPr>
-          <w:b w:val="0"/>
-        </w:rPr>
-        <w:t>: learner question plus selected course notes.</w:t>
-      </w:r>
-    </w:p>
-    <w:p>
-      <w:pPr>
-        <w:spacing w:line="336" w:lineRule="auto" w:after="180"/>
-        <w:shd w:fill="F4F9FC"/>
-      </w:pPr>
-      <w:r>
-        <w:rPr>
-          <w:b w:val="0"/>
-        </w:rPr>
-        <w:t>2. Retrieve and choose a relevant passage.</w:t>
-      </w:r>
-    </w:p>
-    <w:p>
-      <w:pPr>
-        <w:spacing w:line="336" w:lineRule="auto" w:after="180"/>
-        <w:shd w:fill="F4F9FC"/>
-      </w:pPr>
-      <w:r>
-        <w:rPr>
-          <w:b w:val="0"/>
-        </w:rPr>
-        <w:t>3. Generate structured answer and citation; validate fields and support.</w:t>
-      </w:r>
-    </w:p>
-    <w:p>
-      <w:pPr>
-        <w:spacing w:line="336" w:lineRule="auto" w:after="180"/>
-        <w:shd w:fill="F4F9FC"/>
-      </w:pPr>
-      <w:r>
-        <w:rPr>
-          <w:b w:val="0"/>
-        </w:rPr>
-        <w:t xml:space="preserve">4. Missing </w:t>
-      </w:r>
-      <w:r>
-        <w:rPr>
-          <w:b/>
-        </w:rPr>
-        <w:t>evidence</w:t>
-      </w:r>
-      <w:r>
-        <w:rPr>
-          <w:b w:val="0"/>
-        </w:rPr>
-        <w:t xml:space="preserve"> triggers ask-more or ‘not found in sources.’</w:t>
-      </w:r>
-    </w:p>
-    <w:p>
-      <w:pPr>
-        <w:spacing w:line="336" w:lineRule="auto" w:after="180"/>
-      </w:pPr>
-      <w:r>
-        <w:rPr>
-          <w:b w:val="0"/>
-        </w:rPr>
-        <w:t>Recalculate, retrace, or restate the reasoning in your own representation:</w:t>
-      </w:r>
-    </w:p>
-    <w:p>
-      <w:pPr>
-        <w:pStyle w:val="Heading3"/>
-      </w:pPr>
-      <w:r>
-        <w:t>Write or draw your reasoning and evidence.</w:t>
-      </w:r>
-    </w:p>
-    <w:p>
-      <w:r>
-        <w:t>________________________________________________________________</w:t>
-      </w:r>
-    </w:p>
-    <w:p>
-      <w:r>
-        <w:t>________________________________________________________________</w:t>
-      </w:r>
-    </w:p>
-    <w:p>
-      <w:r>
-        <w:t>________________________________________________________________</w:t>
-      </w:r>
-    </w:p>
-    <w:p>
-      <w:r>
-        <w:t>________________________________________________________________</w:t>
-      </w:r>
-    </w:p>
-    <w:p>
-      <w:r>
-        <w:t>________________________________________________________________</w:t>
-      </w:r>
-    </w:p>
-    <w:p>
-      <w:pPr>
-        <w:spacing w:line="336" w:lineRule="auto" w:after="180"/>
-        <w:shd w:fill="F5F1FB"/>
-      </w:pPr>
-      <w:r>
-        <w:rPr>
-          <w:b w:val="0"/>
-        </w:rPr>
-        <w:t xml:space="preserve">CHECK  Did the </w:t>
-      </w:r>
-      <w:r>
-        <w:rPr>
-          <w:b/>
-        </w:rPr>
-        <w:t>evidence</w:t>
-      </w:r>
-      <w:r>
-        <w:rPr>
-          <w:b w:val="0"/>
-        </w:rPr>
-        <w:t xml:space="preserve"> answer the exact question? Did the total, path, or source record stay consistent?</w:t>
-      </w:r>
-    </w:p>
-    <w:p>
-      <w:pPr>
-        <w:pStyle w:val="Heading3"/>
-      </w:pPr>
-      <w:r>
-        <w:t>A closer explanation</w:t>
-      </w:r>
-    </w:p>
-    <w:p>
-      <w:pPr>
-        <w:spacing w:line="336" w:lineRule="auto" w:after="180"/>
-      </w:pPr>
-      <w:r>
-        <w:rPr>
-          <w:b w:val="0"/>
-        </w:rPr>
-        <w:t>Request room B; retrieved approval names B but register names C. Draft gives capacity 10 from C.</w:t>
-      </w:r>
-    </w:p>
-    <w:p>
-      <w:pPr>
-        <w:spacing w:line="336" w:lineRule="auto" w:after="180"/>
-      </w:pPr>
-      <w:r>
-        <w:rPr>
-          <w:b w:val="0"/>
-        </w:rPr>
-        <w:t>Same-room support fails before or during semantic validation. Return needs_review with null claims; the draft capacity is unsupported for B.</w:t>
-      </w:r>
-    </w:p>
-    <w:p>
-      <w:pPr>
-        <w:pStyle w:val="Heading3"/>
-      </w:pPr>
-      <w:r>
-        <w:t>Worked explanation · Prototype a Grounded Assistant</w:t>
-      </w:r>
-    </w:p>
-    <w:p>
-      <w:pPr>
-        <w:spacing w:line="336" w:lineRule="auto" w:after="180"/>
-        <w:shd w:fill="F1F6FC"/>
-      </w:pPr>
-      <w:r>
-        <w:rPr>
-          <w:b w:val="0"/>
-        </w:rPr>
-        <w:t xml:space="preserve">Compare the intermediate </w:t>
-      </w:r>
-      <w:r>
-        <w:rPr>
-          <w:b/>
-        </w:rPr>
-        <w:t>evidence</w:t>
-      </w:r>
-      <w:r>
-        <w:rPr>
-          <w:b w:val="0"/>
-        </w:rPr>
-        <w:t xml:space="preserve"> with the final statement. Explain why each number or decision follows from the stated </w:t>
-      </w:r>
-      <w:r>
-        <w:rPr>
-          <w:b/>
-        </w:rPr>
-        <w:t>input</w:t>
-      </w:r>
-      <w:r>
-        <w:rPr>
-          <w:b w:val="0"/>
-        </w:rPr>
-        <w:t>s.</w:t>
-      </w:r>
-    </w:p>
-    <w:p>
-      <w:pPr>
-        <w:spacing w:line="336" w:lineRule="auto" w:after="180"/>
-        <w:shd w:fill="F1F6FC"/>
-      </w:pPr>
-      <w:r>
-        <w:rPr>
-          <w:b w:val="0"/>
-        </w:rPr>
-        <w:t xml:space="preserve">The conclusion belongs to this scenario and procedure; changing the </w:t>
-      </w:r>
-      <w:r>
-        <w:rPr>
-          <w:b/>
-        </w:rPr>
-        <w:t>input</w:t>
-      </w:r>
-      <w:r>
-        <w:rPr>
-          <w:b w:val="0"/>
-        </w:rPr>
-        <w:t>s, evaluation population or authority can change what it establishes. Retain the raw record so a later revision can be compared honestly.</w:t>
-      </w:r>
-    </w:p>
-    <w:p>
-      <w:pPr>
-        <w:pStyle w:val="Heading3"/>
-      </w:pPr>
-      <w:r>
-        <w:t>Learn from the worked case</w:t>
-      </w:r>
-    </w:p>
-    <w:p>
-      <w:pPr>
-        <w:spacing w:line="336" w:lineRule="auto" w:after="180"/>
-      </w:pPr>
-      <w:r>
-        <w:rPr>
-          <w:b w:val="0"/>
-        </w:rPr>
-        <w:t>Cover the result before checking it. Say what is given, choose the procedure, and follow one step at a time. Then uncover the result and explain your first mismatch. Ask why a step is allowed, not only what number it produces.</w:t>
-      </w:r>
-    </w:p>
-    <w:p>
-      <w:pPr>
-        <w:pStyle w:val="Heading3"/>
-      </w:pPr>
-      <w:r>
-        <w:t>A pictorial worked case: Prototype a Grounded Assistant</w:t>
-      </w:r>
-    </w:p>
-    <w:p>
-      <w:pPr>
-        <w:spacing w:line="336" w:lineRule="auto" w:after="180"/>
-      </w:pPr>
-      <w:r>
-        <w:rPr>
-          <w:b w:val="0"/>
-        </w:rPr>
-        <w:t>Build a minimal grounded study answer with checks between retrieval and display.</w:t>
-      </w:r>
-    </w:p>
-    <w:p>
-      <w:pPr>
-        <w:pStyle w:val="Heading3"/>
-      </w:pPr>
-      <w:r>
-        <w:t>The facts we will use</w:t>
-      </w:r>
-    </w:p>
-    <w:p>
-      <w:pPr>
-        <w:spacing w:line="336" w:lineRule="auto" w:after="180"/>
-        <w:shd w:fill="F5F1FB"/>
-      </w:pPr>
-      <w:r>
-        <w:rPr>
-          <w:b w:val="0"/>
-        </w:rPr>
-        <w:t>Source PL2: seedlings need water. Source PL3: this activity checks soil daily. Question: what does this activity check daily?</w:t>
-      </w:r>
-    </w:p>
-    <w:p>
-      <w:pPr>
-        <w:pStyle w:val="Heading3"/>
-      </w:pPr>
-      <w:r>
-        <w:t>Supplied facts</w:t>
-      </w:r>
-    </w:p>
-    <w:p>
-      <w:pPr>
-        <w:spacing w:line="336" w:lineRule="auto" w:after="180"/>
-        <w:shd w:fill="F1F6FC"/>
-      </w:pPr>
-      <w:r>
-        <w:rPr>
-          <w:b w:val="0"/>
-        </w:rPr>
-        <w:t xml:space="preserve">All </w:t>
-      </w:r>
-      <w:r>
-        <w:rPr>
-          <w:b/>
-        </w:rPr>
-        <w:t>input</w:t>
-      </w:r>
-      <w:r>
-        <w:rPr>
-          <w:b w:val="0"/>
-        </w:rPr>
-        <w:t>s and outcomes in this worked example are invented classroom data; no real model run is claimed.</w:t>
-      </w:r>
-    </w:p>
-    <w:p>
-      <w:r>
-        <w:drawing>
-          <wp:inline xmlns:a="http://schemas.openxmlformats.org/drawingml/2006/main" xmlns:pic="http://schemas.openxmlformats.org/drawingml/2006/picture">
-            <wp:extent cx="5486400" cy="5261429"/>
-            <wp:docPr id="15" name="Picture 15" descr="Prototype a Grounded Assistant. Retrieve evidence: PL3 directly supports the daily soil-check claim; PL2 supplies a different fact.. Match question: Choose the activity’s soil check, not a general watering recommendation.. Validate draft: Display “This activity checks soil daily [PL3]”; reject an invented twice-daily watering schedule."/>
-            <wp:cNvGraphicFramePr>
-              <a:graphicFrameLocks noChangeAspect="1"/>
-            </wp:cNvGraphicFramePr>
-            <a:graphic>
-              <a:graphicData uri="http://schemas.openxmlformats.org/drawingml/2006/picture">
-                <pic:pic>
-                  <pic:nvPicPr>
-                    <pic:cNvPr id="0" name="academy-visual-ai-3-24.png"/>
-                    <pic:cNvPicPr/>
-                  </pic:nvPicPr>
-                  <pic:blipFill>
-                    <a:blip r:embed="rId22"/>
-                    <a:stretch>
-                      <a:fillRect/>
-                    </a:stretch>
-                  </pic:blipFill>
-                  <pic:spPr>
-                    <a:xfrm>
-                      <a:off x="0" y="0"/>
-                      <a:ext cx="5486400" cy="5261429"/>
+                      <a:ext cx="5486400" cy="3337560"/>
                     </a:xfrm>
                     <a:prstGeom prst="rect"/>
                   </pic:spPr>
@@ -2621,24 +2201,7 @@
     </w:p>
     <w:p>
       <w:pPr>
-        <w:pStyle w:val="Heading3"/>
-      </w:pPr>
-      <w:r>
-        <w:t>Why this result follows</w:t>
-      </w:r>
-    </w:p>
-    <w:p>
-      <w:pPr>
-        <w:pStyle w:val="Heading3"/>
-      </w:pPr>
-      <w:r>
-        <w:t>Why the result follows</w:t>
-      </w:r>
-    </w:p>
-    <w:p>
-      <w:pPr>
         <w:spacing w:line="336" w:lineRule="auto" w:after="180"/>
-        <w:shd w:fill="F1F6FC"/>
       </w:pPr>
       <w:r>
         <w:rPr>
@@ -2662,7 +2225,6 @@
     <w:p>
       <w:pPr>
         <w:spacing w:line="336" w:lineRule="auto" w:after="180"/>
-        <w:shd w:fill="F1F6FC"/>
       </w:pPr>
       <w:r>
         <w:rPr>
@@ -2673,62 +2235,163 @@
     </w:p>
     <w:p>
       <w:pPr>
-        <w:pStyle w:val="Heading3"/>
-      </w:pPr>
-      <w:r>
-        <w:t>What this example does not establish</w:t>
-      </w:r>
-    </w:p>
-    <w:p>
-      <w:pPr>
-        <w:pStyle w:val="Heading3"/>
-      </w:pPr>
-      <w:r>
-        <w:t>Keep the stated limit</w:t>
+        <w:pStyle w:val="Heading2"/>
+      </w:pPr>
+      <w:r>
+        <w:t>Predict removing PL3</w:t>
+      </w:r>
+    </w:p>
+    <w:p>
+      <w:pPr>
+        <w:pStyle w:val="ListBullet"/>
+      </w:pPr>
+      <w:r>
+        <w:t>Change one thing: PL3 is absent while PL2 remains. Predict the result before checking the explanation. What remains the same?</w:t>
+      </w:r>
+    </w:p>
+    <w:p>
+      <w:pPr>
+        <w:pStyle w:val="Heading2"/>
+      </w:pPr>
+      <w:r>
+        <w:t>Check after predicting · reference / check after trying</w:t>
+      </w:r>
+    </w:p>
+    <w:p>
+      <w:r>
+        <w:drawing>
+          <wp:inline xmlns:a="http://schemas.openxmlformats.org/drawingml/2006/main" xmlns:pic="http://schemas.openxmlformats.org/drawingml/2006/picture">
+            <wp:extent cx="5486400" cy="3041904"/>
+            <wp:docPr id="15" name="Picture 15" descr="Original case: Display “This activity checks soil daily [PL3]”; reject an invented twice-daily watering schedule. Changed condition: PL3 is absent while PL2 remains. Expected result: Explain that the daily check is not specified in the available source. Reason: The remaining general water fact does not establish this activity’s schedule."/>
+            <wp:cNvGraphicFramePr>
+              <a:graphicFrameLocks noChangeAspect="1"/>
+            </wp:cNvGraphicFramePr>
+            <a:graphic>
+              <a:graphicData uri="http://schemas.openxmlformats.org/drawingml/2006/picture">
+                <pic:pic>
+                  <pic:nvPicPr>
+                    <pic:cNvPr id="0" name="academy-story-ai-3-24-04.png"/>
+                    <pic:cNvPicPr/>
+                  </pic:nvPicPr>
+                  <pic:blipFill>
+                    <a:blip r:embed="rId18"/>
+                    <a:stretch>
+                      <a:fillRect/>
+                    </a:stretch>
+                  </pic:blipFill>
+                  <pic:spPr>
+                    <a:xfrm>
+                      <a:off x="0" y="0"/>
+                      <a:ext cx="5486400" cy="3041904"/>
+                    </a:xfrm>
+                    <a:prstGeom prst="rect"/>
+                  </pic:spPr>
+                </pic:pic>
+              </a:graphicData>
+            </a:graphic>
+          </wp:inline>
+        </w:drawing>
+      </w:r>
+    </w:p>
+    <w:p>
+      <w:pPr>
+        <w:pStyle w:val="Heading2"/>
+      </w:pPr>
+      <w:r>
+        <w:t>State remaining evaluation and permission limits</w:t>
+      </w:r>
+    </w:p>
+    <w:p>
+      <w:pPr>
+        <w:pStyle w:val="ListBullet"/>
+      </w:pPr>
+      <w:r>
+        <w:t>A grounded prototype still needs an evaluation set and permission checks before anyone relies on it.</w:t>
+      </w:r>
+    </w:p>
+    <w:p>
+      <w:pPr>
+        <w:pStyle w:val="ListBullet"/>
+      </w:pPr>
+      <w:r>
+        <w:t>Read the labelled picture: Can PL2 alone support “check the soil daily”? Point to the relevant step in the picture, then write the changed result and the rule or evidence that supports it.</w:t>
+      </w:r>
+    </w:p>
+    <w:p>
+      <w:pPr>
+        <w:pStyle w:val="Heading2"/>
+      </w:pPr>
+      <w:r>
+        <w:t>Separate practice · Room B/C source mismatch · reference / check after trying</w:t>
       </w:r>
     </w:p>
     <w:p>
       <w:pPr>
         <w:spacing w:line="336" w:lineRule="auto" w:after="180"/>
-        <w:shd w:fill="FFF5E6"/>
       </w:pPr>
       <w:r>
         <w:rPr>
           <w:b w:val="0"/>
         </w:rPr>
-        <w:t xml:space="preserve">A grounded </w:t>
+        <w:t>Request room B; retrieved approval names B but register names C. Draft gives capacity 10 from C.</w:t>
+      </w:r>
+    </w:p>
+    <w:p>
+      <w:pPr>
+        <w:spacing w:line="336" w:lineRule="auto" w:after="180"/>
+      </w:pPr>
+      <w:r>
+        <w:rPr>
+          <w:b w:val="0"/>
+        </w:rPr>
+        <w:t>Same-room support fails before or during semantic validation. Return needs_review with null claims; the draft capacity is unsupported for B.</w:t>
+      </w:r>
+    </w:p>
+    <w:p>
+      <w:pPr>
+        <w:pStyle w:val="Heading2"/>
+      </w:pPr>
+      <w:r>
+        <w:t>Earlier wording, alternatives and picture transcripts · reference / check after trying</w:t>
+      </w:r>
+    </w:p>
+    <w:p>
+      <w:pPr>
+        <w:spacing w:line="336" w:lineRule="auto" w:after="180"/>
+      </w:pPr>
+      <w:r>
+        <w:rPr>
+          <w:b w:val="0"/>
+        </w:rPr>
+        <w:t xml:space="preserve">WORKED </w:t>
       </w:r>
       <w:r>
         <w:rPr>
           <w:b/>
         </w:rPr>
-        <w:t>prototype</w:t>
-      </w:r>
+        <w:t>EVIDENCE</w:t>
+      </w:r>
+    </w:p>
+    <w:p>
+      <w:pPr>
+        <w:spacing w:line="336" w:lineRule="auto" w:after="180"/>
+      </w:pPr>
       <w:r>
         <w:rPr>
           <w:b w:val="0"/>
         </w:rPr>
-        <w:t xml:space="preserve"> still needs an evaluation set and permission checks before anyone relies on it.</w:t>
-      </w:r>
-    </w:p>
-    <w:p>
-      <w:pPr>
-        <w:pStyle w:val="Heading3"/>
-      </w:pPr>
-      <w:r>
-        <w:t>Keep the stated limit</w:t>
+        <w:t>Reason Step by Step</w:t>
       </w:r>
     </w:p>
     <w:p>
       <w:pPr>
         <w:spacing w:line="336" w:lineRule="auto" w:after="180"/>
-        <w:shd w:fill="FFF5E6"/>
       </w:pPr>
       <w:r>
         <w:rPr>
           <w:b w:val="0"/>
         </w:rPr>
-        <w:t xml:space="preserve">Read the labelled picture: Can PL2 alone support “check the soil daily”? Point to the relevant step in the picture, then write the changed result and the rule or </w:t>
+        <w:t xml:space="preserve">Predict first. Then check each step. A correct answer without visible reasoning is incomplete </w:t>
       </w:r>
       <w:r>
         <w:rPr>
@@ -2740,27 +2403,331 @@
         <w:rPr>
           <w:b w:val="0"/>
         </w:rPr>
-        <w:t xml:space="preserve"> that supports it.</w:t>
-      </w:r>
-    </w:p>
-    <w:p>
-      <w:pPr>
-        <w:pStyle w:val="Heading3"/>
-      </w:pPr>
-      <w:r>
-        <w:t>Keep the stated limit</w:t>
+        <w:t>.</w:t>
+      </w:r>
+    </w:p>
+    <w:p>
+      <w:r>
+        <w:drawing>
+          <wp:inline xmlns:a="http://schemas.openxmlformats.org/drawingml/2006/main" xmlns:pic="http://schemas.openxmlformats.org/drawingml/2006/picture">
+            <wp:extent cx="5486400" cy="2377440"/>
+            <wp:docPr id="16" name="Picture 16" descr="Worked evidence for Prototype a Grounded Assistant"/>
+            <wp:cNvGraphicFramePr>
+              <a:graphicFrameLocks noChangeAspect="1"/>
+            </wp:cNvGraphicFramePr>
+            <a:graphic>
+              <a:graphicData uri="http://schemas.openxmlformats.org/drawingml/2006/picture">
+                <pic:pic>
+                  <pic:nvPicPr>
+                    <pic:cNvPr id="0" name="d949f094a2dc1b5736754ee3dc33f3b68121154d27c5d20cd64cc109d2843148.png"/>
+                    <pic:cNvPicPr/>
+                  </pic:nvPicPr>
+                  <pic:blipFill>
+                    <a:blip r:embed="rId19"/>
+                    <a:stretch>
+                      <a:fillRect/>
+                    </a:stretch>
+                  </pic:blipFill>
+                  <pic:spPr>
+                    <a:xfrm>
+                      <a:off x="0" y="0"/>
+                      <a:ext cx="5486400" cy="2377440"/>
+                    </a:xfrm>
+                    <a:prstGeom prst="rect"/>
+                  </pic:spPr>
+                </pic:pic>
+              </a:graphicData>
+            </a:graphic>
+          </wp:inline>
+        </w:drawing>
       </w:r>
     </w:p>
     <w:p>
       <w:pPr>
         <w:spacing w:line="336" w:lineRule="auto" w:after="180"/>
-        <w:shd w:fill="FFF5E6"/>
       </w:pPr>
       <w:r>
         <w:rPr>
           <w:b w:val="0"/>
         </w:rPr>
-        <w:t>Change one thing: PL3 is absent while PL2 remains. Predict the result before checking the explanation. What remains the same?</w:t>
+        <w:t xml:space="preserve">1. </w:t>
+      </w:r>
+      <w:r>
+        <w:rPr>
+          <w:b/>
+        </w:rPr>
+        <w:t>Input</w:t>
+      </w:r>
+      <w:r>
+        <w:rPr>
+          <w:b w:val="0"/>
+        </w:rPr>
+        <w:t>: learner question plus selected course notes.</w:t>
+      </w:r>
+    </w:p>
+    <w:p>
+      <w:pPr>
+        <w:spacing w:line="336" w:lineRule="auto" w:after="180"/>
+      </w:pPr>
+      <w:r>
+        <w:rPr>
+          <w:b w:val="0"/>
+        </w:rPr>
+        <w:t>2. Retrieve and choose a relevant passage.</w:t>
+      </w:r>
+    </w:p>
+    <w:p>
+      <w:pPr>
+        <w:spacing w:line="336" w:lineRule="auto" w:after="180"/>
+      </w:pPr>
+      <w:r>
+        <w:rPr>
+          <w:b w:val="0"/>
+        </w:rPr>
+        <w:t>3. Generate structured answer and citation; validate fields and support.</w:t>
+      </w:r>
+    </w:p>
+    <w:p>
+      <w:pPr>
+        <w:spacing w:line="336" w:lineRule="auto" w:after="180"/>
+      </w:pPr>
+      <w:r>
+        <w:rPr>
+          <w:b w:val="0"/>
+        </w:rPr>
+        <w:t xml:space="preserve">4. Missing </w:t>
+      </w:r>
+      <w:r>
+        <w:rPr>
+          <w:b/>
+        </w:rPr>
+        <w:t>evidence</w:t>
+      </w:r>
+      <w:r>
+        <w:rPr>
+          <w:b w:val="0"/>
+        </w:rPr>
+        <w:t xml:space="preserve"> triggers ask-more or ‘not found in sources.’</w:t>
+      </w:r>
+    </w:p>
+    <w:p>
+      <w:pPr>
+        <w:spacing w:line="336" w:lineRule="auto" w:after="180"/>
+      </w:pPr>
+      <w:r>
+        <w:rPr>
+          <w:b w:val="0"/>
+        </w:rPr>
+        <w:t>Recalculate, retrace, or restate the reasoning in your own representation:</w:t>
+      </w:r>
+    </w:p>
+    <w:p>
+      <w:pPr>
+        <w:pStyle w:val="Heading3"/>
+      </w:pPr>
+      <w:r>
+        <w:t>Write or draw your reasoning and evidence.</w:t>
+      </w:r>
+    </w:p>
+    <w:p>
+      <w:r>
+        <w:t>________________________________________________________________</w:t>
+      </w:r>
+    </w:p>
+    <w:p>
+      <w:r>
+        <w:t>________________________________________________________________</w:t>
+      </w:r>
+    </w:p>
+    <w:p>
+      <w:r>
+        <w:t>________________________________________________________________</w:t>
+      </w:r>
+    </w:p>
+    <w:p>
+      <w:r>
+        <w:t>________________________________________________________________</w:t>
+      </w:r>
+    </w:p>
+    <w:p>
+      <w:r>
+        <w:t>________________________________________________________________</w:t>
+      </w:r>
+    </w:p>
+    <w:p>
+      <w:pPr>
+        <w:spacing w:line="336" w:lineRule="auto" w:after="180"/>
+      </w:pPr>
+      <w:r>
+        <w:rPr>
+          <w:b w:val="0"/>
+        </w:rPr>
+        <w:t xml:space="preserve">CHECK  Did the </w:t>
+      </w:r>
+      <w:r>
+        <w:rPr>
+          <w:b/>
+        </w:rPr>
+        <w:t>evidence</w:t>
+      </w:r>
+      <w:r>
+        <w:rPr>
+          <w:b w:val="0"/>
+        </w:rPr>
+        <w:t xml:space="preserve"> answer the exact question? Did the total, path, or source record stay consistent?</w:t>
+      </w:r>
+    </w:p>
+    <w:p>
+      <w:pPr>
+        <w:pStyle w:val="Heading3"/>
+      </w:pPr>
+      <w:r>
+        <w:t>A closer explanation</w:t>
+      </w:r>
+    </w:p>
+    <w:p>
+      <w:pPr>
+        <w:spacing w:line="336" w:lineRule="auto" w:after="180"/>
+      </w:pPr>
+      <w:r>
+        <w:rPr>
+          <w:b w:val="0"/>
+        </w:rPr>
+        <w:t xml:space="preserve">Compare the intermediate </w:t>
+      </w:r>
+      <w:r>
+        <w:rPr>
+          <w:b/>
+        </w:rPr>
+        <w:t>evidence</w:t>
+      </w:r>
+      <w:r>
+        <w:rPr>
+          <w:b w:val="0"/>
+        </w:rPr>
+        <w:t xml:space="preserve"> with the final statement. Explain why each number or decision follows from the stated </w:t>
+      </w:r>
+      <w:r>
+        <w:rPr>
+          <w:b/>
+        </w:rPr>
+        <w:t>input</w:t>
+      </w:r>
+      <w:r>
+        <w:rPr>
+          <w:b w:val="0"/>
+        </w:rPr>
+        <w:t>s.</w:t>
+      </w:r>
+    </w:p>
+    <w:p>
+      <w:pPr>
+        <w:spacing w:line="336" w:lineRule="auto" w:after="180"/>
+      </w:pPr>
+      <w:r>
+        <w:rPr>
+          <w:b w:val="0"/>
+        </w:rPr>
+        <w:t xml:space="preserve">The conclusion belongs to this scenario and procedure; changing the </w:t>
+      </w:r>
+      <w:r>
+        <w:rPr>
+          <w:b/>
+        </w:rPr>
+        <w:t>input</w:t>
+      </w:r>
+      <w:r>
+        <w:rPr>
+          <w:b w:val="0"/>
+        </w:rPr>
+        <w:t>s, evaluation population or authority can change what it establishes. Retain the raw record so a later revision can be compared honestly.</w:t>
+      </w:r>
+    </w:p>
+    <w:p>
+      <w:pPr>
+        <w:pStyle w:val="Heading3"/>
+      </w:pPr>
+      <w:r>
+        <w:t>Learn from the worked case</w:t>
+      </w:r>
+    </w:p>
+    <w:p>
+      <w:pPr>
+        <w:spacing w:line="336" w:lineRule="auto" w:after="180"/>
+      </w:pPr>
+      <w:r>
+        <w:rPr>
+          <w:b w:val="0"/>
+        </w:rPr>
+        <w:t>Cover the result before checking it. Say what is given, choose the procedure, and follow one step at a time. Then uncover the result and explain your first mismatch. Ask why a step is allowed, not only what number it produces.</w:t>
+      </w:r>
+    </w:p>
+    <w:p>
+      <w:pPr>
+        <w:pStyle w:val="Heading3"/>
+      </w:pPr>
+      <w:r>
+        <w:t>A pictorial worked case: Prototype a Grounded Assistant</w:t>
+      </w:r>
+    </w:p>
+    <w:p>
+      <w:pPr>
+        <w:pStyle w:val="Heading3"/>
+      </w:pPr>
+      <w:r>
+        <w:t>The facts we will use</w:t>
+      </w:r>
+    </w:p>
+    <w:p>
+      <w:r>
+        <w:drawing>
+          <wp:inline xmlns:a="http://schemas.openxmlformats.org/drawingml/2006/main" xmlns:pic="http://schemas.openxmlformats.org/drawingml/2006/picture">
+            <wp:extent cx="5486400" cy="5261429"/>
+            <wp:docPr id="17" name="Picture 17" descr="Prototype a Grounded Assistant. Retrieve evidence: PL3 directly supports the daily soil-check claim; PL2 supplies a different fact.. Match question: Choose the activity’s soil check, not a general watering recommendation.. Validate draft: Display “This activity checks soil daily [PL3]”; reject an invented twice-daily watering schedule."/>
+            <wp:cNvGraphicFramePr>
+              <a:graphicFrameLocks noChangeAspect="1"/>
+            </wp:cNvGraphicFramePr>
+            <a:graphic>
+              <a:graphicData uri="http://schemas.openxmlformats.org/drawingml/2006/picture">
+                <pic:pic>
+                  <pic:nvPicPr>
+                    <pic:cNvPr id="0" name="academy-visual-ai-3-24.png"/>
+                    <pic:cNvPicPr/>
+                  </pic:nvPicPr>
+                  <pic:blipFill>
+                    <a:blip r:embed="rId20"/>
+                    <a:stretch>
+                      <a:fillRect/>
+                    </a:stretch>
+                  </pic:blipFill>
+                  <pic:spPr>
+                    <a:xfrm>
+                      <a:off x="0" y="0"/>
+                      <a:ext cx="5486400" cy="5261429"/>
+                    </a:xfrm>
+                    <a:prstGeom prst="rect"/>
+                  </pic:spPr>
+                </pic:pic>
+              </a:graphicData>
+            </a:graphic>
+          </wp:inline>
+        </w:drawing>
+      </w:r>
+    </w:p>
+    <w:p>
+      <w:pPr>
+        <w:pStyle w:val="Heading3"/>
+      </w:pPr>
+      <w:r>
+        <w:t>Why this result follows</w:t>
+      </w:r>
+    </w:p>
+    <w:p>
+      <w:pPr>
+        <w:pStyle w:val="Heading3"/>
+      </w:pPr>
+      <w:r>
+        <w:t>What this example does not establish</w:t>
       </w:r>
     </w:p>
     <w:p>
@@ -2768,12 +2735,39 @@
         <w:pStyle w:val="Heading1"/>
       </w:pPr>
       <w:r>
-        <w:t>07. Find and repair a mistake</w:t>
-      </w:r>
-    </w:p>
-    <w:p>
-      <w:r>
-        <w:t>Find the unsupported step in the Prototype a Grounded Assistant claim and explain a repair using the supplied evidence.</w:t>
+        <w:t>07. Find a topic match mistaken for an answer</w:t>
+      </w:r>
+    </w:p>
+    <w:p>
+      <w:r>
+        <w:t>Check the exact claim and the first failing stage.</w:t>
+      </w:r>
+    </w:p>
+    <w:p>
+      <w:pPr>
+        <w:pStyle w:val="Heading2"/>
+      </w:pPr>
+      <w:r>
+        <w:t>Repair the schedule shortcut</w:t>
+      </w:r>
+    </w:p>
+    <w:p>
+      <w:pPr>
+        <w:spacing w:line="336" w:lineRule="auto" w:after="180"/>
+      </w:pPr>
+      <w:r>
+        <w:rPr>
+          <w:b w:val="0"/>
+        </w:rPr>
+        <w:t>Claim to repair: PL2 mentions water, so replace the missing daily soil-check source with a twice-daily watering answer. Topic similarity does not support the asked schedule. PL3 supports the daily soil check; PL2 does not. If PL3 is unavailable, the daily check is unverified. If a draft adds watering frequency, reject it at claim validation rather than displaying it with an unrelated citation.</w:t>
+      </w:r>
+    </w:p>
+    <w:p>
+      <w:pPr>
+        <w:pStyle w:val="Heading2"/>
+      </w:pPr>
+      <w:r>
+        <w:t>Design a revealing follow-up</w:t>
       </w:r>
     </w:p>
     <w:p>
@@ -2781,13 +2775,45 @@
         <w:pStyle w:val="Heading3"/>
       </w:pPr>
       <w:r>
-        <w:t>Find the first error</w:t>
+        <w:t>Exit: propose one revealing change to the worked scenario. State the expected outcome and the evidence that would make you revise your explanation.</w:t>
+      </w:r>
+    </w:p>
+    <w:p>
+      <w:r>
+        <w:t>________________________________________________________________</w:t>
+      </w:r>
+    </w:p>
+    <w:p>
+      <w:r>
+        <w:t>________________________________________________________________</w:t>
+      </w:r>
+    </w:p>
+    <w:p>
+      <w:r>
+        <w:t>________________________________________________________________</w:t>
+      </w:r>
+    </w:p>
+    <w:p>
+      <w:r>
+        <w:t>________________________________________________________________</w:t>
+      </w:r>
+    </w:p>
+    <w:p>
+      <w:r>
+        <w:t>________________________________________________________________</w:t>
+      </w:r>
+    </w:p>
+    <w:p>
+      <w:pPr>
+        <w:pStyle w:val="Heading2"/>
+      </w:pPr>
+      <w:r>
+        <w:t>Earlier wording, alternatives and picture transcripts · reference / check after trying</w:t>
       </w:r>
     </w:p>
     <w:p>
       <w:pPr>
         <w:spacing w:line="336" w:lineRule="auto" w:after="180"/>
-        <w:shd w:fill="FFF5E6"/>
       </w:pPr>
       <w:r>
         <w:rPr>
@@ -2835,7 +2861,7 @@
         <w:drawing>
           <wp:inline xmlns:a="http://schemas.openxmlformats.org/drawingml/2006/main" xmlns:pic="http://schemas.openxmlformats.org/drawingml/2006/picture">
             <wp:extent cx="5486400" cy="1901952"/>
-            <wp:docPr id="16" name="Picture 16" descr="Misconception diagnosis for Prototype a Grounded Assistant"/>
+            <wp:docPr id="18" name="Picture 18" descr="Misconception diagnosis for Prototype a Grounded Assistant"/>
             <wp:cNvGraphicFramePr>
               <a:graphicFrameLocks noChangeAspect="1"/>
             </wp:cNvGraphicFramePr>
@@ -2847,7 +2873,7 @@
                     <pic:cNvPicPr/>
                   </pic:nvPicPr>
                   <pic:blipFill>
-                    <a:blip r:embed="rId23"/>
+                    <a:blip r:embed="rId21"/>
                     <a:stretch>
                       <a:fillRect/>
                     </a:stretch>
@@ -3079,7 +3105,6 @@
     <w:p>
       <w:pPr>
         <w:spacing w:line="336" w:lineRule="auto" w:after="180"/>
-        <w:shd w:fill="F5F1FB"/>
       </w:pPr>
       <w:r>
         <w:rPr>
@@ -3131,16 +3156,7 @@
     </w:p>
     <w:p>
       <w:pPr>
-        <w:pStyle w:val="Heading3"/>
-      </w:pPr>
-      <w:r>
-        <w:t>Check the claim against the facts</w:t>
-      </w:r>
-    </w:p>
-    <w:p>
-      <w:pPr>
         <w:spacing w:line="336" w:lineRule="auto" w:after="180"/>
-        <w:shd w:fill="FFF5E6"/>
       </w:pPr>
       <w:r>
         <w:rPr>
@@ -3152,7 +3168,6 @@
     <w:p>
       <w:pPr>
         <w:spacing w:line="336" w:lineRule="auto" w:after="180"/>
-        <w:shd w:fill="FFF5E6"/>
       </w:pPr>
       <w:r>
         <w:rPr>
@@ -3163,239 +3178,23 @@
     </w:p>
     <w:p>
       <w:pPr>
-        <w:pStyle w:val="Heading3"/>
-      </w:pPr>
-      <w:r>
-        <w:t>Exit: propose one revealing change to the worked scenario. State the expected outcome and the evidence that would make you revise your explanation.</w:t>
-      </w:r>
-    </w:p>
-    <w:p>
-      <w:r>
-        <w:t>________________________________________________________________</w:t>
-      </w:r>
-    </w:p>
-    <w:p>
-      <w:r>
-        <w:t>________________________________________________________________</w:t>
-      </w:r>
-    </w:p>
-    <w:p>
-      <w:r>
-        <w:t>________________________________________________________________</w:t>
-      </w:r>
-    </w:p>
-    <w:p>
-      <w:r>
-        <w:t>________________________________________________________________</w:t>
-      </w:r>
-    </w:p>
-    <w:p>
-      <w:r>
-        <w:t>________________________________________________________________</w:t>
-      </w:r>
-    </w:p>
-    <w:p>
-      <w:pPr>
         <w:pStyle w:val="Heading1"/>
       </w:pPr>
       <w:r>
-        <w:t>08. Practise together</w:t>
-      </w:r>
-    </w:p>
-    <w:p>
-      <w:r>
-        <w:t>Practise Prototype a Grounded Assistant with support, then explain the deciding step in your own words.</w:t>
-      </w:r>
-    </w:p>
-    <w:p>
-      <w:pPr>
-        <w:spacing w:line="336" w:lineRule="auto" w:after="180"/>
-      </w:pPr>
-      <w:r>
-        <w:rPr>
-          <w:b/>
-        </w:rPr>
-        <w:t>LOGIC STUDIO</w:t>
-      </w:r>
-    </w:p>
-    <w:p>
-      <w:pPr>
-        <w:spacing w:line="336" w:lineRule="auto" w:after="180"/>
-      </w:pPr>
-      <w:r>
-        <w:rPr>
-          <w:b w:val="0"/>
-        </w:rPr>
-        <w:t>Specify Before You Run</w:t>
-      </w:r>
-    </w:p>
-    <w:p>
-      <w:pPr>
-        <w:spacing w:line="336" w:lineRule="auto" w:after="180"/>
-      </w:pPr>
-      <w:r>
-        <w:rPr>
-          <w:b w:val="0"/>
-        </w:rPr>
-        <w:t>Prompts, schemas, retrieval, tool calls, and code are inspectable parts of one AI product.</w:t>
-      </w:r>
-    </w:p>
-    <w:p>
-      <w:r>
-        <w:drawing>
-          <wp:inline xmlns:a="http://schemas.openxmlformats.org/drawingml/2006/main" xmlns:pic="http://schemas.openxmlformats.org/drawingml/2006/picture">
-            <wp:extent cx="5486400" cy="1901952"/>
-            <wp:docPr id="17" name="Picture 17" descr="Logic tracing graphic for Prototype a Grounded Assistant"/>
-            <wp:cNvGraphicFramePr>
-              <a:graphicFrameLocks noChangeAspect="1"/>
-            </wp:cNvGraphicFramePr>
-            <a:graphic>
-              <a:graphicData uri="http://schemas.openxmlformats.org/drawingml/2006/picture">
-                <pic:pic>
-                  <pic:nvPicPr>
-                    <pic:cNvPr id="0" name="112c89216380e7327670e715cf532346aeed10eee4e4400b610a219e3e4bc9f9.png"/>
-                    <pic:cNvPicPr/>
-                  </pic:nvPicPr>
-                  <pic:blipFill>
-                    <a:blip r:embed="rId24"/>
-                    <a:stretch>
-                      <a:fillRect/>
-                    </a:stretch>
-                  </pic:blipFill>
-                  <pic:spPr>
-                    <a:xfrm>
-                      <a:off x="0" y="0"/>
-                      <a:ext cx="5486400" cy="1901952"/>
-                    </a:xfrm>
-                    <a:prstGeom prst="rect"/>
-                  </pic:spPr>
-                </pic:pic>
-              </a:graphicData>
-            </a:graphic>
-          </wp:inline>
-        </w:drawing>
-      </w:r>
-    </w:p>
-    <w:p>
-      <w:pPr>
-        <w:spacing w:line="336" w:lineRule="auto" w:after="180"/>
-      </w:pPr>
-      <w:r>
-        <w:rPr>
-          <w:b w:val="0"/>
-        </w:rPr>
-        <w:t xml:space="preserve">SET task, audience, constraints, </w:t>
-      </w:r>
-      <w:r>
-        <w:rPr>
-          <w:b/>
-        </w:rPr>
-        <w:t>output</w:t>
-      </w:r>
-      <w:r>
-        <w:rPr>
-          <w:b w:val="0"/>
-        </w:rPr>
-        <w:t>_schema</w:t>
-        <w:br/>
-        <w:t>LOAD approved_context or retrieval_result</w:t>
-        <w:br/>
-        <w:t>CALL model or allowed_tool</w:t>
-        <w:br/>
-        <w:t>VALIDATE fields, claims, citations, and safety</w:t>
-        <w:br/>
-        <w:t xml:space="preserve">IF </w:t>
-      </w:r>
-      <w:r>
-        <w:rPr>
-          <w:b/>
-        </w:rPr>
-        <w:t>evidence</w:t>
-      </w:r>
-      <w:r>
-        <w:rPr>
-          <w:b w:val="0"/>
-        </w:rPr>
-        <w:t xml:space="preserve"> missing: ask, retrieve, or abstain</w:t>
-        <w:br/>
-        <w:t xml:space="preserve">RETURN useful </w:t>
-      </w:r>
-      <w:r>
-        <w:rPr>
-          <w:b/>
-        </w:rPr>
-        <w:t>output</w:t>
-      </w:r>
-      <w:r>
-        <w:rPr>
-          <w:b w:val="0"/>
-        </w:rPr>
-        <w:t xml:space="preserve"> + source trail + limitations</w:t>
-      </w:r>
-    </w:p>
-    <w:p>
-      <w:pPr>
-        <w:spacing w:line="336" w:lineRule="auto" w:after="180"/>
-        <w:shd w:fill="F5F1FB"/>
-      </w:pPr>
-      <w:r>
-        <w:rPr>
-          <w:b w:val="0"/>
-        </w:rPr>
-        <w:t xml:space="preserve">Trace one </w:t>
-      </w:r>
-      <w:r>
-        <w:rPr>
-          <w:b/>
-        </w:rPr>
-        <w:t>input</w:t>
-      </w:r>
-      <w:r>
-        <w:rPr>
-          <w:b w:val="0"/>
-        </w:rPr>
-        <w:t>. Which line changes the state or chooses a path?</w:t>
-      </w:r>
-    </w:p>
-    <w:p>
-      <w:pPr>
-        <w:pStyle w:val="Heading3"/>
-      </w:pPr>
-      <w:r>
-        <w:t>Write or draw your reasoning and evidence.</w:t>
-      </w:r>
-    </w:p>
-    <w:p>
-      <w:r>
-        <w:t>________________________________________________________________</w:t>
-      </w:r>
-    </w:p>
-    <w:p>
-      <w:r>
-        <w:t>________________________________________________________________</w:t>
-      </w:r>
-    </w:p>
-    <w:p>
-      <w:r>
-        <w:t>________________________________________________________________</w:t>
-      </w:r>
-    </w:p>
-    <w:p>
-      <w:r>
-        <w:t>________________________________________________________________</w:t>
-      </w:r>
-    </w:p>
-    <w:p>
-      <w:r>
-        <w:t>________________________________________________________________</w:t>
-      </w:r>
-    </w:p>
-    <w:p>
-      <w:pPr>
-        <w:pStyle w:val="Heading3"/>
-      </w:pPr>
-      <w:r>
-        <w:t>A closer explanation</w:t>
+        <w:t>08. Practise the separate room mismatch with less help</w:t>
+      </w:r>
+    </w:p>
+    <w:p>
+      <w:r>
+        <w:t>Use current matching approval and register evidence for the same requested room.</w:t>
+      </w:r>
+    </w:p>
+    <w:p>
+      <w:pPr>
+        <w:pStyle w:val="Heading2"/>
+      </w:pPr>
+      <w:r>
+        <w:t>The happy-path limit</w:t>
       </w:r>
     </w:p>
     <w:p>
@@ -3423,69 +3222,10 @@
     </w:p>
     <w:p>
       <w:pPr>
-        <w:spacing w:line="336" w:lineRule="auto" w:after="180"/>
-      </w:pPr>
-      <w:r>
-        <w:rPr>
-          <w:b w:val="0"/>
-        </w:rPr>
-        <w:t>A useful check asks what would make the reasoning fail. Distinguish a failure to execute the declared procedure from a weakness in the procedure itself.</w:t>
-      </w:r>
-    </w:p>
-    <w:p>
-      <w:pPr>
-        <w:spacing w:line="336" w:lineRule="auto" w:after="180"/>
-      </w:pPr>
-      <w:r>
-        <w:rPr>
-          <w:b w:val="0"/>
-        </w:rPr>
-        <w:t xml:space="preserve">The first may require a correction; the second requires an explicitly revised method and new </w:t>
-      </w:r>
-      <w:r>
-        <w:rPr>
-          <w:b/>
-        </w:rPr>
-        <w:t>evidence</w:t>
-      </w:r>
-      <w:r>
-        <w:rPr>
-          <w:b w:val="0"/>
-        </w:rPr>
-        <w:t>. Preserve unsuccessful cases so an improved result cannot hide the original problem.</w:t>
-      </w:r>
-    </w:p>
-    <w:p>
-      <w:pPr>
-        <w:pStyle w:val="Heading3"/>
-      </w:pPr>
-      <w:r>
-        <w:t>Guided: restate the worked result, then name the assumption or limitation that prevents a broader conclusion.</w:t>
-      </w:r>
-    </w:p>
-    <w:p>
-      <w:r>
-        <w:t>________________________________________________________________</w:t>
-      </w:r>
-    </w:p>
-    <w:p>
-      <w:r>
-        <w:t>________________________________________________________________</w:t>
-      </w:r>
-    </w:p>
-    <w:p>
-      <w:r>
-        <w:t>________________________________________________________________</w:t>
-      </w:r>
-    </w:p>
-    <w:p>
-      <w:r>
-        <w:t>________________________________________________________________</w:t>
-      </w:r>
-    </w:p>
-    <w:p>
-      <w:r>
-        <w:t>________________________________________________________________</w:t>
+        <w:pStyle w:val="Heading2"/>
+      </w:pPr>
+      <w:r>
+        <w:t>Complete room B/C W2</w:t>
       </w:r>
     </w:p>
     <w:p>
@@ -3600,13 +3340,10 @@
     </w:tbl>
     <w:p>
       <w:pPr>
-        <w:spacing w:line="336" w:lineRule="auto" w:after="180"/>
-      </w:pPr>
-      <w:r>
-        <w:rPr>
-          <w:b w:val="0"/>
-        </w:rPr>
-        <w:t>Explain your trace to a partner. Your partner points to one step to check. Swap roles on the next case. Each person writes their own explanation.</w:t>
+        <w:pStyle w:val="Heading2"/>
+      </w:pPr>
+      <w:r>
+        <w:t>Audit a generalisation shortcut</w:t>
       </w:r>
     </w:p>
     <w:p>
@@ -3619,39 +3356,30 @@
     </w:p>
     <w:p>
       <w:pPr>
-        <w:spacing w:line="336" w:lineRule="auto" w:after="180"/>
-      </w:pPr>
-      <w:r>
-        <w:rPr>
-          <w:b w:val="0"/>
-        </w:rPr>
-        <w:t>Use the worked case for Capstone grounded assistant. Proposed explanation: “The worked result establishes every future case”. Decide whether this explanation is supported.</w:t>
-      </w:r>
-    </w:p>
-    <w:p>
-      <w:pPr>
-        <w:spacing w:line="336" w:lineRule="auto" w:after="180"/>
-      </w:pPr>
-      <w:r>
-        <w:rPr>
-          <w:b w:val="0"/>
-        </w:rPr>
-        <w:t>Point to the step or supplied fact that decides; explain your repair if needed.</w:t>
-      </w:r>
-    </w:p>
-    <w:p>
-      <w:pPr>
-        <w:spacing w:line="336" w:lineRule="auto" w:after="180"/>
-      </w:pPr>
-      <w:r>
-        <w:rPr>
-          <w:b w:val="0"/>
-        </w:rPr>
+        <w:pStyle w:val="ListBullet"/>
+      </w:pPr>
+      <w:r>
+        <w:t>Use the worked case for Capstone grounded assistant. Proposed explanation: “The worked result establishes every future case”. Decide whether this explanation is supported. Point to the step or supplied fact that decides; explain your repair if needed.</w:t>
+      </w:r>
+    </w:p>
+    <w:p>
+      <w:pPr>
+        <w:pStyle w:val="ListBullet"/>
+      </w:pPr>
+      <w:r>
         <w:t>Answer on your own before discussion. If you are unsure, say which step you need help with.</w:t>
       </w:r>
     </w:p>
     <w:p>
       <w:pPr>
+        <w:pStyle w:val="Heading2"/>
+      </w:pPr>
+      <w:r>
+        <w:t>Explain the pictured missing schedule</w:t>
+      </w:r>
+    </w:p>
+    <w:p>
+      <w:pPr>
         <w:pStyle w:val="Heading3"/>
       </w:pPr>
       <w:r>
@@ -3660,25 +3388,10 @@
     </w:p>
     <w:p>
       <w:pPr>
-        <w:spacing w:line="336" w:lineRule="auto" w:after="180"/>
-      </w:pPr>
-      <w:r>
-        <w:rPr>
-          <w:b w:val="0"/>
-        </w:rPr>
-        <w:t xml:space="preserve">Can PL2 alone support “check the soil daily”? Point to the relevant step in the picture, then write the changed result and the rule or </w:t>
-      </w:r>
-      <w:r>
-        <w:rPr>
-          <w:b/>
-        </w:rPr>
-        <w:t>evidence</w:t>
-      </w:r>
-      <w:r>
-        <w:rPr>
-          <w:b w:val="0"/>
-        </w:rPr>
-        <w:t xml:space="preserve"> that supports it.</w:t>
+        <w:pStyle w:val="ListBullet"/>
+      </w:pPr>
+      <w:r>
+        <w:t>Can PL2 alone support “check the soil daily”? Point to the relevant step in the picture, then write the changed result and the rule or evidence that supports it.</w:t>
       </w:r>
     </w:p>
     <w:p>
@@ -3707,6 +3420,14 @@
     <w:p>
       <w:r>
         <w:t>________________________________________________________________</w:t>
+      </w:r>
+    </w:p>
+    <w:p>
+      <w:pPr>
+        <w:pStyle w:val="Heading2"/>
+      </w:pPr>
+      <w:r>
+        <w:t>Keep independent work separate</w:t>
       </w:r>
     </w:p>
     <w:p>
@@ -3722,32 +3443,10 @@
     </w:p>
     <w:p>
       <w:pPr>
-        <w:pStyle w:val="Heading1"/>
-      </w:pPr>
-      <w:r>
-        <w:t>09. Run the investigation</w:t>
-      </w:r>
-    </w:p>
-    <w:p>
-      <w:r>
-        <w:t>Investigate Prototype a Grounded Assistant. Record the prediction, actual observation or labelled paper trace, explanation and next test separately.</w:t>
-      </w:r>
-    </w:p>
-    <w:p>
-      <w:pPr>
-        <w:spacing w:line="336" w:lineRule="auto" w:after="180"/>
-      </w:pPr>
-      <w:r>
-        <w:rPr>
-          <w:b/>
-        </w:rPr>
-        <w:t>EVIDENCE</w:t>
-      </w:r>
-      <w:r>
-        <w:rPr>
-          <w:b/>
-        </w:rPr>
-        <w:t xml:space="preserve"> LAB</w:t>
+        <w:pStyle w:val="Heading2"/>
+      </w:pPr>
+      <w:r>
+        <w:t>Earlier wording, alternatives and picture transcripts · reference / check after trying</w:t>
       </w:r>
     </w:p>
     <w:p>
@@ -3758,7 +3457,7 @@
         <w:rPr>
           <w:b w:val="0"/>
         </w:rPr>
-        <w:t>Predict → Test → Record → Explain</w:t>
+        <w:t>LOGIC STUDIO</w:t>
       </w:r>
     </w:p>
     <w:p>
@@ -3769,7 +3468,18 @@
         <w:rPr>
           <w:b w:val="0"/>
         </w:rPr>
-        <w:t>Keep expected and actual results separate. Surprises are useful data when recorded honestly.</w:t>
+        <w:t>Specify Before You Run</w:t>
+      </w:r>
+    </w:p>
+    <w:p>
+      <w:pPr>
+        <w:spacing w:line="336" w:lineRule="auto" w:after="180"/>
+      </w:pPr>
+      <w:r>
+        <w:rPr>
+          <w:b w:val="0"/>
+        </w:rPr>
+        <w:t>Prompts, schemas, retrieval, tool calls, and code are inspectable parts of one AI product.</w:t>
       </w:r>
     </w:p>
     <w:p>
@@ -3777,7 +3487,7 @@
         <w:drawing>
           <wp:inline xmlns:a="http://schemas.openxmlformats.org/drawingml/2006/main" xmlns:pic="http://schemas.openxmlformats.org/drawingml/2006/picture">
             <wp:extent cx="5486400" cy="1901952"/>
-            <wp:docPr id="18" name="Picture 18" descr="Evidence lab graphic for Prototype a Grounded Assistant"/>
+            <wp:docPr id="19" name="Picture 19" descr="Logic tracing graphic for Prototype a Grounded Assistant"/>
             <wp:cNvGraphicFramePr>
               <a:graphicFrameLocks noChangeAspect="1"/>
             </wp:cNvGraphicFramePr>
@@ -3785,11 +3495,11 @@
               <a:graphicData uri="http://schemas.openxmlformats.org/drawingml/2006/picture">
                 <pic:pic>
                   <pic:nvPicPr>
-                    <pic:cNvPr id="0" name="2385899547469990f79a7b04859bf78d263751a6bcc9775a2f771a05f463fb0c.png"/>
+                    <pic:cNvPr id="0" name="112c89216380e7327670e715cf532346aeed10eee4e4400b610a219e3e4bc9f9.png"/>
                     <pic:cNvPicPr/>
                   </pic:nvPicPr>
                   <pic:blipFill>
-                    <a:blip r:embed="rId25"/>
+                    <a:blip r:embed="rId22"/>
                     <a:stretch>
                       <a:fillRect/>
                     </a:stretch>
@@ -3816,7 +3526,7 @@
         <w:rPr>
           <w:b w:val="0"/>
         </w:rPr>
-        <w:t>Build one full path, then test normal, ambiguous, missing-source, and malformed-</w:t>
+        <w:t xml:space="preserve">SET task, audience, constraints, </w:t>
       </w:r>
       <w:r>
         <w:rPr>
@@ -3828,7 +3538,374 @@
         <w:rPr>
           <w:b w:val="0"/>
         </w:rPr>
-        <w:t xml:space="preserve"> cases; record stage failures.</w:t>
+        <w:t>_schema</w:t>
+        <w:br/>
+        <w:t>LOAD approved_context or retrieval_result</w:t>
+        <w:br/>
+        <w:t>CALL model or allowed_tool</w:t>
+        <w:br/>
+        <w:t>VALIDATE fields, claims, citations, and safety</w:t>
+        <w:br/>
+        <w:t xml:space="preserve">IF </w:t>
+      </w:r>
+      <w:r>
+        <w:rPr>
+          <w:b/>
+        </w:rPr>
+        <w:t>evidence</w:t>
+      </w:r>
+      <w:r>
+        <w:rPr>
+          <w:b w:val="0"/>
+        </w:rPr>
+        <w:t xml:space="preserve"> missing: ask, retrieve, or abstain</w:t>
+        <w:br/>
+        <w:t xml:space="preserve">RETURN useful </w:t>
+      </w:r>
+      <w:r>
+        <w:rPr>
+          <w:b/>
+        </w:rPr>
+        <w:t>output</w:t>
+      </w:r>
+      <w:r>
+        <w:rPr>
+          <w:b w:val="0"/>
+        </w:rPr>
+        <w:t xml:space="preserve"> + source trail + limitations</w:t>
+      </w:r>
+    </w:p>
+    <w:p>
+      <w:pPr>
+        <w:spacing w:line="336" w:lineRule="auto" w:after="180"/>
+      </w:pPr>
+      <w:r>
+        <w:rPr>
+          <w:b w:val="0"/>
+        </w:rPr>
+        <w:t xml:space="preserve">Trace one </w:t>
+      </w:r>
+      <w:r>
+        <w:rPr>
+          <w:b/>
+        </w:rPr>
+        <w:t>input</w:t>
+      </w:r>
+      <w:r>
+        <w:rPr>
+          <w:b w:val="0"/>
+        </w:rPr>
+        <w:t>. Which line changes the state or chooses a path?</w:t>
+      </w:r>
+    </w:p>
+    <w:p>
+      <w:pPr>
+        <w:pStyle w:val="Heading3"/>
+      </w:pPr>
+      <w:r>
+        <w:t>Write or draw your reasoning and evidence.</w:t>
+      </w:r>
+    </w:p>
+    <w:p>
+      <w:r>
+        <w:t>________________________________________________________________</w:t>
+      </w:r>
+    </w:p>
+    <w:p>
+      <w:r>
+        <w:t>________________________________________________________________</w:t>
+      </w:r>
+    </w:p>
+    <w:p>
+      <w:r>
+        <w:t>________________________________________________________________</w:t>
+      </w:r>
+    </w:p>
+    <w:p>
+      <w:r>
+        <w:t>________________________________________________________________</w:t>
+      </w:r>
+    </w:p>
+    <w:p>
+      <w:r>
+        <w:t>________________________________________________________________</w:t>
+      </w:r>
+    </w:p>
+    <w:p>
+      <w:pPr>
+        <w:pStyle w:val="Heading3"/>
+      </w:pPr>
+      <w:r>
+        <w:t>A closer explanation</w:t>
+      </w:r>
+    </w:p>
+    <w:p>
+      <w:pPr>
+        <w:spacing w:line="336" w:lineRule="auto" w:after="180"/>
+      </w:pPr>
+      <w:r>
+        <w:rPr>
+          <w:b w:val="0"/>
+        </w:rPr>
+        <w:t>A useful check asks what would make the reasoning fail. Distinguish a failure to execute the declared procedure from a weakness in the procedure itself.</w:t>
+      </w:r>
+    </w:p>
+    <w:p>
+      <w:pPr>
+        <w:spacing w:line="336" w:lineRule="auto" w:after="180"/>
+      </w:pPr>
+      <w:r>
+        <w:rPr>
+          <w:b w:val="0"/>
+        </w:rPr>
+        <w:t xml:space="preserve">The first may require a correction; the second requires an explicitly revised method and new </w:t>
+      </w:r>
+      <w:r>
+        <w:rPr>
+          <w:b/>
+        </w:rPr>
+        <w:t>evidence</w:t>
+      </w:r>
+      <w:r>
+        <w:rPr>
+          <w:b w:val="0"/>
+        </w:rPr>
+        <w:t>. Preserve unsuccessful cases so an improved result cannot hide the original problem.</w:t>
+      </w:r>
+    </w:p>
+    <w:p>
+      <w:pPr>
+        <w:pStyle w:val="Heading3"/>
+      </w:pPr>
+      <w:r>
+        <w:t>Guided: restate the worked result, then name the assumption or limitation that prevents a broader conclusion.</w:t>
+      </w:r>
+    </w:p>
+    <w:p>
+      <w:r>
+        <w:t>________________________________________________________________</w:t>
+      </w:r>
+    </w:p>
+    <w:p>
+      <w:r>
+        <w:t>________________________________________________________________</w:t>
+      </w:r>
+    </w:p>
+    <w:p>
+      <w:r>
+        <w:t>________________________________________________________________</w:t>
+      </w:r>
+    </w:p>
+    <w:p>
+      <w:r>
+        <w:t>________________________________________________________________</w:t>
+      </w:r>
+    </w:p>
+    <w:p>
+      <w:r>
+        <w:t>________________________________________________________________</w:t>
+      </w:r>
+    </w:p>
+    <w:p>
+      <w:pPr>
+        <w:spacing w:line="336" w:lineRule="auto" w:after="180"/>
+      </w:pPr>
+      <w:r>
+        <w:rPr>
+          <w:b w:val="0"/>
+        </w:rPr>
+        <w:t>Explain your trace to a partner. Your partner points to one step to check. Swap roles on the next case. Each person writes their own explanation.</w:t>
+      </w:r>
+    </w:p>
+    <w:p>
+      <w:pPr>
+        <w:pStyle w:val="Heading1"/>
+      </w:pPr>
+      <w:r>
+        <w:t>09. Build and test five complete prototype paths</w:t>
+      </w:r>
+    </w:p>
+    <w:p>
+      <w:r>
+        <w:t>Keep failures attributed to stages instead of one overall score.</w:t>
+      </w:r>
+    </w:p>
+    <w:p>
+      <w:pPr>
+        <w:pStyle w:val="Heading2"/>
+      </w:pPr>
+      <w:r>
+        <w:t>All supplied development cards</w:t>
+      </w:r>
+    </w:p>
+    <w:tbl>
+      <w:tblPr>
+        <w:tblStyle w:val="LightShading-Accent1"/>
+        <w:tblW w:type="auto" w:w="0"/>
+        <w:tblLook w:firstColumn="1" w:firstRow="1" w:lastColumn="0" w:lastRow="0" w:noHBand="0" w:noVBand="1" w:val="04A0"/>
+      </w:tblPr>
+      <w:tblGrid>
+        <w:gridCol w:w="5112"/>
+        <w:gridCol w:w="5112"/>
+      </w:tblGrid>
+      <w:tr>
+        <w:trPr>
+          <w:tblHeader/>
+        </w:trPr>
+        <w:tc>
+          <w:tcPr>
+            <w:tcW w:type="dxa" w:w="5112"/>
+          </w:tcPr>
+          <w:p>
+            <w:r>
+              <w:t>Complete fictional test card</w:t>
+            </w:r>
+          </w:p>
+        </w:tc>
+        <w:tc>
+          <w:tcPr>
+            <w:tcW w:type="dxa" w:w="5112"/>
+          </w:tcPr>
+          <w:p>
+            <w:r>
+              <w:t>Stage evidence and expected outcome</w:t>
+            </w:r>
+          </w:p>
+        </w:tc>
+      </w:tr>
+      <w:tr>
+        <w:tc>
+          <w:tcPr>
+            <w:tcW w:type="dxa" w:w="5112"/>
+          </w:tcPr>
+          <w:p>
+            <w:r>
+              <w:t>A · Normal</w:t>
+            </w:r>
+          </w:p>
+        </w:tc>
+        <w:tc>
+          <w:tcPr>
+            <w:tcW w:type="dxa" w:w="5112"/>
+          </w:tcPr>
+          <w:p>
+            <w:r>
+              <w:t>Daily-check question; PL2+PL3 available; draft exact supported answer with PL3-v1. Expected supported.</w:t>
+            </w:r>
+          </w:p>
+        </w:tc>
+      </w:tr>
+      <w:tr>
+        <w:tc>
+          <w:tcPr>
+            <w:tcW w:type="dxa" w:w="5112"/>
+          </w:tcPr>
+          <w:p>
+            <w:r>
+              <w:t>B · Missing source</w:t>
+            </w:r>
+          </w:p>
+        </w:tc>
+        <w:tc>
+          <w:tcPr>
+            <w:tcW w:type="dxa" w:w="5112"/>
+          </w:tcPr>
+          <w:p>
+            <w:r>
+              <w:t>Same question; only PL2 available; no schedule source. Answerability fails; needs_review/null.</w:t>
+            </w:r>
+          </w:p>
+        </w:tc>
+      </w:tr>
+      <w:tr>
+        <w:tc>
+          <w:tcPr>
+            <w:tcW w:type="dxa" w:w="5112"/>
+          </w:tcPr>
+          <w:p>
+            <w:r>
+              <w:t>C · Ambiguous request</w:t>
+            </w:r>
+          </w:p>
+        </w:tc>
+        <w:tc>
+          <w:tcPr>
+            <w:tcW w:type="dxa" w:w="5112"/>
+          </w:tcPr>
+          <w:p>
+            <w:r>
+              <w:t>Question asks What does it do? with no activity or requested fact specified. Request stage asks clarification; do not choose a convenient question.</w:t>
+            </w:r>
+          </w:p>
+        </w:tc>
+      </w:tr>
+      <w:tr>
+        <w:tc>
+          <w:tcPr>
+            <w:tcW w:type="dxa" w:w="5112"/>
+          </w:tcPr>
+          <w:p>
+            <w:r>
+              <w:t>D · Malformed output</w:t>
+            </w:r>
+          </w:p>
+        </w:tc>
+        <w:tc>
+          <w:tcPr>
+            <w:tcW w:type="dxa" w:w="5112"/>
+          </w:tcPr>
+          <w:p>
+            <w:r>
+              <w:t>A’s full sources available, but draft is text THIS IS THE ANSWER rather than the declared object. Output-structure validation fails; no accepted output.</w:t>
+            </w:r>
+          </w:p>
+        </w:tc>
+      </w:tr>
+      <w:tr>
+        <w:tc>
+          <w:tcPr>
+            <w:tcW w:type="dxa" w:w="5112"/>
+          </w:tcPr>
+          <w:p>
+            <w:r>
+              <w:t>E · Unsupported addition</w:t>
+            </w:r>
+          </w:p>
+        </w:tc>
+        <w:tc>
+          <w:tcPr>
+            <w:tcW w:type="dxa" w:w="5112"/>
+          </w:tcPr>
+          <w:p>
+            <w:r>
+              <w:t>A’s sources available; draft adds Water twice daily. Claim support fails; reject extra schedule.</w:t>
+            </w:r>
+          </w:p>
+        </w:tc>
+      </w:tr>
+    </w:tbl>
+    <w:p>
+      <w:pPr>
+        <w:pStyle w:val="Heading2"/>
+      </w:pPr>
+      <w:r>
+        <w:t>Construct the visible prototype and trace each card</w:t>
+      </w:r>
+    </w:p>
+    <w:p>
+      <w:pPr>
+        <w:pStyle w:val="ListNumber"/>
+      </w:pPr>
+      <w:r>
+        <w:t>Build a paper interface with a question box, source-selection record, answerability decision, draft and final validation/status. Use A to show the end-to-end supported path, then trace B–E one at a time. Write expected stage failures before checking the supplied guidance. Keep rejected drafts and observed paper transitions. A repair is a new attempt: record which stage changed and predict its effect. No live model or retrieval engine is required. These five reviewed cases are development practice, not a hidden evaluation set or evidence of measured reliability. Keep the independent zero-capacity room case withheld.</w:t>
+      </w:r>
+    </w:p>
+    <w:p>
+      <w:pPr>
+        <w:pStyle w:val="Heading2"/>
+      </w:pPr>
+      <w:r>
+        <w:t>Keep predictions, rejected drafts and repairs</w:t>
       </w:r>
     </w:p>
     <w:tbl>
@@ -4079,7 +4156,6 @@
     <w:p>
       <w:pPr>
         <w:spacing w:line="336" w:lineRule="auto" w:after="180"/>
-        <w:shd w:fill="F5F1FB"/>
       </w:pPr>
       <w:r>
         <w:rPr>
@@ -4123,14 +4199,6 @@
     </w:p>
     <w:p>
       <w:pPr>
-        <w:pStyle w:val="Heading3"/>
-      </w:pPr>
-      <w:r>
-        <w:t>Plan → try → check</w:t>
-      </w:r>
-    </w:p>
-    <w:p>
-      <w:pPr>
         <w:spacing w:line="336" w:lineRule="auto" w:after="180"/>
       </w:pPr>
       <w:r>
@@ -4142,15 +4210,10 @@
     </w:p>
     <w:p>
       <w:pPr>
-        <w:pStyle w:val="Heading1"/>
-      </w:pPr>
-      <w:r>
-        <w:t>10. Build your understanding</w:t>
-      </w:r>
-    </w:p>
-    <w:p>
-      <w:r>
-        <w:t>Move from recall to tracing, diagnosis and transfer in Prototype a Grounded Assistant. Explain why each step is justified.</w:t>
+        <w:pStyle w:val="Heading2"/>
+      </w:pPr>
+      <w:r>
+        <w:t>Earlier wording, alternatives and picture transcripts · reference / check after trying</w:t>
       </w:r>
     </w:p>
     <w:p>
@@ -4160,6 +4223,1692 @@
       <w:r>
         <w:rPr>
           <w:b/>
+        </w:rPr>
+        <w:t>EVIDENCE</w:t>
+      </w:r>
+      <w:r>
+        <w:rPr>
+          <w:b w:val="0"/>
+        </w:rPr>
+        <w:t xml:space="preserve"> LAB</w:t>
+      </w:r>
+    </w:p>
+    <w:p>
+      <w:pPr>
+        <w:spacing w:line="336" w:lineRule="auto" w:after="180"/>
+      </w:pPr>
+      <w:r>
+        <w:rPr>
+          <w:b w:val="0"/>
+        </w:rPr>
+        <w:t>Predict → Test → Record → Explain</w:t>
+      </w:r>
+    </w:p>
+    <w:p>
+      <w:pPr>
+        <w:spacing w:line="336" w:lineRule="auto" w:after="180"/>
+      </w:pPr>
+      <w:r>
+        <w:rPr>
+          <w:b w:val="0"/>
+        </w:rPr>
+        <w:t>Keep expected and actual results separate. Surprises are useful data when recorded honestly.</w:t>
+      </w:r>
+    </w:p>
+    <w:p>
+      <w:r>
+        <w:drawing>
+          <wp:inline xmlns:a="http://schemas.openxmlformats.org/drawingml/2006/main" xmlns:pic="http://schemas.openxmlformats.org/drawingml/2006/picture">
+            <wp:extent cx="5486400" cy="1901952"/>
+            <wp:docPr id="20" name="Picture 20" descr="Evidence lab graphic for Prototype a Grounded Assistant"/>
+            <wp:cNvGraphicFramePr>
+              <a:graphicFrameLocks noChangeAspect="1"/>
+            </wp:cNvGraphicFramePr>
+            <a:graphic>
+              <a:graphicData uri="http://schemas.openxmlformats.org/drawingml/2006/picture">
+                <pic:pic>
+                  <pic:nvPicPr>
+                    <pic:cNvPr id="0" name="2385899547469990f79a7b04859bf78d263751a6bcc9775a2f771a05f463fb0c.png"/>
+                    <pic:cNvPicPr/>
+                  </pic:nvPicPr>
+                  <pic:blipFill>
+                    <a:blip r:embed="rId23"/>
+                    <a:stretch>
+                      <a:fillRect/>
+                    </a:stretch>
+                  </pic:blipFill>
+                  <pic:spPr>
+                    <a:xfrm>
+                      <a:off x="0" y="0"/>
+                      <a:ext cx="5486400" cy="1901952"/>
+                    </a:xfrm>
+                    <a:prstGeom prst="rect"/>
+                  </pic:spPr>
+                </pic:pic>
+              </a:graphicData>
+            </a:graphic>
+          </wp:inline>
+        </w:drawing>
+      </w:r>
+    </w:p>
+    <w:p>
+      <w:pPr>
+        <w:spacing w:line="336" w:lineRule="auto" w:after="180"/>
+      </w:pPr>
+      <w:r>
+        <w:rPr>
+          <w:b w:val="0"/>
+        </w:rPr>
+        <w:t>Use the five complete plant-prototype cards for normal, missing-source, ambiguous-request, malformed-</w:t>
+      </w:r>
+      <w:r>
+        <w:rPr>
+          <w:b/>
+        </w:rPr>
+        <w:t>output</w:t>
+      </w:r>
+      <w:r>
+        <w:rPr>
+          <w:b w:val="0"/>
+        </w:rPr>
+        <w:t xml:space="preserve"> and unsupported-addition paths. Build a paper interface or inspectable implementation; record stage failures and repairs without claiming a live AI evaluation.</w:t>
+      </w:r>
+    </w:p>
+    <w:p>
+      <w:pPr>
+        <w:pStyle w:val="Heading3"/>
+      </w:pPr>
+      <w:r>
+        <w:t>Plan → try → check</w:t>
+      </w:r>
+    </w:p>
+    <w:p>
+      <w:pPr>
+        <w:pStyle w:val="Heading1"/>
+      </w:pPr>
+      <w:r>
+        <w:t>14. Try alone: trace the fresh zero-capacity room case</w:t>
+      </w:r>
+    </w:p>
+    <w:p>
+      <w:r>
+        <w:t>Distinguish a legitimate measured zero from missing evidence.</w:t>
+      </w:r>
+    </w:p>
+    <w:p>
+      <w:pPr>
+        <w:pStyle w:val="Heading2"/>
+      </w:pPr>
+      <w:r>
+        <w:t>Independent records and complete room contract</w:t>
+      </w:r>
+    </w:p>
+    <w:p>
+      <w:pPr>
+        <w:spacing w:line="336" w:lineRule="auto" w:after="180"/>
+      </w:pPr>
+      <w:r>
+        <w:rPr>
+          <w:b w:val="0"/>
+        </w:rPr>
+        <w:t>Request room J; approval and register both J capacity 0. Draft is well-formed with J/0 and correct sources. Trace stages and distinguish zero from missing.</w:t>
+      </w:r>
+    </w:p>
+    <w:p>
+      <w:pPr>
+        <w:spacing w:line="336" w:lineRule="auto" w:after="180"/>
+      </w:pPr>
+      <w:r>
+        <w:rPr>
+          <w:b w:val="0"/>
+        </w:rPr>
+        <w:t>Apply the separate room contract: supported requires current matching approval and register records for the requested room, a valid nonnegative integer capacity and correctly referenced sources. Otherwise needs_review with null claims. Read-only: no booking. Use only the given independent records and draft; no new room measurement is provided.</w:t>
+      </w:r>
+    </w:p>
+    <w:p>
+      <w:pPr>
+        <w:pStyle w:val="Heading2"/>
+      </w:pPr>
+      <w:r>
+        <w:t>Your first attempt and help record</w:t>
+      </w:r>
+    </w:p>
+    <w:p>
+      <w:pPr>
+        <w:pStyle w:val="Heading3"/>
+      </w:pPr>
+      <w:r>
+        <w:t>My independent explanation, trace and limits</w:t>
+      </w:r>
+    </w:p>
+    <w:p>
+      <w:r>
+        <w:t>________________________________________________________________</w:t>
+      </w:r>
+    </w:p>
+    <w:p>
+      <w:r>
+        <w:t>________________________________________________________________</w:t>
+      </w:r>
+    </w:p>
+    <w:p>
+      <w:r>
+        <w:t>________________________________________________________________</w:t>
+      </w:r>
+    </w:p>
+    <w:p>
+      <w:r>
+        <w:t>________________________________________________________________</w:t>
+      </w:r>
+    </w:p>
+    <w:p>
+      <w:r>
+        <w:t>________________________________________________________________</w:t>
+      </w:r>
+    </w:p>
+    <w:p>
+      <w:r>
+        <w:t>________________________________________________________________</w:t>
+      </w:r>
+    </w:p>
+    <w:p>
+      <w:r>
+        <w:t>________________________________________________________________</w:t>
+      </w:r>
+    </w:p>
+    <w:p>
+      <w:pPr>
+        <w:spacing w:line="336" w:lineRule="auto" w:after="180"/>
+      </w:pPr>
+      <w:r>
+        <w:rPr>
+          <w:b w:val="0"/>
+        </w:rPr>
+        <w:t>Attempt this case before feedback. Record any help. Earlier examples below are further practice; a case already practised with feedback cannot establish fresh transfer.</w:t>
+      </w:r>
+    </w:p>
+    <w:p>
+      <w:pPr>
+        <w:spacing w:line="336" w:lineRule="auto" w:after="180"/>
+      </w:pPr>
+      <w:r>
+        <w:rPr>
+          <w:b w:val="0"/>
+        </w:rPr>
+        <w:t xml:space="preserve">Your teacher has the independent answer and scoring criteria. Complete the matching workbook week to keep your practice </w:t>
+      </w:r>
+      <w:r>
+        <w:rPr>
+          <w:b/>
+        </w:rPr>
+        <w:t>evidence</w:t>
+      </w:r>
+      <w:r>
+        <w:rPr>
+          <w:b w:val="0"/>
+        </w:rPr>
+        <w:t xml:space="preserve"> together.</w:t>
+      </w:r>
+    </w:p>
+    <w:p>
+      <w:pPr>
+        <w:pStyle w:val="Heading2"/>
+      </w:pPr>
+      <w:r>
+        <w:t>Use feedback afterwards</w:t>
+      </w:r>
+    </w:p>
+    <w:p>
+      <w:pPr>
+        <w:spacing w:line="336" w:lineRule="auto" w:after="180"/>
+      </w:pPr>
+      <w:r>
+        <w:rPr>
+          <w:b w:val="0"/>
+        </w:rPr>
+        <w:t>Attempt the independent case before hints. Record whether you worked alone, used a hint or followed a model. After feedback, fix the first unsupported step and explain why it changed.</w:t>
+      </w:r>
+    </w:p>
+    <w:p>
+      <w:pPr>
+        <w:spacing w:line="336" w:lineRule="auto" w:after="180"/>
+      </w:pPr>
+      <w:r>
+        <w:rPr>
+          <w:b w:val="0"/>
+        </w:rPr>
+        <w:t>A later check uses a changed case, not a copied answer.</w:t>
+      </w:r>
+    </w:p>
+    <w:p>
+      <w:pPr>
+        <w:pStyle w:val="Heading2"/>
+      </w:pPr>
+      <w:r>
+        <w:t>Earlier wording, alternatives and picture transcripts · reference / check after trying</w:t>
+      </w:r>
+    </w:p>
+    <w:p>
+      <w:pPr>
+        <w:pStyle w:val="Heading3"/>
+      </w:pPr>
+      <w:r>
+        <w:t>Independent case: Apply a new case independently</w:t>
+      </w:r>
+    </w:p>
+    <w:p>
+      <w:pPr>
+        <w:pStyle w:val="Heading3"/>
+      </w:pPr>
+      <w:r>
+        <w:t>Week 24 Independent application</w:t>
+      </w:r>
+    </w:p>
+    <w:p>
+      <w:pPr>
+        <w:spacing w:line="336" w:lineRule="auto" w:after="180"/>
+      </w:pPr>
+      <w:r>
+        <w:rPr>
+          <w:b w:val="0"/>
+        </w:rPr>
+        <w:t>Close the worked explanation. Apply the idea to this different question without copying.</w:t>
+      </w:r>
+    </w:p>
+    <w:p>
+      <w:pPr>
+        <w:spacing w:line="336" w:lineRule="auto" w:after="180"/>
+      </w:pPr>
+      <w:r>
+        <w:rPr>
+          <w:b w:val="0"/>
+        </w:rPr>
+        <w:t xml:space="preserve">A study assistant has a supplied passage about roots. A user asks a question about planets. What should the </w:t>
+      </w:r>
+      <w:r>
+        <w:rPr>
+          <w:b/>
+        </w:rPr>
+        <w:t>prototype</w:t>
+      </w:r>
+      <w:r>
+        <w:rPr>
+          <w:b w:val="0"/>
+        </w:rPr>
+        <w:t xml:space="preserve"> do within a passage-only boundary?</w:t>
+      </w:r>
+    </w:p>
+    <w:p>
+      <w:pPr>
+        <w:spacing w:line="336" w:lineRule="auto" w:after="180"/>
+      </w:pPr>
+      <w:r>
+        <w:rPr>
+          <w:b w:val="0"/>
+        </w:rPr>
+        <w:t xml:space="preserve">My answer, with a trace, calculation or supporting </w:t>
+      </w:r>
+      <w:r>
+        <w:rPr>
+          <w:b/>
+        </w:rPr>
+        <w:t>evidence</w:t>
+      </w:r>
+    </w:p>
+    <w:p>
+      <w:pPr>
+        <w:pStyle w:val="Heading3"/>
+      </w:pPr>
+      <w:r>
+        <w:t>Write or draw your reasoning and evidence.</w:t>
+      </w:r>
+    </w:p>
+    <w:p>
+      <w:r>
+        <w:t>________________________________________________________________</w:t>
+      </w:r>
+    </w:p>
+    <w:p>
+      <w:r>
+        <w:t>________________________________________________________________</w:t>
+      </w:r>
+    </w:p>
+    <w:p>
+      <w:r>
+        <w:t>________________________________________________________________</w:t>
+      </w:r>
+    </w:p>
+    <w:p>
+      <w:r>
+        <w:t>________________________________________________________________</w:t>
+      </w:r>
+    </w:p>
+    <w:p>
+      <w:r>
+        <w:t>________________________________________________________________</w:t>
+      </w:r>
+    </w:p>
+    <w:p>
+      <w:pPr>
+        <w:pStyle w:val="Heading3"/>
+      </w:pPr>
+      <w:r>
+        <w:t>Create and test</w:t>
+      </w:r>
+    </w:p>
+    <w:p>
+      <w:pPr>
+        <w:spacing w:line="336" w:lineRule="auto" w:after="180"/>
+      </w:pPr>
+      <w:r>
+        <w:rPr>
+          <w:b w:val="0"/>
+        </w:rPr>
+        <w:t>Change one relevant detail. Predict the result before testing. Include a boundary or missing-information case when it helps reveal a limit.</w:t>
+      </w:r>
+    </w:p>
+    <w:p>
+      <w:pPr>
+        <w:spacing w:line="336" w:lineRule="auto" w:after="180"/>
+      </w:pPr>
+      <w:r>
+        <w:rPr>
+          <w:b w:val="0"/>
+        </w:rPr>
+        <w:t xml:space="preserve">My changed </w:t>
+      </w:r>
+      <w:r>
+        <w:rPr>
+          <w:b/>
+        </w:rPr>
+        <w:t>input</w:t>
+      </w:r>
+      <w:r>
+        <w:rPr>
+          <w:b w:val="0"/>
+        </w:rPr>
+        <w:t xml:space="preserve"> and expected result</w:t>
+      </w:r>
+    </w:p>
+    <w:p>
+      <w:pPr>
+        <w:pStyle w:val="Heading3"/>
+      </w:pPr>
+      <w:r>
+        <w:t>Write or draw your reasoning and evidence.</w:t>
+      </w:r>
+    </w:p>
+    <w:p>
+      <w:r>
+        <w:t>________________________________________________________________</w:t>
+      </w:r>
+    </w:p>
+    <w:p>
+      <w:r>
+        <w:t>________________________________________________________________</w:t>
+      </w:r>
+    </w:p>
+    <w:p>
+      <w:r>
+        <w:t>________________________________________________________________</w:t>
+      </w:r>
+    </w:p>
+    <w:p>
+      <w:r>
+        <w:t>________________________________________________________________</w:t>
+      </w:r>
+    </w:p>
+    <w:p>
+      <w:r>
+        <w:t>________________________________________________________________</w:t>
+      </w:r>
+    </w:p>
+    <w:p>
+      <w:pPr>
+        <w:pStyle w:val="Heading3"/>
+      </w:pPr>
+      <w:r>
+        <w:t>Connect to your project</w:t>
+      </w:r>
+    </w:p>
+    <w:p>
+      <w:pPr>
+        <w:spacing w:line="336" w:lineRule="auto" w:after="180"/>
+      </w:pPr>
+      <w:r>
+        <w:rPr>
+          <w:b w:val="0"/>
+        </w:rPr>
+        <w:t xml:space="preserve">Connect user interface, source store, retrieval, prompt, schema validation, and </w:t>
+      </w:r>
+      <w:r>
+        <w:rPr>
+          <w:b/>
+        </w:rPr>
+        <w:t>evidence</w:t>
+      </w:r>
+      <w:r>
+        <w:rPr>
+          <w:b w:val="0"/>
+        </w:rPr>
+        <w:t xml:space="preserve"> display.</w:t>
+      </w:r>
+    </w:p>
+    <w:p>
+      <w:pPr>
+        <w:spacing w:line="336" w:lineRule="auto" w:after="180"/>
+      </w:pPr>
+      <w:r>
+        <w:rPr>
+          <w:b w:val="0"/>
+        </w:rPr>
+        <w:t xml:space="preserve">The </w:t>
+      </w:r>
+      <w:r>
+        <w:rPr>
+          <w:b/>
+        </w:rPr>
+        <w:t>evidence</w:t>
+      </w:r>
+      <w:r>
+        <w:rPr>
+          <w:b w:val="0"/>
+        </w:rPr>
+        <w:t xml:space="preserve"> I will keep</w:t>
+      </w:r>
+    </w:p>
+    <w:p>
+      <w:pPr>
+        <w:pStyle w:val="Heading3"/>
+      </w:pPr>
+      <w:r>
+        <w:t>Write or draw your reasoning and evidence.</w:t>
+      </w:r>
+    </w:p>
+    <w:p>
+      <w:r>
+        <w:t>________________________________________________________________</w:t>
+      </w:r>
+    </w:p>
+    <w:p>
+      <w:r>
+        <w:t>________________________________________________________________</w:t>
+      </w:r>
+    </w:p>
+    <w:p>
+      <w:r>
+        <w:t>________________________________________________________________</w:t>
+      </w:r>
+    </w:p>
+    <w:p>
+      <w:r>
+        <w:t>________________________________________________________________</w:t>
+      </w:r>
+    </w:p>
+    <w:p>
+      <w:r>
+        <w:t>________________________________________________________________</w:t>
+      </w:r>
+    </w:p>
+    <w:p>
+      <w:pPr>
+        <w:pStyle w:val="Heading3"/>
+      </w:pPr>
+      <w:r>
+        <w:t>Transfer practice from the original programme</w:t>
+      </w:r>
+    </w:p>
+    <w:p>
+      <w:pPr>
+        <w:spacing w:line="336" w:lineRule="auto" w:after="180"/>
+      </w:pPr>
+      <w:r>
+        <w:rPr>
+          <w:b w:val="0"/>
+        </w:rPr>
+        <w:t xml:space="preserve">Build a paper assistant from notes A='Roots take up water' and B='Leaves use light'. Answer 'Which part takes up water?' and 'How tall is this plant?' with references or </w:t>
+      </w:r>
+      <w:r>
+        <w:rPr>
+          <w:b/>
+        </w:rPr>
+        <w:t>fallback</w:t>
+      </w:r>
+      <w:r>
+        <w:rPr>
+          <w:b w:val="0"/>
+        </w:rPr>
+        <w:t>.</w:t>
+      </w:r>
+    </w:p>
+    <w:p>
+      <w:pPr>
+        <w:pStyle w:val="Heading3"/>
+      </w:pPr>
+      <w:r>
+        <w:t>Explain the mechanism, evidence and one limit.</w:t>
+      </w:r>
+    </w:p>
+    <w:p>
+      <w:r>
+        <w:t>________________________________________________________________</w:t>
+      </w:r>
+    </w:p>
+    <w:p>
+      <w:r>
+        <w:t>________________________________________________________________</w:t>
+      </w:r>
+    </w:p>
+    <w:p>
+      <w:r>
+        <w:t>________________________________________________________________</w:t>
+      </w:r>
+    </w:p>
+    <w:p>
+      <w:r>
+        <w:t>________________________________________________________________</w:t>
+      </w:r>
+    </w:p>
+    <w:p>
+      <w:r>
+        <w:t>________________________________________________________________</w:t>
+      </w:r>
+    </w:p>
+    <w:p>
+      <w:r>
+        <w:t>________________________________________________________________</w:t>
+      </w:r>
+    </w:p>
+    <w:p>
+      <w:r>
+        <w:t>________________________________________________________________</w:t>
+      </w:r>
+    </w:p>
+    <w:p>
+      <w:pPr>
+        <w:pStyle w:val="Heading3"/>
+      </w:pPr>
+      <w:r>
+        <w:t>Use feedback to improve</w:t>
+      </w:r>
+    </w:p>
+    <w:p>
+      <w:pPr>
+        <w:pStyle w:val="Heading1"/>
+      </w:pPr>
+      <w:r>
+        <w:t>11. Keep the project’s prototype trace reproducible</w:t>
+      </w:r>
+    </w:p>
+    <w:p>
+      <w:r>
+        <w:t>Small visible stages make the first repair easier to choose.</w:t>
+      </w:r>
+    </w:p>
+    <w:p>
+      <w:pPr>
+        <w:pStyle w:val="Heading2"/>
+      </w:pPr>
+      <w:r>
+        <w:t>This week’s contribution</w:t>
+      </w:r>
+    </w:p>
+    <w:p>
+      <w:pPr>
+        <w:spacing w:line="336" w:lineRule="auto" w:after="180"/>
+      </w:pPr>
+      <w:r>
+        <w:rPr>
+          <w:b w:val="0"/>
+        </w:rPr>
+        <w:t>For the Verified Study Buddy, keep one end-to-end trace for each supported and review path: input, eligible sources, answerability, draft, validation, displayed status and unresolved gap. Freeze a small development corpus before changing behavior. Label paper traces, code executions and model outputs separately. Preserve failed drafts so a later improvement can be checked against the original failure.</w:t>
+      </w:r>
+    </w:p>
+    <w:p>
+      <w:pPr>
+        <w:spacing w:line="336" w:lineRule="auto" w:after="180"/>
+      </w:pPr>
+      <w:r>
+        <w:rPr>
+          <w:b w:val="0"/>
+        </w:rPr>
+        <w:t>Plan fresh evaluation later; do not count debugging examples as independent success.</w:t>
+      </w:r>
+    </w:p>
+    <w:p>
+      <w:pPr>
+        <w:spacing w:line="336" w:lineRule="auto" w:after="180"/>
+      </w:pPr>
+      <w:r>
+        <w:rPr>
+          <w:b w:val="0"/>
+        </w:rPr>
+        <w:t xml:space="preserve">For your Verified Study Buddy, save the </w:t>
+      </w:r>
+      <w:r>
+        <w:rPr>
+          <w:b/>
+        </w:rPr>
+        <w:t>input</w:t>
+      </w:r>
+      <w:r>
+        <w:rPr>
+          <w:b w:val="0"/>
+        </w:rPr>
+        <w:t>, procedure, observed result and limitation of this check.</w:t>
+      </w:r>
+    </w:p>
+    <w:p>
+      <w:pPr>
+        <w:spacing w:line="336" w:lineRule="auto" w:after="180"/>
+      </w:pPr>
+      <w:r>
+        <w:rPr>
+          <w:b w:val="0"/>
+        </w:rPr>
+        <w:t>Label this worked example as practice; use a different, previously unreviewed case when checking independent understanding.</w:t>
+      </w:r>
+    </w:p>
+    <w:p>
+      <w:pPr>
+        <w:pStyle w:val="Heading2"/>
+      </w:pPr>
+      <w:r>
+        <w:t>Retain the checkpoint and human choice</w:t>
+      </w:r>
+    </w:p>
+    <w:p>
+      <w:pPr>
+        <w:spacing w:line="336" w:lineRule="auto" w:after="180"/>
+      </w:pPr>
+      <w:r>
+        <w:rPr>
+          <w:b w:val="0"/>
+        </w:rPr>
+        <w:t xml:space="preserve">THIS WEEK’S CHECKPOINT  Connect user interface, source store, retrieval, prompt, schema validation, and </w:t>
+      </w:r>
+      <w:r>
+        <w:rPr>
+          <w:b/>
+        </w:rPr>
+        <w:t>evidence</w:t>
+      </w:r>
+      <w:r>
+        <w:rPr>
+          <w:b w:val="0"/>
+        </w:rPr>
+        <w:t xml:space="preserve"> display.</w:t>
+      </w:r>
+    </w:p>
+    <w:p>
+      <w:pPr>
+        <w:spacing w:line="336" w:lineRule="auto" w:after="180"/>
+      </w:pPr>
+      <w:r>
+        <w:rPr>
+          <w:b w:val="0"/>
+        </w:rPr>
+        <w:t xml:space="preserve">SYSTEM MAP  Learner need → prompt/schema → approved sources/retrieval → model/tool → structured answer → verification → </w:t>
+      </w:r>
+      <w:r>
+        <w:rPr>
+          <w:b/>
+        </w:rPr>
+        <w:t>human decision</w:t>
+      </w:r>
+    </w:p>
+    <w:p>
+      <w:pPr>
+        <w:spacing w:line="336" w:lineRule="auto" w:after="180"/>
+      </w:pPr>
+      <w:r>
+        <w:rPr>
+          <w:b w:val="0"/>
+        </w:rPr>
+        <w:t>What will you add, change, or verify in the project this week?</w:t>
+      </w:r>
+    </w:p>
+    <w:p>
+      <w:pPr>
+        <w:pStyle w:val="Heading3"/>
+      </w:pPr>
+      <w:r>
+        <w:t>Write or draw your reasoning and evidence.</w:t>
+      </w:r>
+    </w:p>
+    <w:p>
+      <w:r>
+        <w:t>________________________________________________________________</w:t>
+      </w:r>
+    </w:p>
+    <w:p>
+      <w:r>
+        <w:t>________________________________________________________________</w:t>
+      </w:r>
+    </w:p>
+    <w:p>
+      <w:r>
+        <w:t>________________________________________________________________</w:t>
+      </w:r>
+    </w:p>
+    <w:p>
+      <w:r>
+        <w:t>________________________________________________________________</w:t>
+      </w:r>
+    </w:p>
+    <w:p>
+      <w:r>
+        <w:t>________________________________________________________________</w:t>
+      </w:r>
+    </w:p>
+    <w:p>
+      <w:pPr>
+        <w:spacing w:line="336" w:lineRule="auto" w:after="180"/>
+      </w:pPr>
+      <w:r>
+        <w:rPr>
+          <w:b w:val="0"/>
+        </w:rPr>
+        <w:t xml:space="preserve">What should remain under </w:t>
+      </w:r>
+      <w:r>
+        <w:rPr>
+          <w:b/>
+        </w:rPr>
+        <w:t>human control</w:t>
+      </w:r>
+      <w:r>
+        <w:rPr>
+          <w:b w:val="0"/>
+        </w:rPr>
+        <w:t>?</w:t>
+      </w:r>
+    </w:p>
+    <w:p>
+      <w:pPr>
+        <w:pStyle w:val="Heading3"/>
+      </w:pPr>
+      <w:r>
+        <w:t>Write or draw your reasoning and evidence.</w:t>
+      </w:r>
+    </w:p>
+    <w:p>
+      <w:r>
+        <w:t>________________________________________________________________</w:t>
+      </w:r>
+    </w:p>
+    <w:p>
+      <w:r>
+        <w:t>________________________________________________________________</w:t>
+      </w:r>
+    </w:p>
+    <w:p>
+      <w:r>
+        <w:t>________________________________________________________________</w:t>
+      </w:r>
+    </w:p>
+    <w:p>
+      <w:r>
+        <w:t>________________________________________________________________</w:t>
+      </w:r>
+    </w:p>
+    <w:p>
+      <w:r>
+        <w:t>________________________________________________________________</w:t>
+      </w:r>
+    </w:p>
+    <w:p>
+      <w:pPr>
+        <w:spacing w:line="336" w:lineRule="auto" w:after="180"/>
+      </w:pPr>
+      <w:r>
+        <w:rPr>
+          <w:b w:val="0"/>
+        </w:rPr>
+        <w:t xml:space="preserve">RESPONSIBLE DESIGN  Collect only necessary information. Show uncertainty and limits. Never confuse fluent </w:t>
+      </w:r>
+      <w:r>
+        <w:rPr>
+          <w:b/>
+        </w:rPr>
+        <w:t>output</w:t>
+      </w:r>
+      <w:r>
+        <w:rPr>
+          <w:b w:val="0"/>
+        </w:rPr>
+        <w:t xml:space="preserve"> with verified truth.</w:t>
+      </w:r>
+    </w:p>
+    <w:p>
+      <w:pPr>
+        <w:pStyle w:val="Heading2"/>
+      </w:pPr>
+      <w:r>
+        <w:t>Earlier wording, alternatives and picture transcripts · reference / check after trying</w:t>
+      </w:r>
+    </w:p>
+    <w:p>
+      <w:pPr>
+        <w:spacing w:line="336" w:lineRule="auto" w:after="180"/>
+      </w:pPr>
+      <w:r>
+        <w:rPr>
+          <w:b w:val="0"/>
+        </w:rPr>
+        <w:t>CUMULATIVE PROJECT</w:t>
+      </w:r>
+    </w:p>
+    <w:p>
+      <w:pPr>
+        <w:spacing w:line="336" w:lineRule="auto" w:after="180"/>
+      </w:pPr>
+      <w:r>
+        <w:rPr>
+          <w:b w:val="0"/>
+        </w:rPr>
+        <w:t>Verified Study Buddy</w:t>
+      </w:r>
+    </w:p>
+    <w:p>
+      <w:pPr>
+        <w:spacing w:line="336" w:lineRule="auto" w:after="180"/>
+      </w:pPr>
+      <w:r>
+        <w:rPr>
+          <w:b w:val="0"/>
+        </w:rPr>
+        <w:t>Every week adds one inspectable piece. The system must show how it reached a result.</w:t>
+      </w:r>
+    </w:p>
+    <w:p>
+      <w:r>
+        <w:drawing>
+          <wp:inline xmlns:a="http://schemas.openxmlformats.org/drawingml/2006/main" xmlns:pic="http://schemas.openxmlformats.org/drawingml/2006/picture">
+            <wp:extent cx="5486400" cy="1901952"/>
+            <wp:docPr id="21" name="Picture 21" descr="Book recommender connection for Prototype a Grounded Assistant"/>
+            <wp:cNvGraphicFramePr>
+              <a:graphicFrameLocks noChangeAspect="1"/>
+            </wp:cNvGraphicFramePr>
+            <a:graphic>
+              <a:graphicData uri="http://schemas.openxmlformats.org/drawingml/2006/picture">
+                <pic:pic>
+                  <pic:nvPicPr>
+                    <pic:cNvPr id="0" name="4ca6f4aa9a2f7f3c9fed01e5bbba583e83f819afde230aaf3a28fdd372d06e18.png"/>
+                    <pic:cNvPicPr/>
+                  </pic:nvPicPr>
+                  <pic:blipFill>
+                    <a:blip r:embed="rId24"/>
+                    <a:stretch>
+                      <a:fillRect/>
+                    </a:stretch>
+                  </pic:blipFill>
+                  <pic:spPr>
+                    <a:xfrm>
+                      <a:off x="0" y="0"/>
+                      <a:ext cx="5486400" cy="1901952"/>
+                    </a:xfrm>
+                    <a:prstGeom prst="rect"/>
+                  </pic:spPr>
+                </pic:pic>
+              </a:graphicData>
+            </a:graphic>
+          </wp:inline>
+        </w:drawing>
+      </w:r>
+    </w:p>
+    <w:p>
+      <w:pPr>
+        <w:pStyle w:val="Heading3"/>
+      </w:pPr>
+      <w:r>
+        <w:t>Evidence for your project</w:t>
+      </w:r>
+    </w:p>
+    <w:p>
+      <w:pPr>
+        <w:pStyle w:val="Heading1"/>
+      </w:pPr>
+      <w:r>
+        <w:t>16. Finish: name the first failing stage and the repair</w:t>
+      </w:r>
+    </w:p>
+    <w:p>
+      <w:r>
+        <w:t>A working happy path is a starting point for evaluation.</w:t>
+      </w:r>
+    </w:p>
+    <w:p>
+      <w:pPr>
+        <w:pStyle w:val="Heading2"/>
+      </w:pPr>
+      <w:r>
+        <w:t>Explain without notes</w:t>
+      </w:r>
+    </w:p>
+    <w:p>
+      <w:pPr>
+        <w:pStyle w:val="ListBullet"/>
+      </w:pPr>
+      <w:r>
+        <w:t>Close your notes. Explain this goal in your own words: Explain the mechanism and terminology of capstone grounded assistant</w:t>
+      </w:r>
+    </w:p>
+    <w:p>
+      <w:pPr>
+        <w:pStyle w:val="Heading3"/>
+      </w:pPr>
+      <w:r>
+        <w:t>My deciding step, evidence and one remaining question</w:t>
+      </w:r>
+    </w:p>
+    <w:p>
+      <w:r>
+        <w:t>________________________________________________________________</w:t>
+      </w:r>
+    </w:p>
+    <w:p>
+      <w:r>
+        <w:t>________________________________________________________________</w:t>
+      </w:r>
+    </w:p>
+    <w:p>
+      <w:r>
+        <w:t>________________________________________________________________</w:t>
+      </w:r>
+    </w:p>
+    <w:p>
+      <w:r>
+        <w:t>________________________________________________________________</w:t>
+      </w:r>
+    </w:p>
+    <w:p>
+      <w:r>
+        <w:t>________________________________________________________________</w:t>
+      </w:r>
+    </w:p>
+    <w:p>
+      <w:pPr>
+        <w:pStyle w:val="Heading2"/>
+      </w:pPr>
+      <w:r>
+        <w:t>Plan a changed-case return</w:t>
+      </w:r>
+    </w:p>
+    <w:p>
+      <w:pPr>
+        <w:spacing w:line="336" w:lineRule="auto" w:after="180"/>
+      </w:pPr>
+      <w:r>
+        <w:rPr>
+          <w:b w:val="0"/>
+        </w:rPr>
+        <w:t xml:space="preserve">If you are unsure, return to the worked picture and explain one arrow. If you are ready, change an </w:t>
+      </w:r>
+      <w:r>
+        <w:rPr>
+          <w:b/>
+        </w:rPr>
+        <w:t>input</w:t>
+      </w:r>
+      <w:r>
+        <w:rPr>
+          <w:b w:val="0"/>
+        </w:rPr>
+        <w:t xml:space="preserve"> or assumption and justify your </w:t>
+      </w:r>
+      <w:r>
+        <w:rPr>
+          <w:b/>
+        </w:rPr>
+        <w:t>prediction</w:t>
+      </w:r>
+      <w:r>
+        <w:rPr>
+          <w:b w:val="0"/>
+        </w:rPr>
+        <w:t>.</w:t>
+      </w:r>
+    </w:p>
+    <w:p>
+      <w:pPr>
+        <w:spacing w:line="336" w:lineRule="auto" w:after="180"/>
+      </w:pPr>
+      <w:r>
+        <w:rPr>
+          <w:b w:val="0"/>
+        </w:rPr>
+        <w:t xml:space="preserve">Save your workbook </w:t>
+      </w:r>
+      <w:r>
+        <w:rPr>
+          <w:b/>
+        </w:rPr>
+        <w:t>evidence</w:t>
+      </w:r>
+      <w:r>
+        <w:rPr>
+          <w:b w:val="0"/>
+        </w:rPr>
+        <w:t>. At the next review, try a different case before opening your old answer.</w:t>
+      </w:r>
+    </w:p>
+    <w:p>
+      <w:pPr>
+        <w:pStyle w:val="Heading1"/>
+      </w:pPr>
+      <w:r>
+        <w:t>Reference bank and extra practice</w:t>
+      </w:r>
+    </w:p>
+    <w:p>
+      <w:pPr>
+        <w:pStyle w:val="Heading1"/>
+      </w:pPr>
+      <w:r>
+        <w:t>05. Your quick word guide</w:t>
+      </w:r>
+    </w:p>
+    <w:p>
+      <w:r>
+        <w:t>Use the words to explain a particular step, record or limit.</w:t>
+      </w:r>
+    </w:p>
+    <w:p>
+      <w:pPr>
+        <w:pStyle w:val="Heading2"/>
+      </w:pPr>
+      <w:r>
+        <w:t>Core vocabulary</w:t>
+      </w:r>
+    </w:p>
+    <w:tbl>
+      <w:tblPr>
+        <w:tblStyle w:val="LightShading-Accent1"/>
+        <w:tblW w:type="auto" w:w="0"/>
+        <w:tblLook w:firstColumn="1" w:firstRow="1" w:lastColumn="0" w:lastRow="0" w:noHBand="0" w:noVBand="1" w:val="04A0"/>
+      </w:tblPr>
+      <w:tblGrid>
+        <w:gridCol w:w="3408"/>
+        <w:gridCol w:w="3408"/>
+        <w:gridCol w:w="3408"/>
+      </w:tblGrid>
+      <w:tr>
+        <w:trPr>
+          <w:tblHeader/>
+        </w:trPr>
+        <w:tc>
+          <w:tcPr>
+            <w:tcW w:type="dxa" w:w="3408"/>
+          </w:tcPr>
+          <w:p>
+            <w:r>
+              <w:t>Word</w:t>
+            </w:r>
+          </w:p>
+        </w:tc>
+        <w:tc>
+          <w:tcPr>
+            <w:tcW w:type="dxa" w:w="3408"/>
+          </w:tcPr>
+          <w:p>
+            <w:r>
+              <w:t>My own example</w:t>
+            </w:r>
+          </w:p>
+        </w:tc>
+        <w:tc>
+          <w:tcPr>
+            <w:tcW w:type="dxa" w:w="3408"/>
+          </w:tcPr>
+          <w:p>
+            <w:r>
+              <w:t>Not this / boundary</w:t>
+            </w:r>
+          </w:p>
+        </w:tc>
+      </w:tr>
+      <w:tr>
+        <w:tc>
+          <w:tcPr>
+            <w:tcW w:type="dxa" w:w="3408"/>
+          </w:tcPr>
+          <w:p>
+            <w:r>
+              <w:t>prototype</w:t>
+            </w:r>
+          </w:p>
+        </w:tc>
+        <w:tc>
+          <w:tcPr>
+            <w:tcW w:type="dxa" w:w="3408"/>
+          </w:tcPr>
+          <w:p>
+            <w:r>
+              <w:t>An early working or simulated version used to test assumptions about a design.</w:t>
+            </w:r>
+          </w:p>
+        </w:tc>
+        <w:tc>
+          <w:tcPr>
+            <w:tcW w:type="dxa" w:w="3408"/>
+          </w:tcPr>
+          <w:p>
+            <w:r/>
+          </w:p>
+        </w:tc>
+      </w:tr>
+      <w:tr>
+        <w:tc>
+          <w:tcPr>
+            <w:tcW w:type="dxa" w:w="3408"/>
+          </w:tcPr>
+          <w:p>
+            <w:r>
+              <w:t>end-to-end</w:t>
+            </w:r>
+          </w:p>
+        </w:tc>
+        <w:tc>
+          <w:tcPr>
+            <w:tcW w:type="dxa" w:w="3408"/>
+          </w:tcPr>
+          <w:p>
+            <w:r>
+              <w:t>Covering the entire process from original input to final output.</w:t>
+            </w:r>
+          </w:p>
+        </w:tc>
+        <w:tc>
+          <w:tcPr>
+            <w:tcW w:type="dxa" w:w="3408"/>
+          </w:tcPr>
+          <w:p>
+            <w:r/>
+          </w:p>
+        </w:tc>
+      </w:tr>
+      <w:tr>
+        <w:tc>
+          <w:tcPr>
+            <w:tcW w:type="dxa" w:w="3408"/>
+          </w:tcPr>
+          <w:p>
+            <w:r>
+              <w:t>grounding</w:t>
+            </w:r>
+          </w:p>
+        </w:tc>
+        <w:tc>
+          <w:tcPr>
+            <w:tcW w:type="dxa" w:w="3408"/>
+          </w:tcPr>
+          <w:p>
+            <w:r>
+              <w:t>Connecting an answer or action to specified evidence or observations.</w:t>
+            </w:r>
+          </w:p>
+        </w:tc>
+        <w:tc>
+          <w:tcPr>
+            <w:tcW w:type="dxa" w:w="3408"/>
+          </w:tcPr>
+          <w:p>
+            <w:r/>
+          </w:p>
+        </w:tc>
+      </w:tr>
+      <w:tr>
+        <w:tc>
+          <w:tcPr>
+            <w:tcW w:type="dxa" w:w="3408"/>
+          </w:tcPr>
+          <w:p>
+            <w:r>
+              <w:t>fallback</w:t>
+            </w:r>
+          </w:p>
+        </w:tc>
+        <w:tc>
+          <w:tcPr>
+            <w:tcW w:type="dxa" w:w="3408"/>
+          </w:tcPr>
+          <w:p>
+            <w:r>
+              <w:t>A predefined alternative action used when the usual path cannot be completed reliably.</w:t>
+            </w:r>
+          </w:p>
+        </w:tc>
+        <w:tc>
+          <w:tcPr>
+            <w:tcW w:type="dxa" w:w="3408"/>
+          </w:tcPr>
+          <w:p>
+            <w:r/>
+          </w:p>
+        </w:tc>
+      </w:tr>
+    </w:tbl>
+    <w:p>
+      <w:pPr>
+        <w:pStyle w:val="Heading2"/>
+      </w:pPr>
+      <w:r>
+        <w:t>Terms for the connected explanation</w:t>
+      </w:r>
+    </w:p>
+    <w:tbl>
+      <w:tblPr>
+        <w:tblStyle w:val="LightShading-Accent1"/>
+        <w:tblW w:type="auto" w:w="0"/>
+        <w:tblLook w:firstColumn="1" w:firstRow="1" w:lastColumn="0" w:lastRow="0" w:noHBand="0" w:noVBand="1" w:val="04A0"/>
+      </w:tblPr>
+      <w:tblGrid>
+        <w:gridCol w:w="5112"/>
+        <w:gridCol w:w="5112"/>
+      </w:tblGrid>
+      <w:tr>
+        <w:trPr>
+          <w:tblHeader/>
+        </w:trPr>
+        <w:tc>
+          <w:tcPr>
+            <w:tcW w:type="dxa" w:w="5112"/>
+          </w:tcPr>
+          <w:p>
+            <w:r>
+              <w:t>Word</w:t>
+            </w:r>
+          </w:p>
+        </w:tc>
+        <w:tc>
+          <w:tcPr>
+            <w:tcW w:type="dxa" w:w="5112"/>
+          </w:tcPr>
+          <w:p>
+            <w:r>
+              <w:t>Meaning</w:t>
+            </w:r>
+          </w:p>
+        </w:tc>
+      </w:tr>
+      <w:tr>
+        <w:tc>
+          <w:tcPr>
+            <w:tcW w:type="dxa" w:w="5112"/>
+          </w:tcPr>
+          <w:p>
+            <w:r>
+              <w:t>Pipeline stage</w:t>
+            </w:r>
+          </w:p>
+        </w:tc>
+        <w:tc>
+          <w:tcPr>
+            <w:tcW w:type="dxa" w:w="5112"/>
+          </w:tcPr>
+          <w:p>
+            <w:r>
+              <w:t>One operation with defined inputs and failure handling</w:t>
+            </w:r>
+          </w:p>
+        </w:tc>
+      </w:tr>
+      <w:tr>
+        <w:tc>
+          <w:tcPr>
+            <w:tcW w:type="dxa" w:w="5112"/>
+          </w:tcPr>
+          <w:p>
+            <w:r>
+              <w:t>Answerability gate</w:t>
+            </w:r>
+          </w:p>
+        </w:tc>
+        <w:tc>
+          <w:tcPr>
+            <w:tcW w:type="dxa" w:w="5112"/>
+          </w:tcPr>
+          <w:p>
+            <w:r>
+              <w:t>A check for sufficient evidence before answering</w:t>
+            </w:r>
+          </w:p>
+        </w:tc>
+      </w:tr>
+      <w:tr>
+        <w:tc>
+          <w:tcPr>
+            <w:tcW w:type="dxa" w:w="5112"/>
+          </w:tcPr>
+          <w:p>
+            <w:r>
+              <w:t>Semantic validator</w:t>
+            </w:r>
+          </w:p>
+        </w:tc>
+        <w:tc>
+          <w:tcPr>
+            <w:tcW w:type="dxa" w:w="5112"/>
+          </w:tcPr>
+          <w:p>
+            <w:r>
+              <w:t>A check that claims match task evidence</w:t>
+            </w:r>
+          </w:p>
+        </w:tc>
+      </w:tr>
+    </w:tbl>
+    <w:p>
+      <w:pPr>
+        <w:pStyle w:val="Heading2"/>
+      </w:pPr>
+      <w:r>
+        <w:t>Earlier wording, alternatives and picture transcripts · reference / check after trying</w:t>
+      </w:r>
+    </w:p>
+    <w:p>
+      <w:pPr>
+        <w:spacing w:line="336" w:lineRule="auto" w:after="180"/>
+      </w:pPr>
+      <w:r>
+        <w:rPr>
+          <w:b w:val="0"/>
+        </w:rPr>
+        <w:t>VOCABULARY LAB</w:t>
+      </w:r>
+    </w:p>
+    <w:p>
+      <w:pPr>
+        <w:spacing w:line="336" w:lineRule="auto" w:after="180"/>
+      </w:pPr>
+      <w:r>
+        <w:rPr>
+          <w:b w:val="0"/>
+        </w:rPr>
+        <w:t>Words You Can Use to Reason</w:t>
+      </w:r>
+    </w:p>
+    <w:p>
+      <w:pPr>
+        <w:spacing w:line="336" w:lineRule="auto" w:after="180"/>
+      </w:pPr>
+      <w:r>
+        <w:rPr>
+          <w:b w:val="0"/>
+        </w:rPr>
+        <w:t>A definition matters when you can recognize the idea, use it, and contrast it with a near-miss.</w:t>
+      </w:r>
+    </w:p>
+    <w:p>
+      <w:r>
+        <w:drawing>
+          <wp:inline xmlns:a="http://schemas.openxmlformats.org/drawingml/2006/main" xmlns:pic="http://schemas.openxmlformats.org/drawingml/2006/picture">
+            <wp:extent cx="5486400" cy="3200400"/>
+            <wp:docPr id="22" name="Picture 22" descr="Vocabulary badge: prototype"/>
+            <wp:cNvGraphicFramePr>
+              <a:graphicFrameLocks noChangeAspect="1"/>
+            </wp:cNvGraphicFramePr>
+            <a:graphic>
+              <a:graphicData uri="http://schemas.openxmlformats.org/drawingml/2006/picture">
+                <pic:pic>
+                  <pic:nvPicPr>
+                    <pic:cNvPr id="0" name="252b56cf8cd69a9f64fb7a03ada12e87ba0edc404e544de1b9c5592606fa641f.png"/>
+                    <pic:cNvPicPr/>
+                  </pic:nvPicPr>
+                  <pic:blipFill>
+                    <a:blip r:embed="rId25"/>
+                    <a:stretch>
+                      <a:fillRect/>
+                    </a:stretch>
+                  </pic:blipFill>
+                  <pic:spPr>
+                    <a:xfrm>
+                      <a:off x="0" y="0"/>
+                      <a:ext cx="5486400" cy="3200400"/>
+                    </a:xfrm>
+                    <a:prstGeom prst="rect"/>
+                  </pic:spPr>
+                </pic:pic>
+              </a:graphicData>
+            </a:graphic>
+          </wp:inline>
+        </w:drawing>
+      </w:r>
+    </w:p>
+    <w:p>
+      <w:r>
+        <w:drawing>
+          <wp:inline xmlns:a="http://schemas.openxmlformats.org/drawingml/2006/main" xmlns:pic="http://schemas.openxmlformats.org/drawingml/2006/picture">
+            <wp:extent cx="5486400" cy="3200400"/>
+            <wp:docPr id="23" name="Picture 23" descr="Vocabulary badge: end-to-end"/>
+            <wp:cNvGraphicFramePr>
+              <a:graphicFrameLocks noChangeAspect="1"/>
+            </wp:cNvGraphicFramePr>
+            <a:graphic>
+              <a:graphicData uri="http://schemas.openxmlformats.org/drawingml/2006/picture">
+                <pic:pic>
+                  <pic:nvPicPr>
+                    <pic:cNvPr id="0" name="ab1696eb6499d1800a44130da4fff59ea5a91823756e37a9e372f4a2a31da035.png"/>
+                    <pic:cNvPicPr/>
+                  </pic:nvPicPr>
+                  <pic:blipFill>
+                    <a:blip r:embed="rId26"/>
+                    <a:stretch>
+                      <a:fillRect/>
+                    </a:stretch>
+                  </pic:blipFill>
+                  <pic:spPr>
+                    <a:xfrm>
+                      <a:off x="0" y="0"/>
+                      <a:ext cx="5486400" cy="3200400"/>
+                    </a:xfrm>
+                    <a:prstGeom prst="rect"/>
+                  </pic:spPr>
+                </pic:pic>
+              </a:graphicData>
+            </a:graphic>
+          </wp:inline>
+        </w:drawing>
+      </w:r>
+    </w:p>
+    <w:p>
+      <w:r>
+        <w:drawing>
+          <wp:inline xmlns:a="http://schemas.openxmlformats.org/drawingml/2006/main" xmlns:pic="http://schemas.openxmlformats.org/drawingml/2006/picture">
+            <wp:extent cx="5486400" cy="3200400"/>
+            <wp:docPr id="24" name="Picture 24" descr="Vocabulary badge: grounding"/>
+            <wp:cNvGraphicFramePr>
+              <a:graphicFrameLocks noChangeAspect="1"/>
+            </wp:cNvGraphicFramePr>
+            <a:graphic>
+              <a:graphicData uri="http://schemas.openxmlformats.org/drawingml/2006/picture">
+                <pic:pic>
+                  <pic:nvPicPr>
+                    <pic:cNvPr id="0" name="b6caead4e1dec6efaf1a60a3ecb2df8109ce43fc45cef722b49be0146d851f3f.png"/>
+                    <pic:cNvPicPr/>
+                  </pic:nvPicPr>
+                  <pic:blipFill>
+                    <a:blip r:embed="rId27"/>
+                    <a:stretch>
+                      <a:fillRect/>
+                    </a:stretch>
+                  </pic:blipFill>
+                  <pic:spPr>
+                    <a:xfrm>
+                      <a:off x="0" y="0"/>
+                      <a:ext cx="5486400" cy="3200400"/>
+                    </a:xfrm>
+                    <a:prstGeom prst="rect"/>
+                  </pic:spPr>
+                </pic:pic>
+              </a:graphicData>
+            </a:graphic>
+          </wp:inline>
+        </w:drawing>
+      </w:r>
+    </w:p>
+    <w:p>
+      <w:r>
+        <w:drawing>
+          <wp:inline xmlns:a="http://schemas.openxmlformats.org/drawingml/2006/main" xmlns:pic="http://schemas.openxmlformats.org/drawingml/2006/picture">
+            <wp:extent cx="5486400" cy="3200400"/>
+            <wp:docPr id="25" name="Picture 25" descr="Vocabulary badge: fallback"/>
+            <wp:cNvGraphicFramePr>
+              <a:graphicFrameLocks noChangeAspect="1"/>
+            </wp:cNvGraphicFramePr>
+            <a:graphic>
+              <a:graphicData uri="http://schemas.openxmlformats.org/drawingml/2006/picture">
+                <pic:pic>
+                  <pic:nvPicPr>
+                    <pic:cNvPr id="0" name="de2771a062221a56f48c60ebe5be1651b0155107f68391619170f89a70acf0fc.png"/>
+                    <pic:cNvPicPr/>
+                  </pic:nvPicPr>
+                  <pic:blipFill>
+                    <a:blip r:embed="rId28"/>
+                    <a:stretch>
+                      <a:fillRect/>
+                    </a:stretch>
+                  </pic:blipFill>
+                  <pic:spPr>
+                    <a:xfrm>
+                      <a:off x="0" y="0"/>
+                      <a:ext cx="5486400" cy="3200400"/>
+                    </a:xfrm>
+                    <a:prstGeom prst="rect"/>
+                  </pic:spPr>
+                </pic:pic>
+              </a:graphicData>
+            </a:graphic>
+          </wp:inline>
+        </w:drawing>
+      </w:r>
+    </w:p>
+    <w:p>
+      <w:pPr>
+        <w:pStyle w:val="Heading3"/>
+      </w:pPr>
+      <w:r>
+        <w:t>Words used in the closer explanation</w:t>
+      </w:r>
+    </w:p>
+    <w:p>
+      <w:pPr>
+        <w:pStyle w:val="Heading1"/>
+      </w:pPr>
+      <w:r>
+        <w:t>10. Choose a stronger thinking challenge</w:t>
+      </w:r>
+    </w:p>
+    <w:p>
+      <w:r>
+        <w:t>Choose the next useful challenge rather than treating the whole ladder as compulsory.</w:t>
+      </w:r>
+    </w:p>
+    <w:p>
+      <w:pPr>
+        <w:pStyle w:val="Heading2"/>
+      </w:pPr>
+      <w:r>
+        <w:t>Pick your next step</w:t>
+      </w:r>
+    </w:p>
+    <w:p>
+      <w:pPr>
+        <w:pStyle w:val="ListBullet"/>
+      </w:pPr>
+      <w:r>
+        <w:t>1 • NAME: Define the concept without repeating the textbook.</w:t>
+      </w:r>
+    </w:p>
+    <w:p>
+      <w:pPr>
+        <w:pStyle w:val="ListBullet"/>
+      </w:pPr>
+      <w:r>
+        <w:t>2 • TRACE: Show the information, state, branch, calculation, or evidence path.</w:t>
+      </w:r>
+    </w:p>
+    <w:p>
+      <w:pPr>
+        <w:pStyle w:val="ListBullet"/>
+      </w:pPr>
+      <w:r>
+        <w:t>3 • APPLY: Solve a different example independently.</w:t>
+      </w:r>
+    </w:p>
+    <w:p>
+      <w:pPr>
+        <w:pStyle w:val="ListBullet"/>
+      </w:pPr>
+      <w:r>
+        <w:t>4 • CHALLENGE: Find a boundary case, counterexample, or unfair outcome.</w:t>
+      </w:r>
+    </w:p>
+    <w:p>
+      <w:pPr>
+        <w:pStyle w:val="ListBullet"/>
+      </w:pPr>
+      <w:r>
+        <w:t>5 • EXPLAIN LIMITS: Say when the result should not be trusted or used alone.</w:t>
+      </w:r>
+    </w:p>
+    <w:p>
+      <w:pPr>
+        <w:pStyle w:val="ListBullet"/>
+      </w:pPr>
+      <w:r>
+        <w:t>My strongest evidence of independent understanding:</w:t>
+      </w:r>
+    </w:p>
+    <w:p>
+      <w:pPr>
+        <w:pStyle w:val="Heading3"/>
+      </w:pPr>
+      <w:r>
+        <w:t>Write or draw your reasoning and evidence.</w:t>
+      </w:r>
+    </w:p>
+    <w:p>
+      <w:r>
+        <w:t>________________________________________________________________</w:t>
+      </w:r>
+    </w:p>
+    <w:p>
+      <w:r>
+        <w:t>________________________________________________________________</w:t>
+      </w:r>
+    </w:p>
+    <w:p>
+      <w:r>
+        <w:t>________________________________________________________________</w:t>
+      </w:r>
+    </w:p>
+    <w:p>
+      <w:r>
+        <w:t>________________________________________________________________</w:t>
+      </w:r>
+    </w:p>
+    <w:p>
+      <w:r>
+        <w:t>________________________________________________________________</w:t>
+      </w:r>
+    </w:p>
+    <w:p>
+      <w:pPr>
+        <w:pStyle w:val="Heading2"/>
+      </w:pPr>
+      <w:r>
+        <w:t>Earlier wording, alternatives and picture transcripts · reference / check after trying</w:t>
+      </w:r>
+    </w:p>
+    <w:p>
+      <w:pPr>
+        <w:spacing w:line="336" w:lineRule="auto" w:after="180"/>
+      </w:pPr>
+      <w:r>
+        <w:rPr>
+          <w:b w:val="0"/>
         </w:rPr>
         <w:t>MASTERY</w:t>
       </w:r>
@@ -4203,7 +5952,7 @@
         <w:drawing>
           <wp:inline xmlns:a="http://schemas.openxmlformats.org/drawingml/2006/main" xmlns:pic="http://schemas.openxmlformats.org/drawingml/2006/picture">
             <wp:extent cx="5486400" cy="1719072"/>
-            <wp:docPr id="19" name="Picture 19" descr="Mastery ladder for Prototype a Grounded Assistant"/>
+            <wp:docPr id="26" name="Picture 26" descr="Mastery ladder for Prototype a Grounded Assistant"/>
             <wp:cNvGraphicFramePr>
               <a:graphicFrameLocks noChangeAspect="1"/>
             </wp:cNvGraphicFramePr>
@@ -4215,7 +5964,7 @@
                     <pic:cNvPicPr/>
                   </pic:nvPicPr>
                   <pic:blipFill>
-                    <a:blip r:embed="rId26"/>
+                    <a:blip r:embed="rId29"/>
                     <a:stretch>
                       <a:fillRect/>
                     </a:stretch>
@@ -4236,24 +5985,144 @@
     </w:p>
     <w:p>
       <w:pPr>
+        <w:pStyle w:val="Heading1"/>
+      </w:pPr>
+      <w:r>
+        <w:t>12. Reference: check your explanation</w:t>
+      </w:r>
+    </w:p>
+    <w:p>
+      <w:r>
+        <w:t>Use after practice. Trace the new zero-capacity room response independently is the selected independent case.</w:t>
+      </w:r>
+    </w:p>
+    <w:p>
+      <w:pPr>
+        <w:pStyle w:val="Heading2"/>
+      </w:pPr>
+      <w:r>
+        <w:t>Check the evidence and its limit</w:t>
+      </w:r>
+    </w:p>
+    <w:p>
+      <w:pPr>
+        <w:pStyle w:val="ListBullet"/>
+      </w:pPr>
+      <w:r>
+        <w:t>1. My fresh example, trace, calculation, or design:</w:t>
+      </w:r>
+    </w:p>
+    <w:p>
+      <w:pPr>
+        <w:pStyle w:val="Heading3"/>
+      </w:pPr>
+      <w:r>
+        <w:t>Write or draw your reasoning and evidence.</w:t>
+      </w:r>
+    </w:p>
+    <w:p>
+      <w:r>
+        <w:t>________________________________________________________________</w:t>
+      </w:r>
+    </w:p>
+    <w:p>
+      <w:r>
+        <w:t>________________________________________________________________</w:t>
+      </w:r>
+    </w:p>
+    <w:p>
+      <w:r>
+        <w:t>________________________________________________________________</w:t>
+      </w:r>
+    </w:p>
+    <w:p>
+      <w:r>
+        <w:t>________________________________________________________________</w:t>
+      </w:r>
+    </w:p>
+    <w:p>
+      <w:r>
+        <w:t>________________________________________________________________</w:t>
+      </w:r>
+    </w:p>
+    <w:p>
+      <w:pPr>
+        <w:pStyle w:val="ListBullet"/>
+      </w:pPr>
+      <w:r>
+        <w:t>2. My evidence that it works (include a boundary or missing-data case):</w:t>
+      </w:r>
+    </w:p>
+    <w:p>
+      <w:pPr>
+        <w:pStyle w:val="Heading3"/>
+      </w:pPr>
+      <w:r>
+        <w:t>Write or draw your reasoning and evidence.</w:t>
+      </w:r>
+    </w:p>
+    <w:p>
+      <w:r>
+        <w:t>________________________________________________________________</w:t>
+      </w:r>
+    </w:p>
+    <w:p>
+      <w:r>
+        <w:t>________________________________________________________________</w:t>
+      </w:r>
+    </w:p>
+    <w:p>
+      <w:r>
+        <w:t>________________________________________________________________</w:t>
+      </w:r>
+    </w:p>
+    <w:p>
+      <w:r>
+        <w:t>________________________________________________________________</w:t>
+      </w:r>
+    </w:p>
+    <w:p>
+      <w:r>
+        <w:t>________________________________________________________________</w:t>
+      </w:r>
+    </w:p>
+    <w:p>
+      <w:pPr>
+        <w:pStyle w:val="ListBullet"/>
+      </w:pPr>
+      <w:r>
+        <w:t>3. One limitation, fairness concern, or situation needing human review:</w:t>
+      </w:r>
+    </w:p>
+    <w:p>
+      <w:pPr>
+        <w:pStyle w:val="Heading2"/>
+      </w:pPr>
+      <w:r>
+        <w:t>Self-check and record</w:t>
+      </w:r>
+    </w:p>
+    <w:p>
+      <w:pPr>
         <w:spacing w:line="336" w:lineRule="auto" w:after="180"/>
       </w:pPr>
       <w:r>
         <w:rPr>
           <w:b w:val="0"/>
         </w:rPr>
-        <w:t>1 • NAME: Define the concept without repeating the textbook.</w:t>
-      </w:r>
-    </w:p>
-    <w:p>
-      <w:pPr>
-        <w:spacing w:line="336" w:lineRule="auto" w:after="180"/>
-      </w:pPr>
+        <w:t xml:space="preserve">SELF-CHECK  □ I explained the </w:t>
+      </w:r>
+      <w:r>
+        <w:rPr>
+          <w:b/>
+        </w:rPr>
+        <w:t>mechanism</w:t>
+      </w:r>
       <w:r>
         <w:rPr>
           <w:b w:val="0"/>
         </w:rPr>
-        <w:t xml:space="preserve">2 • TRACE: Show the information, state, branch, calculation, or </w:t>
+        <w:t xml:space="preserve">  □ I used </w:t>
       </w:r>
       <w:r>
         <w:rPr>
@@ -4265,7 +6134,15 @@
         <w:rPr>
           <w:b w:val="0"/>
         </w:rPr>
-        <w:t xml:space="preserve"> path.</w:t>
+        <w:t xml:space="preserve">  □ I tested a fresh case  □ I named a limitation  □ I can answer ‘why?’</w:t>
+      </w:r>
+    </w:p>
+    <w:p>
+      <w:pPr>
+        <w:pStyle w:val="Heading2"/>
+      </w:pPr>
+      <w:r>
+        <w:t>Earlier wording, alternatives and picture transcripts · reference / check after trying</w:t>
       </w:r>
     </w:p>
     <w:p>
@@ -4276,7 +6153,7 @@
         <w:rPr>
           <w:b w:val="0"/>
         </w:rPr>
-        <w:t>3 • APPLY: Solve a different example independently.</w:t>
+        <w:t>INDEPENDENT MASTERY PROOF</w:t>
       </w:r>
     </w:p>
     <w:p>
@@ -4287,7 +6164,7 @@
         <w:rPr>
           <w:b w:val="0"/>
         </w:rPr>
-        <w:t>4 • CHALLENGE: Find a boundary case, counterexample, or unfair outcome.</w:t>
+        <w:t>Checklist for explaining this week’s idea</w:t>
       </w:r>
     </w:p>
     <w:p>
@@ -4298,109 +6175,7 @@
         <w:rPr>
           <w:b w:val="0"/>
         </w:rPr>
-        <w:t>5 • EXPLAIN LIMITS: Say when the result should not be trusted or used alone.</w:t>
-      </w:r>
-    </w:p>
-    <w:p>
-      <w:pPr>
-        <w:spacing w:line="336" w:lineRule="auto" w:after="180"/>
-      </w:pPr>
-      <w:r>
-        <w:rPr>
-          <w:b w:val="0"/>
-        </w:rPr>
-        <w:t xml:space="preserve">My strongest </w:t>
-      </w:r>
-      <w:r>
-        <w:rPr>
-          <w:b/>
-        </w:rPr>
-        <w:t>evidence</w:t>
-      </w:r>
-      <w:r>
-        <w:rPr>
-          <w:b w:val="0"/>
-        </w:rPr>
-        <w:t xml:space="preserve"> of independent understanding:</w:t>
-      </w:r>
-    </w:p>
-    <w:p>
-      <w:pPr>
-        <w:pStyle w:val="Heading3"/>
-      </w:pPr>
-      <w:r>
-        <w:t>Write or draw your reasoning and evidence.</w:t>
-      </w:r>
-    </w:p>
-    <w:p>
-      <w:r>
-        <w:t>________________________________________________________________</w:t>
-      </w:r>
-    </w:p>
-    <w:p>
-      <w:r>
-        <w:t>________________________________________________________________</w:t>
-      </w:r>
-    </w:p>
-    <w:p>
-      <w:r>
-        <w:t>________________________________________________________________</w:t>
-      </w:r>
-    </w:p>
-    <w:p>
-      <w:r>
-        <w:t>________________________________________________________________</w:t>
-      </w:r>
-    </w:p>
-    <w:p>
-      <w:r>
-        <w:t>________________________________________________________________</w:t>
-      </w:r>
-    </w:p>
-    <w:p>
-      <w:pPr>
-        <w:pStyle w:val="Heading1"/>
-      </w:pPr>
-      <w:r>
-        <w:t>11. Connect your project</w:t>
-      </w:r>
-    </w:p>
-    <w:p>
-      <w:r>
-        <w:t>Apply this week’s idea to Verified Study Buddy. Keep an annotated decision and the evidence supporting it.</w:t>
-      </w:r>
-    </w:p>
-    <w:p>
-      <w:pPr>
-        <w:spacing w:line="336" w:lineRule="auto" w:after="180"/>
-      </w:pPr>
-      <w:r>
-        <w:rPr>
-          <w:b/>
-        </w:rPr>
-        <w:t>CUMULATIVE PROJECT</w:t>
-      </w:r>
-    </w:p>
-    <w:p>
-      <w:pPr>
-        <w:spacing w:line="336" w:lineRule="auto" w:after="180"/>
-      </w:pPr>
-      <w:r>
-        <w:rPr>
-          <w:b w:val="0"/>
-        </w:rPr>
-        <w:t>Verified Study Buddy</w:t>
-      </w:r>
-    </w:p>
-    <w:p>
-      <w:pPr>
-        <w:spacing w:line="336" w:lineRule="auto" w:after="180"/>
-      </w:pPr>
-      <w:r>
-        <w:rPr>
-          <w:b w:val="0"/>
-        </w:rPr>
-        <w:t>Every week adds one inspectable piece. The system must show how it reached a result.</w:t>
+        <w:t>Use after practice. Trace the new zero-capacity room response independently is the selected independent case.</w:t>
       </w:r>
     </w:p>
     <w:p>
@@ -4408,7 +6183,7 @@
         <w:drawing>
           <wp:inline xmlns:a="http://schemas.openxmlformats.org/drawingml/2006/main" xmlns:pic="http://schemas.openxmlformats.org/drawingml/2006/picture">
             <wp:extent cx="5486400" cy="1901952"/>
-            <wp:docPr id="20" name="Picture 20" descr="Book recommender connection for Prototype a Grounded Assistant"/>
+            <wp:docPr id="27" name="Picture 27" descr="Independent proof graphic for Prototype a Grounded Assistant"/>
             <wp:cNvGraphicFramePr>
               <a:graphicFrameLocks noChangeAspect="1"/>
             </wp:cNvGraphicFramePr>
@@ -4416,11 +6191,11 @@
               <a:graphicData uri="http://schemas.openxmlformats.org/drawingml/2006/picture">
                 <pic:pic>
                   <pic:nvPicPr>
-                    <pic:cNvPr id="0" name="4ca6f4aa9a2f7f3c9fed01e5bbba583e83f819afde230aaf3a28fdd372d06e18.png"/>
+                    <pic:cNvPr id="0" name="720c182f18d8c31ead2e37470f8eceacb3414c593f94517bd68f059cc28e3adc.png"/>
                     <pic:cNvPicPr/>
                   </pic:nvPicPr>
                   <pic:blipFill>
-                    <a:blip r:embed="rId27"/>
+                    <a:blip r:embed="rId30"/>
                     <a:stretch>
                       <a:fillRect/>
                     </a:stretch>
@@ -4447,19 +6222,7 @@
         <w:rPr>
           <w:b w:val="0"/>
         </w:rPr>
-        <w:t xml:space="preserve">THIS WEEK’S CHECKPOINT  Connect user interface, source store, retrieval, prompt, schema validation, and </w:t>
-      </w:r>
-      <w:r>
-        <w:rPr>
-          <w:b/>
-        </w:rPr>
-        <w:t>evidence</w:t>
-      </w:r>
-      <w:r>
-        <w:rPr>
-          <w:b w:val="0"/>
-        </w:rPr>
-        <w:t xml:space="preserve"> display.</w:t>
+        <w:t>EXPLANATION CHECK  Require request/evidence match, answerability, structural and semantic checks, and legitimate zero handling.</w:t>
       </w:r>
     </w:p>
     <w:p>
@@ -4467,44 +6230,6 @@
         <w:pStyle w:val="Heading3"/>
       </w:pPr>
       <w:r>
-        <w:t>Trace the system</w:t>
-      </w:r>
-    </w:p>
-    <w:p>
-      <w:pPr>
-        <w:spacing w:line="336" w:lineRule="auto" w:after="180"/>
-        <w:shd w:fill="EDF7F3"/>
-      </w:pPr>
-      <w:r>
-        <w:rPr>
-          <w:b w:val="0"/>
-        </w:rPr>
-        <w:t xml:space="preserve">SYSTEM MAP  Learner need → prompt/schema → approved sources/retrieval → model/tool → structured answer → verification → </w:t>
-      </w:r>
-      <w:r>
-        <w:rPr>
-          <w:b/>
-        </w:rPr>
-        <w:t>human decision</w:t>
-      </w:r>
-    </w:p>
-    <w:p>
-      <w:pPr>
-        <w:spacing w:line="336" w:lineRule="auto" w:after="180"/>
-        <w:shd w:fill="F5F1FB"/>
-      </w:pPr>
-      <w:r>
-        <w:rPr>
-          <w:b w:val="0"/>
-        </w:rPr>
-        <w:t>What will you add, change, or verify in the project this week?</w:t>
-      </w:r>
-    </w:p>
-    <w:p>
-      <w:pPr>
-        <w:pStyle w:val="Heading3"/>
-      </w:pPr>
-      <w:r>
         <w:t>Write or draw your reasoning and evidence.</w:t>
       </w:r>
     </w:p>
@@ -4535,487 +6260,23 @@
     </w:p>
     <w:p>
       <w:pPr>
-        <w:spacing w:line="336" w:lineRule="auto" w:after="180"/>
-        <w:shd w:fill="F5F1FB"/>
-      </w:pPr>
-      <w:r>
-        <w:rPr>
-          <w:b w:val="0"/>
-        </w:rPr>
-        <w:t xml:space="preserve">What should remain under </w:t>
-      </w:r>
-      <w:r>
-        <w:rPr>
-          <w:b/>
-        </w:rPr>
-        <w:t>human control</w:t>
-      </w:r>
-      <w:r>
-        <w:rPr>
-          <w:b w:val="0"/>
-        </w:rPr>
-        <w:t>?</w:t>
-      </w:r>
-    </w:p>
-    <w:p>
-      <w:pPr>
-        <w:pStyle w:val="Heading3"/>
-      </w:pPr>
-      <w:r>
-        <w:t>Write or draw your reasoning and evidence.</w:t>
-      </w:r>
-    </w:p>
-    <w:p>
-      <w:r>
-        <w:t>________________________________________________________________</w:t>
-      </w:r>
-    </w:p>
-    <w:p>
-      <w:r>
-        <w:t>________________________________________________________________</w:t>
-      </w:r>
-    </w:p>
-    <w:p>
-      <w:r>
-        <w:t>________________________________________________________________</w:t>
-      </w:r>
-    </w:p>
-    <w:p>
-      <w:r>
-        <w:t>________________________________________________________________</w:t>
-      </w:r>
-    </w:p>
-    <w:p>
-      <w:r>
-        <w:t>________________________________________________________________</w:t>
-      </w:r>
-    </w:p>
-    <w:p>
-      <w:pPr>
-        <w:pStyle w:val="Heading3"/>
-      </w:pPr>
-      <w:r>
-        <w:t>Responsible design</w:t>
-      </w:r>
-    </w:p>
-    <w:p>
-      <w:pPr>
-        <w:spacing w:line="336" w:lineRule="auto" w:after="180"/>
-        <w:shd w:fill="FFF5E6"/>
-      </w:pPr>
-      <w:r>
-        <w:rPr>
-          <w:b w:val="0"/>
-        </w:rPr>
-        <w:t xml:space="preserve">RESPONSIBLE DESIGN  Collect only necessary information. Show uncertainty and limits. Never confuse fluent </w:t>
-      </w:r>
-      <w:r>
-        <w:rPr>
-          <w:b/>
-        </w:rPr>
-        <w:t>output</w:t>
-      </w:r>
-      <w:r>
-        <w:rPr>
-          <w:b w:val="0"/>
-        </w:rPr>
-        <w:t xml:space="preserve"> with verified truth.</w:t>
-      </w:r>
-    </w:p>
-    <w:p>
-      <w:pPr>
-        <w:pStyle w:val="Heading3"/>
-      </w:pPr>
-      <w:r>
-        <w:t>Evidence for your project</w:t>
-      </w:r>
-    </w:p>
-    <w:p>
-      <w:pPr>
-        <w:spacing w:line="336" w:lineRule="auto" w:after="180"/>
-      </w:pPr>
-      <w:r>
-        <w:rPr>
-          <w:b w:val="0"/>
-        </w:rPr>
-        <w:t xml:space="preserve">For your Verified Study Buddy, save the </w:t>
-      </w:r>
-      <w:r>
-        <w:rPr>
-          <w:b/>
-        </w:rPr>
-        <w:t>input</w:t>
-      </w:r>
-      <w:r>
-        <w:rPr>
-          <w:b w:val="0"/>
-        </w:rPr>
-        <w:t>, procedure, observed result and limitation of this check.</w:t>
-      </w:r>
-    </w:p>
-    <w:p>
-      <w:pPr>
-        <w:spacing w:line="336" w:lineRule="auto" w:after="180"/>
-      </w:pPr>
-      <w:r>
-        <w:rPr>
-          <w:b w:val="0"/>
-        </w:rPr>
-        <w:t>Label this worked example as practice; use a different, previously unreviewed case when checking independent understanding.</w:t>
-      </w:r>
-    </w:p>
-    <w:p>
-      <w:pPr>
         <w:pStyle w:val="Heading1"/>
       </w:pPr>
       <w:r>
-        <w:t>12. Show what you know</w:t>
-      </w:r>
-    </w:p>
-    <w:p>
-      <w:r>
-        <w:t>Use a genuinely new case for independent evidence. Previously discussed examples remain practice; use the separately named independent case before feedback.</w:t>
-      </w:r>
-    </w:p>
-    <w:p>
-      <w:pPr>
-        <w:pStyle w:val="Heading3"/>
-      </w:pPr>
-      <w:r>
-        <w:t>Independent evidence</w:t>
-      </w:r>
-    </w:p>
-    <w:p>
-      <w:pPr>
-        <w:spacing w:line="336" w:lineRule="auto" w:after="180"/>
-        <w:shd w:fill="FFF5E6"/>
-      </w:pPr>
-      <w:r>
-        <w:rPr>
-          <w:b w:val="0"/>
-        </w:rPr>
-        <w:t>INDEPENDENT MASTERY PROOF</w:t>
-      </w:r>
-    </w:p>
-    <w:p>
-      <w:pPr>
-        <w:spacing w:line="336" w:lineRule="auto" w:after="180"/>
-      </w:pPr>
-      <w:r>
-        <w:rPr>
-          <w:b w:val="0"/>
-        </w:rPr>
-        <w:t>Explain • Transfer • Test • Defend</w:t>
-      </w:r>
-    </w:p>
-    <w:p>
-      <w:pPr>
-        <w:spacing w:line="336" w:lineRule="auto" w:after="180"/>
-      </w:pPr>
-      <w:r>
-        <w:rPr>
-          <w:b w:val="0"/>
-        </w:rPr>
-        <w:t>Complete this page without copying the worked example. Your reasoning matters more than decoration.</w:t>
-      </w:r>
-    </w:p>
-    <w:p>
-      <w:r>
-        <w:drawing>
-          <wp:inline xmlns:a="http://schemas.openxmlformats.org/drawingml/2006/main" xmlns:pic="http://schemas.openxmlformats.org/drawingml/2006/picture">
-            <wp:extent cx="5486400" cy="1901952"/>
-            <wp:docPr id="21" name="Picture 21" descr="Independent proof graphic for Prototype a Grounded Assistant"/>
-            <wp:cNvGraphicFramePr>
-              <a:graphicFrameLocks noChangeAspect="1"/>
-            </wp:cNvGraphicFramePr>
-            <a:graphic>
-              <a:graphicData uri="http://schemas.openxmlformats.org/drawingml/2006/picture">
-                <pic:pic>
-                  <pic:nvPicPr>
-                    <pic:cNvPr id="0" name="720c182f18d8c31ead2e37470f8eceacb3414c593f94517bd68f059cc28e3adc.png"/>
-                    <pic:cNvPicPr/>
-                  </pic:nvPicPr>
-                  <pic:blipFill>
-                    <a:blip r:embed="rId28"/>
-                    <a:stretch>
-                      <a:fillRect/>
-                    </a:stretch>
-                  </pic:blipFill>
-                  <pic:spPr>
-                    <a:xfrm>
-                      <a:off x="0" y="0"/>
-                      <a:ext cx="5486400" cy="1901952"/>
-                    </a:xfrm>
-                    <a:prstGeom prst="rect"/>
-                  </pic:spPr>
-                </pic:pic>
-              </a:graphicData>
-            </a:graphic>
-          </wp:inline>
-        </w:drawing>
-      </w:r>
-    </w:p>
-    <w:p>
-      <w:pPr>
-        <w:pStyle w:val="Heading3"/>
-      </w:pPr>
-      <w:r>
-        <w:t>Try a more demanding case</w:t>
-      </w:r>
-    </w:p>
-    <w:p>
-      <w:pPr>
-        <w:spacing w:line="336" w:lineRule="auto" w:after="180"/>
-        <w:shd w:fill="F5F1FB"/>
-      </w:pPr>
-      <w:r>
-        <w:rPr>
-          <w:b w:val="0"/>
-        </w:rPr>
-        <w:t xml:space="preserve">CHALLENGE  Build one </w:t>
-      </w:r>
-      <w:r>
-        <w:rPr>
-          <w:b/>
-        </w:rPr>
-        <w:t>end-to-end</w:t>
-      </w:r>
-      <w:r>
-        <w:rPr>
-          <w:b w:val="0"/>
-        </w:rPr>
-        <w:t xml:space="preserve"> Study Buddy path.</w:t>
-      </w:r>
-    </w:p>
-    <w:p>
-      <w:pPr>
-        <w:spacing w:line="336" w:lineRule="auto" w:after="180"/>
-        <w:shd w:fill="F4F9FC"/>
-      </w:pPr>
-      <w:r>
-        <w:rPr>
-          <w:b w:val="0"/>
-        </w:rPr>
-        <w:t>1. My fresh example, trace, calculation, or design:</w:t>
-      </w:r>
-    </w:p>
-    <w:p>
-      <w:pPr>
-        <w:pStyle w:val="Heading3"/>
-      </w:pPr>
-      <w:r>
-        <w:t>Write or draw your reasoning and evidence.</w:t>
-      </w:r>
-    </w:p>
-    <w:p>
-      <w:r>
-        <w:t>________________________________________________________________</w:t>
-      </w:r>
-    </w:p>
-    <w:p>
-      <w:r>
-        <w:t>________________________________________________________________</w:t>
-      </w:r>
-    </w:p>
-    <w:p>
-      <w:r>
-        <w:t>________________________________________________________________</w:t>
-      </w:r>
-    </w:p>
-    <w:p>
-      <w:r>
-        <w:t>________________________________________________________________</w:t>
-      </w:r>
-    </w:p>
-    <w:p>
-      <w:r>
-        <w:t>________________________________________________________________</w:t>
-      </w:r>
-    </w:p>
-    <w:p>
-      <w:pPr>
-        <w:spacing w:line="336" w:lineRule="auto" w:after="180"/>
-        <w:shd w:fill="F4F9FC"/>
-      </w:pPr>
-      <w:r>
-        <w:rPr>
-          <w:b w:val="0"/>
-        </w:rPr>
-        <w:t xml:space="preserve">2. My </w:t>
-      </w:r>
-      <w:r>
-        <w:rPr>
-          <w:b/>
-        </w:rPr>
-        <w:t>evidence</w:t>
-      </w:r>
-      <w:r>
-        <w:rPr>
-          <w:b w:val="0"/>
-        </w:rPr>
-        <w:t xml:space="preserve"> that it works (include a boundary or missing-data case):</w:t>
-      </w:r>
-    </w:p>
-    <w:p>
-      <w:pPr>
-        <w:pStyle w:val="Heading3"/>
-      </w:pPr>
-      <w:r>
-        <w:t>Write or draw your reasoning and evidence.</w:t>
-      </w:r>
-    </w:p>
-    <w:p>
-      <w:r>
-        <w:t>________________________________________________________________</w:t>
-      </w:r>
-    </w:p>
-    <w:p>
-      <w:r>
-        <w:t>________________________________________________________________</w:t>
-      </w:r>
-    </w:p>
-    <w:p>
-      <w:r>
-        <w:t>________________________________________________________________</w:t>
-      </w:r>
-    </w:p>
-    <w:p>
-      <w:r>
-        <w:t>________________________________________________________________</w:t>
-      </w:r>
-    </w:p>
-    <w:p>
-      <w:r>
-        <w:t>________________________________________________________________</w:t>
-      </w:r>
-    </w:p>
-    <w:p>
-      <w:pPr>
-        <w:spacing w:line="336" w:lineRule="auto" w:after="180"/>
-        <w:shd w:fill="F4F9FC"/>
-      </w:pPr>
-      <w:r>
-        <w:rPr>
-          <w:b w:val="0"/>
-        </w:rPr>
-        <w:t>3. One limitation, fairness concern, or situation needing human review:</w:t>
-      </w:r>
-    </w:p>
-    <w:p>
-      <w:pPr>
-        <w:pStyle w:val="Heading3"/>
-      </w:pPr>
-      <w:r>
-        <w:t>Write or draw your reasoning and evidence.</w:t>
-      </w:r>
-    </w:p>
-    <w:p>
-      <w:r>
-        <w:t>________________________________________________________________</w:t>
-      </w:r>
-    </w:p>
-    <w:p>
-      <w:r>
-        <w:t>________________________________________________________________</w:t>
-      </w:r>
-    </w:p>
-    <w:p>
-      <w:r>
-        <w:t>________________________________________________________________</w:t>
-      </w:r>
-    </w:p>
-    <w:p>
-      <w:r>
-        <w:t>________________________________________________________________</w:t>
-      </w:r>
-    </w:p>
-    <w:p>
-      <w:r>
-        <w:t>________________________________________________________________</w:t>
-      </w:r>
-    </w:p>
-    <w:p>
-      <w:pPr>
-        <w:pStyle w:val="Heading3"/>
-      </w:pPr>
-      <w:r>
-        <w:t>Check your explanation</w:t>
-      </w:r>
-    </w:p>
-    <w:p>
-      <w:pPr>
-        <w:spacing w:line="336" w:lineRule="auto" w:after="180"/>
-        <w:shd w:fill="F5F1FB"/>
-      </w:pPr>
-      <w:r>
-        <w:rPr>
-          <w:b w:val="0"/>
-        </w:rPr>
-        <w:t xml:space="preserve">SELF-CHECK  □ I explained the </w:t>
-      </w:r>
-      <w:r>
-        <w:rPr>
-          <w:b/>
-        </w:rPr>
-        <w:t>mechanism</w:t>
-      </w:r>
-      <w:r>
-        <w:rPr>
-          <w:b w:val="0"/>
-        </w:rPr>
-        <w:t xml:space="preserve">  □ I used </w:t>
-      </w:r>
-      <w:r>
-        <w:rPr>
-          <w:b/>
-        </w:rPr>
-        <w:t>evidence</w:t>
-      </w:r>
-      <w:r>
-        <w:rPr>
-          <w:b w:val="0"/>
-        </w:rPr>
-        <w:t xml:space="preserve">  □ I tested a fresh case  □ I named a limitation  □ I can answer ‘why?’</w:t>
-      </w:r>
-    </w:p>
-    <w:p>
-      <w:pPr>
-        <w:pStyle w:val="Heading1"/>
-      </w:pPr>
-      <w:r>
-        <w:t>13. Study a complete case</w:t>
-      </w:r>
-    </w:p>
-    <w:p>
-      <w:r>
-        <w:t>Revisit the complete Prototype a Grounded Assistant case for supported practice. Repeated examples do not become fresh assessments.</w:t>
-      </w:r>
-    </w:p>
-    <w:p>
-      <w:pPr>
-        <w:pStyle w:val="Heading3"/>
-      </w:pPr>
-      <w:r>
-        <w:t>Week 24 Worked case</w:t>
-      </w:r>
-    </w:p>
-    <w:p>
-      <w:pPr>
-        <w:spacing w:line="336" w:lineRule="auto" w:after="180"/>
-      </w:pPr>
-      <w:r>
-        <w:rPr>
-          <w:b w:val="0"/>
-        </w:rPr>
-        <w:t>Use the supplied details to practise the weekly concept before attempting the independent question. This case extends the illustrated lesson.</w:t>
-      </w:r>
-    </w:p>
-    <w:p>
-      <w:pPr>
-        <w:pStyle w:val="Heading3"/>
-      </w:pPr>
-      <w:r>
-        <w:t>The situation</w:t>
+        <w:t>13. Extra practice: Build the smallest grounded path</w:t>
+      </w:r>
+    </w:p>
+    <w:p>
+      <w:r>
+        <w:t>Try the question before opening its worked explanation.</w:t>
+      </w:r>
+    </w:p>
+    <w:p>
+      <w:pPr>
+        <w:pStyle w:val="Heading2"/>
+      </w:pPr>
+      <w:r>
+        <w:t>Read the supplied case and question</w:t>
       </w:r>
     </w:p>
     <w:p>
@@ -5031,14 +6292,6 @@
     </w:p>
     <w:p>
       <w:pPr>
-        <w:pStyle w:val="Heading3"/>
-      </w:pPr>
-      <w:r>
-        <w:t>The question</w:t>
-      </w:r>
-    </w:p>
-    <w:p>
-      <w:pPr>
         <w:spacing w:line="336" w:lineRule="auto" w:after="180"/>
       </w:pPr>
       <w:r>
@@ -5050,10 +6303,59 @@
     </w:p>
     <w:p>
       <w:pPr>
+        <w:pStyle w:val="Heading2"/>
+      </w:pPr>
+      <w:r>
+        <w:t>Your explanation</w:t>
+      </w:r>
+    </w:p>
+    <w:p>
+      <w:pPr>
+        <w:pStyle w:val="ListBullet"/>
+      </w:pPr>
+      <w:r>
+        <w:t>Which detail supports the answer, and why does it matter?</w:t>
+      </w:r>
+    </w:p>
+    <w:p>
+      <w:pPr>
         <w:pStyle w:val="Heading3"/>
       </w:pPr>
       <w:r>
-        <w:t>Worked explanation</w:t>
+        <w:t>Write or draw your reasoning and evidence.</w:t>
+      </w:r>
+    </w:p>
+    <w:p>
+      <w:r>
+        <w:t>________________________________________________________________</w:t>
+      </w:r>
+    </w:p>
+    <w:p>
+      <w:r>
+        <w:t>________________________________________________________________</w:t>
+      </w:r>
+    </w:p>
+    <w:p>
+      <w:r>
+        <w:t>________________________________________________________________</w:t>
+      </w:r>
+    </w:p>
+    <w:p>
+      <w:r>
+        <w:t>________________________________________________________________</w:t>
+      </w:r>
+    </w:p>
+    <w:p>
+      <w:r>
+        <w:t>________________________________________________________________</w:t>
+      </w:r>
+    </w:p>
+    <w:p>
+      <w:pPr>
+        <w:pStyle w:val="Heading2"/>
+      </w:pPr>
+      <w:r>
+        <w:t>Check after trying · reference / check after trying</w:t>
       </w:r>
     </w:p>
     <w:p>
@@ -5065,75 +6367,6 @@
           <w:b w:val="0"/>
         </w:rPr>
         <w:t>Retrieve the roots note, answer that roots take up water and reference it. Validate support and avoid unrelated claims.</w:t>
-      </w:r>
-    </w:p>
-    <w:p>
-      <w:pPr>
-        <w:pStyle w:val="Heading3"/>
-      </w:pPr>
-      <w:r>
-        <w:t>Explain it in your own words</w:t>
-      </w:r>
-    </w:p>
-    <w:p>
-      <w:pPr>
-        <w:spacing w:line="336" w:lineRule="auto" w:after="180"/>
-        <w:shd w:fill="F5F1FB"/>
-      </w:pPr>
-      <w:r>
-        <w:rPr>
-          <w:b w:val="0"/>
-        </w:rPr>
-        <w:t>Which detail supports the answer, and why does it matter?</w:t>
-      </w:r>
-    </w:p>
-    <w:p>
-      <w:pPr>
-        <w:pStyle w:val="Heading3"/>
-      </w:pPr>
-      <w:r>
-        <w:t>Write or draw your reasoning and evidence.</w:t>
-      </w:r>
-    </w:p>
-    <w:p>
-      <w:r>
-        <w:t>________________________________________________________________</w:t>
-      </w:r>
-    </w:p>
-    <w:p>
-      <w:r>
-        <w:t>________________________________________________________________</w:t>
-      </w:r>
-    </w:p>
-    <w:p>
-      <w:r>
-        <w:t>________________________________________________________________</w:t>
-      </w:r>
-    </w:p>
-    <w:p>
-      <w:r>
-        <w:t>________________________________________________________________</w:t>
-      </w:r>
-    </w:p>
-    <w:p>
-      <w:r>
-        <w:t>________________________________________________________________</w:t>
-      </w:r>
-    </w:p>
-    <w:p>
-      <w:pPr>
-        <w:pStyle w:val="Heading3"/>
-      </w:pPr>
-      <w:r>
-        <w:t>Trace the supplied case visually</w:t>
-      </w:r>
-    </w:p>
-    <w:p>
-      <w:pPr>
-        <w:pStyle w:val="Heading3"/>
-      </w:pPr>
-      <w:r>
-        <w:t>Build the smallest grounded path</w:t>
       </w:r>
     </w:p>
     <w:tbl>
@@ -5262,6 +6495,81 @@
     </w:tbl>
     <w:p>
       <w:pPr>
+        <w:pStyle w:val="Heading2"/>
+      </w:pPr>
+      <w:r>
+        <w:t>Earlier wording, alternatives and picture transcripts · reference / check after trying</w:t>
+      </w:r>
+    </w:p>
+    <w:p>
+      <w:pPr>
+        <w:pStyle w:val="Heading3"/>
+      </w:pPr>
+      <w:r>
+        <w:t>Week 24 Worked case</w:t>
+      </w:r>
+    </w:p>
+    <w:p>
+      <w:pPr>
+        <w:spacing w:line="336" w:lineRule="auto" w:after="180"/>
+      </w:pPr>
+      <w:r>
+        <w:rPr>
+          <w:b w:val="0"/>
+        </w:rPr>
+        <w:t>Use the supplied details to practise the weekly concept before attempting the independent question. This case extends the illustrated lesson.</w:t>
+      </w:r>
+    </w:p>
+    <w:p>
+      <w:pPr>
+        <w:pStyle w:val="Heading3"/>
+      </w:pPr>
+      <w:r>
+        <w:t>The situation</w:t>
+      </w:r>
+    </w:p>
+    <w:p>
+      <w:pPr>
+        <w:pStyle w:val="Heading3"/>
+      </w:pPr>
+      <w:r>
+        <w:t>The question</w:t>
+      </w:r>
+    </w:p>
+    <w:p>
+      <w:pPr>
+        <w:pStyle w:val="Heading3"/>
+      </w:pPr>
+      <w:r>
+        <w:t>Worked explanation</w:t>
+      </w:r>
+    </w:p>
+    <w:p>
+      <w:pPr>
+        <w:pStyle w:val="Heading3"/>
+      </w:pPr>
+      <w:r>
+        <w:t>Explain it in your own words</w:t>
+      </w:r>
+    </w:p>
+    <w:p>
+      <w:pPr>
+        <w:pStyle w:val="Heading3"/>
+      </w:pPr>
+      <w:r>
+        <w:t>Trace the supplied case visually</w:t>
+      </w:r>
+    </w:p>
+    <w:p>
+      <w:pPr>
+        <w:pStyle w:val="Heading3"/>
+      </w:pPr>
+      <w:r>
+        <w:t>Build the smallest grounded path</w:t>
+      </w:r>
+    </w:p>
+    <w:p>
+      <w:pPr>
         <w:spacing w:line="336" w:lineRule="auto" w:after="180"/>
       </w:pPr>
       <w:r>
@@ -5298,491 +6606,20 @@
         <w:pStyle w:val="Heading1"/>
       </w:pPr>
       <w:r>
-        <w:t>14. Try a new case independently</w:t>
-      </w:r>
-    </w:p>
-    <w:p>
-      <w:r>
-        <w:t>Attempt the reserved new case before feedback. Record support; the earlier examples below remain additional practice.</w:t>
-      </w:r>
-    </w:p>
-    <w:p>
-      <w:pPr>
-        <w:pStyle w:val="Heading3"/>
-      </w:pPr>
-      <w:r>
-        <w:t>Independent case: Apply a new case independently</w:t>
-      </w:r>
-    </w:p>
-    <w:p>
-      <w:pPr>
-        <w:spacing w:line="336" w:lineRule="auto" w:after="180"/>
-      </w:pPr>
-      <w:r>
-        <w:rPr>
-          <w:b w:val="0"/>
-        </w:rPr>
-        <w:t>Request room J; approval and register both J capacity 0. Draft is well-formed with J/0 and correct sources. Trace stages and distinguish zero from missing.</w:t>
-      </w:r>
-    </w:p>
-    <w:p>
-      <w:pPr>
-        <w:pStyle w:val="Heading3"/>
-      </w:pPr>
-      <w:r>
-        <w:t>My independent explanation, trace and limits</w:t>
-      </w:r>
-    </w:p>
-    <w:p>
-      <w:r>
-        <w:t>________________________________________________________________</w:t>
-      </w:r>
-    </w:p>
-    <w:p>
-      <w:r>
-        <w:t>________________________________________________________________</w:t>
-      </w:r>
-    </w:p>
-    <w:p>
-      <w:r>
-        <w:t>________________________________________________________________</w:t>
-      </w:r>
-    </w:p>
-    <w:p>
-      <w:r>
-        <w:t>________________________________________________________________</w:t>
-      </w:r>
-    </w:p>
-    <w:p>
-      <w:r>
-        <w:t>________________________________________________________________</w:t>
-      </w:r>
-    </w:p>
-    <w:p>
-      <w:r>
-        <w:t>________________________________________________________________</w:t>
-      </w:r>
-    </w:p>
-    <w:p>
-      <w:r>
-        <w:t>________________________________________________________________</w:t>
-      </w:r>
-    </w:p>
-    <w:p>
-      <w:pPr>
-        <w:spacing w:line="336" w:lineRule="auto" w:after="180"/>
-      </w:pPr>
-      <w:r>
-        <w:rPr>
-          <w:b w:val="0"/>
-        </w:rPr>
-        <w:t>Attempt this case before feedback. Record any help. Earlier examples below are further practice; a case already practised with feedback cannot establish fresh transfer.</w:t>
-      </w:r>
-    </w:p>
-    <w:p>
-      <w:pPr>
-        <w:pStyle w:val="Heading3"/>
-      </w:pPr>
-      <w:r>
-        <w:t>Week 24 Independent application</w:t>
-      </w:r>
-    </w:p>
-    <w:p>
-      <w:pPr>
-        <w:spacing w:line="336" w:lineRule="auto" w:after="180"/>
-      </w:pPr>
-      <w:r>
-        <w:rPr>
-          <w:b w:val="0"/>
-        </w:rPr>
-        <w:t>Close the worked explanation. Apply the idea to this different question without copying.</w:t>
-      </w:r>
-    </w:p>
-    <w:p>
-      <w:pPr>
-        <w:spacing w:line="336" w:lineRule="auto" w:after="180"/>
-        <w:shd w:fill="F5F1FB"/>
-      </w:pPr>
-      <w:r>
-        <w:rPr>
-          <w:b w:val="0"/>
-        </w:rPr>
-        <w:t xml:space="preserve">A study assistant has a supplied passage about roots. A user asks a question about planets. What should the </w:t>
-      </w:r>
-      <w:r>
-        <w:rPr>
-          <w:b/>
-        </w:rPr>
-        <w:t>prototype</w:t>
-      </w:r>
-      <w:r>
-        <w:rPr>
-          <w:b w:val="0"/>
-        </w:rPr>
-        <w:t xml:space="preserve"> do within a passage-only boundary?</w:t>
-      </w:r>
-    </w:p>
-    <w:p>
-      <w:pPr>
-        <w:spacing w:line="336" w:lineRule="auto" w:after="180"/>
-      </w:pPr>
-      <w:r>
-        <w:rPr>
-          <w:b w:val="0"/>
-        </w:rPr>
-        <w:t xml:space="preserve">My answer, with a trace, calculation or supporting </w:t>
-      </w:r>
-      <w:r>
-        <w:rPr>
-          <w:b/>
-        </w:rPr>
-        <w:t>evidence</w:t>
-      </w:r>
-    </w:p>
-    <w:p>
-      <w:pPr>
-        <w:pStyle w:val="Heading3"/>
-      </w:pPr>
-      <w:r>
-        <w:t>Write or draw your reasoning and evidence.</w:t>
-      </w:r>
-    </w:p>
-    <w:p>
-      <w:r>
-        <w:t>________________________________________________________________</w:t>
-      </w:r>
-    </w:p>
-    <w:p>
-      <w:r>
-        <w:t>________________________________________________________________</w:t>
-      </w:r>
-    </w:p>
-    <w:p>
-      <w:r>
-        <w:t>________________________________________________________________</w:t>
-      </w:r>
-    </w:p>
-    <w:p>
-      <w:r>
-        <w:t>________________________________________________________________</w:t>
-      </w:r>
-    </w:p>
-    <w:p>
-      <w:r>
-        <w:t>________________________________________________________________</w:t>
-      </w:r>
-    </w:p>
-    <w:p>
-      <w:pPr>
-        <w:pStyle w:val="Heading3"/>
-      </w:pPr>
-      <w:r>
-        <w:t>Create and test</w:t>
-      </w:r>
-    </w:p>
-    <w:p>
-      <w:pPr>
-        <w:spacing w:line="336" w:lineRule="auto" w:after="180"/>
-      </w:pPr>
-      <w:r>
-        <w:rPr>
-          <w:b w:val="0"/>
-        </w:rPr>
-        <w:t>Change one relevant detail. Predict the result before testing. Include a boundary or missing-information case when it helps reveal a limit.</w:t>
-      </w:r>
-    </w:p>
-    <w:p>
-      <w:pPr>
-        <w:spacing w:line="336" w:lineRule="auto" w:after="180"/>
-      </w:pPr>
-      <w:r>
-        <w:rPr>
-          <w:b w:val="0"/>
-        </w:rPr>
-        <w:t xml:space="preserve">My changed </w:t>
-      </w:r>
-      <w:r>
-        <w:rPr>
-          <w:b/>
-        </w:rPr>
-        <w:t>input</w:t>
-      </w:r>
-      <w:r>
-        <w:rPr>
-          <w:b w:val="0"/>
-        </w:rPr>
-        <w:t xml:space="preserve"> and expected result</w:t>
-      </w:r>
-    </w:p>
-    <w:p>
-      <w:pPr>
-        <w:pStyle w:val="Heading3"/>
-      </w:pPr>
-      <w:r>
-        <w:t>Write or draw your reasoning and evidence.</w:t>
-      </w:r>
-    </w:p>
-    <w:p>
-      <w:r>
-        <w:t>________________________________________________________________</w:t>
-      </w:r>
-    </w:p>
-    <w:p>
-      <w:r>
-        <w:t>________________________________________________________________</w:t>
-      </w:r>
-    </w:p>
-    <w:p>
-      <w:r>
-        <w:t>________________________________________________________________</w:t>
-      </w:r>
-    </w:p>
-    <w:p>
-      <w:r>
-        <w:t>________________________________________________________________</w:t>
-      </w:r>
-    </w:p>
-    <w:p>
-      <w:r>
-        <w:t>________________________________________________________________</w:t>
-      </w:r>
-    </w:p>
-    <w:p>
-      <w:pPr>
-        <w:pStyle w:val="Heading3"/>
-      </w:pPr>
-      <w:r>
-        <w:t>Connect to your project</w:t>
-      </w:r>
-    </w:p>
-    <w:p>
-      <w:pPr>
-        <w:spacing w:line="336" w:lineRule="auto" w:after="180"/>
-      </w:pPr>
-      <w:r>
-        <w:rPr>
-          <w:b w:val="0"/>
-        </w:rPr>
-        <w:t xml:space="preserve">Connect user interface, source store, retrieval, prompt, schema validation, and </w:t>
-      </w:r>
-      <w:r>
-        <w:rPr>
-          <w:b/>
-        </w:rPr>
-        <w:t>evidence</w:t>
-      </w:r>
-      <w:r>
-        <w:rPr>
-          <w:b w:val="0"/>
-        </w:rPr>
-        <w:t xml:space="preserve"> display.</w:t>
-      </w:r>
-    </w:p>
-    <w:p>
-      <w:pPr>
-        <w:spacing w:line="336" w:lineRule="auto" w:after="180"/>
-      </w:pPr>
-      <w:r>
-        <w:rPr>
-          <w:b w:val="0"/>
-        </w:rPr>
-        <w:t xml:space="preserve">The </w:t>
-      </w:r>
-      <w:r>
-        <w:rPr>
-          <w:b/>
-        </w:rPr>
-        <w:t>evidence</w:t>
-      </w:r>
-      <w:r>
-        <w:rPr>
-          <w:b w:val="0"/>
-        </w:rPr>
-        <w:t xml:space="preserve"> I will keep</w:t>
-      </w:r>
-    </w:p>
-    <w:p>
-      <w:pPr>
-        <w:pStyle w:val="Heading3"/>
-      </w:pPr>
-      <w:r>
-        <w:t>Write or draw your reasoning and evidence.</w:t>
-      </w:r>
-    </w:p>
-    <w:p>
-      <w:r>
-        <w:t>________________________________________________________________</w:t>
-      </w:r>
-    </w:p>
-    <w:p>
-      <w:r>
-        <w:t>________________________________________________________________</w:t>
-      </w:r>
-    </w:p>
-    <w:p>
-      <w:r>
-        <w:t>________________________________________________________________</w:t>
-      </w:r>
-    </w:p>
-    <w:p>
-      <w:r>
-        <w:t>________________________________________________________________</w:t>
-      </w:r>
-    </w:p>
-    <w:p>
-      <w:r>
-        <w:t>________________________________________________________________</w:t>
-      </w:r>
-    </w:p>
-    <w:p>
-      <w:pPr>
-        <w:spacing w:line="336" w:lineRule="auto" w:after="180"/>
-      </w:pPr>
-      <w:r>
-        <w:rPr>
-          <w:b w:val="0"/>
-        </w:rPr>
-        <w:t xml:space="preserve">Your teacher has the independent answer and scoring criteria. Complete the matching workbook week to keep your practice </w:t>
-      </w:r>
-      <w:r>
-        <w:rPr>
-          <w:b/>
-        </w:rPr>
-        <w:t>evidence</w:t>
-      </w:r>
-      <w:r>
-        <w:rPr>
-          <w:b w:val="0"/>
-        </w:rPr>
-        <w:t xml:space="preserve"> together.</w:t>
-      </w:r>
-    </w:p>
-    <w:p>
-      <w:pPr>
-        <w:pStyle w:val="Heading3"/>
-      </w:pPr>
-      <w:r>
-        <w:t>Transfer practice from the original programme</w:t>
-      </w:r>
-    </w:p>
-    <w:p>
-      <w:pPr>
-        <w:spacing w:line="336" w:lineRule="auto" w:after="180"/>
-      </w:pPr>
-      <w:r>
-        <w:rPr>
-          <w:b w:val="0"/>
-        </w:rPr>
-        <w:t xml:space="preserve">Build a paper assistant from notes A='Roots take up water' and B='Leaves use light'. Answer 'Which part takes up water?' and 'How tall is this plant?' with references or </w:t>
-      </w:r>
-      <w:r>
-        <w:rPr>
-          <w:b/>
-        </w:rPr>
-        <w:t>fallback</w:t>
-      </w:r>
-      <w:r>
-        <w:rPr>
-          <w:b w:val="0"/>
-        </w:rPr>
-        <w:t>.</w:t>
-      </w:r>
-    </w:p>
-    <w:p>
-      <w:pPr>
-        <w:pStyle w:val="Heading3"/>
-      </w:pPr>
-      <w:r>
-        <w:t>Explain the mechanism, evidence and one limit.</w:t>
-      </w:r>
-    </w:p>
-    <w:p>
-      <w:r>
-        <w:t>________________________________________________________________</w:t>
-      </w:r>
-    </w:p>
-    <w:p>
-      <w:r>
-        <w:t>________________________________________________________________</w:t>
-      </w:r>
-    </w:p>
-    <w:p>
-      <w:r>
-        <w:t>________________________________________________________________</w:t>
-      </w:r>
-    </w:p>
-    <w:p>
-      <w:r>
-        <w:t>________________________________________________________________</w:t>
-      </w:r>
-    </w:p>
-    <w:p>
-      <w:r>
-        <w:t>________________________________________________________________</w:t>
-      </w:r>
-    </w:p>
-    <w:p>
-      <w:r>
-        <w:t>________________________________________________________________</w:t>
-      </w:r>
-    </w:p>
-    <w:p>
-      <w:r>
-        <w:t>________________________________________________________________</w:t>
-      </w:r>
-    </w:p>
-    <w:p>
-      <w:pPr>
-        <w:pStyle w:val="Heading3"/>
-      </w:pPr>
-      <w:r>
-        <w:t>Use feedback to improve</w:t>
-      </w:r>
-    </w:p>
-    <w:p>
-      <w:pPr>
-        <w:spacing w:line="336" w:lineRule="auto" w:after="180"/>
-      </w:pPr>
-      <w:r>
-        <w:rPr>
-          <w:b w:val="0"/>
-        </w:rPr>
-        <w:t>Attempt the independent case before hints. Record whether you worked alone, used a hint or followed a model. After feedback, fix the first unsupported step and explain why it changed.</w:t>
-      </w:r>
-    </w:p>
-    <w:p>
-      <w:pPr>
-        <w:spacing w:line="336" w:lineRule="auto" w:after="180"/>
-      </w:pPr>
-      <w:r>
-        <w:rPr>
-          <w:b w:val="0"/>
-        </w:rPr>
-        <w:t>A later check uses a changed case, not a copied answer.</w:t>
-      </w:r>
-    </w:p>
-    <w:p>
-      <w:pPr>
-        <w:pStyle w:val="Heading1"/>
-      </w:pPr>
-      <w:r>
-        <w:t>15. Your lesson route</w:t>
-      </w:r>
-    </w:p>
-    <w:p>
-      <w:r>
-        <w:t>Use this map to navigate Prototype a Grounded Assistant, connect the goals to tasks and keep one evidence record for each attempt.</w:t>
-      </w:r>
-    </w:p>
-    <w:p>
-      <w:pPr>
-        <w:spacing w:line="336" w:lineRule="auto" w:after="180"/>
-      </w:pPr>
-      <w:r>
-        <w:rPr>
-          <w:b w:val="0"/>
-        </w:rPr>
-        <w:t>Start with this question: Build a minimal grounded study answer with checks between retrieval and display.</w:t>
+        <w:t>15. Reference: original lesson checklist</w:t>
+      </w:r>
+    </w:p>
+    <w:p>
+      <w:r>
+        <w:t>Use an additional checklist when it helps inspect your explanation.</w:t>
+      </w:r>
+    </w:p>
+    <w:p>
+      <w:pPr>
+        <w:pStyle w:val="Heading2"/>
+      </w:pPr>
+      <w:r>
+        <w:t>Targets and evidence</w:t>
       </w:r>
     </w:p>
     <w:tbl>
@@ -5889,6 +6726,14 @@
     </w:tbl>
     <w:p>
       <w:pPr>
+        <w:pStyle w:val="Heading2"/>
+      </w:pPr>
+      <w:r>
+        <w:t>Keep your route and first prediction</w:t>
+      </w:r>
+    </w:p>
+    <w:p>
+      <w:pPr>
         <w:spacing w:line="336" w:lineRule="auto" w:after="180"/>
       </w:pPr>
       <w:r>
@@ -5947,15 +6792,10 @@
     </w:p>
     <w:p>
       <w:pPr>
-        <w:pStyle w:val="Heading1"/>
-      </w:pPr>
-      <w:r>
-        <w:t>16. Finish and return</w:t>
-      </w:r>
-    </w:p>
-    <w:p>
-      <w:r>
-        <w:t>Explain Prototype a Grounded Assistant without notes, identify a remaining question and plan a later check with a changed case.</w:t>
+        <w:pStyle w:val="Heading2"/>
+      </w:pPr>
+      <w:r>
+        <w:t>Earlier wording, alternatives and picture transcripts · reference / check after trying</w:t>
       </w:r>
     </w:p>
     <w:p>
@@ -5966,7 +6806,299 @@
         <w:rPr>
           <w:b w:val="0"/>
         </w:rPr>
-        <w:t xml:space="preserve">Close your notes. Explain this goal in your own words: Explain the </w:t>
+        <w:t>Start with this question: Build a minimal grounded study answer with checks between retrieval and display.</w:t>
+      </w:r>
+    </w:p>
+    <w:p>
+      <w:pPr>
+        <w:pStyle w:val="Heading1"/>
+      </w:pPr>
+      <w:r>
+        <w:t>17. Extra practice: pictures, repair and feedback</w:t>
+      </w:r>
+    </w:p>
+    <w:p>
+      <w:r>
+        <w:t>Attempt each question before opening its explanation. Use one browser or paper copy.</w:t>
+      </w:r>
+    </w:p>
+    <w:p>
+      <w:pPr>
+        <w:pStyle w:val="Heading2"/>
+      </w:pPr>
+      <w:r>
+        <w:t>First supported question</w:t>
+      </w:r>
+    </w:p>
+    <w:p>
+      <w:pPr>
+        <w:pStyle w:val="ListBullet"/>
+      </w:pPr>
+      <w:r>
+        <w:t>Build a minimal grounded study answer with checks between retrieval and display.</w:t>
+      </w:r>
+    </w:p>
+    <w:p>
+      <w:pPr>
+        <w:pStyle w:val="Heading3"/>
+      </w:pPr>
+      <w:r>
+        <w:t>Practice 1: explain the deciding evidence</w:t>
+      </w:r>
+    </w:p>
+    <w:p>
+      <w:pPr>
+        <w:pStyle w:val="ListBullet"/>
+      </w:pPr>
+      <w:r>
+        <w:t>Which labelled step matches this detail? Display “This activity checks soil daily [PL3]”; reject an invented twice-daily watering schedule.</w:t>
+      </w:r>
+    </w:p>
+    <w:p>
+      <w:pPr>
+        <w:pStyle w:val="ListBullet"/>
+      </w:pPr>
+      <w:r>
+        <w:t>1. Retrieve evidence</w:t>
+      </w:r>
+    </w:p>
+    <w:p>
+      <w:pPr>
+        <w:pStyle w:val="ListBullet"/>
+      </w:pPr>
+      <w:r>
+        <w:t>2. Match question</w:t>
+      </w:r>
+    </w:p>
+    <w:p>
+      <w:pPr>
+        <w:pStyle w:val="ListBullet"/>
+      </w:pPr>
+      <w:r>
+        <w:t>3. Validate draft</w:t>
+      </w:r>
+    </w:p>
+    <w:p>
+      <w:pPr>
+        <w:pStyle w:val="Heading3"/>
+      </w:pPr>
+      <w:r>
+        <w:t>My selected conclusion, deciding fact and explanation</w:t>
+      </w:r>
+    </w:p>
+    <w:p>
+      <w:r>
+        <w:t>________________________________________________________________</w:t>
+      </w:r>
+    </w:p>
+    <w:p>
+      <w:r>
+        <w:t>________________________________________________________________</w:t>
+      </w:r>
+    </w:p>
+    <w:p>
+      <w:r>
+        <w:t>________________________________________________________________</w:t>
+      </w:r>
+    </w:p>
+    <w:p>
+      <w:r>
+        <w:t>________________________________________________________________</w:t>
+      </w:r>
+    </w:p>
+    <w:p>
+      <w:r>
+        <w:t>________________________________________________________________</w:t>
+      </w:r>
+    </w:p>
+    <w:p>
+      <w:pPr>
+        <w:pStyle w:val="ListBullet"/>
+      </w:pPr>
+      <w:r>
+        <w:t>Hint if needed: Read the steps in the pictorial case. Match the supplied detail to the stage that performs or records it.</w:t>
+      </w:r>
+    </w:p>
+    <w:p>
+      <w:pPr>
+        <w:pStyle w:val="ListBullet"/>
+      </w:pPr>
+      <w:r>
+        <w:t>After your attempt, compare with the supported explanation: Validate draft Display “This activity checks soil daily [PL3]”; reject an invented twice-daily watering schedule. Read the picture in order. Display “This activity checks soil daily [PL3]”; reject an invented twice-daily watering schedule. The arrows show which recorded input or intermediate result each decision uses. Explain the deciding step aloud before checking the changed case; pointing to the final answer alone does not show how it follows.</w:t>
+      </w:r>
+    </w:p>
+    <w:p>
+      <w:pPr>
+        <w:pStyle w:val="Heading2"/>
+      </w:pPr>
+      <w:r>
+        <w:t>Check the first explanation · reference / check after trying</w:t>
+      </w:r>
+    </w:p>
+    <w:p>
+      <w:pPr>
+        <w:pStyle w:val="Heading3"/>
+      </w:pPr>
+      <w:r>
+        <w:t>Practice 2: explain the deciding evidence</w:t>
+      </w:r>
+    </w:p>
+    <w:p>
+      <w:pPr>
+        <w:pStyle w:val="Heading2"/>
+      </w:pPr>
+      <w:r>
+        <w:t>Changed-case question</w:t>
+      </w:r>
+    </w:p>
+    <w:p>
+      <w:pPr>
+        <w:pStyle w:val="ListBullet"/>
+      </w:pPr>
+      <w:r>
+        <w:t>Changed-case practice: PL3 is absent while PL2 remains. Which conclusion is supported by the supplied facts?</w:t>
+      </w:r>
+    </w:p>
+    <w:p>
+      <w:pPr>
+        <w:pStyle w:val="ListBullet"/>
+      </w:pPr>
+      <w:r>
+        <w:t>1. We can decide the result without examining the changed input or the procedure.</w:t>
+      </w:r>
+    </w:p>
+    <w:p>
+      <w:pPr>
+        <w:pStyle w:val="ListBullet"/>
+      </w:pPr>
+      <w:r>
+        <w:t>2. Explain that the daily check is not specified in the available source.</w:t>
+      </w:r>
+    </w:p>
+    <w:p>
+      <w:pPr>
+        <w:pStyle w:val="ListBullet"/>
+      </w:pPr>
+      <w:r>
+        <w:t>3. This one example guarantees correct results for every future input.</w:t>
+      </w:r>
+    </w:p>
+    <w:p>
+      <w:pPr>
+        <w:pStyle w:val="Heading3"/>
+      </w:pPr>
+      <w:r>
+        <w:t>My selected conclusion, deciding fact and explanation</w:t>
+      </w:r>
+    </w:p>
+    <w:p>
+      <w:r>
+        <w:t>________________________________________________________________</w:t>
+      </w:r>
+    </w:p>
+    <w:p>
+      <w:r>
+        <w:t>________________________________________________________________</w:t>
+      </w:r>
+    </w:p>
+    <w:p>
+      <w:r>
+        <w:t>________________________________________________________________</w:t>
+      </w:r>
+    </w:p>
+    <w:p>
+      <w:r>
+        <w:t>________________________________________________________________</w:t>
+      </w:r>
+    </w:p>
+    <w:p>
+      <w:r>
+        <w:t>________________________________________________________________</w:t>
+      </w:r>
+    </w:p>
+    <w:p>
+      <w:pPr>
+        <w:pStyle w:val="ListBullet"/>
+      </w:pPr>
+      <w:r>
+        <w:t>Hint if needed: Use the changed condition and the deciding step in the pictorial trace. The answer must say what follows from those facts.</w:t>
+      </w:r>
+    </w:p>
+    <w:p>
+      <w:pPr>
+        <w:pStyle w:val="ListBullet"/>
+      </w:pPr>
+      <w:r>
+        <w:t>After your attempt, compare with the supported explanation: Explain that the daily check is not specified in the available source. The remaining general water fact does not establish this activity’s schedule.</w:t>
+      </w:r>
+    </w:p>
+    <w:p>
+      <w:pPr>
+        <w:pStyle w:val="Heading2"/>
+      </w:pPr>
+      <w:r>
+        <w:t>Check the changed case · reference / check after trying</w:t>
+      </w:r>
+    </w:p>
+    <w:p>
+      <w:pPr>
+        <w:pStyle w:val="Heading3"/>
+      </w:pPr>
+      <w:r>
+        <w:t>Repair a missing building block</w:t>
+      </w:r>
+    </w:p>
+    <w:p>
+      <w:pPr>
+        <w:pStyle w:val="Heading2"/>
+      </w:pPr>
+      <w:r>
+        <w:t>Repair and save your work</w:t>
+      </w:r>
+    </w:p>
+    <w:p>
+      <w:pPr>
+        <w:spacing w:line="336" w:lineRule="auto" w:after="180"/>
+      </w:pPr>
+      <w:r>
+        <w:rPr>
+          <w:b w:val="0"/>
+        </w:rPr>
+        <w:t>Review Block to Python Bridge (ai-3/23). Goal: Translate a short paper calculation into a Python script. Short practice: Trace the changed list and identify where the result differs.</w:t>
+      </w:r>
+    </w:p>
+    <w:p>
+      <w:pPr>
+        <w:spacing w:line="336" w:lineRule="auto" w:after="180"/>
+      </w:pPr>
+      <w:r>
+        <w:rPr>
+          <w:b w:val="0"/>
+        </w:rPr>
+        <w:t xml:space="preserve">Point to the relevant step in the picture, then write the changed result and the rule or </w:t>
+      </w:r>
+      <w:r>
+        <w:rPr>
+          <w:b/>
+        </w:rPr>
+        <w:t>evidence</w:t>
+      </w:r>
+      <w:r>
+        <w:rPr>
+          <w:b w:val="0"/>
+        </w:rPr>
+        <w:t xml:space="preserve"> that supports it.. Return to this week and explain what you changed.</w:t>
+      </w:r>
+    </w:p>
+    <w:p>
+      <w:pPr>
+        <w:spacing w:line="336" w:lineRule="auto" w:after="180"/>
+      </w:pPr>
+      <w:r>
+        <w:rPr>
+          <w:b w:val="0"/>
+        </w:rPr>
+        <w:t xml:space="preserve">Review Tools and APIs (ai-3/21). Goal: Explain the </w:t>
       </w:r>
       <w:r>
         <w:rPr>
@@ -5978,40 +7110,7 @@
         <w:rPr>
           <w:b w:val="0"/>
         </w:rPr>
-        <w:t xml:space="preserve"> and terminology of capstone grounded assistant</w:t>
-      </w:r>
-    </w:p>
-    <w:p>
-      <w:pPr>
-        <w:pStyle w:val="Heading3"/>
-      </w:pPr>
-      <w:r>
-        <w:t>My deciding step, evidence and one remaining question</w:t>
-      </w:r>
-    </w:p>
-    <w:p>
-      <w:r>
-        <w:t>________________________________________________________________</w:t>
-      </w:r>
-    </w:p>
-    <w:p>
-      <w:r>
-        <w:t>________________________________________________________________</w:t>
-      </w:r>
-    </w:p>
-    <w:p>
-      <w:r>
-        <w:t>________________________________________________________________</w:t>
-      </w:r>
-    </w:p>
-    <w:p>
-      <w:r>
-        <w:t>________________________________________________________________</w:t>
-      </w:r>
-    </w:p>
-    <w:p>
-      <w:r>
-        <w:t>________________________________________________________________</w:t>
+        <w:t xml:space="preserve"> and terminology of tools and api contracts. Short practice: Does a valid C7 ID permit the extra lending action?</w:t>
       </w:r>
     </w:p>
     <w:p>
@@ -6022,42 +7121,7 @@
         <w:rPr>
           <w:b w:val="0"/>
         </w:rPr>
-        <w:t xml:space="preserve">If you are unsure, return to the worked picture and explain one arrow. If you are ready, change an </w:t>
-      </w:r>
-      <w:r>
-        <w:rPr>
-          <w:b/>
-        </w:rPr>
-        <w:t>input</w:t>
-      </w:r>
-      <w:r>
-        <w:rPr>
-          <w:b w:val="0"/>
-        </w:rPr>
-        <w:t xml:space="preserve"> or assumption and justify your </w:t>
-      </w:r>
-      <w:r>
-        <w:rPr>
-          <w:b/>
-        </w:rPr>
-        <w:t>prediction</w:t>
-      </w:r>
-      <w:r>
-        <w:rPr>
-          <w:b w:val="0"/>
-        </w:rPr>
-        <w:t>.</w:t>
-      </w:r>
-    </w:p>
-    <w:p>
-      <w:pPr>
-        <w:spacing w:line="336" w:lineRule="auto" w:after="180"/>
-      </w:pPr>
-      <w:r>
-        <w:rPr>
-          <w:b w:val="0"/>
-        </w:rPr>
-        <w:t xml:space="preserve">Save your workbook </w:t>
+        <w:t xml:space="preserve">Point to the relevant step in the picture, then write the changed result and the rule or </w:t>
       </w:r>
       <w:r>
         <w:rPr>
@@ -6069,20 +7133,95 @@
         <w:rPr>
           <w:b w:val="0"/>
         </w:rPr>
-        <w:t>. At the next review, try a different case before opening your old answer.</w:t>
-      </w:r>
-    </w:p>
-    <w:p>
-      <w:pPr>
-        <w:pStyle w:val="Heading1"/>
-      </w:pPr>
-      <w:r>
-        <w:t>17. Supported practice, repair and portfolio</w:t>
-      </w:r>
-    </w:p>
-    <w:p>
-      <w:r>
-        <w:t>Attempt supported questions before using hints or feedback. Review a missing building block, then keep the completed work.</w:t>
+        <w:t xml:space="preserve"> that supports it.. Return to this week and explain what you changed.</w:t>
+      </w:r>
+    </w:p>
+    <w:p>
+      <w:pPr>
+        <w:spacing w:line="336" w:lineRule="auto" w:after="180"/>
+      </w:pPr>
+      <w:r>
+        <w:rPr>
+          <w:b w:val="0"/>
+        </w:rPr>
+        <w:t xml:space="preserve">Review Retrieval Augmented Generation (ai-3/18). Goal: Explain the </w:t>
+      </w:r>
+      <w:r>
+        <w:rPr>
+          <w:b/>
+        </w:rPr>
+        <w:t>mechanism</w:t>
+      </w:r>
+      <w:r>
+        <w:rPr>
+          <w:b w:val="0"/>
+        </w:rPr>
+        <w:t xml:space="preserve"> and terminology of building a grounded answer. Short practice: Which part of the source supports a two-minute melting claim?</w:t>
+      </w:r>
+    </w:p>
+    <w:p>
+      <w:pPr>
+        <w:spacing w:line="336" w:lineRule="auto" w:after="180"/>
+      </w:pPr>
+      <w:r>
+        <w:rPr>
+          <w:b w:val="0"/>
+        </w:rPr>
+        <w:t xml:space="preserve">Point to the relevant step in the picture, then write the changed result and the rule or </w:t>
+      </w:r>
+      <w:r>
+        <w:rPr>
+          <w:b/>
+        </w:rPr>
+        <w:t>evidence</w:t>
+      </w:r>
+      <w:r>
+        <w:rPr>
+          <w:b w:val="0"/>
+        </w:rPr>
+        <w:t xml:space="preserve"> that supports it.. Return to this week and explain what you changed.</w:t>
+      </w:r>
+    </w:p>
+    <w:p>
+      <w:pPr>
+        <w:spacing w:line="336" w:lineRule="auto" w:after="180"/>
+      </w:pPr>
+      <w:r>
+        <w:rPr>
+          <w:b w:val="0"/>
+        </w:rPr>
+        <w:t xml:space="preserve">Use Download completed work in the hosted lesson to export your answers, reflections, practice feedback and code-run </w:t>
+      </w:r>
+      <w:r>
+        <w:rPr>
+          <w:b/>
+        </w:rPr>
+        <w:t>evidence</w:t>
+      </w:r>
+      <w:r>
+        <w:rPr>
+          <w:b w:val="0"/>
+        </w:rPr>
+        <w:t>. Open the HTML copy to read or print it.</w:t>
+      </w:r>
+    </w:p>
+    <w:p>
+      <w:pPr>
+        <w:spacing w:line="336" w:lineRule="auto" w:after="180"/>
+      </w:pPr>
+      <w:r>
+        <w:rPr>
+          <w:b w:val="0"/>
+        </w:rPr>
+        <w:t>Drafts stay in this browser when storage is available; clear drafts on a shared device.</w:t>
+      </w:r>
+    </w:p>
+    <w:p>
+      <w:pPr>
+        <w:pStyle w:val="Heading2"/>
+      </w:pPr>
+      <w:r>
+        <w:t>Earlier wording, alternatives and picture transcripts · reference / check after trying</w:t>
       </w:r>
     </w:p>
     <w:p>
@@ -6098,538 +7237,28 @@
     </w:p>
     <w:p>
       <w:pPr>
-        <w:spacing w:line="336" w:lineRule="auto" w:after="180"/>
-      </w:pPr>
-      <w:r>
-        <w:rPr>
-          <w:b w:val="0"/>
-        </w:rPr>
-        <w:t>Build a minimal grounded study answer with checks between retrieval and display.</w:t>
-      </w:r>
-    </w:p>
-    <w:p>
-      <w:pPr>
         <w:pStyle w:val="Heading3"/>
       </w:pPr>
       <w:r>
-        <w:t>Practice 1: explain the deciding evidence</w:t>
-      </w:r>
-    </w:p>
-    <w:p>
-      <w:pPr>
-        <w:spacing w:line="336" w:lineRule="auto" w:after="180"/>
-      </w:pPr>
-      <w:r>
-        <w:rPr>
-          <w:b w:val="0"/>
-        </w:rPr>
-        <w:t>Which labelled step matches this detail? Display “This activity checks soil daily [PL3]”; reject an invented twice-daily watering schedule.</w:t>
-      </w:r>
-    </w:p>
-    <w:p>
-      <w:pPr>
-        <w:spacing w:line="336" w:lineRule="auto" w:after="180"/>
-        <w:shd w:fill="F4F9FC"/>
-      </w:pPr>
-      <w:r>
-        <w:rPr>
-          <w:b w:val="0"/>
-        </w:rPr>
-        <w:t xml:space="preserve">1. Retrieve </w:t>
-      </w:r>
-      <w:r>
-        <w:rPr>
-          <w:b/>
-        </w:rPr>
-        <w:t>evidence</w:t>
-      </w:r>
-    </w:p>
-    <w:p>
-      <w:pPr>
-        <w:spacing w:line="336" w:lineRule="auto" w:after="180"/>
-        <w:shd w:fill="F4F9FC"/>
-      </w:pPr>
-      <w:r>
-        <w:rPr>
-          <w:b w:val="0"/>
-        </w:rPr>
-        <w:t>2. Match question</w:t>
-      </w:r>
-    </w:p>
-    <w:p>
-      <w:pPr>
-        <w:spacing w:line="336" w:lineRule="auto" w:after="180"/>
-        <w:shd w:fill="F4F9FC"/>
-      </w:pPr>
-      <w:r>
-        <w:rPr>
-          <w:b w:val="0"/>
-        </w:rPr>
-        <w:t>3. Validate draft</w:t>
-      </w:r>
-    </w:p>
-    <w:p>
-      <w:pPr>
-        <w:pStyle w:val="Heading3"/>
-      </w:pPr>
-      <w:r>
-        <w:t>My selected conclusion, deciding fact and explanation</w:t>
-      </w:r>
-    </w:p>
-    <w:p>
-      <w:r>
-        <w:t>________________________________________________________________</w:t>
-      </w:r>
-    </w:p>
-    <w:p>
-      <w:r>
-        <w:t>________________________________________________________________</w:t>
-      </w:r>
-    </w:p>
-    <w:p>
-      <w:r>
-        <w:t>________________________________________________________________</w:t>
-      </w:r>
-    </w:p>
-    <w:p>
-      <w:r>
-        <w:t>________________________________________________________________</w:t>
-      </w:r>
-    </w:p>
-    <w:p>
-      <w:r>
-        <w:t>________________________________________________________________</w:t>
-      </w:r>
-    </w:p>
-    <w:p>
-      <w:pPr>
-        <w:pStyle w:val="Heading3"/>
-      </w:pPr>
-      <w:r>
-        <w:t>Hint · try first</w:t>
-      </w:r>
-    </w:p>
-    <w:p>
-      <w:pPr>
-        <w:spacing w:line="336" w:lineRule="auto" w:after="180"/>
-        <w:shd w:fill="F1F6F8"/>
-      </w:pPr>
-      <w:r>
-        <w:rPr>
-          <w:b w:val="0"/>
-        </w:rPr>
-        <w:t>Hint if needed: Read the steps in the pictorial case. Match the supplied detail to the stage that performs or records it.</w:t>
-      </w:r>
-    </w:p>
-    <w:p>
-      <w:pPr>
-        <w:pStyle w:val="Heading3"/>
-      </w:pPr>
-      <w:r>
-        <w:t>Feedback · compare after trying</w:t>
-      </w:r>
-    </w:p>
-    <w:p>
-      <w:pPr>
-        <w:spacing w:line="336" w:lineRule="auto" w:after="180"/>
-        <w:shd w:fill="F1F6FC"/>
-      </w:pPr>
-      <w:r>
-        <w:rPr>
-          <w:b w:val="0"/>
-        </w:rPr>
-        <w:t>After your attempt, compare with the supported explanation: Validate draft Display “This activity checks soil daily [PL3]”; reject an invented twice-daily watering schedule. Read the picture in order.</w:t>
-      </w:r>
-    </w:p>
-    <w:p>
-      <w:pPr>
-        <w:spacing w:line="336" w:lineRule="auto" w:after="180"/>
-        <w:shd w:fill="F1F6FC"/>
-      </w:pPr>
-      <w:r>
-        <w:rPr>
-          <w:b w:val="0"/>
-        </w:rPr>
-        <w:t xml:space="preserve">Display “This activity checks soil daily [PL3]”; reject an invented twice-daily watering schedule. The arrows show which recorded </w:t>
-      </w:r>
-      <w:r>
-        <w:rPr>
-          <w:b/>
-        </w:rPr>
-        <w:t>input</w:t>
-      </w:r>
-      <w:r>
-        <w:rPr>
-          <w:b w:val="0"/>
-        </w:rPr>
-        <w:t xml:space="preserve"> or intermediate result each decision uses.</w:t>
-      </w:r>
-    </w:p>
-    <w:p>
-      <w:pPr>
-        <w:spacing w:line="336" w:lineRule="auto" w:after="180"/>
-        <w:shd w:fill="F1F6FC"/>
-      </w:pPr>
-      <w:r>
-        <w:rPr>
-          <w:b w:val="0"/>
-        </w:rPr>
-        <w:t>Explain the deciding step aloud before checking the changed case; pointing to the final answer alone does not show how it follows.</w:t>
-      </w:r>
-    </w:p>
-    <w:p>
-      <w:pPr>
-        <w:pStyle w:val="Heading3"/>
-      </w:pPr>
-      <w:r>
-        <w:t>Practice 2: explain the deciding evidence</w:t>
-      </w:r>
-    </w:p>
-    <w:p>
-      <w:pPr>
-        <w:pStyle w:val="Heading3"/>
-      </w:pPr>
-      <w:r>
-        <w:t>Changed case · predict first</w:t>
-      </w:r>
-    </w:p>
-    <w:p>
-      <w:pPr>
-        <w:spacing w:line="336" w:lineRule="auto" w:after="180"/>
-        <w:shd w:fill="F5F1FB"/>
-      </w:pPr>
-      <w:r>
-        <w:rPr>
-          <w:b w:val="0"/>
-        </w:rPr>
-        <w:t>Changed-case practice: PL3 is absent while PL2 remains. Which conclusion is supported by the supplied facts?</w:t>
-      </w:r>
-    </w:p>
-    <w:p>
-      <w:pPr>
-        <w:spacing w:line="336" w:lineRule="auto" w:after="180"/>
-        <w:shd w:fill="F4F9FC"/>
-      </w:pPr>
-      <w:r>
-        <w:rPr>
-          <w:b w:val="0"/>
-        </w:rPr>
-        <w:t xml:space="preserve">1. We can decide the result without examining the changed </w:t>
-      </w:r>
-      <w:r>
-        <w:rPr>
-          <w:b/>
-        </w:rPr>
-        <w:t>input</w:t>
-      </w:r>
-      <w:r>
-        <w:rPr>
-          <w:b w:val="0"/>
-        </w:rPr>
-        <w:t xml:space="preserve"> or the procedure.</w:t>
-      </w:r>
-    </w:p>
-    <w:p>
-      <w:pPr>
-        <w:spacing w:line="336" w:lineRule="auto" w:after="180"/>
-        <w:shd w:fill="F4F9FC"/>
-      </w:pPr>
-      <w:r>
-        <w:rPr>
-          <w:b w:val="0"/>
-        </w:rPr>
-        <w:t>2. Explain that the daily check is not specified in the available source.</w:t>
-      </w:r>
-    </w:p>
-    <w:p>
-      <w:pPr>
-        <w:spacing w:line="336" w:lineRule="auto" w:after="180"/>
-        <w:shd w:fill="F4F9FC"/>
-      </w:pPr>
-      <w:r>
-        <w:rPr>
-          <w:b w:val="0"/>
-        </w:rPr>
-        <w:t xml:space="preserve">3. This one example guarantees correct results for every future </w:t>
-      </w:r>
-      <w:r>
-        <w:rPr>
-          <w:b/>
-        </w:rPr>
-        <w:t>input</w:t>
-      </w:r>
-      <w:r>
-        <w:rPr>
-          <w:b w:val="0"/>
-        </w:rPr>
-        <w:t>.</w:t>
-      </w:r>
-    </w:p>
-    <w:p>
-      <w:pPr>
-        <w:pStyle w:val="Heading3"/>
-      </w:pPr>
-      <w:r>
-        <w:t>My selected conclusion, deciding fact and explanation</w:t>
-      </w:r>
-    </w:p>
-    <w:p>
-      <w:r>
-        <w:t>________________________________________________________________</w:t>
-      </w:r>
-    </w:p>
-    <w:p>
-      <w:r>
-        <w:t>________________________________________________________________</w:t>
-      </w:r>
-    </w:p>
-    <w:p>
-      <w:r>
-        <w:t>________________________________________________________________</w:t>
-      </w:r>
-    </w:p>
-    <w:p>
-      <w:r>
-        <w:t>________________________________________________________________</w:t>
-      </w:r>
-    </w:p>
-    <w:p>
-      <w:r>
-        <w:t>________________________________________________________________</w:t>
-      </w:r>
-    </w:p>
-    <w:p>
-      <w:pPr>
-        <w:pStyle w:val="Heading3"/>
-      </w:pPr>
-      <w:r>
-        <w:t>Hint · try first</w:t>
-      </w:r>
-    </w:p>
-    <w:p>
-      <w:pPr>
-        <w:spacing w:line="336" w:lineRule="auto" w:after="180"/>
-        <w:shd w:fill="F1F6F8"/>
-      </w:pPr>
-      <w:r>
-        <w:rPr>
-          <w:b w:val="0"/>
-        </w:rPr>
-        <w:t>Hint if needed: Use the changed condition and the deciding step in the pictorial trace. The answer must say what follows from those facts.</w:t>
-      </w:r>
-    </w:p>
-    <w:p>
-      <w:pPr>
-        <w:pStyle w:val="Heading3"/>
-      </w:pPr>
-      <w:r>
-        <w:t>Feedback · compare after trying</w:t>
-      </w:r>
-    </w:p>
-    <w:p>
-      <w:pPr>
-        <w:spacing w:line="336" w:lineRule="auto" w:after="180"/>
-        <w:shd w:fill="F1F6FC"/>
-      </w:pPr>
-      <w:r>
-        <w:rPr>
-          <w:b w:val="0"/>
-        </w:rPr>
-        <w:t>After your attempt, compare with the supported explanation: Explain that the daily check is not specified in the available source. The remaining general water fact does not establish this activity’s schedule.</w:t>
-      </w:r>
-    </w:p>
-    <w:p>
-      <w:pPr>
-        <w:pStyle w:val="Heading3"/>
-      </w:pPr>
-      <w:r>
-        <w:t>Repair a missing building block</w:t>
-      </w:r>
-    </w:p>
-    <w:p>
-      <w:pPr>
-        <w:spacing w:line="336" w:lineRule="auto" w:after="180"/>
-      </w:pPr>
-      <w:r>
-        <w:rPr>
-          <w:b w:val="0"/>
-        </w:rPr>
-        <w:t>Review Block to Python Bridge (ai-3/23). Goal: Translate a short paper calculation into a Python script. Short practice: Trace the changed list and identify where the result differs.</w:t>
-      </w:r>
-    </w:p>
-    <w:p>
-      <w:pPr>
-        <w:spacing w:line="336" w:lineRule="auto" w:after="180"/>
-      </w:pPr>
-      <w:r>
-        <w:rPr>
-          <w:b w:val="0"/>
-        </w:rPr>
-        <w:t xml:space="preserve">Point to the relevant step in the picture, then write the changed result and the rule or </w:t>
-      </w:r>
-      <w:r>
-        <w:rPr>
-          <w:b/>
-        </w:rPr>
-        <w:t>evidence</w:t>
-      </w:r>
-      <w:r>
-        <w:rPr>
-          <w:b w:val="0"/>
-        </w:rPr>
-        <w:t xml:space="preserve"> that supports it.. Return to this week and explain what you changed.</w:t>
-      </w:r>
-    </w:p>
-    <w:p>
-      <w:pPr>
-        <w:spacing w:line="336" w:lineRule="auto" w:after="180"/>
-      </w:pPr>
-      <w:r>
-        <w:rPr>
-          <w:b w:val="0"/>
-        </w:rPr>
-        <w:t xml:space="preserve">Review Tools and APIs (ai-3/21). Goal: Explain the </w:t>
-      </w:r>
-      <w:r>
-        <w:rPr>
-          <w:b/>
-        </w:rPr>
-        <w:t>mechanism</w:t>
-      </w:r>
-      <w:r>
-        <w:rPr>
-          <w:b w:val="0"/>
-        </w:rPr>
-        <w:t xml:space="preserve"> and terminology of tools and api contracts. Short practice: Does a valid C7 ID permit the extra lending action?</w:t>
-      </w:r>
-    </w:p>
-    <w:p>
-      <w:pPr>
-        <w:spacing w:line="336" w:lineRule="auto" w:after="180"/>
-      </w:pPr>
-      <w:r>
-        <w:rPr>
-          <w:b w:val="0"/>
-        </w:rPr>
-        <w:t xml:space="preserve">Point to the relevant step in the picture, then write the changed result and the rule or </w:t>
-      </w:r>
-      <w:r>
-        <w:rPr>
-          <w:b/>
-        </w:rPr>
-        <w:t>evidence</w:t>
-      </w:r>
-      <w:r>
-        <w:rPr>
-          <w:b w:val="0"/>
-        </w:rPr>
-        <w:t xml:space="preserve"> that supports it.. Return to this week and explain what you changed.</w:t>
-      </w:r>
-    </w:p>
-    <w:p>
-      <w:pPr>
-        <w:spacing w:line="336" w:lineRule="auto" w:after="180"/>
-      </w:pPr>
-      <w:r>
-        <w:rPr>
-          <w:b w:val="0"/>
-        </w:rPr>
-        <w:t xml:space="preserve">Review Retrieval Augmented Generation (ai-3/18). Goal: Explain the </w:t>
-      </w:r>
-      <w:r>
-        <w:rPr>
-          <w:b/>
-        </w:rPr>
-        <w:t>mechanism</w:t>
-      </w:r>
-      <w:r>
-        <w:rPr>
-          <w:b w:val="0"/>
-        </w:rPr>
-        <w:t xml:space="preserve"> and terminology of building a grounded answer. Short practice: Which part of the source supports a two-minute melting claim?</w:t>
-      </w:r>
-    </w:p>
-    <w:p>
-      <w:pPr>
-        <w:spacing w:line="336" w:lineRule="auto" w:after="180"/>
-      </w:pPr>
-      <w:r>
-        <w:rPr>
-          <w:b w:val="0"/>
-        </w:rPr>
-        <w:t xml:space="preserve">Point to the relevant step in the picture, then write the changed result and the rule or </w:t>
-      </w:r>
-      <w:r>
-        <w:rPr>
-          <w:b/>
-        </w:rPr>
-        <w:t>evidence</w:t>
-      </w:r>
-      <w:r>
-        <w:rPr>
-          <w:b w:val="0"/>
-        </w:rPr>
-        <w:t xml:space="preserve"> that supports it.. Return to this week and explain what you changed.</w:t>
-      </w:r>
-    </w:p>
-    <w:p>
-      <w:pPr>
-        <w:pStyle w:val="Heading3"/>
-      </w:pPr>
-      <w:r>
         <w:t>Keep your completed work</w:t>
       </w:r>
     </w:p>
     <w:p>
       <w:pPr>
-        <w:spacing w:line="336" w:lineRule="auto" w:after="180"/>
-      </w:pPr>
-      <w:r>
-        <w:rPr>
-          <w:b w:val="0"/>
-        </w:rPr>
-        <w:t xml:space="preserve">Use Download completed work in the hosted lesson to export your answers, reflections, practice feedback and code-run </w:t>
-      </w:r>
-      <w:r>
-        <w:rPr>
-          <w:b/>
-        </w:rPr>
-        <w:t>evidence</w:t>
-      </w:r>
-      <w:r>
-        <w:rPr>
-          <w:b w:val="0"/>
-        </w:rPr>
-        <w:t>. Open the HTML copy to read or print it.</w:t>
-      </w:r>
-    </w:p>
-    <w:p>
-      <w:pPr>
-        <w:spacing w:line="336" w:lineRule="auto" w:after="180"/>
-      </w:pPr>
-      <w:r>
-        <w:rPr>
-          <w:b w:val="0"/>
-        </w:rPr>
-        <w:t>Drafts stay in this browser when storage is available; clear drafts on a shared device.</w:t>
-      </w:r>
-    </w:p>
-    <w:p>
-      <w:pPr>
         <w:pStyle w:val="Heading1"/>
       </w:pPr>
       <w:r>
-        <w:t>18. Visual concept journey</w:t>
-      </w:r>
-    </w:p>
-    <w:p>
-      <w:r>
-        <w:t>Explain each Prototype a Grounded Assistant graphic using its labels, deciding evidence and relevant limitation.</w:t>
-      </w:r>
-    </w:p>
-    <w:p>
-      <w:pPr>
-        <w:pStyle w:val="Heading3"/>
+        <w:t>18. Reference: the six-picture journey</w:t>
+      </w:r>
+    </w:p>
+    <w:p>
+      <w:r>
+        <w:t>Revisit the picture that serves the current question; key diagrams already sit beside the main explanation.</w:t>
+      </w:r>
+    </w:p>
+    <w:p>
+      <w:pPr>
+        <w:pStyle w:val="Heading2"/>
       </w:pPr>
       <w:r>
         <w:t>01. Prototype a Grounded Assistant: the case</w:t>
@@ -6640,7 +7269,7 @@
         <w:drawing>
           <wp:inline xmlns:a="http://schemas.openxmlformats.org/drawingml/2006/main" xmlns:pic="http://schemas.openxmlformats.org/drawingml/2006/picture">
             <wp:extent cx="5486400" cy="3142488"/>
-            <wp:docPr id="22" name="Picture 22" descr="Build a minimal grounded study answer with checks between retrieval and display. Supplied facts: Source PL2: seedlings need water. Source PL3: this activity checks soil daily. Question: what does this activity check daily? All inputs and outcomes in this worked example are invented classroom data; no real model run is claimed."/>
+            <wp:docPr id="28" name="Picture 28" descr="Build a minimal grounded study answer with checks between retrieval and display. Supplied facts: Source PL2: seedlings need water. Source PL3: this activity checks soil daily. Question: what does this activity check daily? All inputs and outcomes in this worked example are invented classroom data; no real model run is claimed."/>
             <wp:cNvGraphicFramePr>
               <a:graphicFrameLocks noChangeAspect="1"/>
             </wp:cNvGraphicFramePr>
@@ -6652,7 +7281,7 @@
                     <pic:cNvPicPr/>
                   </pic:nvPicPr>
                   <pic:blipFill>
-                    <a:blip r:embed="rId29"/>
+                    <a:blip r:embed="rId31"/>
                     <a:stretch>
                       <a:fillRect/>
                     </a:stretch>
@@ -6708,7 +7337,6 @@
     <w:p>
       <w:pPr>
         <w:spacing w:line="336" w:lineRule="auto" w:after="180"/>
-        <w:shd w:fill="F5F1FB"/>
       </w:pPr>
       <w:r>
         <w:rPr>
@@ -6719,7 +7347,7 @@
     </w:p>
     <w:p>
       <w:pPr>
-        <w:pStyle w:val="Heading3"/>
+        <w:pStyle w:val="Heading2"/>
       </w:pPr>
       <w:r>
         <w:t>02. Follow the deciding steps</w:t>
@@ -6730,7 +7358,7 @@
         <w:drawing>
           <wp:inline xmlns:a="http://schemas.openxmlformats.org/drawingml/2006/main" xmlns:pic="http://schemas.openxmlformats.org/drawingml/2006/picture">
             <wp:extent cx="5486400" cy="3337560"/>
-            <wp:docPr id="23" name="Picture 23" descr="Retrieve evidence: PL3 directly supports the daily soil-check claim; PL2 supplies a different fact. → Match question: Choose the activity’s soil check, not a general watering recommendation. → Validate draft: Display “This activity checks soil daily [PL3]”; reject an invented twice-daily watering schedule."/>
+            <wp:docPr id="29" name="Picture 29" descr="Retrieve evidence: PL3 directly supports the daily soil-check claim; PL2 supplies a different fact. → Match question: Choose the activity’s soil check, not a general watering recommendation. → Validate draft: Display “This activity checks soil daily [PL3]”; reject an invented twice-daily watering schedule."/>
             <wp:cNvGraphicFramePr>
               <a:graphicFrameLocks noChangeAspect="1"/>
             </wp:cNvGraphicFramePr>
@@ -6742,7 +7370,7 @@
                     <pic:cNvPicPr/>
                   </pic:nvPicPr>
                   <pic:blipFill>
-                    <a:blip r:embed="rId30"/>
+                    <a:blip r:embed="rId17"/>
                     <a:stretch>
                       <a:fillRect/>
                     </a:stretch>
@@ -6787,7 +7415,6 @@
     <w:p>
       <w:pPr>
         <w:spacing w:line="336" w:lineRule="auto" w:after="180"/>
-        <w:shd w:fill="F5F1FB"/>
       </w:pPr>
       <w:r>
         <w:rPr>
@@ -6810,7 +7437,7 @@
     </w:p>
     <w:p>
       <w:pPr>
-        <w:pStyle w:val="Heading3"/>
+        <w:pStyle w:val="Heading2"/>
       </w:pPr>
       <w:r>
         <w:t>03. Capstone grounded assistant — evidence trace</w:t>
@@ -6821,7 +7448,7 @@
         <w:drawing>
           <wp:inline xmlns:a="http://schemas.openxmlformats.org/drawingml/2006/main" xmlns:pic="http://schemas.openxmlformats.org/drawingml/2006/picture">
             <wp:extent cx="5486400" cy="3145536"/>
-            <wp:docPr id="24" name="Picture 24" descr="Capstone grounded assistant — evidence trace. Request room B; retrieved approval names B but register names C. Draft gives capacity 10 from C. | A supported response requires current matching approval and register records. Any retrieval or validation failure gives needs_review with null claims. The classroom implementation performs no booking or external action. | Same-room support fails before or during semantic validation. Return needs_review with null claims; the draft capacity is unsupported for B."/>
+            <wp:docPr id="30" name="Picture 30" descr="Capstone grounded assistant — evidence trace. Request room B; retrieved approval names B but register names C. Draft gives capacity 10 from C. | A supported response requires current matching approval and register records. Any retrieval or validation failure gives needs_review with null claims. The classroom implementation performs no booking or external action. | Same-room support fails before or during semantic validation. Return needs_review with null claims; the draft capacity is unsupported for B."/>
             <wp:cNvGraphicFramePr>
               <a:graphicFrameLocks noChangeAspect="1"/>
             </wp:cNvGraphicFramePr>
@@ -6833,7 +7460,7 @@
                     <pic:cNvPicPr/>
                   </pic:nvPicPr>
                   <pic:blipFill>
-                    <a:blip r:embed="rId31"/>
+                    <a:blip r:embed="rId32"/>
                     <a:stretch>
                       <a:fillRect/>
                     </a:stretch>
@@ -6900,7 +7527,6 @@
     <w:p>
       <w:pPr>
         <w:spacing w:line="336" w:lineRule="auto" w:after="180"/>
-        <w:shd w:fill="F5F1FB"/>
       </w:pPr>
       <w:r>
         <w:rPr>
@@ -6911,7 +7537,7 @@
     </w:p>
     <w:p>
       <w:pPr>
-        <w:pStyle w:val="Heading3"/>
+        <w:pStyle w:val="Heading2"/>
       </w:pPr>
       <w:r>
         <w:t>04. Change one thing. Trace what follows.</w:t>
@@ -6922,7 +7548,7 @@
         <w:drawing>
           <wp:inline xmlns:a="http://schemas.openxmlformats.org/drawingml/2006/main" xmlns:pic="http://schemas.openxmlformats.org/drawingml/2006/picture">
             <wp:extent cx="5486400" cy="3041904"/>
-            <wp:docPr id="25" name="Picture 25" descr="Original case: Display “This activity checks soil daily [PL3]”; reject an invented twice-daily watering schedule. Changed condition: PL3 is absent while PL2 remains. Expected result: Explain that the daily check is not specified in the available source. Reason: The remaining general water fact does not establish this activity’s schedule."/>
+            <wp:docPr id="31" name="Picture 31" descr="Original case: Display “This activity checks soil daily [PL3]”; reject an invented twice-daily watering schedule. Changed condition: PL3 is absent while PL2 remains. Expected result: Explain that the daily check is not specified in the available source. Reason: The remaining general water fact does not establish this activity’s schedule."/>
             <wp:cNvGraphicFramePr>
               <a:graphicFrameLocks noChangeAspect="1"/>
             </wp:cNvGraphicFramePr>
@@ -6934,7 +7560,7 @@
                     <pic:cNvPicPr/>
                   </pic:nvPicPr>
                   <pic:blipFill>
-                    <a:blip r:embed="rId32"/>
+                    <a:blip r:embed="rId18"/>
                     <a:stretch>
                       <a:fillRect/>
                     </a:stretch>
@@ -6978,7 +7604,6 @@
     <w:p>
       <w:pPr>
         <w:spacing w:line="336" w:lineRule="auto" w:after="180"/>
-        <w:shd w:fill="F5F1FB"/>
       </w:pPr>
       <w:r>
         <w:rPr>
@@ -6989,7 +7614,7 @@
     </w:p>
     <w:p>
       <w:pPr>
-        <w:pStyle w:val="Heading3"/>
+        <w:pStyle w:val="Heading2"/>
       </w:pPr>
       <w:r>
         <w:t>05. Connect the explanation to its limit</w:t>
@@ -7000,7 +7625,7 @@
         <w:drawing>
           <wp:inline xmlns:a="http://schemas.openxmlformats.org/drawingml/2006/main" xmlns:pic="http://schemas.openxmlformats.org/drawingml/2006/picture">
             <wp:extent cx="5486400" cy="2834640"/>
-            <wp:docPr id="26" name="Picture 26" descr="Read the picture in order. Display “This activity checks soil daily [PL3]”; reject an invented twice-daily watering schedule. The arrows show which recorded input or intermediate result each decision uses. Explain the deciding step aloud before checking the changed case; pointing to the final answer alone does not show how it follows. Limit: A grounded prototype still needs an evaluation set and permission checks before anyone relies on it."/>
+            <wp:docPr id="32" name="Picture 32" descr="Read the picture in order. Display “This activity checks soil daily [PL3]”; reject an invented twice-daily watering schedule. The arrows show which recorded input or intermediate result each decision uses. Explain the deciding step aloud before checking the changed case; pointing to the final answer alone does not show how it follows. Limit: A grounded prototype still needs an evaluation set and permission checks before anyone relies on it."/>
             <wp:cNvGraphicFramePr>
               <a:graphicFrameLocks noChangeAspect="1"/>
             </wp:cNvGraphicFramePr>
@@ -7091,7 +7716,6 @@
     <w:p>
       <w:pPr>
         <w:spacing w:line="336" w:lineRule="auto" w:after="180"/>
-        <w:shd w:fill="F5F1FB"/>
       </w:pPr>
       <w:r>
         <w:rPr>
@@ -7102,7 +7726,7 @@
     </w:p>
     <w:p>
       <w:pPr>
-        <w:pStyle w:val="Heading3"/>
+        <w:pStyle w:val="Heading2"/>
       </w:pPr>
       <w:r>
         <w:t>06. Make the idea visible in your project</w:t>
@@ -7113,7 +7737,7 @@
         <w:drawing>
           <wp:inline xmlns:a="http://schemas.openxmlformats.org/drawingml/2006/main" xmlns:pic="http://schemas.openxmlformats.org/drawingml/2006/picture">
             <wp:extent cx="5486400" cy="3681984"/>
-            <wp:docPr id="27" name="Picture 27" descr="For your Verified Study Buddy, save the input, procedure, observed result and limitation of this check. Label this worked example as practice; use a different, previously unreviewed case when checking independent understanding. Draw your input, deciding step, result and limit. Supported question: Can PL2 alone support “check the soil daily”? Point to the relevant step in the picture, then write the changed result and the rule or evidence that supports it."/>
+            <wp:docPr id="33" name="Picture 33" descr="For your Verified Study Buddy, save the input, procedure, observed result and limitation of this check. Label this worked example as practice; use a different, previously unreviewed case when checking independent understanding. Draw your input, deciding step, result and limit. Supported question: Can PL2 alone support “check the soil daily”? Point to the relevant step in the picture, then write the changed result and the rule or evidence that supports it."/>
             <wp:cNvGraphicFramePr>
               <a:graphicFrameLocks noChangeAspect="1"/>
             </wp:cNvGraphicFramePr>
@@ -7216,7 +7840,6 @@
     <w:p>
       <w:pPr>
         <w:spacing w:line="336" w:lineRule="auto" w:after="180"/>
-        <w:shd w:fill="F5F1FB"/>
       </w:pPr>
       <w:r>
         <w:rPr>
@@ -7235,6 +7858,62 @@
           <w:b w:val="0"/>
         </w:rPr>
         <w:t>.</w:t>
+      </w:r>
+    </w:p>
+    <w:p>
+      <w:pPr>
+        <w:pStyle w:val="Heading2"/>
+      </w:pPr>
+      <w:r>
+        <w:t>Earlier wording, alternatives and picture transcripts · reference / check after trying</w:t>
+      </w:r>
+    </w:p>
+    <w:p>
+      <w:pPr>
+        <w:pStyle w:val="Heading3"/>
+      </w:pPr>
+      <w:r>
+        <w:t>01. Prototype a Grounded Assistant: the case</w:t>
+      </w:r>
+    </w:p>
+    <w:p>
+      <w:pPr>
+        <w:pStyle w:val="Heading3"/>
+      </w:pPr>
+      <w:r>
+        <w:t>02. Follow the deciding steps</w:t>
+      </w:r>
+    </w:p>
+    <w:p>
+      <w:pPr>
+        <w:pStyle w:val="Heading3"/>
+      </w:pPr>
+      <w:r>
+        <w:t>03. Capstone grounded assistant — evidence trace</w:t>
+      </w:r>
+    </w:p>
+    <w:p>
+      <w:pPr>
+        <w:pStyle w:val="Heading3"/>
+      </w:pPr>
+      <w:r>
+        <w:t>04. Change one thing. Trace what follows.</w:t>
+      </w:r>
+    </w:p>
+    <w:p>
+      <w:pPr>
+        <w:pStyle w:val="Heading3"/>
+      </w:pPr>
+      <w:r>
+        <w:t>05. Connect the explanation to its limit</w:t>
+      </w:r>
+    </w:p>
+    <w:p>
+      <w:pPr>
+        <w:pStyle w:val="Heading3"/>
+      </w:pPr>
+      <w:r>
+        <w:t>06. Make the idea visible in your project</w:t>
       </w:r>
     </w:p>
     <w:sectPr>
